--- a/report_crm_analysis.docx
+++ b/report_crm_analysis.docx
@@ -9,7 +9,7 @@
       <w:r>
         <w:rPr>
           <w:b/>
-          <w:color w:val="1F4E79"/>
+          <w:color w:val="000000"/>
           <w:sz w:val="40"/>
         </w:rPr>
         <w:t>Отчёт по результатам анализа CRM</w:t>
@@ -23,7 +23,7 @@
       </w:pPr>
       <w:r>
         <w:rPr>
-          <w:color w:val="1F4E79"/>
+          <w:color w:val="000000"/>
           <w:sz w:val="28"/>
         </w:rPr>
         <w:t>Период анализа: 2023–2025</w:t>
@@ -48,11 +48,49 @@
     </w:p>
     <w:p>
       <w:pPr>
+        <w:pStyle w:val="Heading1"/>
+      </w:pPr>
+      <w:r>
+        <w:rPr>
+          <w:color w:val="000000"/>
+        </w:rPr>
+        <w:t>Оглавление</w:t>
+      </w:r>
+    </w:p>
+    <w:p>
+      <w:r>
+        <w:fldChar w:fldCharType="begin"/>
+      </w:r>
+      <w:r>
+        <w:instrText xml:space="preserve"> TOC \o "1-2" \h \z \u </w:instrText>
+      </w:r>
+      <w:r>
+        <w:fldChar w:fldCharType="separate"/>
+      </w:r>
+      <w:r>
+        <w:rPr>
+          <w:i/>
+          <w:color w:val="808080"/>
+          <w:sz w:val="20"/>
+        </w:rPr>
+        <w:t>(Оглавление — нажмите Ctrl+A, затем F9 для обновления)</w:t>
+      </w:r>
+      <w:r>
+        <w:fldChar w:fldCharType="end"/>
+      </w:r>
+    </w:p>
+    <w:p>
+      <w:r>
+        <w:br w:type="page"/>
+      </w:r>
+    </w:p>
+    <w:p>
+      <w:pPr>
         <w:pStyle w:val="Heading2"/>
       </w:pPr>
       <w:r>
         <w:rPr>
-          <w:color w:val="1F4E79"/>
+          <w:color w:val="000000"/>
         </w:rPr>
         <w:t>3. Уникальные ИНН по сегментам</w:t>
       </w:r>
@@ -68,16 +106,17 @@
         <w:tblW w:type="auto" w:w="0"/>
         <w:jc w:val="center"/>
         <w:tblLook w:firstColumn="1" w:firstRow="1" w:lastColumn="0" w:lastRow="0" w:noHBand="0" w:noVBand="1" w:val="04A0"/>
+        <w:tblLayout w:type="fixed"/>
       </w:tblPr>
       <w:tblGrid>
-        <w:gridCol w:w="3419"/>
-        <w:gridCol w:w="3419"/>
-        <w:gridCol w:w="3419"/>
+        <w:gridCol w:w="2268"/>
+        <w:gridCol w:w="2835"/>
+        <w:gridCol w:w="1701"/>
       </w:tblGrid>
       <w:tr>
         <w:tc>
           <w:tcPr>
-            <w:tcW w:type="dxa" w:w="3419"/>
+            <w:tcW w:w="2268" w:type="dxa"/>
             <w:shd w:fill="1F4E79"/>
           </w:tcPr>
           <w:p>
@@ -98,7 +137,7 @@
         </w:tc>
         <w:tc>
           <w:tcPr>
-            <w:tcW w:type="dxa" w:w="3419"/>
+            <w:tcW w:w="2835" w:type="dxa"/>
             <w:shd w:fill="1F4E79"/>
           </w:tcPr>
           <w:p>
@@ -119,7 +158,7 @@
         </w:tc>
         <w:tc>
           <w:tcPr>
-            <w:tcW w:type="dxa" w:w="3419"/>
+            <w:tcW w:w="1701" w:type="dxa"/>
             <w:shd w:fill="1F4E79"/>
           </w:tcPr>
           <w:p>
@@ -142,7 +181,7 @@
       <w:tr>
         <w:tc>
           <w:tcPr>
-            <w:tcW w:type="dxa" w:w="3419"/>
+            <w:tcW w:w="2268" w:type="dxa"/>
           </w:tcPr>
           <w:p>
             <w:r/>
@@ -158,7 +197,7 @@
         </w:tc>
         <w:tc>
           <w:tcPr>
-            <w:tcW w:type="dxa" w:w="3419"/>
+            <w:tcW w:w="2835" w:type="dxa"/>
           </w:tcPr>
           <w:p>
             <w:pPr>
@@ -177,7 +216,7 @@
         </w:tc>
         <w:tc>
           <w:tcPr>
-            <w:tcW w:type="dxa" w:w="3419"/>
+            <w:tcW w:w="1701" w:type="dxa"/>
           </w:tcPr>
           <w:p>
             <w:r/>
@@ -195,7 +234,7 @@
       <w:tr>
         <w:tc>
           <w:tcPr>
-            <w:tcW w:type="dxa" w:w="3419"/>
+            <w:tcW w:w="2268" w:type="dxa"/>
             <w:shd w:fill="D6E4F0"/>
           </w:tcPr>
           <w:p>
@@ -212,7 +251,7 @@
         </w:tc>
         <w:tc>
           <w:tcPr>
-            <w:tcW w:type="dxa" w:w="3419"/>
+            <w:tcW w:w="2835" w:type="dxa"/>
             <w:shd w:fill="D6E4F0"/>
           </w:tcPr>
           <w:p>
@@ -232,7 +271,7 @@
         </w:tc>
         <w:tc>
           <w:tcPr>
-            <w:tcW w:type="dxa" w:w="3419"/>
+            <w:tcW w:w="1701" w:type="dxa"/>
             <w:shd w:fill="D6E4F0"/>
           </w:tcPr>
           <w:p>
@@ -251,7 +290,7 @@
       <w:tr>
         <w:tc>
           <w:tcPr>
-            <w:tcW w:type="dxa" w:w="3419"/>
+            <w:tcW w:w="2268" w:type="dxa"/>
           </w:tcPr>
           <w:p>
             <w:r/>
@@ -267,7 +306,7 @@
         </w:tc>
         <w:tc>
           <w:tcPr>
-            <w:tcW w:type="dxa" w:w="3419"/>
+            <w:tcW w:w="2835" w:type="dxa"/>
           </w:tcPr>
           <w:p>
             <w:pPr>
@@ -286,7 +325,7 @@
         </w:tc>
         <w:tc>
           <w:tcPr>
-            <w:tcW w:type="dxa" w:w="3419"/>
+            <w:tcW w:w="1701" w:type="dxa"/>
           </w:tcPr>
           <w:p>
             <w:r/>
@@ -304,7 +343,7 @@
       <w:tr>
         <w:tc>
           <w:tcPr>
-            <w:tcW w:type="dxa" w:w="3419"/>
+            <w:tcW w:w="2268" w:type="dxa"/>
             <w:shd w:fill="D6E4F0"/>
           </w:tcPr>
           <w:p>
@@ -321,7 +360,7 @@
         </w:tc>
         <w:tc>
           <w:tcPr>
-            <w:tcW w:type="dxa" w:w="3419"/>
+            <w:tcW w:w="2835" w:type="dxa"/>
             <w:shd w:fill="D6E4F0"/>
           </w:tcPr>
           <w:p>
@@ -341,7 +380,7 @@
         </w:tc>
         <w:tc>
           <w:tcPr>
-            <w:tcW w:type="dxa" w:w="3419"/>
+            <w:tcW w:w="1701" w:type="dxa"/>
             <w:shd w:fill="D6E4F0"/>
           </w:tcPr>
           <w:p>
@@ -359,13 +398,18 @@
       </w:tr>
     </w:tbl>
     <w:p/>
+    <w:p>
+      <w:r>
+        <w:t>Более половины всех уникальных ИНН (56,6%) относятся к сегменту микробизнеса (МкБ). Малый и средний бизнес (МСБ) составляет 27,4%, крупный корпоративный бизнес (ККБ) — 16,0%. Такое распределение отражает структуру клиентской базы Банка: основной массив заёмщиков с выявленными факторами проблемности приходится на микро- и малый сегменты.</w:t>
+      </w:r>
+    </w:p>
     <w:p>
       <w:pPr>
         <w:pStyle w:val="Heading2"/>
       </w:pPr>
       <w:r>
         <w:rPr>
-          <w:color w:val="1F4E79"/>
+          <w:color w:val="000000"/>
         </w:rPr>
         <w:t>4. Общая статистика по ФП/СФП</w:t>
       </w:r>
@@ -376,15 +420,16 @@
         <w:tblW w:type="auto" w:w="0"/>
         <w:jc w:val="center"/>
         <w:tblLook w:firstColumn="1" w:firstRow="1" w:lastColumn="0" w:lastRow="0" w:noHBand="0" w:noVBand="1" w:val="04A0"/>
+        <w:tblLayout w:type="fixed"/>
       </w:tblPr>
       <w:tblGrid>
-        <w:gridCol w:w="5128"/>
-        <w:gridCol w:w="5128"/>
+        <w:gridCol w:w="5670"/>
+        <w:gridCol w:w="2268"/>
       </w:tblGrid>
       <w:tr>
         <w:tc>
           <w:tcPr>
-            <w:tcW w:type="dxa" w:w="5128"/>
+            <w:tcW w:w="5670" w:type="dxa"/>
             <w:shd w:fill="1F4E79"/>
           </w:tcPr>
           <w:p>
@@ -405,7 +450,7 @@
         </w:tc>
         <w:tc>
           <w:tcPr>
-            <w:tcW w:type="dxa" w:w="5128"/>
+            <w:tcW w:w="2268" w:type="dxa"/>
             <w:shd w:fill="1F4E79"/>
           </w:tcPr>
           <w:p>
@@ -428,7 +473,7 @@
       <w:tr>
         <w:tc>
           <w:tcPr>
-            <w:tcW w:type="dxa" w:w="5128"/>
+            <w:tcW w:w="5670" w:type="dxa"/>
           </w:tcPr>
           <w:p>
             <w:r/>
@@ -444,7 +489,7 @@
         </w:tc>
         <w:tc>
           <w:tcPr>
-            <w:tcW w:type="dxa" w:w="5128"/>
+            <w:tcW w:w="2268" w:type="dxa"/>
           </w:tcPr>
           <w:p>
             <w:pPr>
@@ -465,7 +510,7 @@
       <w:tr>
         <w:tc>
           <w:tcPr>
-            <w:tcW w:type="dxa" w:w="5128"/>
+            <w:tcW w:w="5670" w:type="dxa"/>
             <w:shd w:fill="D6E4F0"/>
           </w:tcPr>
           <w:p>
@@ -482,7 +527,7 @@
         </w:tc>
         <w:tc>
           <w:tcPr>
-            <w:tcW w:type="dxa" w:w="5128"/>
+            <w:tcW w:w="2268" w:type="dxa"/>
             <w:shd w:fill="D6E4F0"/>
           </w:tcPr>
           <w:p>
@@ -504,7 +549,7 @@
       <w:tr>
         <w:tc>
           <w:tcPr>
-            <w:tcW w:type="dxa" w:w="5128"/>
+            <w:tcW w:w="5670" w:type="dxa"/>
           </w:tcPr>
           <w:p>
             <w:r/>
@@ -520,7 +565,7 @@
         </w:tc>
         <w:tc>
           <w:tcPr>
-            <w:tcW w:type="dxa" w:w="5128"/>
+            <w:tcW w:w="2268" w:type="dxa"/>
           </w:tcPr>
           <w:p>
             <w:pPr>
@@ -541,7 +586,7 @@
       <w:tr>
         <w:tc>
           <w:tcPr>
-            <w:tcW w:type="dxa" w:w="5128"/>
+            <w:tcW w:w="5670" w:type="dxa"/>
             <w:shd w:fill="D6E4F0"/>
           </w:tcPr>
           <w:p>
@@ -558,7 +603,7 @@
         </w:tc>
         <w:tc>
           <w:tcPr>
-            <w:tcW w:type="dxa" w:w="5128"/>
+            <w:tcW w:w="2268" w:type="dxa"/>
             <w:shd w:fill="D6E4F0"/>
           </w:tcPr>
           <w:p>
@@ -580,7 +625,7 @@
       <w:tr>
         <w:tc>
           <w:tcPr>
-            <w:tcW w:type="dxa" w:w="5128"/>
+            <w:tcW w:w="5670" w:type="dxa"/>
           </w:tcPr>
           <w:p>
             <w:r/>
@@ -596,7 +641,7 @@
         </w:tc>
         <w:tc>
           <w:tcPr>
-            <w:tcW w:type="dxa" w:w="5128"/>
+            <w:tcW w:w="2268" w:type="dxa"/>
           </w:tcPr>
           <w:p>
             <w:pPr>
@@ -617,7 +662,7 @@
       <w:tr>
         <w:tc>
           <w:tcPr>
-            <w:tcW w:type="dxa" w:w="5128"/>
+            <w:tcW w:w="5670" w:type="dxa"/>
             <w:shd w:fill="D6E4F0"/>
           </w:tcPr>
           <w:p>
@@ -634,7 +679,7 @@
         </w:tc>
         <w:tc>
           <w:tcPr>
-            <w:tcW w:type="dxa" w:w="5128"/>
+            <w:tcW w:w="2268" w:type="dxa"/>
             <w:shd w:fill="D6E4F0"/>
           </w:tcPr>
           <w:p>
@@ -655,13 +700,18 @@
       </w:tr>
     </w:tbl>
     <w:p/>
+    <w:p>
+      <w:r>
+        <w:t>За анализируемый период (2023–2025) зафиксировано 131 183 события, связанных с факторами проблемности. Подавляющее большинство (98,4%) — это факторы проблемности (ФП), тогда как существенные факторы проблемности (СФП) составляют лишь 1,6% от общего числа. Всего выявлено 278 уникальных номеров факторов, из которых 251 фигурирует как ФП и 31 как СФП. Часть номеров может встречаться в обоих типах, поэтому сумма превышает 278.</w:t>
+      </w:r>
+    </w:p>
     <w:p>
       <w:pPr>
         <w:pStyle w:val="Heading2"/>
       </w:pPr>
       <w:r>
         <w:rPr>
-          <w:color w:val="1F4E79"/>
+          <w:color w:val="000000"/>
         </w:rPr>
         <w:t>5. Количество ФП/СФП по сегментам и среднее на ИНН</w:t>
       </w:r>
@@ -680,17 +730,18 @@
         <w:tblW w:type="auto" w:w="0"/>
         <w:jc w:val="center"/>
         <w:tblLook w:firstColumn="1" w:firstRow="1" w:lastColumn="0" w:lastRow="0" w:noHBand="0" w:noVBand="1" w:val="04A0"/>
+        <w:tblLayout w:type="fixed"/>
       </w:tblPr>
       <w:tblGrid>
-        <w:gridCol w:w="2564"/>
-        <w:gridCol w:w="2564"/>
-        <w:gridCol w:w="2564"/>
-        <w:gridCol w:w="2564"/>
+        <w:gridCol w:w="2268"/>
+        <w:gridCol w:w="1984"/>
+        <w:gridCol w:w="1984"/>
+        <w:gridCol w:w="1984"/>
       </w:tblGrid>
       <w:tr>
         <w:tc>
           <w:tcPr>
-            <w:tcW w:type="dxa" w:w="2564"/>
+            <w:tcW w:w="2268" w:type="dxa"/>
             <w:shd w:fill="1F4E79"/>
           </w:tcPr>
           <w:p>
@@ -711,7 +762,7 @@
         </w:tc>
         <w:tc>
           <w:tcPr>
-            <w:tcW w:type="dxa" w:w="2564"/>
+            <w:tcW w:w="1984" w:type="dxa"/>
             <w:shd w:fill="1F4E79"/>
           </w:tcPr>
           <w:p>
@@ -732,7 +783,7 @@
         </w:tc>
         <w:tc>
           <w:tcPr>
-            <w:tcW w:type="dxa" w:w="2564"/>
+            <w:tcW w:w="1984" w:type="dxa"/>
             <w:shd w:fill="1F4E79"/>
           </w:tcPr>
           <w:p>
@@ -753,7 +804,7 @@
         </w:tc>
         <w:tc>
           <w:tcPr>
-            <w:tcW w:type="dxa" w:w="2564"/>
+            <w:tcW w:w="1984" w:type="dxa"/>
             <w:shd w:fill="1F4E79"/>
           </w:tcPr>
           <w:p>
@@ -776,7 +827,7 @@
       <w:tr>
         <w:tc>
           <w:tcPr>
-            <w:tcW w:type="dxa" w:w="2564"/>
+            <w:tcW w:w="2268" w:type="dxa"/>
           </w:tcPr>
           <w:p>
             <w:r/>
@@ -792,7 +843,7 @@
         </w:tc>
         <w:tc>
           <w:tcPr>
-            <w:tcW w:type="dxa" w:w="2564"/>
+            <w:tcW w:w="1984" w:type="dxa"/>
           </w:tcPr>
           <w:p>
             <w:pPr>
@@ -811,7 +862,7 @@
         </w:tc>
         <w:tc>
           <w:tcPr>
-            <w:tcW w:type="dxa" w:w="2564"/>
+            <w:tcW w:w="1984" w:type="dxa"/>
           </w:tcPr>
           <w:p>
             <w:pPr>
@@ -830,7 +881,7 @@
         </w:tc>
         <w:tc>
           <w:tcPr>
-            <w:tcW w:type="dxa" w:w="2564"/>
+            <w:tcW w:w="1984" w:type="dxa"/>
           </w:tcPr>
           <w:p>
             <w:pPr>
@@ -851,7 +902,7 @@
       <w:tr>
         <w:tc>
           <w:tcPr>
-            <w:tcW w:type="dxa" w:w="2564"/>
+            <w:tcW w:w="2268" w:type="dxa"/>
             <w:shd w:fill="D6E4F0"/>
           </w:tcPr>
           <w:p>
@@ -868,7 +919,7 @@
         </w:tc>
         <w:tc>
           <w:tcPr>
-            <w:tcW w:type="dxa" w:w="2564"/>
+            <w:tcW w:w="1984" w:type="dxa"/>
             <w:shd w:fill="D6E4F0"/>
           </w:tcPr>
           <w:p>
@@ -888,7 +939,7 @@
         </w:tc>
         <w:tc>
           <w:tcPr>
-            <w:tcW w:type="dxa" w:w="2564"/>
+            <w:tcW w:w="1984" w:type="dxa"/>
             <w:shd w:fill="D6E4F0"/>
           </w:tcPr>
           <w:p>
@@ -908,7 +959,7 @@
         </w:tc>
         <w:tc>
           <w:tcPr>
-            <w:tcW w:type="dxa" w:w="2564"/>
+            <w:tcW w:w="1984" w:type="dxa"/>
             <w:shd w:fill="D6E4F0"/>
           </w:tcPr>
           <w:p>
@@ -930,7 +981,7 @@
       <w:tr>
         <w:tc>
           <w:tcPr>
-            <w:tcW w:type="dxa" w:w="2564"/>
+            <w:tcW w:w="2268" w:type="dxa"/>
           </w:tcPr>
           <w:p>
             <w:r/>
@@ -946,7 +997,7 @@
         </w:tc>
         <w:tc>
           <w:tcPr>
-            <w:tcW w:type="dxa" w:w="2564"/>
+            <w:tcW w:w="1984" w:type="dxa"/>
           </w:tcPr>
           <w:p>
             <w:pPr>
@@ -965,7 +1016,7 @@
         </w:tc>
         <w:tc>
           <w:tcPr>
-            <w:tcW w:type="dxa" w:w="2564"/>
+            <w:tcW w:w="1984" w:type="dxa"/>
           </w:tcPr>
           <w:p>
             <w:pPr>
@@ -984,7 +1035,7 @@
         </w:tc>
         <w:tc>
           <w:tcPr>
-            <w:tcW w:type="dxa" w:w="2564"/>
+            <w:tcW w:w="1984" w:type="dxa"/>
           </w:tcPr>
           <w:p>
             <w:pPr>
@@ -1005,7 +1056,7 @@
       <w:tr>
         <w:tc>
           <w:tcPr>
-            <w:tcW w:type="dxa" w:w="2564"/>
+            <w:tcW w:w="2268" w:type="dxa"/>
             <w:shd w:fill="D6E4F0"/>
           </w:tcPr>
           <w:p>
@@ -1022,7 +1073,7 @@
         </w:tc>
         <w:tc>
           <w:tcPr>
-            <w:tcW w:type="dxa" w:w="2564"/>
+            <w:tcW w:w="1984" w:type="dxa"/>
             <w:shd w:fill="D6E4F0"/>
           </w:tcPr>
           <w:p>
@@ -1042,7 +1093,7 @@
         </w:tc>
         <w:tc>
           <w:tcPr>
-            <w:tcW w:type="dxa" w:w="2564"/>
+            <w:tcW w:w="1984" w:type="dxa"/>
             <w:shd w:fill="D6E4F0"/>
           </w:tcPr>
           <w:p>
@@ -1062,7 +1113,7 @@
         </w:tc>
         <w:tc>
           <w:tcPr>
-            <w:tcW w:type="dxa" w:w="2564"/>
+            <w:tcW w:w="1984" w:type="dxa"/>
             <w:shd w:fill="D6E4F0"/>
           </w:tcPr>
           <w:p>
@@ -1097,21 +1148,22 @@
         <w:tblW w:type="auto" w:w="0"/>
         <w:jc w:val="center"/>
         <w:tblLook w:firstColumn="1" w:firstRow="1" w:lastColumn="0" w:lastRow="0" w:noHBand="0" w:noVBand="1" w:val="04A0"/>
+        <w:tblLayout w:type="fixed"/>
       </w:tblPr>
       <w:tblGrid>
-        <w:gridCol w:w="1282"/>
-        <w:gridCol w:w="1282"/>
-        <w:gridCol w:w="1282"/>
-        <w:gridCol w:w="1282"/>
-        <w:gridCol w:w="1282"/>
-        <w:gridCol w:w="1282"/>
-        <w:gridCol w:w="1282"/>
-        <w:gridCol w:w="1282"/>
+        <w:gridCol w:w="1417"/>
+        <w:gridCol w:w="1247"/>
+        <w:gridCol w:w="1247"/>
+        <w:gridCol w:w="1020"/>
+        <w:gridCol w:w="1247"/>
+        <w:gridCol w:w="1247"/>
+        <w:gridCol w:w="1247"/>
+        <w:gridCol w:w="1247"/>
       </w:tblGrid>
       <w:tr>
         <w:tc>
           <w:tcPr>
-            <w:tcW w:type="dxa" w:w="1282"/>
+            <w:tcW w:w="1417" w:type="dxa"/>
             <w:shd w:fill="1F4E79"/>
           </w:tcPr>
           <w:p>
@@ -1132,7 +1184,7 @@
         </w:tc>
         <w:tc>
           <w:tcPr>
-            <w:tcW w:type="dxa" w:w="1282"/>
+            <w:tcW w:w="1247" w:type="dxa"/>
             <w:shd w:fill="1F4E79"/>
           </w:tcPr>
           <w:p>
@@ -1153,7 +1205,7 @@
         </w:tc>
         <w:tc>
           <w:tcPr>
-            <w:tcW w:type="dxa" w:w="1282"/>
+            <w:tcW w:w="1247" w:type="dxa"/>
             <w:shd w:fill="1F4E79"/>
           </w:tcPr>
           <w:p>
@@ -1174,7 +1226,7 @@
         </w:tc>
         <w:tc>
           <w:tcPr>
-            <w:tcW w:type="dxa" w:w="1282"/>
+            <w:tcW w:w="1020" w:type="dxa"/>
             <w:shd w:fill="1F4E79"/>
           </w:tcPr>
           <w:p>
@@ -1195,7 +1247,7 @@
         </w:tc>
         <w:tc>
           <w:tcPr>
-            <w:tcW w:type="dxa" w:w="1282"/>
+            <w:tcW w:w="1247" w:type="dxa"/>
             <w:shd w:fill="1F4E79"/>
           </w:tcPr>
           <w:p>
@@ -1216,7 +1268,7 @@
         </w:tc>
         <w:tc>
           <w:tcPr>
-            <w:tcW w:type="dxa" w:w="1282"/>
+            <w:tcW w:w="1247" w:type="dxa"/>
             <w:shd w:fill="1F4E79"/>
           </w:tcPr>
           <w:p>
@@ -1237,7 +1289,7 @@
         </w:tc>
         <w:tc>
           <w:tcPr>
-            <w:tcW w:type="dxa" w:w="1282"/>
+            <w:tcW w:w="1247" w:type="dxa"/>
             <w:shd w:fill="1F4E79"/>
           </w:tcPr>
           <w:p>
@@ -1258,7 +1310,7 @@
         </w:tc>
         <w:tc>
           <w:tcPr>
-            <w:tcW w:type="dxa" w:w="1282"/>
+            <w:tcW w:w="1247" w:type="dxa"/>
             <w:shd w:fill="1F4E79"/>
           </w:tcPr>
           <w:p>
@@ -1281,7 +1333,7 @@
       <w:tr>
         <w:tc>
           <w:tcPr>
-            <w:tcW w:type="dxa" w:w="1282"/>
+            <w:tcW w:w="1417" w:type="dxa"/>
           </w:tcPr>
           <w:p>
             <w:r/>
@@ -1297,7 +1349,7 @@
         </w:tc>
         <w:tc>
           <w:tcPr>
-            <w:tcW w:type="dxa" w:w="1282"/>
+            <w:tcW w:w="1247" w:type="dxa"/>
           </w:tcPr>
           <w:p>
             <w:pPr>
@@ -1316,7 +1368,7 @@
         </w:tc>
         <w:tc>
           <w:tcPr>
-            <w:tcW w:type="dxa" w:w="1282"/>
+            <w:tcW w:w="1247" w:type="dxa"/>
           </w:tcPr>
           <w:p>
             <w:pPr>
@@ -1335,7 +1387,7 @@
         </w:tc>
         <w:tc>
           <w:tcPr>
-            <w:tcW w:type="dxa" w:w="1282"/>
+            <w:tcW w:w="1020" w:type="dxa"/>
           </w:tcPr>
           <w:p>
             <w:pPr>
@@ -1354,7 +1406,7 @@
         </w:tc>
         <w:tc>
           <w:tcPr>
-            <w:tcW w:type="dxa" w:w="1282"/>
+            <w:tcW w:w="1247" w:type="dxa"/>
           </w:tcPr>
           <w:p>
             <w:pPr>
@@ -1373,7 +1425,7 @@
         </w:tc>
         <w:tc>
           <w:tcPr>
-            <w:tcW w:type="dxa" w:w="1282"/>
+            <w:tcW w:w="1247" w:type="dxa"/>
           </w:tcPr>
           <w:p>
             <w:pPr>
@@ -1392,7 +1444,7 @@
         </w:tc>
         <w:tc>
           <w:tcPr>
-            <w:tcW w:type="dxa" w:w="1282"/>
+            <w:tcW w:w="1247" w:type="dxa"/>
           </w:tcPr>
           <w:p>
             <w:pPr>
@@ -1411,7 +1463,7 @@
         </w:tc>
         <w:tc>
           <w:tcPr>
-            <w:tcW w:type="dxa" w:w="1282"/>
+            <w:tcW w:w="1247" w:type="dxa"/>
           </w:tcPr>
           <w:p>
             <w:pPr>
@@ -1432,7 +1484,7 @@
       <w:tr>
         <w:tc>
           <w:tcPr>
-            <w:tcW w:type="dxa" w:w="1282"/>
+            <w:tcW w:w="1417" w:type="dxa"/>
             <w:shd w:fill="D6E4F0"/>
           </w:tcPr>
           <w:p>
@@ -1449,7 +1501,7 @@
         </w:tc>
         <w:tc>
           <w:tcPr>
-            <w:tcW w:type="dxa" w:w="1282"/>
+            <w:tcW w:w="1247" w:type="dxa"/>
             <w:shd w:fill="D6E4F0"/>
           </w:tcPr>
           <w:p>
@@ -1469,7 +1521,7 @@
         </w:tc>
         <w:tc>
           <w:tcPr>
-            <w:tcW w:type="dxa" w:w="1282"/>
+            <w:tcW w:w="1247" w:type="dxa"/>
             <w:shd w:fill="D6E4F0"/>
           </w:tcPr>
           <w:p>
@@ -1489,7 +1541,7 @@
         </w:tc>
         <w:tc>
           <w:tcPr>
-            <w:tcW w:type="dxa" w:w="1282"/>
+            <w:tcW w:w="1020" w:type="dxa"/>
             <w:shd w:fill="D6E4F0"/>
           </w:tcPr>
           <w:p>
@@ -1509,7 +1561,7 @@
         </w:tc>
         <w:tc>
           <w:tcPr>
-            <w:tcW w:type="dxa" w:w="1282"/>
+            <w:tcW w:w="1247" w:type="dxa"/>
             <w:shd w:fill="D6E4F0"/>
           </w:tcPr>
           <w:p>
@@ -1529,7 +1581,7 @@
         </w:tc>
         <w:tc>
           <w:tcPr>
-            <w:tcW w:type="dxa" w:w="1282"/>
+            <w:tcW w:w="1247" w:type="dxa"/>
             <w:shd w:fill="D6E4F0"/>
           </w:tcPr>
           <w:p>
@@ -1549,7 +1601,7 @@
         </w:tc>
         <w:tc>
           <w:tcPr>
-            <w:tcW w:type="dxa" w:w="1282"/>
+            <w:tcW w:w="1247" w:type="dxa"/>
             <w:shd w:fill="D6E4F0"/>
           </w:tcPr>
           <w:p>
@@ -1569,7 +1621,7 @@
         </w:tc>
         <w:tc>
           <w:tcPr>
-            <w:tcW w:type="dxa" w:w="1282"/>
+            <w:tcW w:w="1247" w:type="dxa"/>
             <w:shd w:fill="D6E4F0"/>
           </w:tcPr>
           <w:p>
@@ -1591,7 +1643,7 @@
       <w:tr>
         <w:tc>
           <w:tcPr>
-            <w:tcW w:type="dxa" w:w="1282"/>
+            <w:tcW w:w="1417" w:type="dxa"/>
           </w:tcPr>
           <w:p>
             <w:r/>
@@ -1607,7 +1659,7 @@
         </w:tc>
         <w:tc>
           <w:tcPr>
-            <w:tcW w:type="dxa" w:w="1282"/>
+            <w:tcW w:w="1247" w:type="dxa"/>
           </w:tcPr>
           <w:p>
             <w:pPr>
@@ -1626,7 +1678,7 @@
         </w:tc>
         <w:tc>
           <w:tcPr>
-            <w:tcW w:type="dxa" w:w="1282"/>
+            <w:tcW w:w="1247" w:type="dxa"/>
           </w:tcPr>
           <w:p>
             <w:pPr>
@@ -1645,7 +1697,7 @@
         </w:tc>
         <w:tc>
           <w:tcPr>
-            <w:tcW w:type="dxa" w:w="1282"/>
+            <w:tcW w:w="1020" w:type="dxa"/>
           </w:tcPr>
           <w:p>
             <w:pPr>
@@ -1664,7 +1716,7 @@
         </w:tc>
         <w:tc>
           <w:tcPr>
-            <w:tcW w:type="dxa" w:w="1282"/>
+            <w:tcW w:w="1247" w:type="dxa"/>
           </w:tcPr>
           <w:p>
             <w:pPr>
@@ -1683,7 +1735,7 @@
         </w:tc>
         <w:tc>
           <w:tcPr>
-            <w:tcW w:type="dxa" w:w="1282"/>
+            <w:tcW w:w="1247" w:type="dxa"/>
           </w:tcPr>
           <w:p>
             <w:pPr>
@@ -1702,7 +1754,7 @@
         </w:tc>
         <w:tc>
           <w:tcPr>
-            <w:tcW w:type="dxa" w:w="1282"/>
+            <w:tcW w:w="1247" w:type="dxa"/>
           </w:tcPr>
           <w:p>
             <w:pPr>
@@ -1721,7 +1773,7 @@
         </w:tc>
         <w:tc>
           <w:tcPr>
-            <w:tcW w:type="dxa" w:w="1282"/>
+            <w:tcW w:w="1247" w:type="dxa"/>
           </w:tcPr>
           <w:p>
             <w:pPr>
@@ -1742,7 +1794,7 @@
       <w:tr>
         <w:tc>
           <w:tcPr>
-            <w:tcW w:type="dxa" w:w="1282"/>
+            <w:tcW w:w="1417" w:type="dxa"/>
             <w:shd w:fill="D6E4F0"/>
           </w:tcPr>
           <w:p>
@@ -1759,7 +1811,7 @@
         </w:tc>
         <w:tc>
           <w:tcPr>
-            <w:tcW w:type="dxa" w:w="1282"/>
+            <w:tcW w:w="1247" w:type="dxa"/>
             <w:shd w:fill="D6E4F0"/>
           </w:tcPr>
           <w:p>
@@ -1779,7 +1831,7 @@
         </w:tc>
         <w:tc>
           <w:tcPr>
-            <w:tcW w:type="dxa" w:w="1282"/>
+            <w:tcW w:w="1247" w:type="dxa"/>
             <w:shd w:fill="D6E4F0"/>
           </w:tcPr>
           <w:p>
@@ -1799,7 +1851,7 @@
         </w:tc>
         <w:tc>
           <w:tcPr>
-            <w:tcW w:type="dxa" w:w="1282"/>
+            <w:tcW w:w="1020" w:type="dxa"/>
             <w:shd w:fill="D6E4F0"/>
           </w:tcPr>
           <w:p>
@@ -1819,7 +1871,7 @@
         </w:tc>
         <w:tc>
           <w:tcPr>
-            <w:tcW w:type="dxa" w:w="1282"/>
+            <w:tcW w:w="1247" w:type="dxa"/>
             <w:shd w:fill="D6E4F0"/>
           </w:tcPr>
           <w:p>
@@ -1839,7 +1891,7 @@
         </w:tc>
         <w:tc>
           <w:tcPr>
-            <w:tcW w:type="dxa" w:w="1282"/>
+            <w:tcW w:w="1247" w:type="dxa"/>
             <w:shd w:fill="D6E4F0"/>
           </w:tcPr>
           <w:p>
@@ -1859,7 +1911,7 @@
         </w:tc>
         <w:tc>
           <w:tcPr>
-            <w:tcW w:type="dxa" w:w="1282"/>
+            <w:tcW w:w="1247" w:type="dxa"/>
             <w:shd w:fill="D6E4F0"/>
           </w:tcPr>
           <w:p>
@@ -1879,7 +1931,7 @@
         </w:tc>
         <w:tc>
           <w:tcPr>
-            <w:tcW w:type="dxa" w:w="1282"/>
+            <w:tcW w:w="1247" w:type="dxa"/>
             <w:shd w:fill="D6E4F0"/>
           </w:tcPr>
           <w:p>
@@ -1941,12 +1993,17 @@
     </w:p>
     <w:p/>
     <w:p>
+      <w:r>
+        <w:t>МкБ лидирует по абсолютному числу событий (67 634), однако наибольшая средняя нагрузка на одного заёмщика наблюдается в сегменте МСБ — 13,41 ФП на ИНН против 9,39 в МкБ и 8,04 в ККБ. Это свидетельствует о том, что компании малого и среднего бизнеса в среднем имеют больше выявленных факторов проблемности на одного заёмщика, что может быть связано с более сложной структурой кредитных сделок в данном сегменте. СФП крайне редки во всех сегментах: от 0,04 на ИНН в ККБ до 0,34 в МСБ.</w:t>
+      </w:r>
+    </w:p>
+    <w:p>
       <w:pPr>
         <w:pStyle w:val="Heading2"/>
       </w:pPr>
       <w:r>
         <w:rPr>
-          <w:color w:val="1F4E79"/>
+          <w:color w:val="000000"/>
         </w:rPr>
         <w:t>6. Топ-20 самых частых ФП</w:t>
       </w:r>
@@ -1957,16 +2014,17 @@
         <w:tblW w:type="auto" w:w="0"/>
         <w:jc w:val="center"/>
         <w:tblLook w:firstColumn="1" w:firstRow="1" w:lastColumn="0" w:lastRow="0" w:noHBand="0" w:noVBand="1" w:val="04A0"/>
+        <w:tblLayout w:type="fixed"/>
       </w:tblPr>
       <w:tblGrid>
-        <w:gridCol w:w="3419"/>
-        <w:gridCol w:w="3419"/>
-        <w:gridCol w:w="3419"/>
+        <w:gridCol w:w="680"/>
+        <w:gridCol w:w="1701"/>
+        <w:gridCol w:w="1701"/>
       </w:tblGrid>
       <w:tr>
         <w:tc>
           <w:tcPr>
-            <w:tcW w:type="dxa" w:w="3419"/>
+            <w:tcW w:w="680" w:type="dxa"/>
             <w:shd w:fill="1F4E79"/>
           </w:tcPr>
           <w:p>
@@ -1987,7 +2045,7 @@
         </w:tc>
         <w:tc>
           <w:tcPr>
-            <w:tcW w:type="dxa" w:w="3419"/>
+            <w:tcW w:w="1701" w:type="dxa"/>
             <w:shd w:fill="1F4E79"/>
           </w:tcPr>
           <w:p>
@@ -2008,7 +2066,7 @@
         </w:tc>
         <w:tc>
           <w:tcPr>
-            <w:tcW w:type="dxa" w:w="3419"/>
+            <w:tcW w:w="1701" w:type="dxa"/>
             <w:shd w:fill="1F4E79"/>
           </w:tcPr>
           <w:p>
@@ -2031,7 +2089,7 @@
       <w:tr>
         <w:tc>
           <w:tcPr>
-            <w:tcW w:type="dxa" w:w="3419"/>
+            <w:tcW w:w="680" w:type="dxa"/>
           </w:tcPr>
           <w:p>
             <w:pPr>
@@ -2050,7 +2108,7 @@
         </w:tc>
         <w:tc>
           <w:tcPr>
-            <w:tcW w:type="dxa" w:w="3419"/>
+            <w:tcW w:w="1701" w:type="dxa"/>
           </w:tcPr>
           <w:p>
             <w:r/>
@@ -2066,7 +2124,7 @@
         </w:tc>
         <w:tc>
           <w:tcPr>
-            <w:tcW w:type="dxa" w:w="3419"/>
+            <w:tcW w:w="1701" w:type="dxa"/>
           </w:tcPr>
           <w:p>
             <w:pPr>
@@ -2087,7 +2145,7 @@
       <w:tr>
         <w:tc>
           <w:tcPr>
-            <w:tcW w:type="dxa" w:w="3419"/>
+            <w:tcW w:w="680" w:type="dxa"/>
             <w:shd w:fill="D6E4F0"/>
           </w:tcPr>
           <w:p>
@@ -2107,7 +2165,7 @@
         </w:tc>
         <w:tc>
           <w:tcPr>
-            <w:tcW w:type="dxa" w:w="3419"/>
+            <w:tcW w:w="1701" w:type="dxa"/>
             <w:shd w:fill="D6E4F0"/>
           </w:tcPr>
           <w:p>
@@ -2124,7 +2182,7 @@
         </w:tc>
         <w:tc>
           <w:tcPr>
-            <w:tcW w:type="dxa" w:w="3419"/>
+            <w:tcW w:w="1701" w:type="dxa"/>
             <w:shd w:fill="D6E4F0"/>
           </w:tcPr>
           <w:p>
@@ -2146,7 +2204,7 @@
       <w:tr>
         <w:tc>
           <w:tcPr>
-            <w:tcW w:type="dxa" w:w="3419"/>
+            <w:tcW w:w="680" w:type="dxa"/>
           </w:tcPr>
           <w:p>
             <w:pPr>
@@ -2165,7 +2223,7 @@
         </w:tc>
         <w:tc>
           <w:tcPr>
-            <w:tcW w:type="dxa" w:w="3419"/>
+            <w:tcW w:w="1701" w:type="dxa"/>
           </w:tcPr>
           <w:p>
             <w:r/>
@@ -2181,7 +2239,7 @@
         </w:tc>
         <w:tc>
           <w:tcPr>
-            <w:tcW w:type="dxa" w:w="3419"/>
+            <w:tcW w:w="1701" w:type="dxa"/>
           </w:tcPr>
           <w:p>
             <w:pPr>
@@ -2202,7 +2260,7 @@
       <w:tr>
         <w:tc>
           <w:tcPr>
-            <w:tcW w:type="dxa" w:w="3419"/>
+            <w:tcW w:w="680" w:type="dxa"/>
             <w:shd w:fill="D6E4F0"/>
           </w:tcPr>
           <w:p>
@@ -2222,7 +2280,7 @@
         </w:tc>
         <w:tc>
           <w:tcPr>
-            <w:tcW w:type="dxa" w:w="3419"/>
+            <w:tcW w:w="1701" w:type="dxa"/>
             <w:shd w:fill="D6E4F0"/>
           </w:tcPr>
           <w:p>
@@ -2239,7 +2297,7 @@
         </w:tc>
         <w:tc>
           <w:tcPr>
-            <w:tcW w:type="dxa" w:w="3419"/>
+            <w:tcW w:w="1701" w:type="dxa"/>
             <w:shd w:fill="D6E4F0"/>
           </w:tcPr>
           <w:p>
@@ -2261,7 +2319,7 @@
       <w:tr>
         <w:tc>
           <w:tcPr>
-            <w:tcW w:type="dxa" w:w="3419"/>
+            <w:tcW w:w="680" w:type="dxa"/>
           </w:tcPr>
           <w:p>
             <w:pPr>
@@ -2280,7 +2338,7 @@
         </w:tc>
         <w:tc>
           <w:tcPr>
-            <w:tcW w:type="dxa" w:w="3419"/>
+            <w:tcW w:w="1701" w:type="dxa"/>
           </w:tcPr>
           <w:p>
             <w:r/>
@@ -2296,7 +2354,7 @@
         </w:tc>
         <w:tc>
           <w:tcPr>
-            <w:tcW w:type="dxa" w:w="3419"/>
+            <w:tcW w:w="1701" w:type="dxa"/>
           </w:tcPr>
           <w:p>
             <w:pPr>
@@ -2317,7 +2375,7 @@
       <w:tr>
         <w:tc>
           <w:tcPr>
-            <w:tcW w:type="dxa" w:w="3419"/>
+            <w:tcW w:w="680" w:type="dxa"/>
             <w:shd w:fill="D6E4F0"/>
           </w:tcPr>
           <w:p>
@@ -2337,7 +2395,7 @@
         </w:tc>
         <w:tc>
           <w:tcPr>
-            <w:tcW w:type="dxa" w:w="3419"/>
+            <w:tcW w:w="1701" w:type="dxa"/>
             <w:shd w:fill="D6E4F0"/>
           </w:tcPr>
           <w:p>
@@ -2354,7 +2412,7 @@
         </w:tc>
         <w:tc>
           <w:tcPr>
-            <w:tcW w:type="dxa" w:w="3419"/>
+            <w:tcW w:w="1701" w:type="dxa"/>
             <w:shd w:fill="D6E4F0"/>
           </w:tcPr>
           <w:p>
@@ -2376,7 +2434,7 @@
       <w:tr>
         <w:tc>
           <w:tcPr>
-            <w:tcW w:type="dxa" w:w="3419"/>
+            <w:tcW w:w="680" w:type="dxa"/>
           </w:tcPr>
           <w:p>
             <w:pPr>
@@ -2395,7 +2453,7 @@
         </w:tc>
         <w:tc>
           <w:tcPr>
-            <w:tcW w:type="dxa" w:w="3419"/>
+            <w:tcW w:w="1701" w:type="dxa"/>
           </w:tcPr>
           <w:p>
             <w:r/>
@@ -2411,7 +2469,7 @@
         </w:tc>
         <w:tc>
           <w:tcPr>
-            <w:tcW w:type="dxa" w:w="3419"/>
+            <w:tcW w:w="1701" w:type="dxa"/>
           </w:tcPr>
           <w:p>
             <w:pPr>
@@ -2432,7 +2490,7 @@
       <w:tr>
         <w:tc>
           <w:tcPr>
-            <w:tcW w:type="dxa" w:w="3419"/>
+            <w:tcW w:w="680" w:type="dxa"/>
             <w:shd w:fill="D6E4F0"/>
           </w:tcPr>
           <w:p>
@@ -2452,7 +2510,7 @@
         </w:tc>
         <w:tc>
           <w:tcPr>
-            <w:tcW w:type="dxa" w:w="3419"/>
+            <w:tcW w:w="1701" w:type="dxa"/>
             <w:shd w:fill="D6E4F0"/>
           </w:tcPr>
           <w:p>
@@ -2469,7 +2527,7 @@
         </w:tc>
         <w:tc>
           <w:tcPr>
-            <w:tcW w:type="dxa" w:w="3419"/>
+            <w:tcW w:w="1701" w:type="dxa"/>
             <w:shd w:fill="D6E4F0"/>
           </w:tcPr>
           <w:p>
@@ -2491,7 +2549,7 @@
       <w:tr>
         <w:tc>
           <w:tcPr>
-            <w:tcW w:type="dxa" w:w="3419"/>
+            <w:tcW w:w="680" w:type="dxa"/>
           </w:tcPr>
           <w:p>
             <w:pPr>
@@ -2510,7 +2568,7 @@
         </w:tc>
         <w:tc>
           <w:tcPr>
-            <w:tcW w:type="dxa" w:w="3419"/>
+            <w:tcW w:w="1701" w:type="dxa"/>
           </w:tcPr>
           <w:p>
             <w:r/>
@@ -2526,7 +2584,7 @@
         </w:tc>
         <w:tc>
           <w:tcPr>
-            <w:tcW w:type="dxa" w:w="3419"/>
+            <w:tcW w:w="1701" w:type="dxa"/>
           </w:tcPr>
           <w:p>
             <w:pPr>
@@ -2547,7 +2605,7 @@
       <w:tr>
         <w:tc>
           <w:tcPr>
-            <w:tcW w:type="dxa" w:w="3419"/>
+            <w:tcW w:w="680" w:type="dxa"/>
             <w:shd w:fill="D6E4F0"/>
           </w:tcPr>
           <w:p>
@@ -2567,7 +2625,7 @@
         </w:tc>
         <w:tc>
           <w:tcPr>
-            <w:tcW w:type="dxa" w:w="3419"/>
+            <w:tcW w:w="1701" w:type="dxa"/>
             <w:shd w:fill="D6E4F0"/>
           </w:tcPr>
           <w:p>
@@ -2584,7 +2642,7 @@
         </w:tc>
         <w:tc>
           <w:tcPr>
-            <w:tcW w:type="dxa" w:w="3419"/>
+            <w:tcW w:w="1701" w:type="dxa"/>
             <w:shd w:fill="D6E4F0"/>
           </w:tcPr>
           <w:p>
@@ -2606,7 +2664,7 @@
       <w:tr>
         <w:tc>
           <w:tcPr>
-            <w:tcW w:type="dxa" w:w="3419"/>
+            <w:tcW w:w="680" w:type="dxa"/>
           </w:tcPr>
           <w:p>
             <w:pPr>
@@ -2625,7 +2683,7 @@
         </w:tc>
         <w:tc>
           <w:tcPr>
-            <w:tcW w:type="dxa" w:w="3419"/>
+            <w:tcW w:w="1701" w:type="dxa"/>
           </w:tcPr>
           <w:p>
             <w:r/>
@@ -2641,7 +2699,7 @@
         </w:tc>
         <w:tc>
           <w:tcPr>
-            <w:tcW w:type="dxa" w:w="3419"/>
+            <w:tcW w:w="1701" w:type="dxa"/>
           </w:tcPr>
           <w:p>
             <w:pPr>
@@ -2662,7 +2720,7 @@
       <w:tr>
         <w:tc>
           <w:tcPr>
-            <w:tcW w:type="dxa" w:w="3419"/>
+            <w:tcW w:w="680" w:type="dxa"/>
             <w:shd w:fill="D6E4F0"/>
           </w:tcPr>
           <w:p>
@@ -2682,7 +2740,7 @@
         </w:tc>
         <w:tc>
           <w:tcPr>
-            <w:tcW w:type="dxa" w:w="3419"/>
+            <w:tcW w:w="1701" w:type="dxa"/>
             <w:shd w:fill="D6E4F0"/>
           </w:tcPr>
           <w:p>
@@ -2699,7 +2757,7 @@
         </w:tc>
         <w:tc>
           <w:tcPr>
-            <w:tcW w:type="dxa" w:w="3419"/>
+            <w:tcW w:w="1701" w:type="dxa"/>
             <w:shd w:fill="D6E4F0"/>
           </w:tcPr>
           <w:p>
@@ -2721,7 +2779,7 @@
       <w:tr>
         <w:tc>
           <w:tcPr>
-            <w:tcW w:type="dxa" w:w="3419"/>
+            <w:tcW w:w="680" w:type="dxa"/>
           </w:tcPr>
           <w:p>
             <w:pPr>
@@ -2740,7 +2798,7 @@
         </w:tc>
         <w:tc>
           <w:tcPr>
-            <w:tcW w:type="dxa" w:w="3419"/>
+            <w:tcW w:w="1701" w:type="dxa"/>
           </w:tcPr>
           <w:p>
             <w:r/>
@@ -2756,7 +2814,7 @@
         </w:tc>
         <w:tc>
           <w:tcPr>
-            <w:tcW w:type="dxa" w:w="3419"/>
+            <w:tcW w:w="1701" w:type="dxa"/>
           </w:tcPr>
           <w:p>
             <w:pPr>
@@ -2777,7 +2835,7 @@
       <w:tr>
         <w:tc>
           <w:tcPr>
-            <w:tcW w:type="dxa" w:w="3419"/>
+            <w:tcW w:w="680" w:type="dxa"/>
             <w:shd w:fill="D6E4F0"/>
           </w:tcPr>
           <w:p>
@@ -2797,7 +2855,7 @@
         </w:tc>
         <w:tc>
           <w:tcPr>
-            <w:tcW w:type="dxa" w:w="3419"/>
+            <w:tcW w:w="1701" w:type="dxa"/>
             <w:shd w:fill="D6E4F0"/>
           </w:tcPr>
           <w:p>
@@ -2814,7 +2872,7 @@
         </w:tc>
         <w:tc>
           <w:tcPr>
-            <w:tcW w:type="dxa" w:w="3419"/>
+            <w:tcW w:w="1701" w:type="dxa"/>
             <w:shd w:fill="D6E4F0"/>
           </w:tcPr>
           <w:p>
@@ -2836,7 +2894,7 @@
       <w:tr>
         <w:tc>
           <w:tcPr>
-            <w:tcW w:type="dxa" w:w="3419"/>
+            <w:tcW w:w="680" w:type="dxa"/>
           </w:tcPr>
           <w:p>
             <w:pPr>
@@ -2855,7 +2913,7 @@
         </w:tc>
         <w:tc>
           <w:tcPr>
-            <w:tcW w:type="dxa" w:w="3419"/>
+            <w:tcW w:w="1701" w:type="dxa"/>
           </w:tcPr>
           <w:p>
             <w:r/>
@@ -2871,7 +2929,7 @@
         </w:tc>
         <w:tc>
           <w:tcPr>
-            <w:tcW w:type="dxa" w:w="3419"/>
+            <w:tcW w:w="1701" w:type="dxa"/>
           </w:tcPr>
           <w:p>
             <w:pPr>
@@ -2892,7 +2950,7 @@
       <w:tr>
         <w:tc>
           <w:tcPr>
-            <w:tcW w:type="dxa" w:w="3419"/>
+            <w:tcW w:w="680" w:type="dxa"/>
             <w:shd w:fill="D6E4F0"/>
           </w:tcPr>
           <w:p>
@@ -2912,7 +2970,7 @@
         </w:tc>
         <w:tc>
           <w:tcPr>
-            <w:tcW w:type="dxa" w:w="3419"/>
+            <w:tcW w:w="1701" w:type="dxa"/>
             <w:shd w:fill="D6E4F0"/>
           </w:tcPr>
           <w:p>
@@ -2929,7 +2987,7 @@
         </w:tc>
         <w:tc>
           <w:tcPr>
-            <w:tcW w:type="dxa" w:w="3419"/>
+            <w:tcW w:w="1701" w:type="dxa"/>
             <w:shd w:fill="D6E4F0"/>
           </w:tcPr>
           <w:p>
@@ -2951,7 +3009,7 @@
       <w:tr>
         <w:tc>
           <w:tcPr>
-            <w:tcW w:type="dxa" w:w="3419"/>
+            <w:tcW w:w="680" w:type="dxa"/>
           </w:tcPr>
           <w:p>
             <w:pPr>
@@ -2970,7 +3028,7 @@
         </w:tc>
         <w:tc>
           <w:tcPr>
-            <w:tcW w:type="dxa" w:w="3419"/>
+            <w:tcW w:w="1701" w:type="dxa"/>
           </w:tcPr>
           <w:p>
             <w:r/>
@@ -2986,7 +3044,7 @@
         </w:tc>
         <w:tc>
           <w:tcPr>
-            <w:tcW w:type="dxa" w:w="3419"/>
+            <w:tcW w:w="1701" w:type="dxa"/>
           </w:tcPr>
           <w:p>
             <w:pPr>
@@ -3007,7 +3065,7 @@
       <w:tr>
         <w:tc>
           <w:tcPr>
-            <w:tcW w:type="dxa" w:w="3419"/>
+            <w:tcW w:w="680" w:type="dxa"/>
             <w:shd w:fill="D6E4F0"/>
           </w:tcPr>
           <w:p>
@@ -3027,7 +3085,7 @@
         </w:tc>
         <w:tc>
           <w:tcPr>
-            <w:tcW w:type="dxa" w:w="3419"/>
+            <w:tcW w:w="1701" w:type="dxa"/>
             <w:shd w:fill="D6E4F0"/>
           </w:tcPr>
           <w:p>
@@ -3044,7 +3102,7 @@
         </w:tc>
         <w:tc>
           <w:tcPr>
-            <w:tcW w:type="dxa" w:w="3419"/>
+            <w:tcW w:w="1701" w:type="dxa"/>
             <w:shd w:fill="D6E4F0"/>
           </w:tcPr>
           <w:p>
@@ -3066,7 +3124,7 @@
       <w:tr>
         <w:tc>
           <w:tcPr>
-            <w:tcW w:type="dxa" w:w="3419"/>
+            <w:tcW w:w="680" w:type="dxa"/>
           </w:tcPr>
           <w:p>
             <w:pPr>
@@ -3085,7 +3143,7 @@
         </w:tc>
         <w:tc>
           <w:tcPr>
-            <w:tcW w:type="dxa" w:w="3419"/>
+            <w:tcW w:w="1701" w:type="dxa"/>
           </w:tcPr>
           <w:p>
             <w:r/>
@@ -3101,7 +3159,7 @@
         </w:tc>
         <w:tc>
           <w:tcPr>
-            <w:tcW w:type="dxa" w:w="3419"/>
+            <w:tcW w:w="1701" w:type="dxa"/>
           </w:tcPr>
           <w:p>
             <w:pPr>
@@ -3122,7 +3180,7 @@
       <w:tr>
         <w:tc>
           <w:tcPr>
-            <w:tcW w:type="dxa" w:w="3419"/>
+            <w:tcW w:w="680" w:type="dxa"/>
             <w:shd w:fill="D6E4F0"/>
           </w:tcPr>
           <w:p>
@@ -3142,7 +3200,7 @@
         </w:tc>
         <w:tc>
           <w:tcPr>
-            <w:tcW w:type="dxa" w:w="3419"/>
+            <w:tcW w:w="1701" w:type="dxa"/>
             <w:shd w:fill="D6E4F0"/>
           </w:tcPr>
           <w:p>
@@ -3159,7 +3217,7 @@
         </w:tc>
         <w:tc>
           <w:tcPr>
-            <w:tcW w:type="dxa" w:w="3419"/>
+            <w:tcW w:w="1701" w:type="dxa"/>
             <w:shd w:fill="D6E4F0"/>
           </w:tcPr>
           <w:p>
@@ -3180,13 +3238,18 @@
       </w:tr>
     </w:tbl>
     <w:p/>
+    <w:p>
+      <w:r>
+        <w:t>Безусловным лидером среди ФП является фактор 29.2. (снижение объёма обеспечения / нарушение условий страхования) — 18 050 событий, что составляет 14,0% от всех ФП. На втором месте — фактор 24 (нарушение обязательств по поддержанию оборотов, 9 647), на третьем — 26.1.1 (непредставление документов, 9 097). Первая тройка ФП в совокупности формирует 28,5% от всех событий ФП. В топ-20 также заметно присутствие факторов, связанных с невыполнением финансовых ковенантов (28.9, 28.9.3), реорганизацией (42.1) и платёжной дисциплиной (16.1).</w:t>
+      </w:r>
+    </w:p>
     <w:p>
       <w:pPr>
         <w:pStyle w:val="Heading2"/>
       </w:pPr>
       <w:r>
         <w:rPr>
-          <w:color w:val="1F4E79"/>
+          <w:color w:val="000000"/>
         </w:rPr>
         <w:t>7. Топ-20 самых частых СФП</w:t>
       </w:r>
@@ -3197,16 +3260,17 @@
         <w:tblW w:type="auto" w:w="0"/>
         <w:jc w:val="center"/>
         <w:tblLook w:firstColumn="1" w:firstRow="1" w:lastColumn="0" w:lastRow="0" w:noHBand="0" w:noVBand="1" w:val="04A0"/>
+        <w:tblLayout w:type="fixed"/>
       </w:tblPr>
       <w:tblGrid>
-        <w:gridCol w:w="3419"/>
-        <w:gridCol w:w="3419"/>
-        <w:gridCol w:w="3419"/>
+        <w:gridCol w:w="680"/>
+        <w:gridCol w:w="1701"/>
+        <w:gridCol w:w="1701"/>
       </w:tblGrid>
       <w:tr>
         <w:tc>
           <w:tcPr>
-            <w:tcW w:type="dxa" w:w="3419"/>
+            <w:tcW w:w="680" w:type="dxa"/>
             <w:shd w:fill="1F4E79"/>
           </w:tcPr>
           <w:p>
@@ -3227,7 +3291,7 @@
         </w:tc>
         <w:tc>
           <w:tcPr>
-            <w:tcW w:type="dxa" w:w="3419"/>
+            <w:tcW w:w="1701" w:type="dxa"/>
             <w:shd w:fill="1F4E79"/>
           </w:tcPr>
           <w:p>
@@ -3248,7 +3312,7 @@
         </w:tc>
         <w:tc>
           <w:tcPr>
-            <w:tcW w:type="dxa" w:w="3419"/>
+            <w:tcW w:w="1701" w:type="dxa"/>
             <w:shd w:fill="1F4E79"/>
           </w:tcPr>
           <w:p>
@@ -3271,7 +3335,7 @@
       <w:tr>
         <w:tc>
           <w:tcPr>
-            <w:tcW w:type="dxa" w:w="3419"/>
+            <w:tcW w:w="680" w:type="dxa"/>
           </w:tcPr>
           <w:p>
             <w:pPr>
@@ -3290,7 +3354,7 @@
         </w:tc>
         <w:tc>
           <w:tcPr>
-            <w:tcW w:type="dxa" w:w="3419"/>
+            <w:tcW w:w="1701" w:type="dxa"/>
           </w:tcPr>
           <w:p>
             <w:r/>
@@ -3306,7 +3370,7 @@
         </w:tc>
         <w:tc>
           <w:tcPr>
-            <w:tcW w:type="dxa" w:w="3419"/>
+            <w:tcW w:w="1701" w:type="dxa"/>
           </w:tcPr>
           <w:p>
             <w:pPr>
@@ -3327,7 +3391,7 @@
       <w:tr>
         <w:tc>
           <w:tcPr>
-            <w:tcW w:type="dxa" w:w="3419"/>
+            <w:tcW w:w="680" w:type="dxa"/>
             <w:shd w:fill="D6E4F0"/>
           </w:tcPr>
           <w:p>
@@ -3347,7 +3411,7 @@
         </w:tc>
         <w:tc>
           <w:tcPr>
-            <w:tcW w:type="dxa" w:w="3419"/>
+            <w:tcW w:w="1701" w:type="dxa"/>
             <w:shd w:fill="D6E4F0"/>
           </w:tcPr>
           <w:p>
@@ -3364,7 +3428,7 @@
         </w:tc>
         <w:tc>
           <w:tcPr>
-            <w:tcW w:type="dxa" w:w="3419"/>
+            <w:tcW w:w="1701" w:type="dxa"/>
             <w:shd w:fill="D6E4F0"/>
           </w:tcPr>
           <w:p>
@@ -3386,7 +3450,7 @@
       <w:tr>
         <w:tc>
           <w:tcPr>
-            <w:tcW w:type="dxa" w:w="3419"/>
+            <w:tcW w:w="680" w:type="dxa"/>
           </w:tcPr>
           <w:p>
             <w:pPr>
@@ -3405,7 +3469,7 @@
         </w:tc>
         <w:tc>
           <w:tcPr>
-            <w:tcW w:type="dxa" w:w="3419"/>
+            <w:tcW w:w="1701" w:type="dxa"/>
           </w:tcPr>
           <w:p>
             <w:r/>
@@ -3421,7 +3485,7 @@
         </w:tc>
         <w:tc>
           <w:tcPr>
-            <w:tcW w:type="dxa" w:w="3419"/>
+            <w:tcW w:w="1701" w:type="dxa"/>
           </w:tcPr>
           <w:p>
             <w:pPr>
@@ -3442,7 +3506,7 @@
       <w:tr>
         <w:tc>
           <w:tcPr>
-            <w:tcW w:type="dxa" w:w="3419"/>
+            <w:tcW w:w="680" w:type="dxa"/>
             <w:shd w:fill="D6E4F0"/>
           </w:tcPr>
           <w:p>
@@ -3462,7 +3526,7 @@
         </w:tc>
         <w:tc>
           <w:tcPr>
-            <w:tcW w:type="dxa" w:w="3419"/>
+            <w:tcW w:w="1701" w:type="dxa"/>
             <w:shd w:fill="D6E4F0"/>
           </w:tcPr>
           <w:p>
@@ -3479,7 +3543,7 @@
         </w:tc>
         <w:tc>
           <w:tcPr>
-            <w:tcW w:type="dxa" w:w="3419"/>
+            <w:tcW w:w="1701" w:type="dxa"/>
             <w:shd w:fill="D6E4F0"/>
           </w:tcPr>
           <w:p>
@@ -3501,7 +3565,7 @@
       <w:tr>
         <w:tc>
           <w:tcPr>
-            <w:tcW w:type="dxa" w:w="3419"/>
+            <w:tcW w:w="680" w:type="dxa"/>
           </w:tcPr>
           <w:p>
             <w:pPr>
@@ -3520,7 +3584,7 @@
         </w:tc>
         <w:tc>
           <w:tcPr>
-            <w:tcW w:type="dxa" w:w="3419"/>
+            <w:tcW w:w="1701" w:type="dxa"/>
           </w:tcPr>
           <w:p>
             <w:r/>
@@ -3536,7 +3600,7 @@
         </w:tc>
         <w:tc>
           <w:tcPr>
-            <w:tcW w:type="dxa" w:w="3419"/>
+            <w:tcW w:w="1701" w:type="dxa"/>
           </w:tcPr>
           <w:p>
             <w:pPr>
@@ -3557,7 +3621,7 @@
       <w:tr>
         <w:tc>
           <w:tcPr>
-            <w:tcW w:type="dxa" w:w="3419"/>
+            <w:tcW w:w="680" w:type="dxa"/>
             <w:shd w:fill="D6E4F0"/>
           </w:tcPr>
           <w:p>
@@ -3577,7 +3641,7 @@
         </w:tc>
         <w:tc>
           <w:tcPr>
-            <w:tcW w:type="dxa" w:w="3419"/>
+            <w:tcW w:w="1701" w:type="dxa"/>
             <w:shd w:fill="D6E4F0"/>
           </w:tcPr>
           <w:p>
@@ -3594,7 +3658,7 @@
         </w:tc>
         <w:tc>
           <w:tcPr>
-            <w:tcW w:type="dxa" w:w="3419"/>
+            <w:tcW w:w="1701" w:type="dxa"/>
             <w:shd w:fill="D6E4F0"/>
           </w:tcPr>
           <w:p>
@@ -3616,7 +3680,7 @@
       <w:tr>
         <w:tc>
           <w:tcPr>
-            <w:tcW w:type="dxa" w:w="3419"/>
+            <w:tcW w:w="680" w:type="dxa"/>
           </w:tcPr>
           <w:p>
             <w:pPr>
@@ -3635,7 +3699,7 @@
         </w:tc>
         <w:tc>
           <w:tcPr>
-            <w:tcW w:type="dxa" w:w="3419"/>
+            <w:tcW w:w="1701" w:type="dxa"/>
           </w:tcPr>
           <w:p>
             <w:r/>
@@ -3651,7 +3715,7 @@
         </w:tc>
         <w:tc>
           <w:tcPr>
-            <w:tcW w:type="dxa" w:w="3419"/>
+            <w:tcW w:w="1701" w:type="dxa"/>
           </w:tcPr>
           <w:p>
             <w:pPr>
@@ -3672,7 +3736,7 @@
       <w:tr>
         <w:tc>
           <w:tcPr>
-            <w:tcW w:type="dxa" w:w="3419"/>
+            <w:tcW w:w="680" w:type="dxa"/>
             <w:shd w:fill="D6E4F0"/>
           </w:tcPr>
           <w:p>
@@ -3692,7 +3756,7 @@
         </w:tc>
         <w:tc>
           <w:tcPr>
-            <w:tcW w:type="dxa" w:w="3419"/>
+            <w:tcW w:w="1701" w:type="dxa"/>
             <w:shd w:fill="D6E4F0"/>
           </w:tcPr>
           <w:p>
@@ -3709,7 +3773,7 @@
         </w:tc>
         <w:tc>
           <w:tcPr>
-            <w:tcW w:type="dxa" w:w="3419"/>
+            <w:tcW w:w="1701" w:type="dxa"/>
             <w:shd w:fill="D6E4F0"/>
           </w:tcPr>
           <w:p>
@@ -3731,7 +3795,7 @@
       <w:tr>
         <w:tc>
           <w:tcPr>
-            <w:tcW w:type="dxa" w:w="3419"/>
+            <w:tcW w:w="680" w:type="dxa"/>
           </w:tcPr>
           <w:p>
             <w:pPr>
@@ -3750,7 +3814,7 @@
         </w:tc>
         <w:tc>
           <w:tcPr>
-            <w:tcW w:type="dxa" w:w="3419"/>
+            <w:tcW w:w="1701" w:type="dxa"/>
           </w:tcPr>
           <w:p>
             <w:r/>
@@ -3766,7 +3830,7 @@
         </w:tc>
         <w:tc>
           <w:tcPr>
-            <w:tcW w:type="dxa" w:w="3419"/>
+            <w:tcW w:w="1701" w:type="dxa"/>
           </w:tcPr>
           <w:p>
             <w:pPr>
@@ -3787,7 +3851,7 @@
       <w:tr>
         <w:tc>
           <w:tcPr>
-            <w:tcW w:type="dxa" w:w="3419"/>
+            <w:tcW w:w="680" w:type="dxa"/>
             <w:shd w:fill="D6E4F0"/>
           </w:tcPr>
           <w:p>
@@ -3807,7 +3871,7 @@
         </w:tc>
         <w:tc>
           <w:tcPr>
-            <w:tcW w:type="dxa" w:w="3419"/>
+            <w:tcW w:w="1701" w:type="dxa"/>
             <w:shd w:fill="D6E4F0"/>
           </w:tcPr>
           <w:p>
@@ -3824,7 +3888,7 @@
         </w:tc>
         <w:tc>
           <w:tcPr>
-            <w:tcW w:type="dxa" w:w="3419"/>
+            <w:tcW w:w="1701" w:type="dxa"/>
             <w:shd w:fill="D6E4F0"/>
           </w:tcPr>
           <w:p>
@@ -3846,7 +3910,7 @@
       <w:tr>
         <w:tc>
           <w:tcPr>
-            <w:tcW w:type="dxa" w:w="3419"/>
+            <w:tcW w:w="680" w:type="dxa"/>
           </w:tcPr>
           <w:p>
             <w:pPr>
@@ -3865,7 +3929,7 @@
         </w:tc>
         <w:tc>
           <w:tcPr>
-            <w:tcW w:type="dxa" w:w="3419"/>
+            <w:tcW w:w="1701" w:type="dxa"/>
           </w:tcPr>
           <w:p>
             <w:r/>
@@ -3881,7 +3945,7 @@
         </w:tc>
         <w:tc>
           <w:tcPr>
-            <w:tcW w:type="dxa" w:w="3419"/>
+            <w:tcW w:w="1701" w:type="dxa"/>
           </w:tcPr>
           <w:p>
             <w:pPr>
@@ -3902,7 +3966,7 @@
       <w:tr>
         <w:tc>
           <w:tcPr>
-            <w:tcW w:type="dxa" w:w="3419"/>
+            <w:tcW w:w="680" w:type="dxa"/>
             <w:shd w:fill="D6E4F0"/>
           </w:tcPr>
           <w:p>
@@ -3922,7 +3986,7 @@
         </w:tc>
         <w:tc>
           <w:tcPr>
-            <w:tcW w:type="dxa" w:w="3419"/>
+            <w:tcW w:w="1701" w:type="dxa"/>
             <w:shd w:fill="D6E4F0"/>
           </w:tcPr>
           <w:p>
@@ -3939,7 +4003,7 @@
         </w:tc>
         <w:tc>
           <w:tcPr>
-            <w:tcW w:type="dxa" w:w="3419"/>
+            <w:tcW w:w="1701" w:type="dxa"/>
             <w:shd w:fill="D6E4F0"/>
           </w:tcPr>
           <w:p>
@@ -3961,7 +4025,7 @@
       <w:tr>
         <w:tc>
           <w:tcPr>
-            <w:tcW w:type="dxa" w:w="3419"/>
+            <w:tcW w:w="680" w:type="dxa"/>
           </w:tcPr>
           <w:p>
             <w:pPr>
@@ -3980,7 +4044,7 @@
         </w:tc>
         <w:tc>
           <w:tcPr>
-            <w:tcW w:type="dxa" w:w="3419"/>
+            <w:tcW w:w="1701" w:type="dxa"/>
           </w:tcPr>
           <w:p>
             <w:r/>
@@ -3996,7 +4060,7 @@
         </w:tc>
         <w:tc>
           <w:tcPr>
-            <w:tcW w:type="dxa" w:w="3419"/>
+            <w:tcW w:w="1701" w:type="dxa"/>
           </w:tcPr>
           <w:p>
             <w:pPr>
@@ -4017,7 +4081,7 @@
       <w:tr>
         <w:tc>
           <w:tcPr>
-            <w:tcW w:type="dxa" w:w="3419"/>
+            <w:tcW w:w="680" w:type="dxa"/>
             <w:shd w:fill="D6E4F0"/>
           </w:tcPr>
           <w:p>
@@ -4037,7 +4101,7 @@
         </w:tc>
         <w:tc>
           <w:tcPr>
-            <w:tcW w:type="dxa" w:w="3419"/>
+            <w:tcW w:w="1701" w:type="dxa"/>
             <w:shd w:fill="D6E4F0"/>
           </w:tcPr>
           <w:p>
@@ -4054,7 +4118,7 @@
         </w:tc>
         <w:tc>
           <w:tcPr>
-            <w:tcW w:type="dxa" w:w="3419"/>
+            <w:tcW w:w="1701" w:type="dxa"/>
             <w:shd w:fill="D6E4F0"/>
           </w:tcPr>
           <w:p>
@@ -4076,7 +4140,7 @@
       <w:tr>
         <w:tc>
           <w:tcPr>
-            <w:tcW w:type="dxa" w:w="3419"/>
+            <w:tcW w:w="680" w:type="dxa"/>
           </w:tcPr>
           <w:p>
             <w:pPr>
@@ -4095,7 +4159,7 @@
         </w:tc>
         <w:tc>
           <w:tcPr>
-            <w:tcW w:type="dxa" w:w="3419"/>
+            <w:tcW w:w="1701" w:type="dxa"/>
           </w:tcPr>
           <w:p>
             <w:r/>
@@ -4111,7 +4175,7 @@
         </w:tc>
         <w:tc>
           <w:tcPr>
-            <w:tcW w:type="dxa" w:w="3419"/>
+            <w:tcW w:w="1701" w:type="dxa"/>
           </w:tcPr>
           <w:p>
             <w:pPr>
@@ -4132,7 +4196,7 @@
       <w:tr>
         <w:tc>
           <w:tcPr>
-            <w:tcW w:type="dxa" w:w="3419"/>
+            <w:tcW w:w="680" w:type="dxa"/>
             <w:shd w:fill="D6E4F0"/>
           </w:tcPr>
           <w:p>
@@ -4152,7 +4216,7 @@
         </w:tc>
         <w:tc>
           <w:tcPr>
-            <w:tcW w:type="dxa" w:w="3419"/>
+            <w:tcW w:w="1701" w:type="dxa"/>
             <w:shd w:fill="D6E4F0"/>
           </w:tcPr>
           <w:p>
@@ -4169,7 +4233,7 @@
         </w:tc>
         <w:tc>
           <w:tcPr>
-            <w:tcW w:type="dxa" w:w="3419"/>
+            <w:tcW w:w="1701" w:type="dxa"/>
             <w:shd w:fill="D6E4F0"/>
           </w:tcPr>
           <w:p>
@@ -4191,7 +4255,7 @@
       <w:tr>
         <w:tc>
           <w:tcPr>
-            <w:tcW w:type="dxa" w:w="3419"/>
+            <w:tcW w:w="680" w:type="dxa"/>
           </w:tcPr>
           <w:p>
             <w:pPr>
@@ -4210,7 +4274,7 @@
         </w:tc>
         <w:tc>
           <w:tcPr>
-            <w:tcW w:type="dxa" w:w="3419"/>
+            <w:tcW w:w="1701" w:type="dxa"/>
           </w:tcPr>
           <w:p>
             <w:r/>
@@ -4226,7 +4290,7 @@
         </w:tc>
         <w:tc>
           <w:tcPr>
-            <w:tcW w:type="dxa" w:w="3419"/>
+            <w:tcW w:w="1701" w:type="dxa"/>
           </w:tcPr>
           <w:p>
             <w:pPr>
@@ -4247,7 +4311,7 @@
       <w:tr>
         <w:tc>
           <w:tcPr>
-            <w:tcW w:type="dxa" w:w="3419"/>
+            <w:tcW w:w="680" w:type="dxa"/>
             <w:shd w:fill="D6E4F0"/>
           </w:tcPr>
           <w:p>
@@ -4267,7 +4331,7 @@
         </w:tc>
         <w:tc>
           <w:tcPr>
-            <w:tcW w:type="dxa" w:w="3419"/>
+            <w:tcW w:w="1701" w:type="dxa"/>
             <w:shd w:fill="D6E4F0"/>
           </w:tcPr>
           <w:p>
@@ -4284,7 +4348,7 @@
         </w:tc>
         <w:tc>
           <w:tcPr>
-            <w:tcW w:type="dxa" w:w="3419"/>
+            <w:tcW w:w="1701" w:type="dxa"/>
             <w:shd w:fill="D6E4F0"/>
           </w:tcPr>
           <w:p>
@@ -4306,7 +4370,7 @@
       <w:tr>
         <w:tc>
           <w:tcPr>
-            <w:tcW w:type="dxa" w:w="3419"/>
+            <w:tcW w:w="680" w:type="dxa"/>
           </w:tcPr>
           <w:p>
             <w:pPr>
@@ -4325,7 +4389,7 @@
         </w:tc>
         <w:tc>
           <w:tcPr>
-            <w:tcW w:type="dxa" w:w="3419"/>
+            <w:tcW w:w="1701" w:type="dxa"/>
           </w:tcPr>
           <w:p>
             <w:r/>
@@ -4341,7 +4405,7 @@
         </w:tc>
         <w:tc>
           <w:tcPr>
-            <w:tcW w:type="dxa" w:w="3419"/>
+            <w:tcW w:w="1701" w:type="dxa"/>
           </w:tcPr>
           <w:p>
             <w:pPr>
@@ -4362,7 +4426,7 @@
       <w:tr>
         <w:tc>
           <w:tcPr>
-            <w:tcW w:type="dxa" w:w="3419"/>
+            <w:tcW w:w="680" w:type="dxa"/>
             <w:shd w:fill="D6E4F0"/>
           </w:tcPr>
           <w:p>
@@ -4382,7 +4446,7 @@
         </w:tc>
         <w:tc>
           <w:tcPr>
-            <w:tcW w:type="dxa" w:w="3419"/>
+            <w:tcW w:w="1701" w:type="dxa"/>
             <w:shd w:fill="D6E4F0"/>
           </w:tcPr>
           <w:p>
@@ -4399,7 +4463,7 @@
         </w:tc>
         <w:tc>
           <w:tcPr>
-            <w:tcW w:type="dxa" w:w="3419"/>
+            <w:tcW w:w="1701" w:type="dxa"/>
             <w:shd w:fill="D6E4F0"/>
           </w:tcPr>
           <w:p>
@@ -4420,13 +4484,18 @@
       </w:tr>
     </w:tbl>
     <w:p/>
+    <w:p>
+      <w:r>
+        <w:t>Среди СФП лидирует фактор 44.1 (определение суда о введении процедуры банкротства) — 623 события (29,4% от всех СФП). Второе место — 40.1 (прекращение действия лицензии, 481), третье — 44 (возбуждение производства по делу о банкротстве, 451). Первая тройка покрывает 73,3% всех СФП-событий. Характерно, что большинство топовых СФП связаны с критическими событиями в жизни компании: банкротство, ликвидация, отзыв лицензии.</w:t>
+      </w:r>
+    </w:p>
     <w:p>
       <w:pPr>
         <w:pStyle w:val="Heading2"/>
       </w:pPr>
       <w:r>
         <w:rPr>
-          <w:color w:val="1F4E79"/>
+          <w:color w:val="000000"/>
         </w:rPr>
         <w:t>8. Топ-20 ФП по сегментам</w:t>
       </w:r>
@@ -4448,16 +4517,17 @@
         <w:tblW w:type="auto" w:w="0"/>
         <w:jc w:val="center"/>
         <w:tblLook w:firstColumn="1" w:firstRow="1" w:lastColumn="0" w:lastRow="0" w:noHBand="0" w:noVBand="1" w:val="04A0"/>
+        <w:tblLayout w:type="fixed"/>
       </w:tblPr>
       <w:tblGrid>
-        <w:gridCol w:w="3419"/>
-        <w:gridCol w:w="3419"/>
-        <w:gridCol w:w="3419"/>
+        <w:gridCol w:w="680"/>
+        <w:gridCol w:w="1701"/>
+        <w:gridCol w:w="1701"/>
       </w:tblGrid>
       <w:tr>
         <w:tc>
           <w:tcPr>
-            <w:tcW w:type="dxa" w:w="3419"/>
+            <w:tcW w:w="680" w:type="dxa"/>
             <w:shd w:fill="1F4E79"/>
           </w:tcPr>
           <w:p>
@@ -4478,7 +4548,7 @@
         </w:tc>
         <w:tc>
           <w:tcPr>
-            <w:tcW w:type="dxa" w:w="3419"/>
+            <w:tcW w:w="1701" w:type="dxa"/>
             <w:shd w:fill="1F4E79"/>
           </w:tcPr>
           <w:p>
@@ -4499,7 +4569,7 @@
         </w:tc>
         <w:tc>
           <w:tcPr>
-            <w:tcW w:type="dxa" w:w="3419"/>
+            <w:tcW w:w="1701" w:type="dxa"/>
             <w:shd w:fill="1F4E79"/>
           </w:tcPr>
           <w:p>
@@ -4522,7 +4592,7 @@
       <w:tr>
         <w:tc>
           <w:tcPr>
-            <w:tcW w:type="dxa" w:w="3419"/>
+            <w:tcW w:w="680" w:type="dxa"/>
           </w:tcPr>
           <w:p>
             <w:pPr>
@@ -4541,7 +4611,7 @@
         </w:tc>
         <w:tc>
           <w:tcPr>
-            <w:tcW w:type="dxa" w:w="3419"/>
+            <w:tcW w:w="1701" w:type="dxa"/>
           </w:tcPr>
           <w:p>
             <w:r/>
@@ -4557,7 +4627,7 @@
         </w:tc>
         <w:tc>
           <w:tcPr>
-            <w:tcW w:type="dxa" w:w="3419"/>
+            <w:tcW w:w="1701" w:type="dxa"/>
           </w:tcPr>
           <w:p>
             <w:pPr>
@@ -4578,7 +4648,7 @@
       <w:tr>
         <w:tc>
           <w:tcPr>
-            <w:tcW w:type="dxa" w:w="3419"/>
+            <w:tcW w:w="680" w:type="dxa"/>
             <w:shd w:fill="D6E4F0"/>
           </w:tcPr>
           <w:p>
@@ -4598,7 +4668,7 @@
         </w:tc>
         <w:tc>
           <w:tcPr>
-            <w:tcW w:type="dxa" w:w="3419"/>
+            <w:tcW w:w="1701" w:type="dxa"/>
             <w:shd w:fill="D6E4F0"/>
           </w:tcPr>
           <w:p>
@@ -4615,7 +4685,7 @@
         </w:tc>
         <w:tc>
           <w:tcPr>
-            <w:tcW w:type="dxa" w:w="3419"/>
+            <w:tcW w:w="1701" w:type="dxa"/>
             <w:shd w:fill="D6E4F0"/>
           </w:tcPr>
           <w:p>
@@ -4637,7 +4707,7 @@
       <w:tr>
         <w:tc>
           <w:tcPr>
-            <w:tcW w:type="dxa" w:w="3419"/>
+            <w:tcW w:w="680" w:type="dxa"/>
           </w:tcPr>
           <w:p>
             <w:pPr>
@@ -4656,7 +4726,7 @@
         </w:tc>
         <w:tc>
           <w:tcPr>
-            <w:tcW w:type="dxa" w:w="3419"/>
+            <w:tcW w:w="1701" w:type="dxa"/>
           </w:tcPr>
           <w:p>
             <w:r/>
@@ -4672,7 +4742,7 @@
         </w:tc>
         <w:tc>
           <w:tcPr>
-            <w:tcW w:type="dxa" w:w="3419"/>
+            <w:tcW w:w="1701" w:type="dxa"/>
           </w:tcPr>
           <w:p>
             <w:pPr>
@@ -4693,7 +4763,7 @@
       <w:tr>
         <w:tc>
           <w:tcPr>
-            <w:tcW w:type="dxa" w:w="3419"/>
+            <w:tcW w:w="680" w:type="dxa"/>
             <w:shd w:fill="D6E4F0"/>
           </w:tcPr>
           <w:p>
@@ -4713,7 +4783,7 @@
         </w:tc>
         <w:tc>
           <w:tcPr>
-            <w:tcW w:type="dxa" w:w="3419"/>
+            <w:tcW w:w="1701" w:type="dxa"/>
             <w:shd w:fill="D6E4F0"/>
           </w:tcPr>
           <w:p>
@@ -4730,7 +4800,7 @@
         </w:tc>
         <w:tc>
           <w:tcPr>
-            <w:tcW w:type="dxa" w:w="3419"/>
+            <w:tcW w:w="1701" w:type="dxa"/>
             <w:shd w:fill="D6E4F0"/>
           </w:tcPr>
           <w:p>
@@ -4752,7 +4822,7 @@
       <w:tr>
         <w:tc>
           <w:tcPr>
-            <w:tcW w:type="dxa" w:w="3419"/>
+            <w:tcW w:w="680" w:type="dxa"/>
           </w:tcPr>
           <w:p>
             <w:pPr>
@@ -4771,7 +4841,7 @@
         </w:tc>
         <w:tc>
           <w:tcPr>
-            <w:tcW w:type="dxa" w:w="3419"/>
+            <w:tcW w:w="1701" w:type="dxa"/>
           </w:tcPr>
           <w:p>
             <w:r/>
@@ -4787,7 +4857,7 @@
         </w:tc>
         <w:tc>
           <w:tcPr>
-            <w:tcW w:type="dxa" w:w="3419"/>
+            <w:tcW w:w="1701" w:type="dxa"/>
           </w:tcPr>
           <w:p>
             <w:pPr>
@@ -4808,7 +4878,7 @@
       <w:tr>
         <w:tc>
           <w:tcPr>
-            <w:tcW w:type="dxa" w:w="3419"/>
+            <w:tcW w:w="680" w:type="dxa"/>
             <w:shd w:fill="D6E4F0"/>
           </w:tcPr>
           <w:p>
@@ -4828,7 +4898,7 @@
         </w:tc>
         <w:tc>
           <w:tcPr>
-            <w:tcW w:type="dxa" w:w="3419"/>
+            <w:tcW w:w="1701" w:type="dxa"/>
             <w:shd w:fill="D6E4F0"/>
           </w:tcPr>
           <w:p>
@@ -4845,7 +4915,7 @@
         </w:tc>
         <w:tc>
           <w:tcPr>
-            <w:tcW w:type="dxa" w:w="3419"/>
+            <w:tcW w:w="1701" w:type="dxa"/>
             <w:shd w:fill="D6E4F0"/>
           </w:tcPr>
           <w:p>
@@ -4867,7 +4937,7 @@
       <w:tr>
         <w:tc>
           <w:tcPr>
-            <w:tcW w:type="dxa" w:w="3419"/>
+            <w:tcW w:w="680" w:type="dxa"/>
           </w:tcPr>
           <w:p>
             <w:pPr>
@@ -4886,7 +4956,7 @@
         </w:tc>
         <w:tc>
           <w:tcPr>
-            <w:tcW w:type="dxa" w:w="3419"/>
+            <w:tcW w:w="1701" w:type="dxa"/>
           </w:tcPr>
           <w:p>
             <w:r/>
@@ -4902,7 +4972,7 @@
         </w:tc>
         <w:tc>
           <w:tcPr>
-            <w:tcW w:type="dxa" w:w="3419"/>
+            <w:tcW w:w="1701" w:type="dxa"/>
           </w:tcPr>
           <w:p>
             <w:pPr>
@@ -4923,7 +4993,7 @@
       <w:tr>
         <w:tc>
           <w:tcPr>
-            <w:tcW w:type="dxa" w:w="3419"/>
+            <w:tcW w:w="680" w:type="dxa"/>
             <w:shd w:fill="D6E4F0"/>
           </w:tcPr>
           <w:p>
@@ -4943,7 +5013,7 @@
         </w:tc>
         <w:tc>
           <w:tcPr>
-            <w:tcW w:type="dxa" w:w="3419"/>
+            <w:tcW w:w="1701" w:type="dxa"/>
             <w:shd w:fill="D6E4F0"/>
           </w:tcPr>
           <w:p>
@@ -4960,7 +5030,7 @@
         </w:tc>
         <w:tc>
           <w:tcPr>
-            <w:tcW w:type="dxa" w:w="3419"/>
+            <w:tcW w:w="1701" w:type="dxa"/>
             <w:shd w:fill="D6E4F0"/>
           </w:tcPr>
           <w:p>
@@ -4982,7 +5052,7 @@
       <w:tr>
         <w:tc>
           <w:tcPr>
-            <w:tcW w:type="dxa" w:w="3419"/>
+            <w:tcW w:w="680" w:type="dxa"/>
           </w:tcPr>
           <w:p>
             <w:pPr>
@@ -5001,7 +5071,7 @@
         </w:tc>
         <w:tc>
           <w:tcPr>
-            <w:tcW w:type="dxa" w:w="3419"/>
+            <w:tcW w:w="1701" w:type="dxa"/>
           </w:tcPr>
           <w:p>
             <w:r/>
@@ -5017,7 +5087,7 @@
         </w:tc>
         <w:tc>
           <w:tcPr>
-            <w:tcW w:type="dxa" w:w="3419"/>
+            <w:tcW w:w="1701" w:type="dxa"/>
           </w:tcPr>
           <w:p>
             <w:pPr>
@@ -5038,7 +5108,7 @@
       <w:tr>
         <w:tc>
           <w:tcPr>
-            <w:tcW w:type="dxa" w:w="3419"/>
+            <w:tcW w:w="680" w:type="dxa"/>
             <w:shd w:fill="D6E4F0"/>
           </w:tcPr>
           <w:p>
@@ -5058,7 +5128,7 @@
         </w:tc>
         <w:tc>
           <w:tcPr>
-            <w:tcW w:type="dxa" w:w="3419"/>
+            <w:tcW w:w="1701" w:type="dxa"/>
             <w:shd w:fill="D6E4F0"/>
           </w:tcPr>
           <w:p>
@@ -5075,7 +5145,7 @@
         </w:tc>
         <w:tc>
           <w:tcPr>
-            <w:tcW w:type="dxa" w:w="3419"/>
+            <w:tcW w:w="1701" w:type="dxa"/>
             <w:shd w:fill="D6E4F0"/>
           </w:tcPr>
           <w:p>
@@ -5097,7 +5167,7 @@
       <w:tr>
         <w:tc>
           <w:tcPr>
-            <w:tcW w:type="dxa" w:w="3419"/>
+            <w:tcW w:w="680" w:type="dxa"/>
           </w:tcPr>
           <w:p>
             <w:pPr>
@@ -5116,7 +5186,7 @@
         </w:tc>
         <w:tc>
           <w:tcPr>
-            <w:tcW w:type="dxa" w:w="3419"/>
+            <w:tcW w:w="1701" w:type="dxa"/>
           </w:tcPr>
           <w:p>
             <w:r/>
@@ -5132,7 +5202,7 @@
         </w:tc>
         <w:tc>
           <w:tcPr>
-            <w:tcW w:type="dxa" w:w="3419"/>
+            <w:tcW w:w="1701" w:type="dxa"/>
           </w:tcPr>
           <w:p>
             <w:pPr>
@@ -5153,7 +5223,7 @@
       <w:tr>
         <w:tc>
           <w:tcPr>
-            <w:tcW w:type="dxa" w:w="3419"/>
+            <w:tcW w:w="680" w:type="dxa"/>
             <w:shd w:fill="D6E4F0"/>
           </w:tcPr>
           <w:p>
@@ -5173,7 +5243,7 @@
         </w:tc>
         <w:tc>
           <w:tcPr>
-            <w:tcW w:type="dxa" w:w="3419"/>
+            <w:tcW w:w="1701" w:type="dxa"/>
             <w:shd w:fill="D6E4F0"/>
           </w:tcPr>
           <w:p>
@@ -5190,7 +5260,7 @@
         </w:tc>
         <w:tc>
           <w:tcPr>
-            <w:tcW w:type="dxa" w:w="3419"/>
+            <w:tcW w:w="1701" w:type="dxa"/>
             <w:shd w:fill="D6E4F0"/>
           </w:tcPr>
           <w:p>
@@ -5212,7 +5282,7 @@
       <w:tr>
         <w:tc>
           <w:tcPr>
-            <w:tcW w:type="dxa" w:w="3419"/>
+            <w:tcW w:w="680" w:type="dxa"/>
           </w:tcPr>
           <w:p>
             <w:pPr>
@@ -5231,7 +5301,7 @@
         </w:tc>
         <w:tc>
           <w:tcPr>
-            <w:tcW w:type="dxa" w:w="3419"/>
+            <w:tcW w:w="1701" w:type="dxa"/>
           </w:tcPr>
           <w:p>
             <w:r/>
@@ -5247,7 +5317,7 @@
         </w:tc>
         <w:tc>
           <w:tcPr>
-            <w:tcW w:type="dxa" w:w="3419"/>
+            <w:tcW w:w="1701" w:type="dxa"/>
           </w:tcPr>
           <w:p>
             <w:pPr>
@@ -5268,7 +5338,7 @@
       <w:tr>
         <w:tc>
           <w:tcPr>
-            <w:tcW w:type="dxa" w:w="3419"/>
+            <w:tcW w:w="680" w:type="dxa"/>
             <w:shd w:fill="D6E4F0"/>
           </w:tcPr>
           <w:p>
@@ -5288,7 +5358,7 @@
         </w:tc>
         <w:tc>
           <w:tcPr>
-            <w:tcW w:type="dxa" w:w="3419"/>
+            <w:tcW w:w="1701" w:type="dxa"/>
             <w:shd w:fill="D6E4F0"/>
           </w:tcPr>
           <w:p>
@@ -5305,7 +5375,7 @@
         </w:tc>
         <w:tc>
           <w:tcPr>
-            <w:tcW w:type="dxa" w:w="3419"/>
+            <w:tcW w:w="1701" w:type="dxa"/>
             <w:shd w:fill="D6E4F0"/>
           </w:tcPr>
           <w:p>
@@ -5327,7 +5397,7 @@
       <w:tr>
         <w:tc>
           <w:tcPr>
-            <w:tcW w:type="dxa" w:w="3419"/>
+            <w:tcW w:w="680" w:type="dxa"/>
           </w:tcPr>
           <w:p>
             <w:pPr>
@@ -5346,7 +5416,7 @@
         </w:tc>
         <w:tc>
           <w:tcPr>
-            <w:tcW w:type="dxa" w:w="3419"/>
+            <w:tcW w:w="1701" w:type="dxa"/>
           </w:tcPr>
           <w:p>
             <w:r/>
@@ -5362,7 +5432,7 @@
         </w:tc>
         <w:tc>
           <w:tcPr>
-            <w:tcW w:type="dxa" w:w="3419"/>
+            <w:tcW w:w="1701" w:type="dxa"/>
           </w:tcPr>
           <w:p>
             <w:pPr>
@@ -5383,7 +5453,7 @@
       <w:tr>
         <w:tc>
           <w:tcPr>
-            <w:tcW w:type="dxa" w:w="3419"/>
+            <w:tcW w:w="680" w:type="dxa"/>
             <w:shd w:fill="D6E4F0"/>
           </w:tcPr>
           <w:p>
@@ -5403,7 +5473,7 @@
         </w:tc>
         <w:tc>
           <w:tcPr>
-            <w:tcW w:type="dxa" w:w="3419"/>
+            <w:tcW w:w="1701" w:type="dxa"/>
             <w:shd w:fill="D6E4F0"/>
           </w:tcPr>
           <w:p>
@@ -5420,7 +5490,7 @@
         </w:tc>
         <w:tc>
           <w:tcPr>
-            <w:tcW w:type="dxa" w:w="3419"/>
+            <w:tcW w:w="1701" w:type="dxa"/>
             <w:shd w:fill="D6E4F0"/>
           </w:tcPr>
           <w:p>
@@ -5442,7 +5512,7 @@
       <w:tr>
         <w:tc>
           <w:tcPr>
-            <w:tcW w:type="dxa" w:w="3419"/>
+            <w:tcW w:w="680" w:type="dxa"/>
           </w:tcPr>
           <w:p>
             <w:pPr>
@@ -5461,7 +5531,7 @@
         </w:tc>
         <w:tc>
           <w:tcPr>
-            <w:tcW w:type="dxa" w:w="3419"/>
+            <w:tcW w:w="1701" w:type="dxa"/>
           </w:tcPr>
           <w:p>
             <w:r/>
@@ -5477,7 +5547,7 @@
         </w:tc>
         <w:tc>
           <w:tcPr>
-            <w:tcW w:type="dxa" w:w="3419"/>
+            <w:tcW w:w="1701" w:type="dxa"/>
           </w:tcPr>
           <w:p>
             <w:pPr>
@@ -5498,7 +5568,7 @@
       <w:tr>
         <w:tc>
           <w:tcPr>
-            <w:tcW w:type="dxa" w:w="3419"/>
+            <w:tcW w:w="680" w:type="dxa"/>
             <w:shd w:fill="D6E4F0"/>
           </w:tcPr>
           <w:p>
@@ -5518,7 +5588,7 @@
         </w:tc>
         <w:tc>
           <w:tcPr>
-            <w:tcW w:type="dxa" w:w="3419"/>
+            <w:tcW w:w="1701" w:type="dxa"/>
             <w:shd w:fill="D6E4F0"/>
           </w:tcPr>
           <w:p>
@@ -5535,7 +5605,7 @@
         </w:tc>
         <w:tc>
           <w:tcPr>
-            <w:tcW w:type="dxa" w:w="3419"/>
+            <w:tcW w:w="1701" w:type="dxa"/>
             <w:shd w:fill="D6E4F0"/>
           </w:tcPr>
           <w:p>
@@ -5557,7 +5627,7 @@
       <w:tr>
         <w:tc>
           <w:tcPr>
-            <w:tcW w:type="dxa" w:w="3419"/>
+            <w:tcW w:w="680" w:type="dxa"/>
           </w:tcPr>
           <w:p>
             <w:pPr>
@@ -5576,7 +5646,7 @@
         </w:tc>
         <w:tc>
           <w:tcPr>
-            <w:tcW w:type="dxa" w:w="3419"/>
+            <w:tcW w:w="1701" w:type="dxa"/>
           </w:tcPr>
           <w:p>
             <w:r/>
@@ -5592,7 +5662,7 @@
         </w:tc>
         <w:tc>
           <w:tcPr>
-            <w:tcW w:type="dxa" w:w="3419"/>
+            <w:tcW w:w="1701" w:type="dxa"/>
           </w:tcPr>
           <w:p>
             <w:pPr>
@@ -5613,7 +5683,7 @@
       <w:tr>
         <w:tc>
           <w:tcPr>
-            <w:tcW w:type="dxa" w:w="3419"/>
+            <w:tcW w:w="680" w:type="dxa"/>
             <w:shd w:fill="D6E4F0"/>
           </w:tcPr>
           <w:p>
@@ -5633,7 +5703,7 @@
         </w:tc>
         <w:tc>
           <w:tcPr>
-            <w:tcW w:type="dxa" w:w="3419"/>
+            <w:tcW w:w="1701" w:type="dxa"/>
             <w:shd w:fill="D6E4F0"/>
           </w:tcPr>
           <w:p>
@@ -5650,7 +5720,7 @@
         </w:tc>
         <w:tc>
           <w:tcPr>
-            <w:tcW w:type="dxa" w:w="3419"/>
+            <w:tcW w:w="1701" w:type="dxa"/>
             <w:shd w:fill="D6E4F0"/>
           </w:tcPr>
           <w:p>
@@ -5688,16 +5758,17 @@
         <w:tblW w:type="auto" w:w="0"/>
         <w:jc w:val="center"/>
         <w:tblLook w:firstColumn="1" w:firstRow="1" w:lastColumn="0" w:lastRow="0" w:noHBand="0" w:noVBand="1" w:val="04A0"/>
+        <w:tblLayout w:type="fixed"/>
       </w:tblPr>
       <w:tblGrid>
-        <w:gridCol w:w="3419"/>
-        <w:gridCol w:w="3419"/>
-        <w:gridCol w:w="3419"/>
+        <w:gridCol w:w="680"/>
+        <w:gridCol w:w="1701"/>
+        <w:gridCol w:w="1701"/>
       </w:tblGrid>
       <w:tr>
         <w:tc>
           <w:tcPr>
-            <w:tcW w:type="dxa" w:w="3419"/>
+            <w:tcW w:w="680" w:type="dxa"/>
             <w:shd w:fill="1F4E79"/>
           </w:tcPr>
           <w:p>
@@ -5718,7 +5789,7 @@
         </w:tc>
         <w:tc>
           <w:tcPr>
-            <w:tcW w:type="dxa" w:w="3419"/>
+            <w:tcW w:w="1701" w:type="dxa"/>
             <w:shd w:fill="1F4E79"/>
           </w:tcPr>
           <w:p>
@@ -5739,7 +5810,7 @@
         </w:tc>
         <w:tc>
           <w:tcPr>
-            <w:tcW w:type="dxa" w:w="3419"/>
+            <w:tcW w:w="1701" w:type="dxa"/>
             <w:shd w:fill="1F4E79"/>
           </w:tcPr>
           <w:p>
@@ -5762,7 +5833,7 @@
       <w:tr>
         <w:tc>
           <w:tcPr>
-            <w:tcW w:type="dxa" w:w="3419"/>
+            <w:tcW w:w="680" w:type="dxa"/>
           </w:tcPr>
           <w:p>
             <w:pPr>
@@ -5781,7 +5852,7 @@
         </w:tc>
         <w:tc>
           <w:tcPr>
-            <w:tcW w:type="dxa" w:w="3419"/>
+            <w:tcW w:w="1701" w:type="dxa"/>
           </w:tcPr>
           <w:p>
             <w:r/>
@@ -5797,7 +5868,7 @@
         </w:tc>
         <w:tc>
           <w:tcPr>
-            <w:tcW w:type="dxa" w:w="3419"/>
+            <w:tcW w:w="1701" w:type="dxa"/>
           </w:tcPr>
           <w:p>
             <w:pPr>
@@ -5818,7 +5889,7 @@
       <w:tr>
         <w:tc>
           <w:tcPr>
-            <w:tcW w:type="dxa" w:w="3419"/>
+            <w:tcW w:w="680" w:type="dxa"/>
             <w:shd w:fill="D6E4F0"/>
           </w:tcPr>
           <w:p>
@@ -5838,7 +5909,7 @@
         </w:tc>
         <w:tc>
           <w:tcPr>
-            <w:tcW w:type="dxa" w:w="3419"/>
+            <w:tcW w:w="1701" w:type="dxa"/>
             <w:shd w:fill="D6E4F0"/>
           </w:tcPr>
           <w:p>
@@ -5855,7 +5926,7 @@
         </w:tc>
         <w:tc>
           <w:tcPr>
-            <w:tcW w:type="dxa" w:w="3419"/>
+            <w:tcW w:w="1701" w:type="dxa"/>
             <w:shd w:fill="D6E4F0"/>
           </w:tcPr>
           <w:p>
@@ -5877,7 +5948,7 @@
       <w:tr>
         <w:tc>
           <w:tcPr>
-            <w:tcW w:type="dxa" w:w="3419"/>
+            <w:tcW w:w="680" w:type="dxa"/>
           </w:tcPr>
           <w:p>
             <w:pPr>
@@ -5896,7 +5967,7 @@
         </w:tc>
         <w:tc>
           <w:tcPr>
-            <w:tcW w:type="dxa" w:w="3419"/>
+            <w:tcW w:w="1701" w:type="dxa"/>
           </w:tcPr>
           <w:p>
             <w:r/>
@@ -5912,7 +5983,7 @@
         </w:tc>
         <w:tc>
           <w:tcPr>
-            <w:tcW w:type="dxa" w:w="3419"/>
+            <w:tcW w:w="1701" w:type="dxa"/>
           </w:tcPr>
           <w:p>
             <w:pPr>
@@ -5933,7 +6004,7 @@
       <w:tr>
         <w:tc>
           <w:tcPr>
-            <w:tcW w:type="dxa" w:w="3419"/>
+            <w:tcW w:w="680" w:type="dxa"/>
             <w:shd w:fill="D6E4F0"/>
           </w:tcPr>
           <w:p>
@@ -5953,7 +6024,7 @@
         </w:tc>
         <w:tc>
           <w:tcPr>
-            <w:tcW w:type="dxa" w:w="3419"/>
+            <w:tcW w:w="1701" w:type="dxa"/>
             <w:shd w:fill="D6E4F0"/>
           </w:tcPr>
           <w:p>
@@ -5970,7 +6041,7 @@
         </w:tc>
         <w:tc>
           <w:tcPr>
-            <w:tcW w:type="dxa" w:w="3419"/>
+            <w:tcW w:w="1701" w:type="dxa"/>
             <w:shd w:fill="D6E4F0"/>
           </w:tcPr>
           <w:p>
@@ -5992,7 +6063,7 @@
       <w:tr>
         <w:tc>
           <w:tcPr>
-            <w:tcW w:type="dxa" w:w="3419"/>
+            <w:tcW w:w="680" w:type="dxa"/>
           </w:tcPr>
           <w:p>
             <w:pPr>
@@ -6011,7 +6082,7 @@
         </w:tc>
         <w:tc>
           <w:tcPr>
-            <w:tcW w:type="dxa" w:w="3419"/>
+            <w:tcW w:w="1701" w:type="dxa"/>
           </w:tcPr>
           <w:p>
             <w:r/>
@@ -6027,7 +6098,7 @@
         </w:tc>
         <w:tc>
           <w:tcPr>
-            <w:tcW w:type="dxa" w:w="3419"/>
+            <w:tcW w:w="1701" w:type="dxa"/>
           </w:tcPr>
           <w:p>
             <w:pPr>
@@ -6048,7 +6119,7 @@
       <w:tr>
         <w:tc>
           <w:tcPr>
-            <w:tcW w:type="dxa" w:w="3419"/>
+            <w:tcW w:w="680" w:type="dxa"/>
             <w:shd w:fill="D6E4F0"/>
           </w:tcPr>
           <w:p>
@@ -6068,7 +6139,7 @@
         </w:tc>
         <w:tc>
           <w:tcPr>
-            <w:tcW w:type="dxa" w:w="3419"/>
+            <w:tcW w:w="1701" w:type="dxa"/>
             <w:shd w:fill="D6E4F0"/>
           </w:tcPr>
           <w:p>
@@ -6085,7 +6156,7 @@
         </w:tc>
         <w:tc>
           <w:tcPr>
-            <w:tcW w:type="dxa" w:w="3419"/>
+            <w:tcW w:w="1701" w:type="dxa"/>
             <w:shd w:fill="D6E4F0"/>
           </w:tcPr>
           <w:p>
@@ -6107,7 +6178,7 @@
       <w:tr>
         <w:tc>
           <w:tcPr>
-            <w:tcW w:type="dxa" w:w="3419"/>
+            <w:tcW w:w="680" w:type="dxa"/>
           </w:tcPr>
           <w:p>
             <w:pPr>
@@ -6126,7 +6197,7 @@
         </w:tc>
         <w:tc>
           <w:tcPr>
-            <w:tcW w:type="dxa" w:w="3419"/>
+            <w:tcW w:w="1701" w:type="dxa"/>
           </w:tcPr>
           <w:p>
             <w:r/>
@@ -6142,7 +6213,7 @@
         </w:tc>
         <w:tc>
           <w:tcPr>
-            <w:tcW w:type="dxa" w:w="3419"/>
+            <w:tcW w:w="1701" w:type="dxa"/>
           </w:tcPr>
           <w:p>
             <w:pPr>
@@ -6163,7 +6234,7 @@
       <w:tr>
         <w:tc>
           <w:tcPr>
-            <w:tcW w:type="dxa" w:w="3419"/>
+            <w:tcW w:w="680" w:type="dxa"/>
             <w:shd w:fill="D6E4F0"/>
           </w:tcPr>
           <w:p>
@@ -6183,7 +6254,7 @@
         </w:tc>
         <w:tc>
           <w:tcPr>
-            <w:tcW w:type="dxa" w:w="3419"/>
+            <w:tcW w:w="1701" w:type="dxa"/>
             <w:shd w:fill="D6E4F0"/>
           </w:tcPr>
           <w:p>
@@ -6200,7 +6271,7 @@
         </w:tc>
         <w:tc>
           <w:tcPr>
-            <w:tcW w:type="dxa" w:w="3419"/>
+            <w:tcW w:w="1701" w:type="dxa"/>
             <w:shd w:fill="D6E4F0"/>
           </w:tcPr>
           <w:p>
@@ -6222,7 +6293,7 @@
       <w:tr>
         <w:tc>
           <w:tcPr>
-            <w:tcW w:type="dxa" w:w="3419"/>
+            <w:tcW w:w="680" w:type="dxa"/>
           </w:tcPr>
           <w:p>
             <w:pPr>
@@ -6241,7 +6312,7 @@
         </w:tc>
         <w:tc>
           <w:tcPr>
-            <w:tcW w:type="dxa" w:w="3419"/>
+            <w:tcW w:w="1701" w:type="dxa"/>
           </w:tcPr>
           <w:p>
             <w:r/>
@@ -6257,7 +6328,7 @@
         </w:tc>
         <w:tc>
           <w:tcPr>
-            <w:tcW w:type="dxa" w:w="3419"/>
+            <w:tcW w:w="1701" w:type="dxa"/>
           </w:tcPr>
           <w:p>
             <w:pPr>
@@ -6278,7 +6349,7 @@
       <w:tr>
         <w:tc>
           <w:tcPr>
-            <w:tcW w:type="dxa" w:w="3419"/>
+            <w:tcW w:w="680" w:type="dxa"/>
             <w:shd w:fill="D6E4F0"/>
           </w:tcPr>
           <w:p>
@@ -6298,7 +6369,7 @@
         </w:tc>
         <w:tc>
           <w:tcPr>
-            <w:tcW w:type="dxa" w:w="3419"/>
+            <w:tcW w:w="1701" w:type="dxa"/>
             <w:shd w:fill="D6E4F0"/>
           </w:tcPr>
           <w:p>
@@ -6315,7 +6386,7 @@
         </w:tc>
         <w:tc>
           <w:tcPr>
-            <w:tcW w:type="dxa" w:w="3419"/>
+            <w:tcW w:w="1701" w:type="dxa"/>
             <w:shd w:fill="D6E4F0"/>
           </w:tcPr>
           <w:p>
@@ -6337,7 +6408,7 @@
       <w:tr>
         <w:tc>
           <w:tcPr>
-            <w:tcW w:type="dxa" w:w="3419"/>
+            <w:tcW w:w="680" w:type="dxa"/>
           </w:tcPr>
           <w:p>
             <w:pPr>
@@ -6356,7 +6427,7 @@
         </w:tc>
         <w:tc>
           <w:tcPr>
-            <w:tcW w:type="dxa" w:w="3419"/>
+            <w:tcW w:w="1701" w:type="dxa"/>
           </w:tcPr>
           <w:p>
             <w:r/>
@@ -6372,7 +6443,7 @@
         </w:tc>
         <w:tc>
           <w:tcPr>
-            <w:tcW w:type="dxa" w:w="3419"/>
+            <w:tcW w:w="1701" w:type="dxa"/>
           </w:tcPr>
           <w:p>
             <w:pPr>
@@ -6393,7 +6464,7 @@
       <w:tr>
         <w:tc>
           <w:tcPr>
-            <w:tcW w:type="dxa" w:w="3419"/>
+            <w:tcW w:w="680" w:type="dxa"/>
             <w:shd w:fill="D6E4F0"/>
           </w:tcPr>
           <w:p>
@@ -6413,7 +6484,7 @@
         </w:tc>
         <w:tc>
           <w:tcPr>
-            <w:tcW w:type="dxa" w:w="3419"/>
+            <w:tcW w:w="1701" w:type="dxa"/>
             <w:shd w:fill="D6E4F0"/>
           </w:tcPr>
           <w:p>
@@ -6430,7 +6501,7 @@
         </w:tc>
         <w:tc>
           <w:tcPr>
-            <w:tcW w:type="dxa" w:w="3419"/>
+            <w:tcW w:w="1701" w:type="dxa"/>
             <w:shd w:fill="D6E4F0"/>
           </w:tcPr>
           <w:p>
@@ -6452,7 +6523,7 @@
       <w:tr>
         <w:tc>
           <w:tcPr>
-            <w:tcW w:type="dxa" w:w="3419"/>
+            <w:tcW w:w="680" w:type="dxa"/>
           </w:tcPr>
           <w:p>
             <w:pPr>
@@ -6471,7 +6542,7 @@
         </w:tc>
         <w:tc>
           <w:tcPr>
-            <w:tcW w:type="dxa" w:w="3419"/>
+            <w:tcW w:w="1701" w:type="dxa"/>
           </w:tcPr>
           <w:p>
             <w:r/>
@@ -6487,7 +6558,7 @@
         </w:tc>
         <w:tc>
           <w:tcPr>
-            <w:tcW w:type="dxa" w:w="3419"/>
+            <w:tcW w:w="1701" w:type="dxa"/>
           </w:tcPr>
           <w:p>
             <w:pPr>
@@ -6508,7 +6579,7 @@
       <w:tr>
         <w:tc>
           <w:tcPr>
-            <w:tcW w:type="dxa" w:w="3419"/>
+            <w:tcW w:w="680" w:type="dxa"/>
             <w:shd w:fill="D6E4F0"/>
           </w:tcPr>
           <w:p>
@@ -6528,7 +6599,7 @@
         </w:tc>
         <w:tc>
           <w:tcPr>
-            <w:tcW w:type="dxa" w:w="3419"/>
+            <w:tcW w:w="1701" w:type="dxa"/>
             <w:shd w:fill="D6E4F0"/>
           </w:tcPr>
           <w:p>
@@ -6545,7 +6616,7 @@
         </w:tc>
         <w:tc>
           <w:tcPr>
-            <w:tcW w:type="dxa" w:w="3419"/>
+            <w:tcW w:w="1701" w:type="dxa"/>
             <w:shd w:fill="D6E4F0"/>
           </w:tcPr>
           <w:p>
@@ -6567,7 +6638,7 @@
       <w:tr>
         <w:tc>
           <w:tcPr>
-            <w:tcW w:type="dxa" w:w="3419"/>
+            <w:tcW w:w="680" w:type="dxa"/>
           </w:tcPr>
           <w:p>
             <w:pPr>
@@ -6586,7 +6657,7 @@
         </w:tc>
         <w:tc>
           <w:tcPr>
-            <w:tcW w:type="dxa" w:w="3419"/>
+            <w:tcW w:w="1701" w:type="dxa"/>
           </w:tcPr>
           <w:p>
             <w:r/>
@@ -6602,7 +6673,7 @@
         </w:tc>
         <w:tc>
           <w:tcPr>
-            <w:tcW w:type="dxa" w:w="3419"/>
+            <w:tcW w:w="1701" w:type="dxa"/>
           </w:tcPr>
           <w:p>
             <w:pPr>
@@ -6623,7 +6694,7 @@
       <w:tr>
         <w:tc>
           <w:tcPr>
-            <w:tcW w:type="dxa" w:w="3419"/>
+            <w:tcW w:w="680" w:type="dxa"/>
             <w:shd w:fill="D6E4F0"/>
           </w:tcPr>
           <w:p>
@@ -6643,7 +6714,7 @@
         </w:tc>
         <w:tc>
           <w:tcPr>
-            <w:tcW w:type="dxa" w:w="3419"/>
+            <w:tcW w:w="1701" w:type="dxa"/>
             <w:shd w:fill="D6E4F0"/>
           </w:tcPr>
           <w:p>
@@ -6660,7 +6731,7 @@
         </w:tc>
         <w:tc>
           <w:tcPr>
-            <w:tcW w:type="dxa" w:w="3419"/>
+            <w:tcW w:w="1701" w:type="dxa"/>
             <w:shd w:fill="D6E4F0"/>
           </w:tcPr>
           <w:p>
@@ -6682,7 +6753,7 @@
       <w:tr>
         <w:tc>
           <w:tcPr>
-            <w:tcW w:type="dxa" w:w="3419"/>
+            <w:tcW w:w="680" w:type="dxa"/>
           </w:tcPr>
           <w:p>
             <w:pPr>
@@ -6701,7 +6772,7 @@
         </w:tc>
         <w:tc>
           <w:tcPr>
-            <w:tcW w:type="dxa" w:w="3419"/>
+            <w:tcW w:w="1701" w:type="dxa"/>
           </w:tcPr>
           <w:p>
             <w:r/>
@@ -6717,7 +6788,7 @@
         </w:tc>
         <w:tc>
           <w:tcPr>
-            <w:tcW w:type="dxa" w:w="3419"/>
+            <w:tcW w:w="1701" w:type="dxa"/>
           </w:tcPr>
           <w:p>
             <w:pPr>
@@ -6738,7 +6809,7 @@
       <w:tr>
         <w:tc>
           <w:tcPr>
-            <w:tcW w:type="dxa" w:w="3419"/>
+            <w:tcW w:w="680" w:type="dxa"/>
             <w:shd w:fill="D6E4F0"/>
           </w:tcPr>
           <w:p>
@@ -6758,7 +6829,7 @@
         </w:tc>
         <w:tc>
           <w:tcPr>
-            <w:tcW w:type="dxa" w:w="3419"/>
+            <w:tcW w:w="1701" w:type="dxa"/>
             <w:shd w:fill="D6E4F0"/>
           </w:tcPr>
           <w:p>
@@ -6775,7 +6846,7 @@
         </w:tc>
         <w:tc>
           <w:tcPr>
-            <w:tcW w:type="dxa" w:w="3419"/>
+            <w:tcW w:w="1701" w:type="dxa"/>
             <w:shd w:fill="D6E4F0"/>
           </w:tcPr>
           <w:p>
@@ -6797,7 +6868,7 @@
       <w:tr>
         <w:tc>
           <w:tcPr>
-            <w:tcW w:type="dxa" w:w="3419"/>
+            <w:tcW w:w="680" w:type="dxa"/>
           </w:tcPr>
           <w:p>
             <w:pPr>
@@ -6816,7 +6887,7 @@
         </w:tc>
         <w:tc>
           <w:tcPr>
-            <w:tcW w:type="dxa" w:w="3419"/>
+            <w:tcW w:w="1701" w:type="dxa"/>
           </w:tcPr>
           <w:p>
             <w:r/>
@@ -6832,7 +6903,7 @@
         </w:tc>
         <w:tc>
           <w:tcPr>
-            <w:tcW w:type="dxa" w:w="3419"/>
+            <w:tcW w:w="1701" w:type="dxa"/>
           </w:tcPr>
           <w:p>
             <w:pPr>
@@ -6853,7 +6924,7 @@
       <w:tr>
         <w:tc>
           <w:tcPr>
-            <w:tcW w:type="dxa" w:w="3419"/>
+            <w:tcW w:w="680" w:type="dxa"/>
             <w:shd w:fill="D6E4F0"/>
           </w:tcPr>
           <w:p>
@@ -6873,7 +6944,7 @@
         </w:tc>
         <w:tc>
           <w:tcPr>
-            <w:tcW w:type="dxa" w:w="3419"/>
+            <w:tcW w:w="1701" w:type="dxa"/>
             <w:shd w:fill="D6E4F0"/>
           </w:tcPr>
           <w:p>
@@ -6890,7 +6961,7 @@
         </w:tc>
         <w:tc>
           <w:tcPr>
-            <w:tcW w:type="dxa" w:w="3419"/>
+            <w:tcW w:w="1701" w:type="dxa"/>
             <w:shd w:fill="D6E4F0"/>
           </w:tcPr>
           <w:p>
@@ -6928,16 +6999,17 @@
         <w:tblW w:type="auto" w:w="0"/>
         <w:jc w:val="center"/>
         <w:tblLook w:firstColumn="1" w:firstRow="1" w:lastColumn="0" w:lastRow="0" w:noHBand="0" w:noVBand="1" w:val="04A0"/>
+        <w:tblLayout w:type="fixed"/>
       </w:tblPr>
       <w:tblGrid>
-        <w:gridCol w:w="3419"/>
-        <w:gridCol w:w="3419"/>
-        <w:gridCol w:w="3419"/>
+        <w:gridCol w:w="680"/>
+        <w:gridCol w:w="1701"/>
+        <w:gridCol w:w="1701"/>
       </w:tblGrid>
       <w:tr>
         <w:tc>
           <w:tcPr>
-            <w:tcW w:type="dxa" w:w="3419"/>
+            <w:tcW w:w="680" w:type="dxa"/>
             <w:shd w:fill="1F4E79"/>
           </w:tcPr>
           <w:p>
@@ -6958,7 +7030,7 @@
         </w:tc>
         <w:tc>
           <w:tcPr>
-            <w:tcW w:type="dxa" w:w="3419"/>
+            <w:tcW w:w="1701" w:type="dxa"/>
             <w:shd w:fill="1F4E79"/>
           </w:tcPr>
           <w:p>
@@ -6979,7 +7051,7 @@
         </w:tc>
         <w:tc>
           <w:tcPr>
-            <w:tcW w:type="dxa" w:w="3419"/>
+            <w:tcW w:w="1701" w:type="dxa"/>
             <w:shd w:fill="1F4E79"/>
           </w:tcPr>
           <w:p>
@@ -7002,7 +7074,7 @@
       <w:tr>
         <w:tc>
           <w:tcPr>
-            <w:tcW w:type="dxa" w:w="3419"/>
+            <w:tcW w:w="680" w:type="dxa"/>
           </w:tcPr>
           <w:p>
             <w:pPr>
@@ -7021,7 +7093,7 @@
         </w:tc>
         <w:tc>
           <w:tcPr>
-            <w:tcW w:type="dxa" w:w="3419"/>
+            <w:tcW w:w="1701" w:type="dxa"/>
           </w:tcPr>
           <w:p>
             <w:r/>
@@ -7037,7 +7109,7 @@
         </w:tc>
         <w:tc>
           <w:tcPr>
-            <w:tcW w:type="dxa" w:w="3419"/>
+            <w:tcW w:w="1701" w:type="dxa"/>
           </w:tcPr>
           <w:p>
             <w:pPr>
@@ -7058,7 +7130,7 @@
       <w:tr>
         <w:tc>
           <w:tcPr>
-            <w:tcW w:type="dxa" w:w="3419"/>
+            <w:tcW w:w="680" w:type="dxa"/>
             <w:shd w:fill="D6E4F0"/>
           </w:tcPr>
           <w:p>
@@ -7078,7 +7150,7 @@
         </w:tc>
         <w:tc>
           <w:tcPr>
-            <w:tcW w:type="dxa" w:w="3419"/>
+            <w:tcW w:w="1701" w:type="dxa"/>
             <w:shd w:fill="D6E4F0"/>
           </w:tcPr>
           <w:p>
@@ -7095,7 +7167,7 @@
         </w:tc>
         <w:tc>
           <w:tcPr>
-            <w:tcW w:type="dxa" w:w="3419"/>
+            <w:tcW w:w="1701" w:type="dxa"/>
             <w:shd w:fill="D6E4F0"/>
           </w:tcPr>
           <w:p>
@@ -7117,7 +7189,7 @@
       <w:tr>
         <w:tc>
           <w:tcPr>
-            <w:tcW w:type="dxa" w:w="3419"/>
+            <w:tcW w:w="680" w:type="dxa"/>
           </w:tcPr>
           <w:p>
             <w:pPr>
@@ -7136,7 +7208,7 @@
         </w:tc>
         <w:tc>
           <w:tcPr>
-            <w:tcW w:type="dxa" w:w="3419"/>
+            <w:tcW w:w="1701" w:type="dxa"/>
           </w:tcPr>
           <w:p>
             <w:r/>
@@ -7152,7 +7224,7 @@
         </w:tc>
         <w:tc>
           <w:tcPr>
-            <w:tcW w:type="dxa" w:w="3419"/>
+            <w:tcW w:w="1701" w:type="dxa"/>
           </w:tcPr>
           <w:p>
             <w:pPr>
@@ -7173,7 +7245,7 @@
       <w:tr>
         <w:tc>
           <w:tcPr>
-            <w:tcW w:type="dxa" w:w="3419"/>
+            <w:tcW w:w="680" w:type="dxa"/>
             <w:shd w:fill="D6E4F0"/>
           </w:tcPr>
           <w:p>
@@ -7193,7 +7265,7 @@
         </w:tc>
         <w:tc>
           <w:tcPr>
-            <w:tcW w:type="dxa" w:w="3419"/>
+            <w:tcW w:w="1701" w:type="dxa"/>
             <w:shd w:fill="D6E4F0"/>
           </w:tcPr>
           <w:p>
@@ -7210,7 +7282,7 @@
         </w:tc>
         <w:tc>
           <w:tcPr>
-            <w:tcW w:type="dxa" w:w="3419"/>
+            <w:tcW w:w="1701" w:type="dxa"/>
             <w:shd w:fill="D6E4F0"/>
           </w:tcPr>
           <w:p>
@@ -7232,7 +7304,7 @@
       <w:tr>
         <w:tc>
           <w:tcPr>
-            <w:tcW w:type="dxa" w:w="3419"/>
+            <w:tcW w:w="680" w:type="dxa"/>
           </w:tcPr>
           <w:p>
             <w:pPr>
@@ -7251,7 +7323,7 @@
         </w:tc>
         <w:tc>
           <w:tcPr>
-            <w:tcW w:type="dxa" w:w="3419"/>
+            <w:tcW w:w="1701" w:type="dxa"/>
           </w:tcPr>
           <w:p>
             <w:r/>
@@ -7267,7 +7339,7 @@
         </w:tc>
         <w:tc>
           <w:tcPr>
-            <w:tcW w:type="dxa" w:w="3419"/>
+            <w:tcW w:w="1701" w:type="dxa"/>
           </w:tcPr>
           <w:p>
             <w:pPr>
@@ -7288,7 +7360,7 @@
       <w:tr>
         <w:tc>
           <w:tcPr>
-            <w:tcW w:type="dxa" w:w="3419"/>
+            <w:tcW w:w="680" w:type="dxa"/>
             <w:shd w:fill="D6E4F0"/>
           </w:tcPr>
           <w:p>
@@ -7308,7 +7380,7 @@
         </w:tc>
         <w:tc>
           <w:tcPr>
-            <w:tcW w:type="dxa" w:w="3419"/>
+            <w:tcW w:w="1701" w:type="dxa"/>
             <w:shd w:fill="D6E4F0"/>
           </w:tcPr>
           <w:p>
@@ -7325,7 +7397,7 @@
         </w:tc>
         <w:tc>
           <w:tcPr>
-            <w:tcW w:type="dxa" w:w="3419"/>
+            <w:tcW w:w="1701" w:type="dxa"/>
             <w:shd w:fill="D6E4F0"/>
           </w:tcPr>
           <w:p>
@@ -7347,7 +7419,7 @@
       <w:tr>
         <w:tc>
           <w:tcPr>
-            <w:tcW w:type="dxa" w:w="3419"/>
+            <w:tcW w:w="680" w:type="dxa"/>
           </w:tcPr>
           <w:p>
             <w:pPr>
@@ -7366,7 +7438,7 @@
         </w:tc>
         <w:tc>
           <w:tcPr>
-            <w:tcW w:type="dxa" w:w="3419"/>
+            <w:tcW w:w="1701" w:type="dxa"/>
           </w:tcPr>
           <w:p>
             <w:r/>
@@ -7382,7 +7454,7 @@
         </w:tc>
         <w:tc>
           <w:tcPr>
-            <w:tcW w:type="dxa" w:w="3419"/>
+            <w:tcW w:w="1701" w:type="dxa"/>
           </w:tcPr>
           <w:p>
             <w:pPr>
@@ -7403,7 +7475,7 @@
       <w:tr>
         <w:tc>
           <w:tcPr>
-            <w:tcW w:type="dxa" w:w="3419"/>
+            <w:tcW w:w="680" w:type="dxa"/>
             <w:shd w:fill="D6E4F0"/>
           </w:tcPr>
           <w:p>
@@ -7423,7 +7495,7 @@
         </w:tc>
         <w:tc>
           <w:tcPr>
-            <w:tcW w:type="dxa" w:w="3419"/>
+            <w:tcW w:w="1701" w:type="dxa"/>
             <w:shd w:fill="D6E4F0"/>
           </w:tcPr>
           <w:p>
@@ -7440,7 +7512,7 @@
         </w:tc>
         <w:tc>
           <w:tcPr>
-            <w:tcW w:type="dxa" w:w="3419"/>
+            <w:tcW w:w="1701" w:type="dxa"/>
             <w:shd w:fill="D6E4F0"/>
           </w:tcPr>
           <w:p>
@@ -7462,7 +7534,7 @@
       <w:tr>
         <w:tc>
           <w:tcPr>
-            <w:tcW w:type="dxa" w:w="3419"/>
+            <w:tcW w:w="680" w:type="dxa"/>
           </w:tcPr>
           <w:p>
             <w:pPr>
@@ -7481,7 +7553,7 @@
         </w:tc>
         <w:tc>
           <w:tcPr>
-            <w:tcW w:type="dxa" w:w="3419"/>
+            <w:tcW w:w="1701" w:type="dxa"/>
           </w:tcPr>
           <w:p>
             <w:r/>
@@ -7497,7 +7569,7 @@
         </w:tc>
         <w:tc>
           <w:tcPr>
-            <w:tcW w:type="dxa" w:w="3419"/>
+            <w:tcW w:w="1701" w:type="dxa"/>
           </w:tcPr>
           <w:p>
             <w:pPr>
@@ -7518,7 +7590,7 @@
       <w:tr>
         <w:tc>
           <w:tcPr>
-            <w:tcW w:type="dxa" w:w="3419"/>
+            <w:tcW w:w="680" w:type="dxa"/>
             <w:shd w:fill="D6E4F0"/>
           </w:tcPr>
           <w:p>
@@ -7538,7 +7610,7 @@
         </w:tc>
         <w:tc>
           <w:tcPr>
-            <w:tcW w:type="dxa" w:w="3419"/>
+            <w:tcW w:w="1701" w:type="dxa"/>
             <w:shd w:fill="D6E4F0"/>
           </w:tcPr>
           <w:p>
@@ -7555,7 +7627,7 @@
         </w:tc>
         <w:tc>
           <w:tcPr>
-            <w:tcW w:type="dxa" w:w="3419"/>
+            <w:tcW w:w="1701" w:type="dxa"/>
             <w:shd w:fill="D6E4F0"/>
           </w:tcPr>
           <w:p>
@@ -7577,7 +7649,7 @@
       <w:tr>
         <w:tc>
           <w:tcPr>
-            <w:tcW w:type="dxa" w:w="3419"/>
+            <w:tcW w:w="680" w:type="dxa"/>
           </w:tcPr>
           <w:p>
             <w:pPr>
@@ -7596,7 +7668,7 @@
         </w:tc>
         <w:tc>
           <w:tcPr>
-            <w:tcW w:type="dxa" w:w="3419"/>
+            <w:tcW w:w="1701" w:type="dxa"/>
           </w:tcPr>
           <w:p>
             <w:r/>
@@ -7612,7 +7684,7 @@
         </w:tc>
         <w:tc>
           <w:tcPr>
-            <w:tcW w:type="dxa" w:w="3419"/>
+            <w:tcW w:w="1701" w:type="dxa"/>
           </w:tcPr>
           <w:p>
             <w:pPr>
@@ -7633,7 +7705,7 @@
       <w:tr>
         <w:tc>
           <w:tcPr>
-            <w:tcW w:type="dxa" w:w="3419"/>
+            <w:tcW w:w="680" w:type="dxa"/>
             <w:shd w:fill="D6E4F0"/>
           </w:tcPr>
           <w:p>
@@ -7653,7 +7725,7 @@
         </w:tc>
         <w:tc>
           <w:tcPr>
-            <w:tcW w:type="dxa" w:w="3419"/>
+            <w:tcW w:w="1701" w:type="dxa"/>
             <w:shd w:fill="D6E4F0"/>
           </w:tcPr>
           <w:p>
@@ -7670,7 +7742,7 @@
         </w:tc>
         <w:tc>
           <w:tcPr>
-            <w:tcW w:type="dxa" w:w="3419"/>
+            <w:tcW w:w="1701" w:type="dxa"/>
             <w:shd w:fill="D6E4F0"/>
           </w:tcPr>
           <w:p>
@@ -7692,7 +7764,7 @@
       <w:tr>
         <w:tc>
           <w:tcPr>
-            <w:tcW w:type="dxa" w:w="3419"/>
+            <w:tcW w:w="680" w:type="dxa"/>
           </w:tcPr>
           <w:p>
             <w:pPr>
@@ -7711,7 +7783,7 @@
         </w:tc>
         <w:tc>
           <w:tcPr>
-            <w:tcW w:type="dxa" w:w="3419"/>
+            <w:tcW w:w="1701" w:type="dxa"/>
           </w:tcPr>
           <w:p>
             <w:r/>
@@ -7727,7 +7799,7 @@
         </w:tc>
         <w:tc>
           <w:tcPr>
-            <w:tcW w:type="dxa" w:w="3419"/>
+            <w:tcW w:w="1701" w:type="dxa"/>
           </w:tcPr>
           <w:p>
             <w:pPr>
@@ -7748,7 +7820,7 @@
       <w:tr>
         <w:tc>
           <w:tcPr>
-            <w:tcW w:type="dxa" w:w="3419"/>
+            <w:tcW w:w="680" w:type="dxa"/>
             <w:shd w:fill="D6E4F0"/>
           </w:tcPr>
           <w:p>
@@ -7768,7 +7840,7 @@
         </w:tc>
         <w:tc>
           <w:tcPr>
-            <w:tcW w:type="dxa" w:w="3419"/>
+            <w:tcW w:w="1701" w:type="dxa"/>
             <w:shd w:fill="D6E4F0"/>
           </w:tcPr>
           <w:p>
@@ -7785,7 +7857,7 @@
         </w:tc>
         <w:tc>
           <w:tcPr>
-            <w:tcW w:type="dxa" w:w="3419"/>
+            <w:tcW w:w="1701" w:type="dxa"/>
             <w:shd w:fill="D6E4F0"/>
           </w:tcPr>
           <w:p>
@@ -7807,7 +7879,7 @@
       <w:tr>
         <w:tc>
           <w:tcPr>
-            <w:tcW w:type="dxa" w:w="3419"/>
+            <w:tcW w:w="680" w:type="dxa"/>
           </w:tcPr>
           <w:p>
             <w:pPr>
@@ -7826,7 +7898,7 @@
         </w:tc>
         <w:tc>
           <w:tcPr>
-            <w:tcW w:type="dxa" w:w="3419"/>
+            <w:tcW w:w="1701" w:type="dxa"/>
           </w:tcPr>
           <w:p>
             <w:r/>
@@ -7842,7 +7914,7 @@
         </w:tc>
         <w:tc>
           <w:tcPr>
-            <w:tcW w:type="dxa" w:w="3419"/>
+            <w:tcW w:w="1701" w:type="dxa"/>
           </w:tcPr>
           <w:p>
             <w:pPr>
@@ -7863,7 +7935,7 @@
       <w:tr>
         <w:tc>
           <w:tcPr>
-            <w:tcW w:type="dxa" w:w="3419"/>
+            <w:tcW w:w="680" w:type="dxa"/>
             <w:shd w:fill="D6E4F0"/>
           </w:tcPr>
           <w:p>
@@ -7883,7 +7955,7 @@
         </w:tc>
         <w:tc>
           <w:tcPr>
-            <w:tcW w:type="dxa" w:w="3419"/>
+            <w:tcW w:w="1701" w:type="dxa"/>
             <w:shd w:fill="D6E4F0"/>
           </w:tcPr>
           <w:p>
@@ -7900,7 +7972,7 @@
         </w:tc>
         <w:tc>
           <w:tcPr>
-            <w:tcW w:type="dxa" w:w="3419"/>
+            <w:tcW w:w="1701" w:type="dxa"/>
             <w:shd w:fill="D6E4F0"/>
           </w:tcPr>
           <w:p>
@@ -7922,7 +7994,7 @@
       <w:tr>
         <w:tc>
           <w:tcPr>
-            <w:tcW w:type="dxa" w:w="3419"/>
+            <w:tcW w:w="680" w:type="dxa"/>
           </w:tcPr>
           <w:p>
             <w:pPr>
@@ -7941,7 +8013,7 @@
         </w:tc>
         <w:tc>
           <w:tcPr>
-            <w:tcW w:type="dxa" w:w="3419"/>
+            <w:tcW w:w="1701" w:type="dxa"/>
           </w:tcPr>
           <w:p>
             <w:r/>
@@ -7957,7 +8029,7 @@
         </w:tc>
         <w:tc>
           <w:tcPr>
-            <w:tcW w:type="dxa" w:w="3419"/>
+            <w:tcW w:w="1701" w:type="dxa"/>
           </w:tcPr>
           <w:p>
             <w:pPr>
@@ -7978,7 +8050,7 @@
       <w:tr>
         <w:tc>
           <w:tcPr>
-            <w:tcW w:type="dxa" w:w="3419"/>
+            <w:tcW w:w="680" w:type="dxa"/>
             <w:shd w:fill="D6E4F0"/>
           </w:tcPr>
           <w:p>
@@ -7998,7 +8070,7 @@
         </w:tc>
         <w:tc>
           <w:tcPr>
-            <w:tcW w:type="dxa" w:w="3419"/>
+            <w:tcW w:w="1701" w:type="dxa"/>
             <w:shd w:fill="D6E4F0"/>
           </w:tcPr>
           <w:p>
@@ -8015,7 +8087,7 @@
         </w:tc>
         <w:tc>
           <w:tcPr>
-            <w:tcW w:type="dxa" w:w="3419"/>
+            <w:tcW w:w="1701" w:type="dxa"/>
             <w:shd w:fill="D6E4F0"/>
           </w:tcPr>
           <w:p>
@@ -8037,7 +8109,7 @@
       <w:tr>
         <w:tc>
           <w:tcPr>
-            <w:tcW w:type="dxa" w:w="3419"/>
+            <w:tcW w:w="680" w:type="dxa"/>
           </w:tcPr>
           <w:p>
             <w:pPr>
@@ -8056,7 +8128,7 @@
         </w:tc>
         <w:tc>
           <w:tcPr>
-            <w:tcW w:type="dxa" w:w="3419"/>
+            <w:tcW w:w="1701" w:type="dxa"/>
           </w:tcPr>
           <w:p>
             <w:r/>
@@ -8072,7 +8144,7 @@
         </w:tc>
         <w:tc>
           <w:tcPr>
-            <w:tcW w:type="dxa" w:w="3419"/>
+            <w:tcW w:w="1701" w:type="dxa"/>
           </w:tcPr>
           <w:p>
             <w:pPr>
@@ -8093,7 +8165,7 @@
       <w:tr>
         <w:tc>
           <w:tcPr>
-            <w:tcW w:type="dxa" w:w="3419"/>
+            <w:tcW w:w="680" w:type="dxa"/>
             <w:shd w:fill="D6E4F0"/>
           </w:tcPr>
           <w:p>
@@ -8113,7 +8185,7 @@
         </w:tc>
         <w:tc>
           <w:tcPr>
-            <w:tcW w:type="dxa" w:w="3419"/>
+            <w:tcW w:w="1701" w:type="dxa"/>
             <w:shd w:fill="D6E4F0"/>
           </w:tcPr>
           <w:p>
@@ -8130,7 +8202,7 @@
         </w:tc>
         <w:tc>
           <w:tcPr>
-            <w:tcW w:type="dxa" w:w="3419"/>
+            <w:tcW w:w="1701" w:type="dxa"/>
             <w:shd w:fill="D6E4F0"/>
           </w:tcPr>
           <w:p>
@@ -8151,13 +8223,18 @@
       </w:tr>
     </w:tbl>
     <w:p/>
+    <w:p>
+      <w:r>
+        <w:t>Структура топовых ФП существенно различается по сегментам. В МкБ и МСБ лидером остаётся фактор 29.2. (нарушение условий страхования), однако второе место в МкБ занимает фактор 24 (обороты, 9 640), а в МСБ — 24.4 (динамика оборотов, 4 662). В ККБ картина кардинально иная: первое место — фактор 1.2 (Сигнальный 2, 5 037), второе — 42.1 (реорганизация, 3 248). Это связано с тем, что крупный бизнес использует отдельную систему классификации факторов (ДКБ).</w:t>
+      </w:r>
+    </w:p>
     <w:p>
       <w:pPr>
         <w:pStyle w:val="Heading2"/>
       </w:pPr>
       <w:r>
         <w:rPr>
-          <w:color w:val="1F4E79"/>
+          <w:color w:val="000000"/>
         </w:rPr>
         <w:t>9. Топ-20 СФП по сегментам</w:t>
       </w:r>
@@ -8179,16 +8256,17 @@
         <w:tblW w:type="auto" w:w="0"/>
         <w:jc w:val="center"/>
         <w:tblLook w:firstColumn="1" w:firstRow="1" w:lastColumn="0" w:lastRow="0" w:noHBand="0" w:noVBand="1" w:val="04A0"/>
+        <w:tblLayout w:type="fixed"/>
       </w:tblPr>
       <w:tblGrid>
-        <w:gridCol w:w="3419"/>
-        <w:gridCol w:w="3419"/>
-        <w:gridCol w:w="3419"/>
+        <w:gridCol w:w="680"/>
+        <w:gridCol w:w="1701"/>
+        <w:gridCol w:w="1701"/>
       </w:tblGrid>
       <w:tr>
         <w:tc>
           <w:tcPr>
-            <w:tcW w:type="dxa" w:w="3419"/>
+            <w:tcW w:w="680" w:type="dxa"/>
             <w:shd w:fill="1F4E79"/>
           </w:tcPr>
           <w:p>
@@ -8209,7 +8287,7 @@
         </w:tc>
         <w:tc>
           <w:tcPr>
-            <w:tcW w:type="dxa" w:w="3419"/>
+            <w:tcW w:w="1701" w:type="dxa"/>
             <w:shd w:fill="1F4E79"/>
           </w:tcPr>
           <w:p>
@@ -8230,7 +8308,7 @@
         </w:tc>
         <w:tc>
           <w:tcPr>
-            <w:tcW w:type="dxa" w:w="3419"/>
+            <w:tcW w:w="1701" w:type="dxa"/>
             <w:shd w:fill="1F4E79"/>
           </w:tcPr>
           <w:p>
@@ -8253,7 +8331,7 @@
       <w:tr>
         <w:tc>
           <w:tcPr>
-            <w:tcW w:type="dxa" w:w="3419"/>
+            <w:tcW w:w="680" w:type="dxa"/>
           </w:tcPr>
           <w:p>
             <w:pPr>
@@ -8272,7 +8350,7 @@
         </w:tc>
         <w:tc>
           <w:tcPr>
-            <w:tcW w:type="dxa" w:w="3419"/>
+            <w:tcW w:w="1701" w:type="dxa"/>
           </w:tcPr>
           <w:p>
             <w:r/>
@@ -8288,7 +8366,7 @@
         </w:tc>
         <w:tc>
           <w:tcPr>
-            <w:tcW w:type="dxa" w:w="3419"/>
+            <w:tcW w:w="1701" w:type="dxa"/>
           </w:tcPr>
           <w:p>
             <w:pPr>
@@ -8309,7 +8387,7 @@
       <w:tr>
         <w:tc>
           <w:tcPr>
-            <w:tcW w:type="dxa" w:w="3419"/>
+            <w:tcW w:w="680" w:type="dxa"/>
             <w:shd w:fill="D6E4F0"/>
           </w:tcPr>
           <w:p>
@@ -8329,7 +8407,7 @@
         </w:tc>
         <w:tc>
           <w:tcPr>
-            <w:tcW w:type="dxa" w:w="3419"/>
+            <w:tcW w:w="1701" w:type="dxa"/>
             <w:shd w:fill="D6E4F0"/>
           </w:tcPr>
           <w:p>
@@ -8346,7 +8424,7 @@
         </w:tc>
         <w:tc>
           <w:tcPr>
-            <w:tcW w:type="dxa" w:w="3419"/>
+            <w:tcW w:w="1701" w:type="dxa"/>
             <w:shd w:fill="D6E4F0"/>
           </w:tcPr>
           <w:p>
@@ -8368,7 +8446,7 @@
       <w:tr>
         <w:tc>
           <w:tcPr>
-            <w:tcW w:type="dxa" w:w="3419"/>
+            <w:tcW w:w="680" w:type="dxa"/>
           </w:tcPr>
           <w:p>
             <w:pPr>
@@ -8387,7 +8465,7 @@
         </w:tc>
         <w:tc>
           <w:tcPr>
-            <w:tcW w:type="dxa" w:w="3419"/>
+            <w:tcW w:w="1701" w:type="dxa"/>
           </w:tcPr>
           <w:p>
             <w:r/>
@@ -8403,7 +8481,7 @@
         </w:tc>
         <w:tc>
           <w:tcPr>
-            <w:tcW w:type="dxa" w:w="3419"/>
+            <w:tcW w:w="1701" w:type="dxa"/>
           </w:tcPr>
           <w:p>
             <w:pPr>
@@ -8424,7 +8502,7 @@
       <w:tr>
         <w:tc>
           <w:tcPr>
-            <w:tcW w:type="dxa" w:w="3419"/>
+            <w:tcW w:w="680" w:type="dxa"/>
             <w:shd w:fill="D6E4F0"/>
           </w:tcPr>
           <w:p>
@@ -8444,7 +8522,7 @@
         </w:tc>
         <w:tc>
           <w:tcPr>
-            <w:tcW w:type="dxa" w:w="3419"/>
+            <w:tcW w:w="1701" w:type="dxa"/>
             <w:shd w:fill="D6E4F0"/>
           </w:tcPr>
           <w:p>
@@ -8461,7 +8539,7 @@
         </w:tc>
         <w:tc>
           <w:tcPr>
-            <w:tcW w:type="dxa" w:w="3419"/>
+            <w:tcW w:w="1701" w:type="dxa"/>
             <w:shd w:fill="D6E4F0"/>
           </w:tcPr>
           <w:p>
@@ -8483,7 +8561,7 @@
       <w:tr>
         <w:tc>
           <w:tcPr>
-            <w:tcW w:type="dxa" w:w="3419"/>
+            <w:tcW w:w="680" w:type="dxa"/>
           </w:tcPr>
           <w:p>
             <w:pPr>
@@ -8502,7 +8580,7 @@
         </w:tc>
         <w:tc>
           <w:tcPr>
-            <w:tcW w:type="dxa" w:w="3419"/>
+            <w:tcW w:w="1701" w:type="dxa"/>
           </w:tcPr>
           <w:p>
             <w:r/>
@@ -8518,7 +8596,7 @@
         </w:tc>
         <w:tc>
           <w:tcPr>
-            <w:tcW w:type="dxa" w:w="3419"/>
+            <w:tcW w:w="1701" w:type="dxa"/>
           </w:tcPr>
           <w:p>
             <w:pPr>
@@ -8539,7 +8617,7 @@
       <w:tr>
         <w:tc>
           <w:tcPr>
-            <w:tcW w:type="dxa" w:w="3419"/>
+            <w:tcW w:w="680" w:type="dxa"/>
             <w:shd w:fill="D6E4F0"/>
           </w:tcPr>
           <w:p>
@@ -8559,7 +8637,7 @@
         </w:tc>
         <w:tc>
           <w:tcPr>
-            <w:tcW w:type="dxa" w:w="3419"/>
+            <w:tcW w:w="1701" w:type="dxa"/>
             <w:shd w:fill="D6E4F0"/>
           </w:tcPr>
           <w:p>
@@ -8576,7 +8654,7 @@
         </w:tc>
         <w:tc>
           <w:tcPr>
-            <w:tcW w:type="dxa" w:w="3419"/>
+            <w:tcW w:w="1701" w:type="dxa"/>
             <w:shd w:fill="D6E4F0"/>
           </w:tcPr>
           <w:p>
@@ -8598,7 +8676,7 @@
       <w:tr>
         <w:tc>
           <w:tcPr>
-            <w:tcW w:type="dxa" w:w="3419"/>
+            <w:tcW w:w="680" w:type="dxa"/>
           </w:tcPr>
           <w:p>
             <w:pPr>
@@ -8617,7 +8695,7 @@
         </w:tc>
         <w:tc>
           <w:tcPr>
-            <w:tcW w:type="dxa" w:w="3419"/>
+            <w:tcW w:w="1701" w:type="dxa"/>
           </w:tcPr>
           <w:p>
             <w:r/>
@@ -8633,7 +8711,7 @@
         </w:tc>
         <w:tc>
           <w:tcPr>
-            <w:tcW w:type="dxa" w:w="3419"/>
+            <w:tcW w:w="1701" w:type="dxa"/>
           </w:tcPr>
           <w:p>
             <w:pPr>
@@ -8654,7 +8732,7 @@
       <w:tr>
         <w:tc>
           <w:tcPr>
-            <w:tcW w:type="dxa" w:w="3419"/>
+            <w:tcW w:w="680" w:type="dxa"/>
             <w:shd w:fill="D6E4F0"/>
           </w:tcPr>
           <w:p>
@@ -8674,7 +8752,7 @@
         </w:tc>
         <w:tc>
           <w:tcPr>
-            <w:tcW w:type="dxa" w:w="3419"/>
+            <w:tcW w:w="1701" w:type="dxa"/>
             <w:shd w:fill="D6E4F0"/>
           </w:tcPr>
           <w:p>
@@ -8691,7 +8769,7 @@
         </w:tc>
         <w:tc>
           <w:tcPr>
-            <w:tcW w:type="dxa" w:w="3419"/>
+            <w:tcW w:w="1701" w:type="dxa"/>
             <w:shd w:fill="D6E4F0"/>
           </w:tcPr>
           <w:p>
@@ -8713,7 +8791,7 @@
       <w:tr>
         <w:tc>
           <w:tcPr>
-            <w:tcW w:type="dxa" w:w="3419"/>
+            <w:tcW w:w="680" w:type="dxa"/>
           </w:tcPr>
           <w:p>
             <w:pPr>
@@ -8732,7 +8810,7 @@
         </w:tc>
         <w:tc>
           <w:tcPr>
-            <w:tcW w:type="dxa" w:w="3419"/>
+            <w:tcW w:w="1701" w:type="dxa"/>
           </w:tcPr>
           <w:p>
             <w:r/>
@@ -8748,7 +8826,7 @@
         </w:tc>
         <w:tc>
           <w:tcPr>
-            <w:tcW w:type="dxa" w:w="3419"/>
+            <w:tcW w:w="1701" w:type="dxa"/>
           </w:tcPr>
           <w:p>
             <w:pPr>
@@ -8769,7 +8847,7 @@
       <w:tr>
         <w:tc>
           <w:tcPr>
-            <w:tcW w:type="dxa" w:w="3419"/>
+            <w:tcW w:w="680" w:type="dxa"/>
             <w:shd w:fill="D6E4F0"/>
           </w:tcPr>
           <w:p>
@@ -8789,7 +8867,7 @@
         </w:tc>
         <w:tc>
           <w:tcPr>
-            <w:tcW w:type="dxa" w:w="3419"/>
+            <w:tcW w:w="1701" w:type="dxa"/>
             <w:shd w:fill="D6E4F0"/>
           </w:tcPr>
           <w:p>
@@ -8806,7 +8884,7 @@
         </w:tc>
         <w:tc>
           <w:tcPr>
-            <w:tcW w:type="dxa" w:w="3419"/>
+            <w:tcW w:w="1701" w:type="dxa"/>
             <w:shd w:fill="D6E4F0"/>
           </w:tcPr>
           <w:p>
@@ -8828,7 +8906,7 @@
       <w:tr>
         <w:tc>
           <w:tcPr>
-            <w:tcW w:type="dxa" w:w="3419"/>
+            <w:tcW w:w="680" w:type="dxa"/>
           </w:tcPr>
           <w:p>
             <w:pPr>
@@ -8847,7 +8925,7 @@
         </w:tc>
         <w:tc>
           <w:tcPr>
-            <w:tcW w:type="dxa" w:w="3419"/>
+            <w:tcW w:w="1701" w:type="dxa"/>
           </w:tcPr>
           <w:p>
             <w:r/>
@@ -8863,7 +8941,7 @@
         </w:tc>
         <w:tc>
           <w:tcPr>
-            <w:tcW w:type="dxa" w:w="3419"/>
+            <w:tcW w:w="1701" w:type="dxa"/>
           </w:tcPr>
           <w:p>
             <w:pPr>
@@ -8884,7 +8962,7 @@
       <w:tr>
         <w:tc>
           <w:tcPr>
-            <w:tcW w:type="dxa" w:w="3419"/>
+            <w:tcW w:w="680" w:type="dxa"/>
             <w:shd w:fill="D6E4F0"/>
           </w:tcPr>
           <w:p>
@@ -8904,7 +8982,7 @@
         </w:tc>
         <w:tc>
           <w:tcPr>
-            <w:tcW w:type="dxa" w:w="3419"/>
+            <w:tcW w:w="1701" w:type="dxa"/>
             <w:shd w:fill="D6E4F0"/>
           </w:tcPr>
           <w:p>
@@ -8921,7 +8999,7 @@
         </w:tc>
         <w:tc>
           <w:tcPr>
-            <w:tcW w:type="dxa" w:w="3419"/>
+            <w:tcW w:w="1701" w:type="dxa"/>
             <w:shd w:fill="D6E4F0"/>
           </w:tcPr>
           <w:p>
@@ -8943,7 +9021,7 @@
       <w:tr>
         <w:tc>
           <w:tcPr>
-            <w:tcW w:type="dxa" w:w="3419"/>
+            <w:tcW w:w="680" w:type="dxa"/>
           </w:tcPr>
           <w:p>
             <w:pPr>
@@ -8962,7 +9040,7 @@
         </w:tc>
         <w:tc>
           <w:tcPr>
-            <w:tcW w:type="dxa" w:w="3419"/>
+            <w:tcW w:w="1701" w:type="dxa"/>
           </w:tcPr>
           <w:p>
             <w:r/>
@@ -8978,7 +9056,7 @@
         </w:tc>
         <w:tc>
           <w:tcPr>
-            <w:tcW w:type="dxa" w:w="3419"/>
+            <w:tcW w:w="1701" w:type="dxa"/>
           </w:tcPr>
           <w:p>
             <w:pPr>
@@ -8999,7 +9077,7 @@
       <w:tr>
         <w:tc>
           <w:tcPr>
-            <w:tcW w:type="dxa" w:w="3419"/>
+            <w:tcW w:w="680" w:type="dxa"/>
             <w:shd w:fill="D6E4F0"/>
           </w:tcPr>
           <w:p>
@@ -9019,7 +9097,7 @@
         </w:tc>
         <w:tc>
           <w:tcPr>
-            <w:tcW w:type="dxa" w:w="3419"/>
+            <w:tcW w:w="1701" w:type="dxa"/>
             <w:shd w:fill="D6E4F0"/>
           </w:tcPr>
           <w:p>
@@ -9036,7 +9114,7 @@
         </w:tc>
         <w:tc>
           <w:tcPr>
-            <w:tcW w:type="dxa" w:w="3419"/>
+            <w:tcW w:w="1701" w:type="dxa"/>
             <w:shd w:fill="D6E4F0"/>
           </w:tcPr>
           <w:p>
@@ -9058,7 +9136,7 @@
       <w:tr>
         <w:tc>
           <w:tcPr>
-            <w:tcW w:type="dxa" w:w="3419"/>
+            <w:tcW w:w="680" w:type="dxa"/>
           </w:tcPr>
           <w:p>
             <w:pPr>
@@ -9077,7 +9155,7 @@
         </w:tc>
         <w:tc>
           <w:tcPr>
-            <w:tcW w:type="dxa" w:w="3419"/>
+            <w:tcW w:w="1701" w:type="dxa"/>
           </w:tcPr>
           <w:p>
             <w:r/>
@@ -9093,7 +9171,7 @@
         </w:tc>
         <w:tc>
           <w:tcPr>
-            <w:tcW w:type="dxa" w:w="3419"/>
+            <w:tcW w:w="1701" w:type="dxa"/>
           </w:tcPr>
           <w:p>
             <w:pPr>
@@ -9114,7 +9192,7 @@
       <w:tr>
         <w:tc>
           <w:tcPr>
-            <w:tcW w:type="dxa" w:w="3419"/>
+            <w:tcW w:w="680" w:type="dxa"/>
             <w:shd w:fill="D6E4F0"/>
           </w:tcPr>
           <w:p>
@@ -9134,7 +9212,7 @@
         </w:tc>
         <w:tc>
           <w:tcPr>
-            <w:tcW w:type="dxa" w:w="3419"/>
+            <w:tcW w:w="1701" w:type="dxa"/>
             <w:shd w:fill="D6E4F0"/>
           </w:tcPr>
           <w:p>
@@ -9151,7 +9229,7 @@
         </w:tc>
         <w:tc>
           <w:tcPr>
-            <w:tcW w:type="dxa" w:w="3419"/>
+            <w:tcW w:w="1701" w:type="dxa"/>
             <w:shd w:fill="D6E4F0"/>
           </w:tcPr>
           <w:p>
@@ -9173,7 +9251,7 @@
       <w:tr>
         <w:tc>
           <w:tcPr>
-            <w:tcW w:type="dxa" w:w="3419"/>
+            <w:tcW w:w="680" w:type="dxa"/>
           </w:tcPr>
           <w:p>
             <w:pPr>
@@ -9192,7 +9270,7 @@
         </w:tc>
         <w:tc>
           <w:tcPr>
-            <w:tcW w:type="dxa" w:w="3419"/>
+            <w:tcW w:w="1701" w:type="dxa"/>
           </w:tcPr>
           <w:p>
             <w:r/>
@@ -9208,7 +9286,7 @@
         </w:tc>
         <w:tc>
           <w:tcPr>
-            <w:tcW w:type="dxa" w:w="3419"/>
+            <w:tcW w:w="1701" w:type="dxa"/>
           </w:tcPr>
           <w:p>
             <w:pPr>
@@ -9229,7 +9307,7 @@
       <w:tr>
         <w:tc>
           <w:tcPr>
-            <w:tcW w:type="dxa" w:w="3419"/>
+            <w:tcW w:w="680" w:type="dxa"/>
             <w:shd w:fill="D6E4F0"/>
           </w:tcPr>
           <w:p>
@@ -9249,7 +9327,7 @@
         </w:tc>
         <w:tc>
           <w:tcPr>
-            <w:tcW w:type="dxa" w:w="3419"/>
+            <w:tcW w:w="1701" w:type="dxa"/>
             <w:shd w:fill="D6E4F0"/>
           </w:tcPr>
           <w:p>
@@ -9266,7 +9344,7 @@
         </w:tc>
         <w:tc>
           <w:tcPr>
-            <w:tcW w:type="dxa" w:w="3419"/>
+            <w:tcW w:w="1701" w:type="dxa"/>
             <w:shd w:fill="D6E4F0"/>
           </w:tcPr>
           <w:p>
@@ -9288,7 +9366,7 @@
       <w:tr>
         <w:tc>
           <w:tcPr>
-            <w:tcW w:type="dxa" w:w="3419"/>
+            <w:tcW w:w="680" w:type="dxa"/>
           </w:tcPr>
           <w:p>
             <w:pPr>
@@ -9307,7 +9385,7 @@
         </w:tc>
         <w:tc>
           <w:tcPr>
-            <w:tcW w:type="dxa" w:w="3419"/>
+            <w:tcW w:w="1701" w:type="dxa"/>
           </w:tcPr>
           <w:p>
             <w:r/>
@@ -9323,7 +9401,7 @@
         </w:tc>
         <w:tc>
           <w:tcPr>
-            <w:tcW w:type="dxa" w:w="3419"/>
+            <w:tcW w:w="1701" w:type="dxa"/>
           </w:tcPr>
           <w:p>
             <w:pPr>
@@ -9344,7 +9422,7 @@
       <w:tr>
         <w:tc>
           <w:tcPr>
-            <w:tcW w:type="dxa" w:w="3419"/>
+            <w:tcW w:w="680" w:type="dxa"/>
             <w:shd w:fill="D6E4F0"/>
           </w:tcPr>
           <w:p>
@@ -9364,7 +9442,7 @@
         </w:tc>
         <w:tc>
           <w:tcPr>
-            <w:tcW w:type="dxa" w:w="3419"/>
+            <w:tcW w:w="1701" w:type="dxa"/>
             <w:shd w:fill="D6E4F0"/>
           </w:tcPr>
           <w:p>
@@ -9381,7 +9459,7 @@
         </w:tc>
         <w:tc>
           <w:tcPr>
-            <w:tcW w:type="dxa" w:w="3419"/>
+            <w:tcW w:w="1701" w:type="dxa"/>
             <w:shd w:fill="D6E4F0"/>
           </w:tcPr>
           <w:p>
@@ -9419,16 +9497,17 @@
         <w:tblW w:type="auto" w:w="0"/>
         <w:jc w:val="center"/>
         <w:tblLook w:firstColumn="1" w:firstRow="1" w:lastColumn="0" w:lastRow="0" w:noHBand="0" w:noVBand="1" w:val="04A0"/>
+        <w:tblLayout w:type="fixed"/>
       </w:tblPr>
       <w:tblGrid>
-        <w:gridCol w:w="3419"/>
-        <w:gridCol w:w="3419"/>
-        <w:gridCol w:w="3419"/>
+        <w:gridCol w:w="680"/>
+        <w:gridCol w:w="1701"/>
+        <w:gridCol w:w="1701"/>
       </w:tblGrid>
       <w:tr>
         <w:tc>
           <w:tcPr>
-            <w:tcW w:type="dxa" w:w="3419"/>
+            <w:tcW w:w="680" w:type="dxa"/>
             <w:shd w:fill="1F4E79"/>
           </w:tcPr>
           <w:p>
@@ -9449,7 +9528,7 @@
         </w:tc>
         <w:tc>
           <w:tcPr>
-            <w:tcW w:type="dxa" w:w="3419"/>
+            <w:tcW w:w="1701" w:type="dxa"/>
             <w:shd w:fill="1F4E79"/>
           </w:tcPr>
           <w:p>
@@ -9470,7 +9549,7 @@
         </w:tc>
         <w:tc>
           <w:tcPr>
-            <w:tcW w:type="dxa" w:w="3419"/>
+            <w:tcW w:w="1701" w:type="dxa"/>
             <w:shd w:fill="1F4E79"/>
           </w:tcPr>
           <w:p>
@@ -9493,7 +9572,7 @@
       <w:tr>
         <w:tc>
           <w:tcPr>
-            <w:tcW w:type="dxa" w:w="3419"/>
+            <w:tcW w:w="680" w:type="dxa"/>
           </w:tcPr>
           <w:p>
             <w:pPr>
@@ -9512,7 +9591,7 @@
         </w:tc>
         <w:tc>
           <w:tcPr>
-            <w:tcW w:type="dxa" w:w="3419"/>
+            <w:tcW w:w="1701" w:type="dxa"/>
           </w:tcPr>
           <w:p>
             <w:r/>
@@ -9528,7 +9607,7 @@
         </w:tc>
         <w:tc>
           <w:tcPr>
-            <w:tcW w:type="dxa" w:w="3419"/>
+            <w:tcW w:w="1701" w:type="dxa"/>
           </w:tcPr>
           <w:p>
             <w:pPr>
@@ -9549,7 +9628,7 @@
       <w:tr>
         <w:tc>
           <w:tcPr>
-            <w:tcW w:type="dxa" w:w="3419"/>
+            <w:tcW w:w="680" w:type="dxa"/>
             <w:shd w:fill="D6E4F0"/>
           </w:tcPr>
           <w:p>
@@ -9569,7 +9648,7 @@
         </w:tc>
         <w:tc>
           <w:tcPr>
-            <w:tcW w:type="dxa" w:w="3419"/>
+            <w:tcW w:w="1701" w:type="dxa"/>
             <w:shd w:fill="D6E4F0"/>
           </w:tcPr>
           <w:p>
@@ -9586,7 +9665,7 @@
         </w:tc>
         <w:tc>
           <w:tcPr>
-            <w:tcW w:type="dxa" w:w="3419"/>
+            <w:tcW w:w="1701" w:type="dxa"/>
             <w:shd w:fill="D6E4F0"/>
           </w:tcPr>
           <w:p>
@@ -9608,7 +9687,7 @@
       <w:tr>
         <w:tc>
           <w:tcPr>
-            <w:tcW w:type="dxa" w:w="3419"/>
+            <w:tcW w:w="680" w:type="dxa"/>
           </w:tcPr>
           <w:p>
             <w:pPr>
@@ -9627,7 +9706,7 @@
         </w:tc>
         <w:tc>
           <w:tcPr>
-            <w:tcW w:type="dxa" w:w="3419"/>
+            <w:tcW w:w="1701" w:type="dxa"/>
           </w:tcPr>
           <w:p>
             <w:r/>
@@ -9643,7 +9722,7 @@
         </w:tc>
         <w:tc>
           <w:tcPr>
-            <w:tcW w:type="dxa" w:w="3419"/>
+            <w:tcW w:w="1701" w:type="dxa"/>
           </w:tcPr>
           <w:p>
             <w:pPr>
@@ -9664,7 +9743,7 @@
       <w:tr>
         <w:tc>
           <w:tcPr>
-            <w:tcW w:type="dxa" w:w="3419"/>
+            <w:tcW w:w="680" w:type="dxa"/>
             <w:shd w:fill="D6E4F0"/>
           </w:tcPr>
           <w:p>
@@ -9684,7 +9763,7 @@
         </w:tc>
         <w:tc>
           <w:tcPr>
-            <w:tcW w:type="dxa" w:w="3419"/>
+            <w:tcW w:w="1701" w:type="dxa"/>
             <w:shd w:fill="D6E4F0"/>
           </w:tcPr>
           <w:p>
@@ -9701,7 +9780,7 @@
         </w:tc>
         <w:tc>
           <w:tcPr>
-            <w:tcW w:type="dxa" w:w="3419"/>
+            <w:tcW w:w="1701" w:type="dxa"/>
             <w:shd w:fill="D6E4F0"/>
           </w:tcPr>
           <w:p>
@@ -9723,7 +9802,7 @@
       <w:tr>
         <w:tc>
           <w:tcPr>
-            <w:tcW w:type="dxa" w:w="3419"/>
+            <w:tcW w:w="680" w:type="dxa"/>
           </w:tcPr>
           <w:p>
             <w:pPr>
@@ -9742,7 +9821,7 @@
         </w:tc>
         <w:tc>
           <w:tcPr>
-            <w:tcW w:type="dxa" w:w="3419"/>
+            <w:tcW w:w="1701" w:type="dxa"/>
           </w:tcPr>
           <w:p>
             <w:r/>
@@ -9758,7 +9837,7 @@
         </w:tc>
         <w:tc>
           <w:tcPr>
-            <w:tcW w:type="dxa" w:w="3419"/>
+            <w:tcW w:w="1701" w:type="dxa"/>
           </w:tcPr>
           <w:p>
             <w:pPr>
@@ -9779,7 +9858,7 @@
       <w:tr>
         <w:tc>
           <w:tcPr>
-            <w:tcW w:type="dxa" w:w="3419"/>
+            <w:tcW w:w="680" w:type="dxa"/>
             <w:shd w:fill="D6E4F0"/>
           </w:tcPr>
           <w:p>
@@ -9799,7 +9878,7 @@
         </w:tc>
         <w:tc>
           <w:tcPr>
-            <w:tcW w:type="dxa" w:w="3419"/>
+            <w:tcW w:w="1701" w:type="dxa"/>
             <w:shd w:fill="D6E4F0"/>
           </w:tcPr>
           <w:p>
@@ -9816,7 +9895,7 @@
         </w:tc>
         <w:tc>
           <w:tcPr>
-            <w:tcW w:type="dxa" w:w="3419"/>
+            <w:tcW w:w="1701" w:type="dxa"/>
             <w:shd w:fill="D6E4F0"/>
           </w:tcPr>
           <w:p>
@@ -9838,7 +9917,7 @@
       <w:tr>
         <w:tc>
           <w:tcPr>
-            <w:tcW w:type="dxa" w:w="3419"/>
+            <w:tcW w:w="680" w:type="dxa"/>
           </w:tcPr>
           <w:p>
             <w:pPr>
@@ -9857,7 +9936,7 @@
         </w:tc>
         <w:tc>
           <w:tcPr>
-            <w:tcW w:type="dxa" w:w="3419"/>
+            <w:tcW w:w="1701" w:type="dxa"/>
           </w:tcPr>
           <w:p>
             <w:r/>
@@ -9873,7 +9952,7 @@
         </w:tc>
         <w:tc>
           <w:tcPr>
-            <w:tcW w:type="dxa" w:w="3419"/>
+            <w:tcW w:w="1701" w:type="dxa"/>
           </w:tcPr>
           <w:p>
             <w:pPr>
@@ -9894,7 +9973,7 @@
       <w:tr>
         <w:tc>
           <w:tcPr>
-            <w:tcW w:type="dxa" w:w="3419"/>
+            <w:tcW w:w="680" w:type="dxa"/>
             <w:shd w:fill="D6E4F0"/>
           </w:tcPr>
           <w:p>
@@ -9914,7 +9993,7 @@
         </w:tc>
         <w:tc>
           <w:tcPr>
-            <w:tcW w:type="dxa" w:w="3419"/>
+            <w:tcW w:w="1701" w:type="dxa"/>
             <w:shd w:fill="D6E4F0"/>
           </w:tcPr>
           <w:p>
@@ -9931,7 +10010,7 @@
         </w:tc>
         <w:tc>
           <w:tcPr>
-            <w:tcW w:type="dxa" w:w="3419"/>
+            <w:tcW w:w="1701" w:type="dxa"/>
             <w:shd w:fill="D6E4F0"/>
           </w:tcPr>
           <w:p>
@@ -9953,7 +10032,7 @@
       <w:tr>
         <w:tc>
           <w:tcPr>
-            <w:tcW w:type="dxa" w:w="3419"/>
+            <w:tcW w:w="680" w:type="dxa"/>
           </w:tcPr>
           <w:p>
             <w:pPr>
@@ -9972,7 +10051,7 @@
         </w:tc>
         <w:tc>
           <w:tcPr>
-            <w:tcW w:type="dxa" w:w="3419"/>
+            <w:tcW w:w="1701" w:type="dxa"/>
           </w:tcPr>
           <w:p>
             <w:r/>
@@ -9988,7 +10067,7 @@
         </w:tc>
         <w:tc>
           <w:tcPr>
-            <w:tcW w:type="dxa" w:w="3419"/>
+            <w:tcW w:w="1701" w:type="dxa"/>
           </w:tcPr>
           <w:p>
             <w:pPr>
@@ -10009,7 +10088,7 @@
       <w:tr>
         <w:tc>
           <w:tcPr>
-            <w:tcW w:type="dxa" w:w="3419"/>
+            <w:tcW w:w="680" w:type="dxa"/>
             <w:shd w:fill="D6E4F0"/>
           </w:tcPr>
           <w:p>
@@ -10029,7 +10108,7 @@
         </w:tc>
         <w:tc>
           <w:tcPr>
-            <w:tcW w:type="dxa" w:w="3419"/>
+            <w:tcW w:w="1701" w:type="dxa"/>
             <w:shd w:fill="D6E4F0"/>
           </w:tcPr>
           <w:p>
@@ -10046,7 +10125,7 @@
         </w:tc>
         <w:tc>
           <w:tcPr>
-            <w:tcW w:type="dxa" w:w="3419"/>
+            <w:tcW w:w="1701" w:type="dxa"/>
             <w:shd w:fill="D6E4F0"/>
           </w:tcPr>
           <w:p>
@@ -10068,7 +10147,7 @@
       <w:tr>
         <w:tc>
           <w:tcPr>
-            <w:tcW w:type="dxa" w:w="3419"/>
+            <w:tcW w:w="680" w:type="dxa"/>
           </w:tcPr>
           <w:p>
             <w:pPr>
@@ -10087,7 +10166,7 @@
         </w:tc>
         <w:tc>
           <w:tcPr>
-            <w:tcW w:type="dxa" w:w="3419"/>
+            <w:tcW w:w="1701" w:type="dxa"/>
           </w:tcPr>
           <w:p>
             <w:r/>
@@ -10103,7 +10182,7 @@
         </w:tc>
         <w:tc>
           <w:tcPr>
-            <w:tcW w:type="dxa" w:w="3419"/>
+            <w:tcW w:w="1701" w:type="dxa"/>
           </w:tcPr>
           <w:p>
             <w:pPr>
@@ -10140,16 +10219,17 @@
         <w:tblW w:type="auto" w:w="0"/>
         <w:jc w:val="center"/>
         <w:tblLook w:firstColumn="1" w:firstRow="1" w:lastColumn="0" w:lastRow="0" w:noHBand="0" w:noVBand="1" w:val="04A0"/>
+        <w:tblLayout w:type="fixed"/>
       </w:tblPr>
       <w:tblGrid>
-        <w:gridCol w:w="3419"/>
-        <w:gridCol w:w="3419"/>
-        <w:gridCol w:w="3419"/>
+        <w:gridCol w:w="680"/>
+        <w:gridCol w:w="1701"/>
+        <w:gridCol w:w="1701"/>
       </w:tblGrid>
       <w:tr>
         <w:tc>
           <w:tcPr>
-            <w:tcW w:type="dxa" w:w="3419"/>
+            <w:tcW w:w="680" w:type="dxa"/>
             <w:shd w:fill="1F4E79"/>
           </w:tcPr>
           <w:p>
@@ -10170,7 +10250,7 @@
         </w:tc>
         <w:tc>
           <w:tcPr>
-            <w:tcW w:type="dxa" w:w="3419"/>
+            <w:tcW w:w="1701" w:type="dxa"/>
             <w:shd w:fill="1F4E79"/>
           </w:tcPr>
           <w:p>
@@ -10191,7 +10271,7 @@
         </w:tc>
         <w:tc>
           <w:tcPr>
-            <w:tcW w:type="dxa" w:w="3419"/>
+            <w:tcW w:w="1701" w:type="dxa"/>
             <w:shd w:fill="1F4E79"/>
           </w:tcPr>
           <w:p>
@@ -10214,7 +10294,7 @@
       <w:tr>
         <w:tc>
           <w:tcPr>
-            <w:tcW w:type="dxa" w:w="3419"/>
+            <w:tcW w:w="680" w:type="dxa"/>
           </w:tcPr>
           <w:p>
             <w:pPr>
@@ -10233,7 +10313,7 @@
         </w:tc>
         <w:tc>
           <w:tcPr>
-            <w:tcW w:type="dxa" w:w="3419"/>
+            <w:tcW w:w="1701" w:type="dxa"/>
           </w:tcPr>
           <w:p>
             <w:r/>
@@ -10249,7 +10329,7 @@
         </w:tc>
         <w:tc>
           <w:tcPr>
-            <w:tcW w:type="dxa" w:w="3419"/>
+            <w:tcW w:w="1701" w:type="dxa"/>
           </w:tcPr>
           <w:p>
             <w:pPr>
@@ -10270,7 +10350,7 @@
       <w:tr>
         <w:tc>
           <w:tcPr>
-            <w:tcW w:type="dxa" w:w="3419"/>
+            <w:tcW w:w="680" w:type="dxa"/>
             <w:shd w:fill="D6E4F0"/>
           </w:tcPr>
           <w:p>
@@ -10290,7 +10370,7 @@
         </w:tc>
         <w:tc>
           <w:tcPr>
-            <w:tcW w:type="dxa" w:w="3419"/>
+            <w:tcW w:w="1701" w:type="dxa"/>
             <w:shd w:fill="D6E4F0"/>
           </w:tcPr>
           <w:p>
@@ -10307,7 +10387,7 @@
         </w:tc>
         <w:tc>
           <w:tcPr>
-            <w:tcW w:type="dxa" w:w="3419"/>
+            <w:tcW w:w="1701" w:type="dxa"/>
             <w:shd w:fill="D6E4F0"/>
           </w:tcPr>
           <w:p>
@@ -10329,7 +10409,7 @@
       <w:tr>
         <w:tc>
           <w:tcPr>
-            <w:tcW w:type="dxa" w:w="3419"/>
+            <w:tcW w:w="680" w:type="dxa"/>
           </w:tcPr>
           <w:p>
             <w:pPr>
@@ -10348,7 +10428,7 @@
         </w:tc>
         <w:tc>
           <w:tcPr>
-            <w:tcW w:type="dxa" w:w="3419"/>
+            <w:tcW w:w="1701" w:type="dxa"/>
           </w:tcPr>
           <w:p>
             <w:r/>
@@ -10364,7 +10444,7 @@
         </w:tc>
         <w:tc>
           <w:tcPr>
-            <w:tcW w:type="dxa" w:w="3419"/>
+            <w:tcW w:w="1701" w:type="dxa"/>
           </w:tcPr>
           <w:p>
             <w:pPr>
@@ -10385,7 +10465,7 @@
       <w:tr>
         <w:tc>
           <w:tcPr>
-            <w:tcW w:type="dxa" w:w="3419"/>
+            <w:tcW w:w="680" w:type="dxa"/>
             <w:shd w:fill="D6E4F0"/>
           </w:tcPr>
           <w:p>
@@ -10405,7 +10485,7 @@
         </w:tc>
         <w:tc>
           <w:tcPr>
-            <w:tcW w:type="dxa" w:w="3419"/>
+            <w:tcW w:w="1701" w:type="dxa"/>
             <w:shd w:fill="D6E4F0"/>
           </w:tcPr>
           <w:p>
@@ -10422,7 +10502,7 @@
         </w:tc>
         <w:tc>
           <w:tcPr>
-            <w:tcW w:type="dxa" w:w="3419"/>
+            <w:tcW w:w="1701" w:type="dxa"/>
             <w:shd w:fill="D6E4F0"/>
           </w:tcPr>
           <w:p>
@@ -10444,7 +10524,7 @@
       <w:tr>
         <w:tc>
           <w:tcPr>
-            <w:tcW w:type="dxa" w:w="3419"/>
+            <w:tcW w:w="680" w:type="dxa"/>
           </w:tcPr>
           <w:p>
             <w:pPr>
@@ -10463,7 +10543,7 @@
         </w:tc>
         <w:tc>
           <w:tcPr>
-            <w:tcW w:type="dxa" w:w="3419"/>
+            <w:tcW w:w="1701" w:type="dxa"/>
           </w:tcPr>
           <w:p>
             <w:r/>
@@ -10479,7 +10559,7 @@
         </w:tc>
         <w:tc>
           <w:tcPr>
-            <w:tcW w:type="dxa" w:w="3419"/>
+            <w:tcW w:w="1701" w:type="dxa"/>
           </w:tcPr>
           <w:p>
             <w:pPr>
@@ -10500,7 +10580,7 @@
       <w:tr>
         <w:tc>
           <w:tcPr>
-            <w:tcW w:type="dxa" w:w="3419"/>
+            <w:tcW w:w="680" w:type="dxa"/>
             <w:shd w:fill="D6E4F0"/>
           </w:tcPr>
           <w:p>
@@ -10520,7 +10600,7 @@
         </w:tc>
         <w:tc>
           <w:tcPr>
-            <w:tcW w:type="dxa" w:w="3419"/>
+            <w:tcW w:w="1701" w:type="dxa"/>
             <w:shd w:fill="D6E4F0"/>
           </w:tcPr>
           <w:p>
@@ -10537,7 +10617,7 @@
         </w:tc>
         <w:tc>
           <w:tcPr>
-            <w:tcW w:type="dxa" w:w="3419"/>
+            <w:tcW w:w="1701" w:type="dxa"/>
             <w:shd w:fill="D6E4F0"/>
           </w:tcPr>
           <w:p>
@@ -10559,7 +10639,7 @@
       <w:tr>
         <w:tc>
           <w:tcPr>
-            <w:tcW w:type="dxa" w:w="3419"/>
+            <w:tcW w:w="680" w:type="dxa"/>
           </w:tcPr>
           <w:p>
             <w:pPr>
@@ -10578,7 +10658,7 @@
         </w:tc>
         <w:tc>
           <w:tcPr>
-            <w:tcW w:type="dxa" w:w="3419"/>
+            <w:tcW w:w="1701" w:type="dxa"/>
           </w:tcPr>
           <w:p>
             <w:r/>
@@ -10594,7 +10674,7 @@
         </w:tc>
         <w:tc>
           <w:tcPr>
-            <w:tcW w:type="dxa" w:w="3419"/>
+            <w:tcW w:w="1701" w:type="dxa"/>
           </w:tcPr>
           <w:p>
             <w:pPr>
@@ -10615,7 +10695,7 @@
       <w:tr>
         <w:tc>
           <w:tcPr>
-            <w:tcW w:type="dxa" w:w="3419"/>
+            <w:tcW w:w="680" w:type="dxa"/>
             <w:shd w:fill="D6E4F0"/>
           </w:tcPr>
           <w:p>
@@ -10635,7 +10715,7 @@
         </w:tc>
         <w:tc>
           <w:tcPr>
-            <w:tcW w:type="dxa" w:w="3419"/>
+            <w:tcW w:w="1701" w:type="dxa"/>
             <w:shd w:fill="D6E4F0"/>
           </w:tcPr>
           <w:p>
@@ -10652,7 +10732,7 @@
         </w:tc>
         <w:tc>
           <w:tcPr>
-            <w:tcW w:type="dxa" w:w="3419"/>
+            <w:tcW w:w="1701" w:type="dxa"/>
             <w:shd w:fill="D6E4F0"/>
           </w:tcPr>
           <w:p>
@@ -10674,7 +10754,7 @@
       <w:tr>
         <w:tc>
           <w:tcPr>
-            <w:tcW w:type="dxa" w:w="3419"/>
+            <w:tcW w:w="680" w:type="dxa"/>
           </w:tcPr>
           <w:p>
             <w:pPr>
@@ -10693,7 +10773,7 @@
         </w:tc>
         <w:tc>
           <w:tcPr>
-            <w:tcW w:type="dxa" w:w="3419"/>
+            <w:tcW w:w="1701" w:type="dxa"/>
           </w:tcPr>
           <w:p>
             <w:r/>
@@ -10709,7 +10789,7 @@
         </w:tc>
         <w:tc>
           <w:tcPr>
-            <w:tcW w:type="dxa" w:w="3419"/>
+            <w:tcW w:w="1701" w:type="dxa"/>
           </w:tcPr>
           <w:p>
             <w:pPr>
@@ -10729,13 +10809,18 @@
       </w:tr>
     </w:tbl>
     <w:p/>
+    <w:p>
+      <w:r>
+        <w:t>Распределение СФП по сегментам ещё более контрастно. В МкБ лидирует фактор 44 (банкротство, 451 из 872 СФП = 51,7%), в МСБ — фактор 44.1 (решение суда о банкротстве, 622 из 1 162 СФП = 53,5%). Оба сегмента демонстрируют высокую концентрацию СФП на банкротных процедурах. В ККБ 63,9% всех СФП приходится на фактор 47.1.2 (возбуждение уголовного дела, 55 из 86). Стоит отметить, что в МСБ только 11 уникальных номеров СФП, а в ККБ — 9, что указывает на узкий спектр критических событий в этих сегментах.</w:t>
+      </w:r>
+    </w:p>
     <w:p>
       <w:pPr>
         <w:pStyle w:val="Heading2"/>
       </w:pPr>
       <w:r>
         <w:rPr>
-          <w:color w:val="1F4E79"/>
+          <w:color w:val="000000"/>
         </w:rPr>
         <w:t>11. Топ-5 ФП по сегментам с наименованиями</w:t>
       </w:r>
@@ -10757,17 +10842,18 @@
         <w:tblW w:type="auto" w:w="0"/>
         <w:jc w:val="center"/>
         <w:tblLook w:firstColumn="1" w:firstRow="1" w:lastColumn="0" w:lastRow="0" w:noHBand="0" w:noVBand="1" w:val="04A0"/>
+        <w:tblLayout w:type="fixed"/>
       </w:tblPr>
       <w:tblGrid>
-        <w:gridCol w:w="2564"/>
-        <w:gridCol w:w="2564"/>
-        <w:gridCol w:w="2564"/>
-        <w:gridCol w:w="2564"/>
+        <w:gridCol w:w="453"/>
+        <w:gridCol w:w="1134"/>
+        <w:gridCol w:w="6804"/>
+        <w:gridCol w:w="1134"/>
       </w:tblGrid>
       <w:tr>
         <w:tc>
           <w:tcPr>
-            <w:tcW w:type="dxa" w:w="2564"/>
+            <w:tcW w:w="453" w:type="dxa"/>
             <w:shd w:fill="1F4E79"/>
           </w:tcPr>
           <w:p>
@@ -10788,7 +10874,7 @@
         </w:tc>
         <w:tc>
           <w:tcPr>
-            <w:tcW w:type="dxa" w:w="2564"/>
+            <w:tcW w:w="1134" w:type="dxa"/>
             <w:shd w:fill="1F4E79"/>
           </w:tcPr>
           <w:p>
@@ -10809,7 +10895,7 @@
         </w:tc>
         <w:tc>
           <w:tcPr>
-            <w:tcW w:type="dxa" w:w="2564"/>
+            <w:tcW w:w="6804" w:type="dxa"/>
             <w:shd w:fill="1F4E79"/>
           </w:tcPr>
           <w:p>
@@ -10830,7 +10916,7 @@
         </w:tc>
         <w:tc>
           <w:tcPr>
-            <w:tcW w:type="dxa" w:w="2564"/>
+            <w:tcW w:w="1134" w:type="dxa"/>
             <w:shd w:fill="1F4E79"/>
           </w:tcPr>
           <w:p>
@@ -10853,7 +10939,7 @@
       <w:tr>
         <w:tc>
           <w:tcPr>
-            <w:tcW w:type="dxa" w:w="2564"/>
+            <w:tcW w:w="453" w:type="dxa"/>
           </w:tcPr>
           <w:p>
             <w:pPr>
@@ -10872,7 +10958,7 @@
         </w:tc>
         <w:tc>
           <w:tcPr>
-            <w:tcW w:type="dxa" w:w="2564"/>
+            <w:tcW w:w="1134" w:type="dxa"/>
           </w:tcPr>
           <w:p>
             <w:r/>
@@ -10888,7 +10974,7 @@
         </w:tc>
         <w:tc>
           <w:tcPr>
-            <w:tcW w:type="dxa" w:w="2564"/>
+            <w:tcW w:w="6804" w:type="dxa"/>
           </w:tcPr>
           <w:p>
             <w:r/>
@@ -10904,7 +10990,7 @@
         </w:tc>
         <w:tc>
           <w:tcPr>
-            <w:tcW w:type="dxa" w:w="2564"/>
+            <w:tcW w:w="1134" w:type="dxa"/>
           </w:tcPr>
           <w:p>
             <w:pPr>
@@ -10925,7 +11011,7 @@
       <w:tr>
         <w:tc>
           <w:tcPr>
-            <w:tcW w:type="dxa" w:w="2564"/>
+            <w:tcW w:w="453" w:type="dxa"/>
             <w:shd w:fill="D6E4F0"/>
           </w:tcPr>
           <w:p>
@@ -10945,7 +11031,7 @@
         </w:tc>
         <w:tc>
           <w:tcPr>
-            <w:tcW w:type="dxa" w:w="2564"/>
+            <w:tcW w:w="1134" w:type="dxa"/>
             <w:shd w:fill="D6E4F0"/>
           </w:tcPr>
           <w:p>
@@ -10962,7 +11048,7 @@
         </w:tc>
         <w:tc>
           <w:tcPr>
-            <w:tcW w:type="dxa" w:w="2564"/>
+            <w:tcW w:w="6804" w:type="dxa"/>
             <w:shd w:fill="D6E4F0"/>
           </w:tcPr>
           <w:p>
@@ -10979,7 +11065,7 @@
         </w:tc>
         <w:tc>
           <w:tcPr>
-            <w:tcW w:type="dxa" w:w="2564"/>
+            <w:tcW w:w="1134" w:type="dxa"/>
             <w:shd w:fill="D6E4F0"/>
           </w:tcPr>
           <w:p>
@@ -11001,7 +11087,7 @@
       <w:tr>
         <w:tc>
           <w:tcPr>
-            <w:tcW w:type="dxa" w:w="2564"/>
+            <w:tcW w:w="453" w:type="dxa"/>
           </w:tcPr>
           <w:p>
             <w:pPr>
@@ -11020,7 +11106,7 @@
         </w:tc>
         <w:tc>
           <w:tcPr>
-            <w:tcW w:type="dxa" w:w="2564"/>
+            <w:tcW w:w="1134" w:type="dxa"/>
           </w:tcPr>
           <w:p>
             <w:r/>
@@ -11036,7 +11122,7 @@
         </w:tc>
         <w:tc>
           <w:tcPr>
-            <w:tcW w:type="dxa" w:w="2564"/>
+            <w:tcW w:w="6804" w:type="dxa"/>
           </w:tcPr>
           <w:p>
             <w:r/>
@@ -11052,7 +11138,7 @@
         </w:tc>
         <w:tc>
           <w:tcPr>
-            <w:tcW w:type="dxa" w:w="2564"/>
+            <w:tcW w:w="1134" w:type="dxa"/>
           </w:tcPr>
           <w:p>
             <w:pPr>
@@ -11073,7 +11159,7 @@
       <w:tr>
         <w:tc>
           <w:tcPr>
-            <w:tcW w:type="dxa" w:w="2564"/>
+            <w:tcW w:w="453" w:type="dxa"/>
             <w:shd w:fill="D6E4F0"/>
           </w:tcPr>
           <w:p>
@@ -11093,7 +11179,7 @@
         </w:tc>
         <w:tc>
           <w:tcPr>
-            <w:tcW w:type="dxa" w:w="2564"/>
+            <w:tcW w:w="1134" w:type="dxa"/>
             <w:shd w:fill="D6E4F0"/>
           </w:tcPr>
           <w:p>
@@ -11110,7 +11196,7 @@
         </w:tc>
         <w:tc>
           <w:tcPr>
-            <w:tcW w:type="dxa" w:w="2564"/>
+            <w:tcW w:w="6804" w:type="dxa"/>
             <w:shd w:fill="D6E4F0"/>
           </w:tcPr>
           <w:p>
@@ -11127,7 +11213,7 @@
         </w:tc>
         <w:tc>
           <w:tcPr>
-            <w:tcW w:type="dxa" w:w="2564"/>
+            <w:tcW w:w="1134" w:type="dxa"/>
             <w:shd w:fill="D6E4F0"/>
           </w:tcPr>
           <w:p>
@@ -11149,7 +11235,7 @@
       <w:tr>
         <w:tc>
           <w:tcPr>
-            <w:tcW w:type="dxa" w:w="2564"/>
+            <w:tcW w:w="453" w:type="dxa"/>
           </w:tcPr>
           <w:p>
             <w:pPr>
@@ -11168,7 +11254,7 @@
         </w:tc>
         <w:tc>
           <w:tcPr>
-            <w:tcW w:type="dxa" w:w="2564"/>
+            <w:tcW w:w="1134" w:type="dxa"/>
           </w:tcPr>
           <w:p>
             <w:r/>
@@ -11184,7 +11270,7 @@
         </w:tc>
         <w:tc>
           <w:tcPr>
-            <w:tcW w:type="dxa" w:w="2564"/>
+            <w:tcW w:w="6804" w:type="dxa"/>
           </w:tcPr>
           <w:p>
             <w:r/>
@@ -11200,7 +11286,7 @@
         </w:tc>
         <w:tc>
           <w:tcPr>
-            <w:tcW w:type="dxa" w:w="2564"/>
+            <w:tcW w:w="1134" w:type="dxa"/>
           </w:tcPr>
           <w:p>
             <w:pPr>
@@ -11237,17 +11323,18 @@
         <w:tblW w:type="auto" w:w="0"/>
         <w:jc w:val="center"/>
         <w:tblLook w:firstColumn="1" w:firstRow="1" w:lastColumn="0" w:lastRow="0" w:noHBand="0" w:noVBand="1" w:val="04A0"/>
+        <w:tblLayout w:type="fixed"/>
       </w:tblPr>
       <w:tblGrid>
-        <w:gridCol w:w="2564"/>
-        <w:gridCol w:w="2564"/>
-        <w:gridCol w:w="2564"/>
-        <w:gridCol w:w="2564"/>
+        <w:gridCol w:w="453"/>
+        <w:gridCol w:w="1134"/>
+        <w:gridCol w:w="6804"/>
+        <w:gridCol w:w="1134"/>
       </w:tblGrid>
       <w:tr>
         <w:tc>
           <w:tcPr>
-            <w:tcW w:type="dxa" w:w="2564"/>
+            <w:tcW w:w="453" w:type="dxa"/>
             <w:shd w:fill="1F4E79"/>
           </w:tcPr>
           <w:p>
@@ -11268,7 +11355,7 @@
         </w:tc>
         <w:tc>
           <w:tcPr>
-            <w:tcW w:type="dxa" w:w="2564"/>
+            <w:tcW w:w="1134" w:type="dxa"/>
             <w:shd w:fill="1F4E79"/>
           </w:tcPr>
           <w:p>
@@ -11289,7 +11376,7 @@
         </w:tc>
         <w:tc>
           <w:tcPr>
-            <w:tcW w:type="dxa" w:w="2564"/>
+            <w:tcW w:w="6804" w:type="dxa"/>
             <w:shd w:fill="1F4E79"/>
           </w:tcPr>
           <w:p>
@@ -11310,7 +11397,7 @@
         </w:tc>
         <w:tc>
           <w:tcPr>
-            <w:tcW w:type="dxa" w:w="2564"/>
+            <w:tcW w:w="1134" w:type="dxa"/>
             <w:shd w:fill="1F4E79"/>
           </w:tcPr>
           <w:p>
@@ -11333,7 +11420,7 @@
       <w:tr>
         <w:tc>
           <w:tcPr>
-            <w:tcW w:type="dxa" w:w="2564"/>
+            <w:tcW w:w="453" w:type="dxa"/>
           </w:tcPr>
           <w:p>
             <w:pPr>
@@ -11352,7 +11439,7 @@
         </w:tc>
         <w:tc>
           <w:tcPr>
-            <w:tcW w:type="dxa" w:w="2564"/>
+            <w:tcW w:w="1134" w:type="dxa"/>
           </w:tcPr>
           <w:p>
             <w:r/>
@@ -11368,7 +11455,7 @@
         </w:tc>
         <w:tc>
           <w:tcPr>
-            <w:tcW w:type="dxa" w:w="2564"/>
+            <w:tcW w:w="6804" w:type="dxa"/>
           </w:tcPr>
           <w:p>
             <w:r/>
@@ -11384,7 +11471,7 @@
         </w:tc>
         <w:tc>
           <w:tcPr>
-            <w:tcW w:type="dxa" w:w="2564"/>
+            <w:tcW w:w="1134" w:type="dxa"/>
           </w:tcPr>
           <w:p>
             <w:pPr>
@@ -11405,7 +11492,7 @@
       <w:tr>
         <w:tc>
           <w:tcPr>
-            <w:tcW w:type="dxa" w:w="2564"/>
+            <w:tcW w:w="453" w:type="dxa"/>
             <w:shd w:fill="D6E4F0"/>
           </w:tcPr>
           <w:p>
@@ -11425,7 +11512,7 @@
         </w:tc>
         <w:tc>
           <w:tcPr>
-            <w:tcW w:type="dxa" w:w="2564"/>
+            <w:tcW w:w="1134" w:type="dxa"/>
             <w:shd w:fill="D6E4F0"/>
           </w:tcPr>
           <w:p>
@@ -11442,7 +11529,7 @@
         </w:tc>
         <w:tc>
           <w:tcPr>
-            <w:tcW w:type="dxa" w:w="2564"/>
+            <w:tcW w:w="6804" w:type="dxa"/>
             <w:shd w:fill="D6E4F0"/>
           </w:tcPr>
           <w:p>
@@ -11459,7 +11546,7 @@
         </w:tc>
         <w:tc>
           <w:tcPr>
-            <w:tcW w:type="dxa" w:w="2564"/>
+            <w:tcW w:w="1134" w:type="dxa"/>
             <w:shd w:fill="D6E4F0"/>
           </w:tcPr>
           <w:p>
@@ -11481,7 +11568,7 @@
       <w:tr>
         <w:tc>
           <w:tcPr>
-            <w:tcW w:type="dxa" w:w="2564"/>
+            <w:tcW w:w="453" w:type="dxa"/>
           </w:tcPr>
           <w:p>
             <w:pPr>
@@ -11500,7 +11587,7 @@
         </w:tc>
         <w:tc>
           <w:tcPr>
-            <w:tcW w:type="dxa" w:w="2564"/>
+            <w:tcW w:w="1134" w:type="dxa"/>
           </w:tcPr>
           <w:p>
             <w:r/>
@@ -11516,7 +11603,7 @@
         </w:tc>
         <w:tc>
           <w:tcPr>
-            <w:tcW w:type="dxa" w:w="2564"/>
+            <w:tcW w:w="6804" w:type="dxa"/>
           </w:tcPr>
           <w:p>
             <w:r/>
@@ -11532,7 +11619,7 @@
         </w:tc>
         <w:tc>
           <w:tcPr>
-            <w:tcW w:type="dxa" w:w="2564"/>
+            <w:tcW w:w="1134" w:type="dxa"/>
           </w:tcPr>
           <w:p>
             <w:pPr>
@@ -11553,7 +11640,7 @@
       <w:tr>
         <w:tc>
           <w:tcPr>
-            <w:tcW w:type="dxa" w:w="2564"/>
+            <w:tcW w:w="453" w:type="dxa"/>
             <w:shd w:fill="D6E4F0"/>
           </w:tcPr>
           <w:p>
@@ -11573,7 +11660,7 @@
         </w:tc>
         <w:tc>
           <w:tcPr>
-            <w:tcW w:type="dxa" w:w="2564"/>
+            <w:tcW w:w="1134" w:type="dxa"/>
             <w:shd w:fill="D6E4F0"/>
           </w:tcPr>
           <w:p>
@@ -11590,7 +11677,7 @@
         </w:tc>
         <w:tc>
           <w:tcPr>
-            <w:tcW w:type="dxa" w:w="2564"/>
+            <w:tcW w:w="6804" w:type="dxa"/>
             <w:shd w:fill="D6E4F0"/>
           </w:tcPr>
           <w:p>
@@ -11607,7 +11694,7 @@
         </w:tc>
         <w:tc>
           <w:tcPr>
-            <w:tcW w:type="dxa" w:w="2564"/>
+            <w:tcW w:w="1134" w:type="dxa"/>
             <w:shd w:fill="D6E4F0"/>
           </w:tcPr>
           <w:p>
@@ -11629,7 +11716,7 @@
       <w:tr>
         <w:tc>
           <w:tcPr>
-            <w:tcW w:type="dxa" w:w="2564"/>
+            <w:tcW w:w="453" w:type="dxa"/>
           </w:tcPr>
           <w:p>
             <w:pPr>
@@ -11648,7 +11735,7 @@
         </w:tc>
         <w:tc>
           <w:tcPr>
-            <w:tcW w:type="dxa" w:w="2564"/>
+            <w:tcW w:w="1134" w:type="dxa"/>
           </w:tcPr>
           <w:p>
             <w:r/>
@@ -11664,7 +11751,7 @@
         </w:tc>
         <w:tc>
           <w:tcPr>
-            <w:tcW w:type="dxa" w:w="2564"/>
+            <w:tcW w:w="6804" w:type="dxa"/>
           </w:tcPr>
           <w:p>
             <w:r/>
@@ -11680,7 +11767,7 @@
         </w:tc>
         <w:tc>
           <w:tcPr>
-            <w:tcW w:type="dxa" w:w="2564"/>
+            <w:tcW w:w="1134" w:type="dxa"/>
           </w:tcPr>
           <w:p>
             <w:pPr>
@@ -11717,17 +11804,18 @@
         <w:tblW w:type="auto" w:w="0"/>
         <w:jc w:val="center"/>
         <w:tblLook w:firstColumn="1" w:firstRow="1" w:lastColumn="0" w:lastRow="0" w:noHBand="0" w:noVBand="1" w:val="04A0"/>
+        <w:tblLayout w:type="fixed"/>
       </w:tblPr>
       <w:tblGrid>
-        <w:gridCol w:w="2564"/>
-        <w:gridCol w:w="2564"/>
-        <w:gridCol w:w="2564"/>
-        <w:gridCol w:w="2564"/>
+        <w:gridCol w:w="453"/>
+        <w:gridCol w:w="1134"/>
+        <w:gridCol w:w="6804"/>
+        <w:gridCol w:w="1134"/>
       </w:tblGrid>
       <w:tr>
         <w:tc>
           <w:tcPr>
-            <w:tcW w:type="dxa" w:w="2564"/>
+            <w:tcW w:w="453" w:type="dxa"/>
             <w:shd w:fill="1F4E79"/>
           </w:tcPr>
           <w:p>
@@ -11748,7 +11836,7 @@
         </w:tc>
         <w:tc>
           <w:tcPr>
-            <w:tcW w:type="dxa" w:w="2564"/>
+            <w:tcW w:w="1134" w:type="dxa"/>
             <w:shd w:fill="1F4E79"/>
           </w:tcPr>
           <w:p>
@@ -11769,7 +11857,7 @@
         </w:tc>
         <w:tc>
           <w:tcPr>
-            <w:tcW w:type="dxa" w:w="2564"/>
+            <w:tcW w:w="6804" w:type="dxa"/>
             <w:shd w:fill="1F4E79"/>
           </w:tcPr>
           <w:p>
@@ -11790,7 +11878,7 @@
         </w:tc>
         <w:tc>
           <w:tcPr>
-            <w:tcW w:type="dxa" w:w="2564"/>
+            <w:tcW w:w="1134" w:type="dxa"/>
             <w:shd w:fill="1F4E79"/>
           </w:tcPr>
           <w:p>
@@ -11813,7 +11901,7 @@
       <w:tr>
         <w:tc>
           <w:tcPr>
-            <w:tcW w:type="dxa" w:w="2564"/>
+            <w:tcW w:w="453" w:type="dxa"/>
           </w:tcPr>
           <w:p>
             <w:pPr>
@@ -11832,7 +11920,7 @@
         </w:tc>
         <w:tc>
           <w:tcPr>
-            <w:tcW w:type="dxa" w:w="2564"/>
+            <w:tcW w:w="1134" w:type="dxa"/>
           </w:tcPr>
           <w:p>
             <w:r/>
@@ -11848,7 +11936,7 @@
         </w:tc>
         <w:tc>
           <w:tcPr>
-            <w:tcW w:type="dxa" w:w="2564"/>
+            <w:tcW w:w="6804" w:type="dxa"/>
           </w:tcPr>
           <w:p>
             <w:r/>
@@ -11864,7 +11952,7 @@
         </w:tc>
         <w:tc>
           <w:tcPr>
-            <w:tcW w:type="dxa" w:w="2564"/>
+            <w:tcW w:w="1134" w:type="dxa"/>
           </w:tcPr>
           <w:p>
             <w:pPr>
@@ -11885,7 +11973,7 @@
       <w:tr>
         <w:tc>
           <w:tcPr>
-            <w:tcW w:type="dxa" w:w="2564"/>
+            <w:tcW w:w="453" w:type="dxa"/>
             <w:shd w:fill="D6E4F0"/>
           </w:tcPr>
           <w:p>
@@ -11905,7 +11993,7 @@
         </w:tc>
         <w:tc>
           <w:tcPr>
-            <w:tcW w:type="dxa" w:w="2564"/>
+            <w:tcW w:w="1134" w:type="dxa"/>
             <w:shd w:fill="D6E4F0"/>
           </w:tcPr>
           <w:p>
@@ -11922,7 +12010,7 @@
         </w:tc>
         <w:tc>
           <w:tcPr>
-            <w:tcW w:type="dxa" w:w="2564"/>
+            <w:tcW w:w="6804" w:type="dxa"/>
             <w:shd w:fill="D6E4F0"/>
           </w:tcPr>
           <w:p>
@@ -11939,7 +12027,7 @@
         </w:tc>
         <w:tc>
           <w:tcPr>
-            <w:tcW w:type="dxa" w:w="2564"/>
+            <w:tcW w:w="1134" w:type="dxa"/>
             <w:shd w:fill="D6E4F0"/>
           </w:tcPr>
           <w:p>
@@ -11961,7 +12049,7 @@
       <w:tr>
         <w:tc>
           <w:tcPr>
-            <w:tcW w:type="dxa" w:w="2564"/>
+            <w:tcW w:w="453" w:type="dxa"/>
           </w:tcPr>
           <w:p>
             <w:pPr>
@@ -11980,7 +12068,7 @@
         </w:tc>
         <w:tc>
           <w:tcPr>
-            <w:tcW w:type="dxa" w:w="2564"/>
+            <w:tcW w:w="1134" w:type="dxa"/>
           </w:tcPr>
           <w:p>
             <w:r/>
@@ -11996,7 +12084,7 @@
         </w:tc>
         <w:tc>
           <w:tcPr>
-            <w:tcW w:type="dxa" w:w="2564"/>
+            <w:tcW w:w="6804" w:type="dxa"/>
           </w:tcPr>
           <w:p>
             <w:r/>
@@ -12012,7 +12100,7 @@
         </w:tc>
         <w:tc>
           <w:tcPr>
-            <w:tcW w:type="dxa" w:w="2564"/>
+            <w:tcW w:w="1134" w:type="dxa"/>
           </w:tcPr>
           <w:p>
             <w:pPr>
@@ -12033,7 +12121,7 @@
       <w:tr>
         <w:tc>
           <w:tcPr>
-            <w:tcW w:type="dxa" w:w="2564"/>
+            <w:tcW w:w="453" w:type="dxa"/>
             <w:shd w:fill="D6E4F0"/>
           </w:tcPr>
           <w:p>
@@ -12053,7 +12141,7 @@
         </w:tc>
         <w:tc>
           <w:tcPr>
-            <w:tcW w:type="dxa" w:w="2564"/>
+            <w:tcW w:w="1134" w:type="dxa"/>
             <w:shd w:fill="D6E4F0"/>
           </w:tcPr>
           <w:p>
@@ -12070,7 +12158,7 @@
         </w:tc>
         <w:tc>
           <w:tcPr>
-            <w:tcW w:type="dxa" w:w="2564"/>
+            <w:tcW w:w="6804" w:type="dxa"/>
             <w:shd w:fill="D6E4F0"/>
           </w:tcPr>
           <w:p>
@@ -12087,7 +12175,7 @@
         </w:tc>
         <w:tc>
           <w:tcPr>
-            <w:tcW w:type="dxa" w:w="2564"/>
+            <w:tcW w:w="1134" w:type="dxa"/>
             <w:shd w:fill="D6E4F0"/>
           </w:tcPr>
           <w:p>
@@ -12109,7 +12197,7 @@
       <w:tr>
         <w:tc>
           <w:tcPr>
-            <w:tcW w:type="dxa" w:w="2564"/>
+            <w:tcW w:w="453" w:type="dxa"/>
           </w:tcPr>
           <w:p>
             <w:pPr>
@@ -12128,7 +12216,7 @@
         </w:tc>
         <w:tc>
           <w:tcPr>
-            <w:tcW w:type="dxa" w:w="2564"/>
+            <w:tcW w:w="1134" w:type="dxa"/>
           </w:tcPr>
           <w:p>
             <w:r/>
@@ -12144,7 +12232,7 @@
         </w:tc>
         <w:tc>
           <w:tcPr>
-            <w:tcW w:type="dxa" w:w="2564"/>
+            <w:tcW w:w="6804" w:type="dxa"/>
           </w:tcPr>
           <w:p>
             <w:r/>
@@ -12160,7 +12248,7 @@
         </w:tc>
         <w:tc>
           <w:tcPr>
-            <w:tcW w:type="dxa" w:w="2564"/>
+            <w:tcW w:w="1134" w:type="dxa"/>
           </w:tcPr>
           <w:p>
             <w:pPr>
@@ -12180,13 +12268,18 @@
       </w:tr>
     </w:tbl>
     <w:p/>
+    <w:p>
+      <w:r>
+        <w:t>Наименования топовых ФП подтверждают ключевые зоны риска по сегментам. В МкБ и МСБ преобладают факторы, связанные с нарушением страховых условий (29.2), невыполнением ковенантов (28.9), непредставлением документов (26, 26.1.1) и нарушением обязательств по оборотам (24). Эти факторы носят преимущественно операционный характер и связаны с текущим обслуживанием кредитных обязательств. В ККБ факторы носят более формализованный характер (Сигнальный 2, Критический 1/2) и привязаны к внутренней рейтинговой системе ДКБ.</w:t>
+      </w:r>
+    </w:p>
     <w:p>
       <w:pPr>
         <w:pStyle w:val="Heading2"/>
       </w:pPr>
       <w:r>
         <w:rPr>
-          <w:color w:val="1F4E79"/>
+          <w:color w:val="000000"/>
         </w:rPr>
         <w:t>12. Топ-5 СФП по сегментам с наименованиями</w:t>
       </w:r>
@@ -12208,17 +12301,18 @@
         <w:tblW w:type="auto" w:w="0"/>
         <w:jc w:val="center"/>
         <w:tblLook w:firstColumn="1" w:firstRow="1" w:lastColumn="0" w:lastRow="0" w:noHBand="0" w:noVBand="1" w:val="04A0"/>
+        <w:tblLayout w:type="fixed"/>
       </w:tblPr>
       <w:tblGrid>
-        <w:gridCol w:w="2564"/>
-        <w:gridCol w:w="2564"/>
-        <w:gridCol w:w="2564"/>
-        <w:gridCol w:w="2564"/>
+        <w:gridCol w:w="453"/>
+        <w:gridCol w:w="1134"/>
+        <w:gridCol w:w="6804"/>
+        <w:gridCol w:w="1134"/>
       </w:tblGrid>
       <w:tr>
         <w:tc>
           <w:tcPr>
-            <w:tcW w:type="dxa" w:w="2564"/>
+            <w:tcW w:w="453" w:type="dxa"/>
             <w:shd w:fill="1F4E79"/>
           </w:tcPr>
           <w:p>
@@ -12239,7 +12333,7 @@
         </w:tc>
         <w:tc>
           <w:tcPr>
-            <w:tcW w:type="dxa" w:w="2564"/>
+            <w:tcW w:w="1134" w:type="dxa"/>
             <w:shd w:fill="1F4E79"/>
           </w:tcPr>
           <w:p>
@@ -12260,7 +12354,7 @@
         </w:tc>
         <w:tc>
           <w:tcPr>
-            <w:tcW w:type="dxa" w:w="2564"/>
+            <w:tcW w:w="6804" w:type="dxa"/>
             <w:shd w:fill="1F4E79"/>
           </w:tcPr>
           <w:p>
@@ -12281,7 +12375,7 @@
         </w:tc>
         <w:tc>
           <w:tcPr>
-            <w:tcW w:type="dxa" w:w="2564"/>
+            <w:tcW w:w="1134" w:type="dxa"/>
             <w:shd w:fill="1F4E79"/>
           </w:tcPr>
           <w:p>
@@ -12304,7 +12398,7 @@
       <w:tr>
         <w:tc>
           <w:tcPr>
-            <w:tcW w:type="dxa" w:w="2564"/>
+            <w:tcW w:w="453" w:type="dxa"/>
           </w:tcPr>
           <w:p>
             <w:pPr>
@@ -12323,7 +12417,7 @@
         </w:tc>
         <w:tc>
           <w:tcPr>
-            <w:tcW w:type="dxa" w:w="2564"/>
+            <w:tcW w:w="1134" w:type="dxa"/>
           </w:tcPr>
           <w:p>
             <w:r/>
@@ -12339,7 +12433,7 @@
         </w:tc>
         <w:tc>
           <w:tcPr>
-            <w:tcW w:type="dxa" w:w="2564"/>
+            <w:tcW w:w="6804" w:type="dxa"/>
           </w:tcPr>
           <w:p>
             <w:r/>
@@ -12355,7 +12449,7 @@
         </w:tc>
         <w:tc>
           <w:tcPr>
-            <w:tcW w:type="dxa" w:w="2564"/>
+            <w:tcW w:w="1134" w:type="dxa"/>
           </w:tcPr>
           <w:p>
             <w:pPr>
@@ -12376,7 +12470,7 @@
       <w:tr>
         <w:tc>
           <w:tcPr>
-            <w:tcW w:type="dxa" w:w="2564"/>
+            <w:tcW w:w="453" w:type="dxa"/>
             <w:shd w:fill="D6E4F0"/>
           </w:tcPr>
           <w:p>
@@ -12396,7 +12490,7 @@
         </w:tc>
         <w:tc>
           <w:tcPr>
-            <w:tcW w:type="dxa" w:w="2564"/>
+            <w:tcW w:w="1134" w:type="dxa"/>
             <w:shd w:fill="D6E4F0"/>
           </w:tcPr>
           <w:p>
@@ -12413,7 +12507,7 @@
         </w:tc>
         <w:tc>
           <w:tcPr>
-            <w:tcW w:type="dxa" w:w="2564"/>
+            <w:tcW w:w="6804" w:type="dxa"/>
             <w:shd w:fill="D6E4F0"/>
           </w:tcPr>
           <w:p>
@@ -12430,7 +12524,7 @@
         </w:tc>
         <w:tc>
           <w:tcPr>
-            <w:tcW w:type="dxa" w:w="2564"/>
+            <w:tcW w:w="1134" w:type="dxa"/>
             <w:shd w:fill="D6E4F0"/>
           </w:tcPr>
           <w:p>
@@ -12452,7 +12546,7 @@
       <w:tr>
         <w:tc>
           <w:tcPr>
-            <w:tcW w:type="dxa" w:w="2564"/>
+            <w:tcW w:w="453" w:type="dxa"/>
           </w:tcPr>
           <w:p>
             <w:pPr>
@@ -12471,7 +12565,7 @@
         </w:tc>
         <w:tc>
           <w:tcPr>
-            <w:tcW w:type="dxa" w:w="2564"/>
+            <w:tcW w:w="1134" w:type="dxa"/>
           </w:tcPr>
           <w:p>
             <w:r/>
@@ -12487,7 +12581,7 @@
         </w:tc>
         <w:tc>
           <w:tcPr>
-            <w:tcW w:type="dxa" w:w="2564"/>
+            <w:tcW w:w="6804" w:type="dxa"/>
           </w:tcPr>
           <w:p>
             <w:r/>
@@ -12503,7 +12597,7 @@
         </w:tc>
         <w:tc>
           <w:tcPr>
-            <w:tcW w:type="dxa" w:w="2564"/>
+            <w:tcW w:w="1134" w:type="dxa"/>
           </w:tcPr>
           <w:p>
             <w:pPr>
@@ -12524,7 +12618,7 @@
       <w:tr>
         <w:tc>
           <w:tcPr>
-            <w:tcW w:type="dxa" w:w="2564"/>
+            <w:tcW w:w="453" w:type="dxa"/>
             <w:shd w:fill="D6E4F0"/>
           </w:tcPr>
           <w:p>
@@ -12544,7 +12638,7 @@
         </w:tc>
         <w:tc>
           <w:tcPr>
-            <w:tcW w:type="dxa" w:w="2564"/>
+            <w:tcW w:w="1134" w:type="dxa"/>
             <w:shd w:fill="D6E4F0"/>
           </w:tcPr>
           <w:p>
@@ -12561,7 +12655,7 @@
         </w:tc>
         <w:tc>
           <w:tcPr>
-            <w:tcW w:type="dxa" w:w="2564"/>
+            <w:tcW w:w="6804" w:type="dxa"/>
             <w:shd w:fill="D6E4F0"/>
           </w:tcPr>
           <w:p>
@@ -12578,7 +12672,7 @@
         </w:tc>
         <w:tc>
           <w:tcPr>
-            <w:tcW w:type="dxa" w:w="2564"/>
+            <w:tcW w:w="1134" w:type="dxa"/>
             <w:shd w:fill="D6E4F0"/>
           </w:tcPr>
           <w:p>
@@ -12600,7 +12694,7 @@
       <w:tr>
         <w:tc>
           <w:tcPr>
-            <w:tcW w:type="dxa" w:w="2564"/>
+            <w:tcW w:w="453" w:type="dxa"/>
           </w:tcPr>
           <w:p>
             <w:pPr>
@@ -12619,7 +12713,7 @@
         </w:tc>
         <w:tc>
           <w:tcPr>
-            <w:tcW w:type="dxa" w:w="2564"/>
+            <w:tcW w:w="1134" w:type="dxa"/>
           </w:tcPr>
           <w:p>
             <w:r/>
@@ -12635,7 +12729,7 @@
         </w:tc>
         <w:tc>
           <w:tcPr>
-            <w:tcW w:type="dxa" w:w="2564"/>
+            <w:tcW w:w="6804" w:type="dxa"/>
           </w:tcPr>
           <w:p>
             <w:r/>
@@ -12651,7 +12745,7 @@
         </w:tc>
         <w:tc>
           <w:tcPr>
-            <w:tcW w:type="dxa" w:w="2564"/>
+            <w:tcW w:w="1134" w:type="dxa"/>
           </w:tcPr>
           <w:p>
             <w:pPr>
@@ -12688,17 +12782,18 @@
         <w:tblW w:type="auto" w:w="0"/>
         <w:jc w:val="center"/>
         <w:tblLook w:firstColumn="1" w:firstRow="1" w:lastColumn="0" w:lastRow="0" w:noHBand="0" w:noVBand="1" w:val="04A0"/>
+        <w:tblLayout w:type="fixed"/>
       </w:tblPr>
       <w:tblGrid>
-        <w:gridCol w:w="2564"/>
-        <w:gridCol w:w="2564"/>
-        <w:gridCol w:w="2564"/>
-        <w:gridCol w:w="2564"/>
+        <w:gridCol w:w="453"/>
+        <w:gridCol w:w="1134"/>
+        <w:gridCol w:w="6804"/>
+        <w:gridCol w:w="1134"/>
       </w:tblGrid>
       <w:tr>
         <w:tc>
           <w:tcPr>
-            <w:tcW w:type="dxa" w:w="2564"/>
+            <w:tcW w:w="453" w:type="dxa"/>
             <w:shd w:fill="1F4E79"/>
           </w:tcPr>
           <w:p>
@@ -12719,7 +12814,7 @@
         </w:tc>
         <w:tc>
           <w:tcPr>
-            <w:tcW w:type="dxa" w:w="2564"/>
+            <w:tcW w:w="1134" w:type="dxa"/>
             <w:shd w:fill="1F4E79"/>
           </w:tcPr>
           <w:p>
@@ -12740,7 +12835,7 @@
         </w:tc>
         <w:tc>
           <w:tcPr>
-            <w:tcW w:type="dxa" w:w="2564"/>
+            <w:tcW w:w="6804" w:type="dxa"/>
             <w:shd w:fill="1F4E79"/>
           </w:tcPr>
           <w:p>
@@ -12761,7 +12856,7 @@
         </w:tc>
         <w:tc>
           <w:tcPr>
-            <w:tcW w:type="dxa" w:w="2564"/>
+            <w:tcW w:w="1134" w:type="dxa"/>
             <w:shd w:fill="1F4E79"/>
           </w:tcPr>
           <w:p>
@@ -12784,7 +12879,7 @@
       <w:tr>
         <w:tc>
           <w:tcPr>
-            <w:tcW w:type="dxa" w:w="2564"/>
+            <w:tcW w:w="453" w:type="dxa"/>
           </w:tcPr>
           <w:p>
             <w:pPr>
@@ -12803,7 +12898,7 @@
         </w:tc>
         <w:tc>
           <w:tcPr>
-            <w:tcW w:type="dxa" w:w="2564"/>
+            <w:tcW w:w="1134" w:type="dxa"/>
           </w:tcPr>
           <w:p>
             <w:r/>
@@ -12819,7 +12914,7 @@
         </w:tc>
         <w:tc>
           <w:tcPr>
-            <w:tcW w:type="dxa" w:w="2564"/>
+            <w:tcW w:w="6804" w:type="dxa"/>
           </w:tcPr>
           <w:p>
             <w:r/>
@@ -12835,7 +12930,7 @@
         </w:tc>
         <w:tc>
           <w:tcPr>
-            <w:tcW w:type="dxa" w:w="2564"/>
+            <w:tcW w:w="1134" w:type="dxa"/>
           </w:tcPr>
           <w:p>
             <w:pPr>
@@ -12856,7 +12951,7 @@
       <w:tr>
         <w:tc>
           <w:tcPr>
-            <w:tcW w:type="dxa" w:w="2564"/>
+            <w:tcW w:w="453" w:type="dxa"/>
             <w:shd w:fill="D6E4F0"/>
           </w:tcPr>
           <w:p>
@@ -12876,7 +12971,7 @@
         </w:tc>
         <w:tc>
           <w:tcPr>
-            <w:tcW w:type="dxa" w:w="2564"/>
+            <w:tcW w:w="1134" w:type="dxa"/>
             <w:shd w:fill="D6E4F0"/>
           </w:tcPr>
           <w:p>
@@ -12893,7 +12988,7 @@
         </w:tc>
         <w:tc>
           <w:tcPr>
-            <w:tcW w:type="dxa" w:w="2564"/>
+            <w:tcW w:w="6804" w:type="dxa"/>
             <w:shd w:fill="D6E4F0"/>
           </w:tcPr>
           <w:p>
@@ -12910,7 +13005,7 @@
         </w:tc>
         <w:tc>
           <w:tcPr>
-            <w:tcW w:type="dxa" w:w="2564"/>
+            <w:tcW w:w="1134" w:type="dxa"/>
             <w:shd w:fill="D6E4F0"/>
           </w:tcPr>
           <w:p>
@@ -12932,7 +13027,7 @@
       <w:tr>
         <w:tc>
           <w:tcPr>
-            <w:tcW w:type="dxa" w:w="2564"/>
+            <w:tcW w:w="453" w:type="dxa"/>
           </w:tcPr>
           <w:p>
             <w:pPr>
@@ -12951,7 +13046,7 @@
         </w:tc>
         <w:tc>
           <w:tcPr>
-            <w:tcW w:type="dxa" w:w="2564"/>
+            <w:tcW w:w="1134" w:type="dxa"/>
           </w:tcPr>
           <w:p>
             <w:r/>
@@ -12967,7 +13062,7 @@
         </w:tc>
         <w:tc>
           <w:tcPr>
-            <w:tcW w:type="dxa" w:w="2564"/>
+            <w:tcW w:w="6804" w:type="dxa"/>
           </w:tcPr>
           <w:p>
             <w:r/>
@@ -12983,7 +13078,7 @@
         </w:tc>
         <w:tc>
           <w:tcPr>
-            <w:tcW w:type="dxa" w:w="2564"/>
+            <w:tcW w:w="1134" w:type="dxa"/>
           </w:tcPr>
           <w:p>
             <w:pPr>
@@ -13004,7 +13099,7 @@
       <w:tr>
         <w:tc>
           <w:tcPr>
-            <w:tcW w:type="dxa" w:w="2564"/>
+            <w:tcW w:w="453" w:type="dxa"/>
             <w:shd w:fill="D6E4F0"/>
           </w:tcPr>
           <w:p>
@@ -13024,7 +13119,7 @@
         </w:tc>
         <w:tc>
           <w:tcPr>
-            <w:tcW w:type="dxa" w:w="2564"/>
+            <w:tcW w:w="1134" w:type="dxa"/>
             <w:shd w:fill="D6E4F0"/>
           </w:tcPr>
           <w:p>
@@ -13041,7 +13136,7 @@
         </w:tc>
         <w:tc>
           <w:tcPr>
-            <w:tcW w:type="dxa" w:w="2564"/>
+            <w:tcW w:w="6804" w:type="dxa"/>
             <w:shd w:fill="D6E4F0"/>
           </w:tcPr>
           <w:p>
@@ -13058,7 +13153,7 @@
         </w:tc>
         <w:tc>
           <w:tcPr>
-            <w:tcW w:type="dxa" w:w="2564"/>
+            <w:tcW w:w="1134" w:type="dxa"/>
             <w:shd w:fill="D6E4F0"/>
           </w:tcPr>
           <w:p>
@@ -13080,7 +13175,7 @@
       <w:tr>
         <w:tc>
           <w:tcPr>
-            <w:tcW w:type="dxa" w:w="2564"/>
+            <w:tcW w:w="453" w:type="dxa"/>
           </w:tcPr>
           <w:p>
             <w:pPr>
@@ -13099,7 +13194,7 @@
         </w:tc>
         <w:tc>
           <w:tcPr>
-            <w:tcW w:type="dxa" w:w="2564"/>
+            <w:tcW w:w="1134" w:type="dxa"/>
           </w:tcPr>
           <w:p>
             <w:r/>
@@ -13115,7 +13210,7 @@
         </w:tc>
         <w:tc>
           <w:tcPr>
-            <w:tcW w:type="dxa" w:w="2564"/>
+            <w:tcW w:w="6804" w:type="dxa"/>
           </w:tcPr>
           <w:p>
             <w:r/>
@@ -13131,7 +13226,7 @@
         </w:tc>
         <w:tc>
           <w:tcPr>
-            <w:tcW w:type="dxa" w:w="2564"/>
+            <w:tcW w:w="1134" w:type="dxa"/>
           </w:tcPr>
           <w:p>
             <w:pPr>
@@ -13168,17 +13263,18 @@
         <w:tblW w:type="auto" w:w="0"/>
         <w:jc w:val="center"/>
         <w:tblLook w:firstColumn="1" w:firstRow="1" w:lastColumn="0" w:lastRow="0" w:noHBand="0" w:noVBand="1" w:val="04A0"/>
+        <w:tblLayout w:type="fixed"/>
       </w:tblPr>
       <w:tblGrid>
-        <w:gridCol w:w="2564"/>
-        <w:gridCol w:w="2564"/>
-        <w:gridCol w:w="2564"/>
-        <w:gridCol w:w="2564"/>
+        <w:gridCol w:w="453"/>
+        <w:gridCol w:w="1134"/>
+        <w:gridCol w:w="6804"/>
+        <w:gridCol w:w="1134"/>
       </w:tblGrid>
       <w:tr>
         <w:tc>
           <w:tcPr>
-            <w:tcW w:type="dxa" w:w="2564"/>
+            <w:tcW w:w="453" w:type="dxa"/>
             <w:shd w:fill="1F4E79"/>
           </w:tcPr>
           <w:p>
@@ -13199,7 +13295,7 @@
         </w:tc>
         <w:tc>
           <w:tcPr>
-            <w:tcW w:type="dxa" w:w="2564"/>
+            <w:tcW w:w="1134" w:type="dxa"/>
             <w:shd w:fill="1F4E79"/>
           </w:tcPr>
           <w:p>
@@ -13220,7 +13316,7 @@
         </w:tc>
         <w:tc>
           <w:tcPr>
-            <w:tcW w:type="dxa" w:w="2564"/>
+            <w:tcW w:w="6804" w:type="dxa"/>
             <w:shd w:fill="1F4E79"/>
           </w:tcPr>
           <w:p>
@@ -13241,7 +13337,7 @@
         </w:tc>
         <w:tc>
           <w:tcPr>
-            <w:tcW w:type="dxa" w:w="2564"/>
+            <w:tcW w:w="1134" w:type="dxa"/>
             <w:shd w:fill="1F4E79"/>
           </w:tcPr>
           <w:p>
@@ -13264,7 +13360,7 @@
       <w:tr>
         <w:tc>
           <w:tcPr>
-            <w:tcW w:type="dxa" w:w="2564"/>
+            <w:tcW w:w="453" w:type="dxa"/>
           </w:tcPr>
           <w:p>
             <w:pPr>
@@ -13283,7 +13379,7 @@
         </w:tc>
         <w:tc>
           <w:tcPr>
-            <w:tcW w:type="dxa" w:w="2564"/>
+            <w:tcW w:w="1134" w:type="dxa"/>
           </w:tcPr>
           <w:p>
             <w:r/>
@@ -13299,7 +13395,7 @@
         </w:tc>
         <w:tc>
           <w:tcPr>
-            <w:tcW w:type="dxa" w:w="2564"/>
+            <w:tcW w:w="6804" w:type="dxa"/>
           </w:tcPr>
           <w:p>
             <w:r/>
@@ -13315,7 +13411,7 @@
         </w:tc>
         <w:tc>
           <w:tcPr>
-            <w:tcW w:type="dxa" w:w="2564"/>
+            <w:tcW w:w="1134" w:type="dxa"/>
           </w:tcPr>
           <w:p>
             <w:pPr>
@@ -13336,7 +13432,7 @@
       <w:tr>
         <w:tc>
           <w:tcPr>
-            <w:tcW w:type="dxa" w:w="2564"/>
+            <w:tcW w:w="453" w:type="dxa"/>
             <w:shd w:fill="D6E4F0"/>
           </w:tcPr>
           <w:p>
@@ -13356,7 +13452,7 @@
         </w:tc>
         <w:tc>
           <w:tcPr>
-            <w:tcW w:type="dxa" w:w="2564"/>
+            <w:tcW w:w="1134" w:type="dxa"/>
             <w:shd w:fill="D6E4F0"/>
           </w:tcPr>
           <w:p>
@@ -13373,7 +13469,7 @@
         </w:tc>
         <w:tc>
           <w:tcPr>
-            <w:tcW w:type="dxa" w:w="2564"/>
+            <w:tcW w:w="6804" w:type="dxa"/>
             <w:shd w:fill="D6E4F0"/>
           </w:tcPr>
           <w:p>
@@ -13390,7 +13486,7 @@
         </w:tc>
         <w:tc>
           <w:tcPr>
-            <w:tcW w:type="dxa" w:w="2564"/>
+            <w:tcW w:w="1134" w:type="dxa"/>
             <w:shd w:fill="D6E4F0"/>
           </w:tcPr>
           <w:p>
@@ -13412,7 +13508,7 @@
       <w:tr>
         <w:tc>
           <w:tcPr>
-            <w:tcW w:type="dxa" w:w="2564"/>
+            <w:tcW w:w="453" w:type="dxa"/>
           </w:tcPr>
           <w:p>
             <w:pPr>
@@ -13431,7 +13527,7 @@
         </w:tc>
         <w:tc>
           <w:tcPr>
-            <w:tcW w:type="dxa" w:w="2564"/>
+            <w:tcW w:w="1134" w:type="dxa"/>
           </w:tcPr>
           <w:p>
             <w:r/>
@@ -13447,7 +13543,7 @@
         </w:tc>
         <w:tc>
           <w:tcPr>
-            <w:tcW w:type="dxa" w:w="2564"/>
+            <w:tcW w:w="6804" w:type="dxa"/>
           </w:tcPr>
           <w:p>
             <w:r/>
@@ -13463,7 +13559,7 @@
         </w:tc>
         <w:tc>
           <w:tcPr>
-            <w:tcW w:type="dxa" w:w="2564"/>
+            <w:tcW w:w="1134" w:type="dxa"/>
           </w:tcPr>
           <w:p>
             <w:pPr>
@@ -13484,7 +13580,7 @@
       <w:tr>
         <w:tc>
           <w:tcPr>
-            <w:tcW w:type="dxa" w:w="2564"/>
+            <w:tcW w:w="453" w:type="dxa"/>
             <w:shd w:fill="D6E4F0"/>
           </w:tcPr>
           <w:p>
@@ -13504,7 +13600,7 @@
         </w:tc>
         <w:tc>
           <w:tcPr>
-            <w:tcW w:type="dxa" w:w="2564"/>
+            <w:tcW w:w="1134" w:type="dxa"/>
             <w:shd w:fill="D6E4F0"/>
           </w:tcPr>
           <w:p>
@@ -13521,7 +13617,7 @@
         </w:tc>
         <w:tc>
           <w:tcPr>
-            <w:tcW w:type="dxa" w:w="2564"/>
+            <w:tcW w:w="6804" w:type="dxa"/>
             <w:shd w:fill="D6E4F0"/>
           </w:tcPr>
           <w:p>
@@ -13538,7 +13634,7 @@
         </w:tc>
         <w:tc>
           <w:tcPr>
-            <w:tcW w:type="dxa" w:w="2564"/>
+            <w:tcW w:w="1134" w:type="dxa"/>
             <w:shd w:fill="D6E4F0"/>
           </w:tcPr>
           <w:p>
@@ -13560,7 +13656,7 @@
       <w:tr>
         <w:tc>
           <w:tcPr>
-            <w:tcW w:type="dxa" w:w="2564"/>
+            <w:tcW w:w="453" w:type="dxa"/>
           </w:tcPr>
           <w:p>
             <w:pPr>
@@ -13579,7 +13675,7 @@
         </w:tc>
         <w:tc>
           <w:tcPr>
-            <w:tcW w:type="dxa" w:w="2564"/>
+            <w:tcW w:w="1134" w:type="dxa"/>
           </w:tcPr>
           <w:p>
             <w:r/>
@@ -13595,7 +13691,7 @@
         </w:tc>
         <w:tc>
           <w:tcPr>
-            <w:tcW w:type="dxa" w:w="2564"/>
+            <w:tcW w:w="6804" w:type="dxa"/>
           </w:tcPr>
           <w:p>
             <w:r/>
@@ -13611,7 +13707,7 @@
         </w:tc>
         <w:tc>
           <w:tcPr>
-            <w:tcW w:type="dxa" w:w="2564"/>
+            <w:tcW w:w="1134" w:type="dxa"/>
           </w:tcPr>
           <w:p>
             <w:pPr>
@@ -13631,13 +13727,18 @@
       </w:tr>
     </w:tbl>
     <w:p/>
+    <w:p>
+      <w:r>
+        <w:t>Наименования топовых СФП указывают на наиболее критичные события в жизненном цикле заёмщиков. В МкБ — это возбуждение дел о банкротстве (44) и наличие длительной просроченной задолженности (15.2, свыше 60 дней). В МСБ — определения судов о банкротстве (44.1) и прекращение действия лицензий (40.1). В ККБ ведущий СФП — возбуждение уголовного дела в отношении бенефициаров (47.1.2), что отражает специфику крупного бизнеса, где персональные риски владельцев играют значительную роль.</w:t>
+      </w:r>
+    </w:p>
     <w:p>
       <w:pPr>
         <w:pStyle w:val="Heading2"/>
       </w:pPr>
       <w:r>
         <w:rPr>
-          <w:color w:val="1F4E79"/>
+          <w:color w:val="000000"/>
         </w:rPr>
         <w:t>13. Самые частые комбинации из 2 ФП по сегментам</w:t>
       </w:r>
@@ -13664,19 +13765,20 @@
         <w:tblW w:type="auto" w:w="0"/>
         <w:jc w:val="center"/>
         <w:tblLook w:firstColumn="1" w:firstRow="1" w:lastColumn="0" w:lastRow="0" w:noHBand="0" w:noVBand="1" w:val="04A0"/>
+        <w:tblLayout w:type="fixed"/>
       </w:tblPr>
       <w:tblGrid>
-        <w:gridCol w:w="1709"/>
-        <w:gridCol w:w="1709"/>
-        <w:gridCol w:w="1709"/>
-        <w:gridCol w:w="1709"/>
-        <w:gridCol w:w="1709"/>
-        <w:gridCol w:w="1709"/>
+        <w:gridCol w:w="396"/>
+        <w:gridCol w:w="737"/>
+        <w:gridCol w:w="3288"/>
+        <w:gridCol w:w="737"/>
+        <w:gridCol w:w="3288"/>
+        <w:gridCol w:w="1020"/>
       </w:tblGrid>
       <w:tr>
         <w:tc>
           <w:tcPr>
-            <w:tcW w:type="dxa" w:w="1709"/>
+            <w:tcW w:w="396" w:type="dxa"/>
             <w:shd w:fill="1F4E79"/>
           </w:tcPr>
           <w:p>
@@ -13697,7 +13799,7 @@
         </w:tc>
         <w:tc>
           <w:tcPr>
-            <w:tcW w:type="dxa" w:w="1709"/>
+            <w:tcW w:w="737" w:type="dxa"/>
             <w:shd w:fill="1F4E79"/>
           </w:tcPr>
           <w:p>
@@ -13718,7 +13820,7 @@
         </w:tc>
         <w:tc>
           <w:tcPr>
-            <w:tcW w:type="dxa" w:w="1709"/>
+            <w:tcW w:w="3288" w:type="dxa"/>
             <w:shd w:fill="1F4E79"/>
           </w:tcPr>
           <w:p>
@@ -13739,7 +13841,7 @@
         </w:tc>
         <w:tc>
           <w:tcPr>
-            <w:tcW w:type="dxa" w:w="1709"/>
+            <w:tcW w:w="737" w:type="dxa"/>
             <w:shd w:fill="1F4E79"/>
           </w:tcPr>
           <w:p>
@@ -13760,7 +13862,7 @@
         </w:tc>
         <w:tc>
           <w:tcPr>
-            <w:tcW w:type="dxa" w:w="1709"/>
+            <w:tcW w:w="3288" w:type="dxa"/>
             <w:shd w:fill="1F4E79"/>
           </w:tcPr>
           <w:p>
@@ -13781,7 +13883,7 @@
         </w:tc>
         <w:tc>
           <w:tcPr>
-            <w:tcW w:type="dxa" w:w="1709"/>
+            <w:tcW w:w="1020" w:type="dxa"/>
             <w:shd w:fill="1F4E79"/>
           </w:tcPr>
           <w:p>
@@ -13804,7 +13906,7 @@
       <w:tr>
         <w:tc>
           <w:tcPr>
-            <w:tcW w:type="dxa" w:w="1709"/>
+            <w:tcW w:w="396" w:type="dxa"/>
           </w:tcPr>
           <w:p>
             <w:pPr>
@@ -13823,7 +13925,7 @@
         </w:tc>
         <w:tc>
           <w:tcPr>
-            <w:tcW w:type="dxa" w:w="1709"/>
+            <w:tcW w:w="737" w:type="dxa"/>
           </w:tcPr>
           <w:p>
             <w:r/>
@@ -13839,7 +13941,7 @@
         </w:tc>
         <w:tc>
           <w:tcPr>
-            <w:tcW w:type="dxa" w:w="1709"/>
+            <w:tcW w:w="3288" w:type="dxa"/>
           </w:tcPr>
           <w:p>
             <w:r/>
@@ -13855,7 +13957,7 @@
         </w:tc>
         <w:tc>
           <w:tcPr>
-            <w:tcW w:type="dxa" w:w="1709"/>
+            <w:tcW w:w="737" w:type="dxa"/>
           </w:tcPr>
           <w:p>
             <w:r/>
@@ -13871,7 +13973,7 @@
         </w:tc>
         <w:tc>
           <w:tcPr>
-            <w:tcW w:type="dxa" w:w="1709"/>
+            <w:tcW w:w="3288" w:type="dxa"/>
           </w:tcPr>
           <w:p>
             <w:r/>
@@ -13887,7 +13989,7 @@
         </w:tc>
         <w:tc>
           <w:tcPr>
-            <w:tcW w:type="dxa" w:w="1709"/>
+            <w:tcW w:w="1020" w:type="dxa"/>
           </w:tcPr>
           <w:p>
             <w:pPr>
@@ -13908,7 +14010,7 @@
       <w:tr>
         <w:tc>
           <w:tcPr>
-            <w:tcW w:type="dxa" w:w="1709"/>
+            <w:tcW w:w="396" w:type="dxa"/>
             <w:shd w:fill="D6E4F0"/>
           </w:tcPr>
           <w:p>
@@ -13928,7 +14030,7 @@
         </w:tc>
         <w:tc>
           <w:tcPr>
-            <w:tcW w:type="dxa" w:w="1709"/>
+            <w:tcW w:w="737" w:type="dxa"/>
             <w:shd w:fill="D6E4F0"/>
           </w:tcPr>
           <w:p>
@@ -13945,7 +14047,7 @@
         </w:tc>
         <w:tc>
           <w:tcPr>
-            <w:tcW w:type="dxa" w:w="1709"/>
+            <w:tcW w:w="3288" w:type="dxa"/>
             <w:shd w:fill="D6E4F0"/>
           </w:tcPr>
           <w:p>
@@ -13962,7 +14064,7 @@
         </w:tc>
         <w:tc>
           <w:tcPr>
-            <w:tcW w:type="dxa" w:w="1709"/>
+            <w:tcW w:w="737" w:type="dxa"/>
             <w:shd w:fill="D6E4F0"/>
           </w:tcPr>
           <w:p>
@@ -13979,7 +14081,7 @@
         </w:tc>
         <w:tc>
           <w:tcPr>
-            <w:tcW w:type="dxa" w:w="1709"/>
+            <w:tcW w:w="3288" w:type="dxa"/>
             <w:shd w:fill="D6E4F0"/>
           </w:tcPr>
           <w:p>
@@ -13996,7 +14098,7 @@
         </w:tc>
         <w:tc>
           <w:tcPr>
-            <w:tcW w:type="dxa" w:w="1709"/>
+            <w:tcW w:w="1020" w:type="dxa"/>
             <w:shd w:fill="D6E4F0"/>
           </w:tcPr>
           <w:p>
@@ -14018,7 +14120,7 @@
       <w:tr>
         <w:tc>
           <w:tcPr>
-            <w:tcW w:type="dxa" w:w="1709"/>
+            <w:tcW w:w="396" w:type="dxa"/>
           </w:tcPr>
           <w:p>
             <w:pPr>
@@ -14037,7 +14139,7 @@
         </w:tc>
         <w:tc>
           <w:tcPr>
-            <w:tcW w:type="dxa" w:w="1709"/>
+            <w:tcW w:w="737" w:type="dxa"/>
           </w:tcPr>
           <w:p>
             <w:r/>
@@ -14053,7 +14155,7 @@
         </w:tc>
         <w:tc>
           <w:tcPr>
-            <w:tcW w:type="dxa" w:w="1709"/>
+            <w:tcW w:w="3288" w:type="dxa"/>
           </w:tcPr>
           <w:p>
             <w:r/>
@@ -14069,7 +14171,7 @@
         </w:tc>
         <w:tc>
           <w:tcPr>
-            <w:tcW w:type="dxa" w:w="1709"/>
+            <w:tcW w:w="737" w:type="dxa"/>
           </w:tcPr>
           <w:p>
             <w:r/>
@@ -14085,7 +14187,7 @@
         </w:tc>
         <w:tc>
           <w:tcPr>
-            <w:tcW w:type="dxa" w:w="1709"/>
+            <w:tcW w:w="3288" w:type="dxa"/>
           </w:tcPr>
           <w:p>
             <w:r/>
@@ -14101,7 +14203,7 @@
         </w:tc>
         <w:tc>
           <w:tcPr>
-            <w:tcW w:type="dxa" w:w="1709"/>
+            <w:tcW w:w="1020" w:type="dxa"/>
           </w:tcPr>
           <w:p>
             <w:pPr>
@@ -14122,7 +14224,7 @@
       <w:tr>
         <w:tc>
           <w:tcPr>
-            <w:tcW w:type="dxa" w:w="1709"/>
+            <w:tcW w:w="396" w:type="dxa"/>
             <w:shd w:fill="D6E4F0"/>
           </w:tcPr>
           <w:p>
@@ -14142,7 +14244,7 @@
         </w:tc>
         <w:tc>
           <w:tcPr>
-            <w:tcW w:type="dxa" w:w="1709"/>
+            <w:tcW w:w="737" w:type="dxa"/>
             <w:shd w:fill="D6E4F0"/>
           </w:tcPr>
           <w:p>
@@ -14159,7 +14261,7 @@
         </w:tc>
         <w:tc>
           <w:tcPr>
-            <w:tcW w:type="dxa" w:w="1709"/>
+            <w:tcW w:w="3288" w:type="dxa"/>
             <w:shd w:fill="D6E4F0"/>
           </w:tcPr>
           <w:p>
@@ -14176,7 +14278,7 @@
         </w:tc>
         <w:tc>
           <w:tcPr>
-            <w:tcW w:type="dxa" w:w="1709"/>
+            <w:tcW w:w="737" w:type="dxa"/>
             <w:shd w:fill="D6E4F0"/>
           </w:tcPr>
           <w:p>
@@ -14193,7 +14295,7 @@
         </w:tc>
         <w:tc>
           <w:tcPr>
-            <w:tcW w:type="dxa" w:w="1709"/>
+            <w:tcW w:w="3288" w:type="dxa"/>
             <w:shd w:fill="D6E4F0"/>
           </w:tcPr>
           <w:p>
@@ -14210,7 +14312,7 @@
         </w:tc>
         <w:tc>
           <w:tcPr>
-            <w:tcW w:type="dxa" w:w="1709"/>
+            <w:tcW w:w="1020" w:type="dxa"/>
             <w:shd w:fill="D6E4F0"/>
           </w:tcPr>
           <w:p>
@@ -14232,7 +14334,7 @@
       <w:tr>
         <w:tc>
           <w:tcPr>
-            <w:tcW w:type="dxa" w:w="1709"/>
+            <w:tcW w:w="396" w:type="dxa"/>
           </w:tcPr>
           <w:p>
             <w:pPr>
@@ -14251,7 +14353,7 @@
         </w:tc>
         <w:tc>
           <w:tcPr>
-            <w:tcW w:type="dxa" w:w="1709"/>
+            <w:tcW w:w="737" w:type="dxa"/>
           </w:tcPr>
           <w:p>
             <w:r/>
@@ -14267,7 +14369,7 @@
         </w:tc>
         <w:tc>
           <w:tcPr>
-            <w:tcW w:type="dxa" w:w="1709"/>
+            <w:tcW w:w="3288" w:type="dxa"/>
           </w:tcPr>
           <w:p>
             <w:r/>
@@ -14283,7 +14385,7 @@
         </w:tc>
         <w:tc>
           <w:tcPr>
-            <w:tcW w:type="dxa" w:w="1709"/>
+            <w:tcW w:w="737" w:type="dxa"/>
           </w:tcPr>
           <w:p>
             <w:r/>
@@ -14299,7 +14401,7 @@
         </w:tc>
         <w:tc>
           <w:tcPr>
-            <w:tcW w:type="dxa" w:w="1709"/>
+            <w:tcW w:w="3288" w:type="dxa"/>
           </w:tcPr>
           <w:p>
             <w:r/>
@@ -14315,7 +14417,7 @@
         </w:tc>
         <w:tc>
           <w:tcPr>
-            <w:tcW w:type="dxa" w:w="1709"/>
+            <w:tcW w:w="1020" w:type="dxa"/>
           </w:tcPr>
           <w:p>
             <w:pPr>
@@ -14336,7 +14438,7 @@
       <w:tr>
         <w:tc>
           <w:tcPr>
-            <w:tcW w:type="dxa" w:w="1709"/>
+            <w:tcW w:w="396" w:type="dxa"/>
             <w:shd w:fill="D6E4F0"/>
           </w:tcPr>
           <w:p>
@@ -14356,7 +14458,7 @@
         </w:tc>
         <w:tc>
           <w:tcPr>
-            <w:tcW w:type="dxa" w:w="1709"/>
+            <w:tcW w:w="737" w:type="dxa"/>
             <w:shd w:fill="D6E4F0"/>
           </w:tcPr>
           <w:p>
@@ -14373,7 +14475,7 @@
         </w:tc>
         <w:tc>
           <w:tcPr>
-            <w:tcW w:type="dxa" w:w="1709"/>
+            <w:tcW w:w="3288" w:type="dxa"/>
             <w:shd w:fill="D6E4F0"/>
           </w:tcPr>
           <w:p>
@@ -14390,7 +14492,7 @@
         </w:tc>
         <w:tc>
           <w:tcPr>
-            <w:tcW w:type="dxa" w:w="1709"/>
+            <w:tcW w:w="737" w:type="dxa"/>
             <w:shd w:fill="D6E4F0"/>
           </w:tcPr>
           <w:p>
@@ -14407,7 +14509,7 @@
         </w:tc>
         <w:tc>
           <w:tcPr>
-            <w:tcW w:type="dxa" w:w="1709"/>
+            <w:tcW w:w="3288" w:type="dxa"/>
             <w:shd w:fill="D6E4F0"/>
           </w:tcPr>
           <w:p>
@@ -14424,7 +14526,7 @@
         </w:tc>
         <w:tc>
           <w:tcPr>
-            <w:tcW w:type="dxa" w:w="1709"/>
+            <w:tcW w:w="1020" w:type="dxa"/>
             <w:shd w:fill="D6E4F0"/>
           </w:tcPr>
           <w:p>
@@ -14446,7 +14548,7 @@
       <w:tr>
         <w:tc>
           <w:tcPr>
-            <w:tcW w:type="dxa" w:w="1709"/>
+            <w:tcW w:w="396" w:type="dxa"/>
           </w:tcPr>
           <w:p>
             <w:pPr>
@@ -14465,7 +14567,7 @@
         </w:tc>
         <w:tc>
           <w:tcPr>
-            <w:tcW w:type="dxa" w:w="1709"/>
+            <w:tcW w:w="737" w:type="dxa"/>
           </w:tcPr>
           <w:p>
             <w:r/>
@@ -14481,7 +14583,7 @@
         </w:tc>
         <w:tc>
           <w:tcPr>
-            <w:tcW w:type="dxa" w:w="1709"/>
+            <w:tcW w:w="3288" w:type="dxa"/>
           </w:tcPr>
           <w:p>
             <w:r/>
@@ -14497,7 +14599,7 @@
         </w:tc>
         <w:tc>
           <w:tcPr>
-            <w:tcW w:type="dxa" w:w="1709"/>
+            <w:tcW w:w="737" w:type="dxa"/>
           </w:tcPr>
           <w:p>
             <w:r/>
@@ -14513,7 +14615,7 @@
         </w:tc>
         <w:tc>
           <w:tcPr>
-            <w:tcW w:type="dxa" w:w="1709"/>
+            <w:tcW w:w="3288" w:type="dxa"/>
           </w:tcPr>
           <w:p>
             <w:r/>
@@ -14529,7 +14631,7 @@
         </w:tc>
         <w:tc>
           <w:tcPr>
-            <w:tcW w:type="dxa" w:w="1709"/>
+            <w:tcW w:w="1020" w:type="dxa"/>
           </w:tcPr>
           <w:p>
             <w:pPr>
@@ -14550,7 +14652,7 @@
       <w:tr>
         <w:tc>
           <w:tcPr>
-            <w:tcW w:type="dxa" w:w="1709"/>
+            <w:tcW w:w="396" w:type="dxa"/>
             <w:shd w:fill="D6E4F0"/>
           </w:tcPr>
           <w:p>
@@ -14570,7 +14672,7 @@
         </w:tc>
         <w:tc>
           <w:tcPr>
-            <w:tcW w:type="dxa" w:w="1709"/>
+            <w:tcW w:w="737" w:type="dxa"/>
             <w:shd w:fill="D6E4F0"/>
           </w:tcPr>
           <w:p>
@@ -14587,7 +14689,7 @@
         </w:tc>
         <w:tc>
           <w:tcPr>
-            <w:tcW w:type="dxa" w:w="1709"/>
+            <w:tcW w:w="3288" w:type="dxa"/>
             <w:shd w:fill="D6E4F0"/>
           </w:tcPr>
           <w:p>
@@ -14604,7 +14706,7 @@
         </w:tc>
         <w:tc>
           <w:tcPr>
-            <w:tcW w:type="dxa" w:w="1709"/>
+            <w:tcW w:w="737" w:type="dxa"/>
             <w:shd w:fill="D6E4F0"/>
           </w:tcPr>
           <w:p>
@@ -14621,7 +14723,7 @@
         </w:tc>
         <w:tc>
           <w:tcPr>
-            <w:tcW w:type="dxa" w:w="1709"/>
+            <w:tcW w:w="3288" w:type="dxa"/>
             <w:shd w:fill="D6E4F0"/>
           </w:tcPr>
           <w:p>
@@ -14638,7 +14740,7 @@
         </w:tc>
         <w:tc>
           <w:tcPr>
-            <w:tcW w:type="dxa" w:w="1709"/>
+            <w:tcW w:w="1020" w:type="dxa"/>
             <w:shd w:fill="D6E4F0"/>
           </w:tcPr>
           <w:p>
@@ -14660,7 +14762,7 @@
       <w:tr>
         <w:tc>
           <w:tcPr>
-            <w:tcW w:type="dxa" w:w="1709"/>
+            <w:tcW w:w="396" w:type="dxa"/>
           </w:tcPr>
           <w:p>
             <w:pPr>
@@ -14679,7 +14781,7 @@
         </w:tc>
         <w:tc>
           <w:tcPr>
-            <w:tcW w:type="dxa" w:w="1709"/>
+            <w:tcW w:w="737" w:type="dxa"/>
           </w:tcPr>
           <w:p>
             <w:r/>
@@ -14695,7 +14797,7 @@
         </w:tc>
         <w:tc>
           <w:tcPr>
-            <w:tcW w:type="dxa" w:w="1709"/>
+            <w:tcW w:w="3288" w:type="dxa"/>
           </w:tcPr>
           <w:p>
             <w:r/>
@@ -14711,7 +14813,7 @@
         </w:tc>
         <w:tc>
           <w:tcPr>
-            <w:tcW w:type="dxa" w:w="1709"/>
+            <w:tcW w:w="737" w:type="dxa"/>
           </w:tcPr>
           <w:p>
             <w:r/>
@@ -14727,7 +14829,7 @@
         </w:tc>
         <w:tc>
           <w:tcPr>
-            <w:tcW w:type="dxa" w:w="1709"/>
+            <w:tcW w:w="3288" w:type="dxa"/>
           </w:tcPr>
           <w:p>
             <w:r/>
@@ -14743,7 +14845,7 @@
         </w:tc>
         <w:tc>
           <w:tcPr>
-            <w:tcW w:type="dxa" w:w="1709"/>
+            <w:tcW w:w="1020" w:type="dxa"/>
           </w:tcPr>
           <w:p>
             <w:pPr>
@@ -14764,7 +14866,7 @@
       <w:tr>
         <w:tc>
           <w:tcPr>
-            <w:tcW w:type="dxa" w:w="1709"/>
+            <w:tcW w:w="396" w:type="dxa"/>
             <w:shd w:fill="D6E4F0"/>
           </w:tcPr>
           <w:p>
@@ -14784,7 +14886,7 @@
         </w:tc>
         <w:tc>
           <w:tcPr>
-            <w:tcW w:type="dxa" w:w="1709"/>
+            <w:tcW w:w="737" w:type="dxa"/>
             <w:shd w:fill="D6E4F0"/>
           </w:tcPr>
           <w:p>
@@ -14801,7 +14903,7 @@
         </w:tc>
         <w:tc>
           <w:tcPr>
-            <w:tcW w:type="dxa" w:w="1709"/>
+            <w:tcW w:w="3288" w:type="dxa"/>
             <w:shd w:fill="D6E4F0"/>
           </w:tcPr>
           <w:p>
@@ -14818,7 +14920,7 @@
         </w:tc>
         <w:tc>
           <w:tcPr>
-            <w:tcW w:type="dxa" w:w="1709"/>
+            <w:tcW w:w="737" w:type="dxa"/>
             <w:shd w:fill="D6E4F0"/>
           </w:tcPr>
           <w:p>
@@ -14835,7 +14937,7 @@
         </w:tc>
         <w:tc>
           <w:tcPr>
-            <w:tcW w:type="dxa" w:w="1709"/>
+            <w:tcW w:w="3288" w:type="dxa"/>
             <w:shd w:fill="D6E4F0"/>
           </w:tcPr>
           <w:p>
@@ -14852,7 +14954,7 @@
         </w:tc>
         <w:tc>
           <w:tcPr>
-            <w:tcW w:type="dxa" w:w="1709"/>
+            <w:tcW w:w="1020" w:type="dxa"/>
             <w:shd w:fill="D6E4F0"/>
           </w:tcPr>
           <w:p>
@@ -14890,19 +14992,20 @@
         <w:tblW w:type="auto" w:w="0"/>
         <w:jc w:val="center"/>
         <w:tblLook w:firstColumn="1" w:firstRow="1" w:lastColumn="0" w:lastRow="0" w:noHBand="0" w:noVBand="1" w:val="04A0"/>
+        <w:tblLayout w:type="fixed"/>
       </w:tblPr>
       <w:tblGrid>
-        <w:gridCol w:w="1709"/>
-        <w:gridCol w:w="1709"/>
-        <w:gridCol w:w="1709"/>
-        <w:gridCol w:w="1709"/>
-        <w:gridCol w:w="1709"/>
-        <w:gridCol w:w="1709"/>
+        <w:gridCol w:w="396"/>
+        <w:gridCol w:w="737"/>
+        <w:gridCol w:w="3288"/>
+        <w:gridCol w:w="737"/>
+        <w:gridCol w:w="3288"/>
+        <w:gridCol w:w="1020"/>
       </w:tblGrid>
       <w:tr>
         <w:tc>
           <w:tcPr>
-            <w:tcW w:type="dxa" w:w="1709"/>
+            <w:tcW w:w="396" w:type="dxa"/>
             <w:shd w:fill="1F4E79"/>
           </w:tcPr>
           <w:p>
@@ -14923,7 +15026,7 @@
         </w:tc>
         <w:tc>
           <w:tcPr>
-            <w:tcW w:type="dxa" w:w="1709"/>
+            <w:tcW w:w="737" w:type="dxa"/>
             <w:shd w:fill="1F4E79"/>
           </w:tcPr>
           <w:p>
@@ -14944,7 +15047,7 @@
         </w:tc>
         <w:tc>
           <w:tcPr>
-            <w:tcW w:type="dxa" w:w="1709"/>
+            <w:tcW w:w="3288" w:type="dxa"/>
             <w:shd w:fill="1F4E79"/>
           </w:tcPr>
           <w:p>
@@ -14965,7 +15068,7 @@
         </w:tc>
         <w:tc>
           <w:tcPr>
-            <w:tcW w:type="dxa" w:w="1709"/>
+            <w:tcW w:w="737" w:type="dxa"/>
             <w:shd w:fill="1F4E79"/>
           </w:tcPr>
           <w:p>
@@ -14986,7 +15089,7 @@
         </w:tc>
         <w:tc>
           <w:tcPr>
-            <w:tcW w:type="dxa" w:w="1709"/>
+            <w:tcW w:w="3288" w:type="dxa"/>
             <w:shd w:fill="1F4E79"/>
           </w:tcPr>
           <w:p>
@@ -15007,7 +15110,7 @@
         </w:tc>
         <w:tc>
           <w:tcPr>
-            <w:tcW w:type="dxa" w:w="1709"/>
+            <w:tcW w:w="1020" w:type="dxa"/>
             <w:shd w:fill="1F4E79"/>
           </w:tcPr>
           <w:p>
@@ -15030,7 +15133,7 @@
       <w:tr>
         <w:tc>
           <w:tcPr>
-            <w:tcW w:type="dxa" w:w="1709"/>
+            <w:tcW w:w="396" w:type="dxa"/>
           </w:tcPr>
           <w:p>
             <w:pPr>
@@ -15049,7 +15152,7 @@
         </w:tc>
         <w:tc>
           <w:tcPr>
-            <w:tcW w:type="dxa" w:w="1709"/>
+            <w:tcW w:w="737" w:type="dxa"/>
           </w:tcPr>
           <w:p>
             <w:r/>
@@ -15065,7 +15168,7 @@
         </w:tc>
         <w:tc>
           <w:tcPr>
-            <w:tcW w:type="dxa" w:w="1709"/>
+            <w:tcW w:w="3288" w:type="dxa"/>
           </w:tcPr>
           <w:p>
             <w:r/>
@@ -15081,7 +15184,7 @@
         </w:tc>
         <w:tc>
           <w:tcPr>
-            <w:tcW w:type="dxa" w:w="1709"/>
+            <w:tcW w:w="737" w:type="dxa"/>
           </w:tcPr>
           <w:p>
             <w:r/>
@@ -15097,7 +15200,7 @@
         </w:tc>
         <w:tc>
           <w:tcPr>
-            <w:tcW w:type="dxa" w:w="1709"/>
+            <w:tcW w:w="3288" w:type="dxa"/>
           </w:tcPr>
           <w:p>
             <w:r/>
@@ -15113,7 +15216,7 @@
         </w:tc>
         <w:tc>
           <w:tcPr>
-            <w:tcW w:type="dxa" w:w="1709"/>
+            <w:tcW w:w="1020" w:type="dxa"/>
           </w:tcPr>
           <w:p>
             <w:pPr>
@@ -15134,7 +15237,7 @@
       <w:tr>
         <w:tc>
           <w:tcPr>
-            <w:tcW w:type="dxa" w:w="1709"/>
+            <w:tcW w:w="396" w:type="dxa"/>
             <w:shd w:fill="D6E4F0"/>
           </w:tcPr>
           <w:p>
@@ -15154,7 +15257,7 @@
         </w:tc>
         <w:tc>
           <w:tcPr>
-            <w:tcW w:type="dxa" w:w="1709"/>
+            <w:tcW w:w="737" w:type="dxa"/>
             <w:shd w:fill="D6E4F0"/>
           </w:tcPr>
           <w:p>
@@ -15171,7 +15274,7 @@
         </w:tc>
         <w:tc>
           <w:tcPr>
-            <w:tcW w:type="dxa" w:w="1709"/>
+            <w:tcW w:w="3288" w:type="dxa"/>
             <w:shd w:fill="D6E4F0"/>
           </w:tcPr>
           <w:p>
@@ -15188,7 +15291,7 @@
         </w:tc>
         <w:tc>
           <w:tcPr>
-            <w:tcW w:type="dxa" w:w="1709"/>
+            <w:tcW w:w="737" w:type="dxa"/>
             <w:shd w:fill="D6E4F0"/>
           </w:tcPr>
           <w:p>
@@ -15205,7 +15308,7 @@
         </w:tc>
         <w:tc>
           <w:tcPr>
-            <w:tcW w:type="dxa" w:w="1709"/>
+            <w:tcW w:w="3288" w:type="dxa"/>
             <w:shd w:fill="D6E4F0"/>
           </w:tcPr>
           <w:p>
@@ -15222,7 +15325,7 @@
         </w:tc>
         <w:tc>
           <w:tcPr>
-            <w:tcW w:type="dxa" w:w="1709"/>
+            <w:tcW w:w="1020" w:type="dxa"/>
             <w:shd w:fill="D6E4F0"/>
           </w:tcPr>
           <w:p>
@@ -15244,7 +15347,7 @@
       <w:tr>
         <w:tc>
           <w:tcPr>
-            <w:tcW w:type="dxa" w:w="1709"/>
+            <w:tcW w:w="396" w:type="dxa"/>
           </w:tcPr>
           <w:p>
             <w:pPr>
@@ -15263,7 +15366,7 @@
         </w:tc>
         <w:tc>
           <w:tcPr>
-            <w:tcW w:type="dxa" w:w="1709"/>
+            <w:tcW w:w="737" w:type="dxa"/>
           </w:tcPr>
           <w:p>
             <w:r/>
@@ -15279,7 +15382,7 @@
         </w:tc>
         <w:tc>
           <w:tcPr>
-            <w:tcW w:type="dxa" w:w="1709"/>
+            <w:tcW w:w="3288" w:type="dxa"/>
           </w:tcPr>
           <w:p>
             <w:r/>
@@ -15295,7 +15398,7 @@
         </w:tc>
         <w:tc>
           <w:tcPr>
-            <w:tcW w:type="dxa" w:w="1709"/>
+            <w:tcW w:w="737" w:type="dxa"/>
           </w:tcPr>
           <w:p>
             <w:r/>
@@ -15311,7 +15414,7 @@
         </w:tc>
         <w:tc>
           <w:tcPr>
-            <w:tcW w:type="dxa" w:w="1709"/>
+            <w:tcW w:w="3288" w:type="dxa"/>
           </w:tcPr>
           <w:p>
             <w:r/>
@@ -15327,7 +15430,7 @@
         </w:tc>
         <w:tc>
           <w:tcPr>
-            <w:tcW w:type="dxa" w:w="1709"/>
+            <w:tcW w:w="1020" w:type="dxa"/>
           </w:tcPr>
           <w:p>
             <w:pPr>
@@ -15348,7 +15451,7 @@
       <w:tr>
         <w:tc>
           <w:tcPr>
-            <w:tcW w:type="dxa" w:w="1709"/>
+            <w:tcW w:w="396" w:type="dxa"/>
             <w:shd w:fill="D6E4F0"/>
           </w:tcPr>
           <w:p>
@@ -15368,7 +15471,7 @@
         </w:tc>
         <w:tc>
           <w:tcPr>
-            <w:tcW w:type="dxa" w:w="1709"/>
+            <w:tcW w:w="737" w:type="dxa"/>
             <w:shd w:fill="D6E4F0"/>
           </w:tcPr>
           <w:p>
@@ -15385,7 +15488,7 @@
         </w:tc>
         <w:tc>
           <w:tcPr>
-            <w:tcW w:type="dxa" w:w="1709"/>
+            <w:tcW w:w="3288" w:type="dxa"/>
             <w:shd w:fill="D6E4F0"/>
           </w:tcPr>
           <w:p>
@@ -15402,7 +15505,7 @@
         </w:tc>
         <w:tc>
           <w:tcPr>
-            <w:tcW w:type="dxa" w:w="1709"/>
+            <w:tcW w:w="737" w:type="dxa"/>
             <w:shd w:fill="D6E4F0"/>
           </w:tcPr>
           <w:p>
@@ -15419,7 +15522,7 @@
         </w:tc>
         <w:tc>
           <w:tcPr>
-            <w:tcW w:type="dxa" w:w="1709"/>
+            <w:tcW w:w="3288" w:type="dxa"/>
             <w:shd w:fill="D6E4F0"/>
           </w:tcPr>
           <w:p>
@@ -15436,7 +15539,7 @@
         </w:tc>
         <w:tc>
           <w:tcPr>
-            <w:tcW w:type="dxa" w:w="1709"/>
+            <w:tcW w:w="1020" w:type="dxa"/>
             <w:shd w:fill="D6E4F0"/>
           </w:tcPr>
           <w:p>
@@ -15458,7 +15561,7 @@
       <w:tr>
         <w:tc>
           <w:tcPr>
-            <w:tcW w:type="dxa" w:w="1709"/>
+            <w:tcW w:w="396" w:type="dxa"/>
           </w:tcPr>
           <w:p>
             <w:pPr>
@@ -15477,7 +15580,7 @@
         </w:tc>
         <w:tc>
           <w:tcPr>
-            <w:tcW w:type="dxa" w:w="1709"/>
+            <w:tcW w:w="737" w:type="dxa"/>
           </w:tcPr>
           <w:p>
             <w:r/>
@@ -15493,7 +15596,7 @@
         </w:tc>
         <w:tc>
           <w:tcPr>
-            <w:tcW w:type="dxa" w:w="1709"/>
+            <w:tcW w:w="3288" w:type="dxa"/>
           </w:tcPr>
           <w:p>
             <w:r/>
@@ -15509,7 +15612,7 @@
         </w:tc>
         <w:tc>
           <w:tcPr>
-            <w:tcW w:type="dxa" w:w="1709"/>
+            <w:tcW w:w="737" w:type="dxa"/>
           </w:tcPr>
           <w:p>
             <w:r/>
@@ -15525,7 +15628,7 @@
         </w:tc>
         <w:tc>
           <w:tcPr>
-            <w:tcW w:type="dxa" w:w="1709"/>
+            <w:tcW w:w="3288" w:type="dxa"/>
           </w:tcPr>
           <w:p>
             <w:r/>
@@ -15541,7 +15644,7 @@
         </w:tc>
         <w:tc>
           <w:tcPr>
-            <w:tcW w:type="dxa" w:w="1709"/>
+            <w:tcW w:w="1020" w:type="dxa"/>
           </w:tcPr>
           <w:p>
             <w:pPr>
@@ -15562,7 +15665,7 @@
       <w:tr>
         <w:tc>
           <w:tcPr>
-            <w:tcW w:type="dxa" w:w="1709"/>
+            <w:tcW w:w="396" w:type="dxa"/>
             <w:shd w:fill="D6E4F0"/>
           </w:tcPr>
           <w:p>
@@ -15582,7 +15685,7 @@
         </w:tc>
         <w:tc>
           <w:tcPr>
-            <w:tcW w:type="dxa" w:w="1709"/>
+            <w:tcW w:w="737" w:type="dxa"/>
             <w:shd w:fill="D6E4F0"/>
           </w:tcPr>
           <w:p>
@@ -15599,7 +15702,7 @@
         </w:tc>
         <w:tc>
           <w:tcPr>
-            <w:tcW w:type="dxa" w:w="1709"/>
+            <w:tcW w:w="3288" w:type="dxa"/>
             <w:shd w:fill="D6E4F0"/>
           </w:tcPr>
           <w:p>
@@ -15616,7 +15719,7 @@
         </w:tc>
         <w:tc>
           <w:tcPr>
-            <w:tcW w:type="dxa" w:w="1709"/>
+            <w:tcW w:w="737" w:type="dxa"/>
             <w:shd w:fill="D6E4F0"/>
           </w:tcPr>
           <w:p>
@@ -15633,7 +15736,7 @@
         </w:tc>
         <w:tc>
           <w:tcPr>
-            <w:tcW w:type="dxa" w:w="1709"/>
+            <w:tcW w:w="3288" w:type="dxa"/>
             <w:shd w:fill="D6E4F0"/>
           </w:tcPr>
           <w:p>
@@ -15650,7 +15753,7 @@
         </w:tc>
         <w:tc>
           <w:tcPr>
-            <w:tcW w:type="dxa" w:w="1709"/>
+            <w:tcW w:w="1020" w:type="dxa"/>
             <w:shd w:fill="D6E4F0"/>
           </w:tcPr>
           <w:p>
@@ -15672,7 +15775,7 @@
       <w:tr>
         <w:tc>
           <w:tcPr>
-            <w:tcW w:type="dxa" w:w="1709"/>
+            <w:tcW w:w="396" w:type="dxa"/>
           </w:tcPr>
           <w:p>
             <w:pPr>
@@ -15691,7 +15794,7 @@
         </w:tc>
         <w:tc>
           <w:tcPr>
-            <w:tcW w:type="dxa" w:w="1709"/>
+            <w:tcW w:w="737" w:type="dxa"/>
           </w:tcPr>
           <w:p>
             <w:r/>
@@ -15707,7 +15810,7 @@
         </w:tc>
         <w:tc>
           <w:tcPr>
-            <w:tcW w:type="dxa" w:w="1709"/>
+            <w:tcW w:w="3288" w:type="dxa"/>
           </w:tcPr>
           <w:p>
             <w:r/>
@@ -15723,7 +15826,7 @@
         </w:tc>
         <w:tc>
           <w:tcPr>
-            <w:tcW w:type="dxa" w:w="1709"/>
+            <w:tcW w:w="737" w:type="dxa"/>
           </w:tcPr>
           <w:p>
             <w:r/>
@@ -15739,7 +15842,7 @@
         </w:tc>
         <w:tc>
           <w:tcPr>
-            <w:tcW w:type="dxa" w:w="1709"/>
+            <w:tcW w:w="3288" w:type="dxa"/>
           </w:tcPr>
           <w:p>
             <w:r/>
@@ -15755,7 +15858,7 @@
         </w:tc>
         <w:tc>
           <w:tcPr>
-            <w:tcW w:type="dxa" w:w="1709"/>
+            <w:tcW w:w="1020" w:type="dxa"/>
           </w:tcPr>
           <w:p>
             <w:pPr>
@@ -15776,7 +15879,7 @@
       <w:tr>
         <w:tc>
           <w:tcPr>
-            <w:tcW w:type="dxa" w:w="1709"/>
+            <w:tcW w:w="396" w:type="dxa"/>
             <w:shd w:fill="D6E4F0"/>
           </w:tcPr>
           <w:p>
@@ -15796,7 +15899,7 @@
         </w:tc>
         <w:tc>
           <w:tcPr>
-            <w:tcW w:type="dxa" w:w="1709"/>
+            <w:tcW w:w="737" w:type="dxa"/>
             <w:shd w:fill="D6E4F0"/>
           </w:tcPr>
           <w:p>
@@ -15813,7 +15916,7 @@
         </w:tc>
         <w:tc>
           <w:tcPr>
-            <w:tcW w:type="dxa" w:w="1709"/>
+            <w:tcW w:w="3288" w:type="dxa"/>
             <w:shd w:fill="D6E4F0"/>
           </w:tcPr>
           <w:p>
@@ -15830,7 +15933,7 @@
         </w:tc>
         <w:tc>
           <w:tcPr>
-            <w:tcW w:type="dxa" w:w="1709"/>
+            <w:tcW w:w="737" w:type="dxa"/>
             <w:shd w:fill="D6E4F0"/>
           </w:tcPr>
           <w:p>
@@ -15847,7 +15950,7 @@
         </w:tc>
         <w:tc>
           <w:tcPr>
-            <w:tcW w:type="dxa" w:w="1709"/>
+            <w:tcW w:w="3288" w:type="dxa"/>
             <w:shd w:fill="D6E4F0"/>
           </w:tcPr>
           <w:p>
@@ -15864,7 +15967,7 @@
         </w:tc>
         <w:tc>
           <w:tcPr>
-            <w:tcW w:type="dxa" w:w="1709"/>
+            <w:tcW w:w="1020" w:type="dxa"/>
             <w:shd w:fill="D6E4F0"/>
           </w:tcPr>
           <w:p>
@@ -15886,7 +15989,7 @@
       <w:tr>
         <w:tc>
           <w:tcPr>
-            <w:tcW w:type="dxa" w:w="1709"/>
+            <w:tcW w:w="396" w:type="dxa"/>
           </w:tcPr>
           <w:p>
             <w:pPr>
@@ -15905,7 +16008,7 @@
         </w:tc>
         <w:tc>
           <w:tcPr>
-            <w:tcW w:type="dxa" w:w="1709"/>
+            <w:tcW w:w="737" w:type="dxa"/>
           </w:tcPr>
           <w:p>
             <w:r/>
@@ -15921,7 +16024,7 @@
         </w:tc>
         <w:tc>
           <w:tcPr>
-            <w:tcW w:type="dxa" w:w="1709"/>
+            <w:tcW w:w="3288" w:type="dxa"/>
           </w:tcPr>
           <w:p>
             <w:r/>
@@ -15937,7 +16040,7 @@
         </w:tc>
         <w:tc>
           <w:tcPr>
-            <w:tcW w:type="dxa" w:w="1709"/>
+            <w:tcW w:w="737" w:type="dxa"/>
           </w:tcPr>
           <w:p>
             <w:r/>
@@ -15953,7 +16056,7 @@
         </w:tc>
         <w:tc>
           <w:tcPr>
-            <w:tcW w:type="dxa" w:w="1709"/>
+            <w:tcW w:w="3288" w:type="dxa"/>
           </w:tcPr>
           <w:p>
             <w:r/>
@@ -15969,7 +16072,7 @@
         </w:tc>
         <w:tc>
           <w:tcPr>
-            <w:tcW w:type="dxa" w:w="1709"/>
+            <w:tcW w:w="1020" w:type="dxa"/>
           </w:tcPr>
           <w:p>
             <w:pPr>
@@ -15990,7 +16093,7 @@
       <w:tr>
         <w:tc>
           <w:tcPr>
-            <w:tcW w:type="dxa" w:w="1709"/>
+            <w:tcW w:w="396" w:type="dxa"/>
             <w:shd w:fill="D6E4F0"/>
           </w:tcPr>
           <w:p>
@@ -16010,7 +16113,7 @@
         </w:tc>
         <w:tc>
           <w:tcPr>
-            <w:tcW w:type="dxa" w:w="1709"/>
+            <w:tcW w:w="737" w:type="dxa"/>
             <w:shd w:fill="D6E4F0"/>
           </w:tcPr>
           <w:p>
@@ -16027,7 +16130,7 @@
         </w:tc>
         <w:tc>
           <w:tcPr>
-            <w:tcW w:type="dxa" w:w="1709"/>
+            <w:tcW w:w="3288" w:type="dxa"/>
             <w:shd w:fill="D6E4F0"/>
           </w:tcPr>
           <w:p>
@@ -16044,7 +16147,7 @@
         </w:tc>
         <w:tc>
           <w:tcPr>
-            <w:tcW w:type="dxa" w:w="1709"/>
+            <w:tcW w:w="737" w:type="dxa"/>
             <w:shd w:fill="D6E4F0"/>
           </w:tcPr>
           <w:p>
@@ -16061,7 +16164,7 @@
         </w:tc>
         <w:tc>
           <w:tcPr>
-            <w:tcW w:type="dxa" w:w="1709"/>
+            <w:tcW w:w="3288" w:type="dxa"/>
             <w:shd w:fill="D6E4F0"/>
           </w:tcPr>
           <w:p>
@@ -16078,7 +16181,7 @@
         </w:tc>
         <w:tc>
           <w:tcPr>
-            <w:tcW w:type="dxa" w:w="1709"/>
+            <w:tcW w:w="1020" w:type="dxa"/>
             <w:shd w:fill="D6E4F0"/>
           </w:tcPr>
           <w:p>
@@ -16116,19 +16219,20 @@
         <w:tblW w:type="auto" w:w="0"/>
         <w:jc w:val="center"/>
         <w:tblLook w:firstColumn="1" w:firstRow="1" w:lastColumn="0" w:lastRow="0" w:noHBand="0" w:noVBand="1" w:val="04A0"/>
+        <w:tblLayout w:type="fixed"/>
       </w:tblPr>
       <w:tblGrid>
-        <w:gridCol w:w="1709"/>
-        <w:gridCol w:w="1709"/>
-        <w:gridCol w:w="1709"/>
-        <w:gridCol w:w="1709"/>
-        <w:gridCol w:w="1709"/>
-        <w:gridCol w:w="1709"/>
+        <w:gridCol w:w="396"/>
+        <w:gridCol w:w="737"/>
+        <w:gridCol w:w="3288"/>
+        <w:gridCol w:w="737"/>
+        <w:gridCol w:w="3288"/>
+        <w:gridCol w:w="1020"/>
       </w:tblGrid>
       <w:tr>
         <w:tc>
           <w:tcPr>
-            <w:tcW w:type="dxa" w:w="1709"/>
+            <w:tcW w:w="396" w:type="dxa"/>
             <w:shd w:fill="1F4E79"/>
           </w:tcPr>
           <w:p>
@@ -16149,7 +16253,7 @@
         </w:tc>
         <w:tc>
           <w:tcPr>
-            <w:tcW w:type="dxa" w:w="1709"/>
+            <w:tcW w:w="737" w:type="dxa"/>
             <w:shd w:fill="1F4E79"/>
           </w:tcPr>
           <w:p>
@@ -16170,7 +16274,7 @@
         </w:tc>
         <w:tc>
           <w:tcPr>
-            <w:tcW w:type="dxa" w:w="1709"/>
+            <w:tcW w:w="3288" w:type="dxa"/>
             <w:shd w:fill="1F4E79"/>
           </w:tcPr>
           <w:p>
@@ -16191,7 +16295,7 @@
         </w:tc>
         <w:tc>
           <w:tcPr>
-            <w:tcW w:type="dxa" w:w="1709"/>
+            <w:tcW w:w="737" w:type="dxa"/>
             <w:shd w:fill="1F4E79"/>
           </w:tcPr>
           <w:p>
@@ -16212,7 +16316,7 @@
         </w:tc>
         <w:tc>
           <w:tcPr>
-            <w:tcW w:type="dxa" w:w="1709"/>
+            <w:tcW w:w="3288" w:type="dxa"/>
             <w:shd w:fill="1F4E79"/>
           </w:tcPr>
           <w:p>
@@ -16233,7 +16337,7 @@
         </w:tc>
         <w:tc>
           <w:tcPr>
-            <w:tcW w:type="dxa" w:w="1709"/>
+            <w:tcW w:w="1020" w:type="dxa"/>
             <w:shd w:fill="1F4E79"/>
           </w:tcPr>
           <w:p>
@@ -16256,7 +16360,7 @@
       <w:tr>
         <w:tc>
           <w:tcPr>
-            <w:tcW w:type="dxa" w:w="1709"/>
+            <w:tcW w:w="396" w:type="dxa"/>
           </w:tcPr>
           <w:p>
             <w:pPr>
@@ -16275,7 +16379,7 @@
         </w:tc>
         <w:tc>
           <w:tcPr>
-            <w:tcW w:type="dxa" w:w="1709"/>
+            <w:tcW w:w="737" w:type="dxa"/>
           </w:tcPr>
           <w:p>
             <w:r/>
@@ -16291,7 +16395,7 @@
         </w:tc>
         <w:tc>
           <w:tcPr>
-            <w:tcW w:type="dxa" w:w="1709"/>
+            <w:tcW w:w="3288" w:type="dxa"/>
           </w:tcPr>
           <w:p>
             <w:r/>
@@ -16307,7 +16411,7 @@
         </w:tc>
         <w:tc>
           <w:tcPr>
-            <w:tcW w:type="dxa" w:w="1709"/>
+            <w:tcW w:w="737" w:type="dxa"/>
           </w:tcPr>
           <w:p>
             <w:r/>
@@ -16323,7 +16427,7 @@
         </w:tc>
         <w:tc>
           <w:tcPr>
-            <w:tcW w:type="dxa" w:w="1709"/>
+            <w:tcW w:w="3288" w:type="dxa"/>
           </w:tcPr>
           <w:p>
             <w:r/>
@@ -16339,7 +16443,7 @@
         </w:tc>
         <w:tc>
           <w:tcPr>
-            <w:tcW w:type="dxa" w:w="1709"/>
+            <w:tcW w:w="1020" w:type="dxa"/>
           </w:tcPr>
           <w:p>
             <w:pPr>
@@ -16360,7 +16464,7 @@
       <w:tr>
         <w:tc>
           <w:tcPr>
-            <w:tcW w:type="dxa" w:w="1709"/>
+            <w:tcW w:w="396" w:type="dxa"/>
             <w:shd w:fill="D6E4F0"/>
           </w:tcPr>
           <w:p>
@@ -16380,7 +16484,7 @@
         </w:tc>
         <w:tc>
           <w:tcPr>
-            <w:tcW w:type="dxa" w:w="1709"/>
+            <w:tcW w:w="737" w:type="dxa"/>
             <w:shd w:fill="D6E4F0"/>
           </w:tcPr>
           <w:p>
@@ -16397,7 +16501,7 @@
         </w:tc>
         <w:tc>
           <w:tcPr>
-            <w:tcW w:type="dxa" w:w="1709"/>
+            <w:tcW w:w="3288" w:type="dxa"/>
             <w:shd w:fill="D6E4F0"/>
           </w:tcPr>
           <w:p>
@@ -16414,7 +16518,7 @@
         </w:tc>
         <w:tc>
           <w:tcPr>
-            <w:tcW w:type="dxa" w:w="1709"/>
+            <w:tcW w:w="737" w:type="dxa"/>
             <w:shd w:fill="D6E4F0"/>
           </w:tcPr>
           <w:p>
@@ -16431,7 +16535,7 @@
         </w:tc>
         <w:tc>
           <w:tcPr>
-            <w:tcW w:type="dxa" w:w="1709"/>
+            <w:tcW w:w="3288" w:type="dxa"/>
             <w:shd w:fill="D6E4F0"/>
           </w:tcPr>
           <w:p>
@@ -16448,7 +16552,7 @@
         </w:tc>
         <w:tc>
           <w:tcPr>
-            <w:tcW w:type="dxa" w:w="1709"/>
+            <w:tcW w:w="1020" w:type="dxa"/>
             <w:shd w:fill="D6E4F0"/>
           </w:tcPr>
           <w:p>
@@ -16470,7 +16574,7 @@
       <w:tr>
         <w:tc>
           <w:tcPr>
-            <w:tcW w:type="dxa" w:w="1709"/>
+            <w:tcW w:w="396" w:type="dxa"/>
           </w:tcPr>
           <w:p>
             <w:pPr>
@@ -16489,7 +16593,7 @@
         </w:tc>
         <w:tc>
           <w:tcPr>
-            <w:tcW w:type="dxa" w:w="1709"/>
+            <w:tcW w:w="737" w:type="dxa"/>
           </w:tcPr>
           <w:p>
             <w:r/>
@@ -16505,7 +16609,7 @@
         </w:tc>
         <w:tc>
           <w:tcPr>
-            <w:tcW w:type="dxa" w:w="1709"/>
+            <w:tcW w:w="3288" w:type="dxa"/>
           </w:tcPr>
           <w:p>
             <w:r/>
@@ -16521,7 +16625,7 @@
         </w:tc>
         <w:tc>
           <w:tcPr>
-            <w:tcW w:type="dxa" w:w="1709"/>
+            <w:tcW w:w="737" w:type="dxa"/>
           </w:tcPr>
           <w:p>
             <w:r/>
@@ -16537,7 +16641,7 @@
         </w:tc>
         <w:tc>
           <w:tcPr>
-            <w:tcW w:type="dxa" w:w="1709"/>
+            <w:tcW w:w="3288" w:type="dxa"/>
           </w:tcPr>
           <w:p>
             <w:r/>
@@ -16553,7 +16657,7 @@
         </w:tc>
         <w:tc>
           <w:tcPr>
-            <w:tcW w:type="dxa" w:w="1709"/>
+            <w:tcW w:w="1020" w:type="dxa"/>
           </w:tcPr>
           <w:p>
             <w:pPr>
@@ -16574,7 +16678,7 @@
       <w:tr>
         <w:tc>
           <w:tcPr>
-            <w:tcW w:type="dxa" w:w="1709"/>
+            <w:tcW w:w="396" w:type="dxa"/>
             <w:shd w:fill="D6E4F0"/>
           </w:tcPr>
           <w:p>
@@ -16594,7 +16698,7 @@
         </w:tc>
         <w:tc>
           <w:tcPr>
-            <w:tcW w:type="dxa" w:w="1709"/>
+            <w:tcW w:w="737" w:type="dxa"/>
             <w:shd w:fill="D6E4F0"/>
           </w:tcPr>
           <w:p>
@@ -16611,7 +16715,7 @@
         </w:tc>
         <w:tc>
           <w:tcPr>
-            <w:tcW w:type="dxa" w:w="1709"/>
+            <w:tcW w:w="3288" w:type="dxa"/>
             <w:shd w:fill="D6E4F0"/>
           </w:tcPr>
           <w:p>
@@ -16628,7 +16732,7 @@
         </w:tc>
         <w:tc>
           <w:tcPr>
-            <w:tcW w:type="dxa" w:w="1709"/>
+            <w:tcW w:w="737" w:type="dxa"/>
             <w:shd w:fill="D6E4F0"/>
           </w:tcPr>
           <w:p>
@@ -16645,7 +16749,7 @@
         </w:tc>
         <w:tc>
           <w:tcPr>
-            <w:tcW w:type="dxa" w:w="1709"/>
+            <w:tcW w:w="3288" w:type="dxa"/>
             <w:shd w:fill="D6E4F0"/>
           </w:tcPr>
           <w:p>
@@ -16662,7 +16766,7 @@
         </w:tc>
         <w:tc>
           <w:tcPr>
-            <w:tcW w:type="dxa" w:w="1709"/>
+            <w:tcW w:w="1020" w:type="dxa"/>
             <w:shd w:fill="D6E4F0"/>
           </w:tcPr>
           <w:p>
@@ -16684,7 +16788,7 @@
       <w:tr>
         <w:tc>
           <w:tcPr>
-            <w:tcW w:type="dxa" w:w="1709"/>
+            <w:tcW w:w="396" w:type="dxa"/>
           </w:tcPr>
           <w:p>
             <w:pPr>
@@ -16703,7 +16807,7 @@
         </w:tc>
         <w:tc>
           <w:tcPr>
-            <w:tcW w:type="dxa" w:w="1709"/>
+            <w:tcW w:w="737" w:type="dxa"/>
           </w:tcPr>
           <w:p>
             <w:r/>
@@ -16719,7 +16823,7 @@
         </w:tc>
         <w:tc>
           <w:tcPr>
-            <w:tcW w:type="dxa" w:w="1709"/>
+            <w:tcW w:w="3288" w:type="dxa"/>
           </w:tcPr>
           <w:p>
             <w:r/>
@@ -16735,7 +16839,7 @@
         </w:tc>
         <w:tc>
           <w:tcPr>
-            <w:tcW w:type="dxa" w:w="1709"/>
+            <w:tcW w:w="737" w:type="dxa"/>
           </w:tcPr>
           <w:p>
             <w:r/>
@@ -16751,7 +16855,7 @@
         </w:tc>
         <w:tc>
           <w:tcPr>
-            <w:tcW w:type="dxa" w:w="1709"/>
+            <w:tcW w:w="3288" w:type="dxa"/>
           </w:tcPr>
           <w:p>
             <w:r/>
@@ -16767,7 +16871,7 @@
         </w:tc>
         <w:tc>
           <w:tcPr>
-            <w:tcW w:type="dxa" w:w="1709"/>
+            <w:tcW w:w="1020" w:type="dxa"/>
           </w:tcPr>
           <w:p>
             <w:pPr>
@@ -16788,7 +16892,7 @@
       <w:tr>
         <w:tc>
           <w:tcPr>
-            <w:tcW w:type="dxa" w:w="1709"/>
+            <w:tcW w:w="396" w:type="dxa"/>
             <w:shd w:fill="D6E4F0"/>
           </w:tcPr>
           <w:p>
@@ -16808,7 +16912,7 @@
         </w:tc>
         <w:tc>
           <w:tcPr>
-            <w:tcW w:type="dxa" w:w="1709"/>
+            <w:tcW w:w="737" w:type="dxa"/>
             <w:shd w:fill="D6E4F0"/>
           </w:tcPr>
           <w:p>
@@ -16825,7 +16929,7 @@
         </w:tc>
         <w:tc>
           <w:tcPr>
-            <w:tcW w:type="dxa" w:w="1709"/>
+            <w:tcW w:w="3288" w:type="dxa"/>
             <w:shd w:fill="D6E4F0"/>
           </w:tcPr>
           <w:p>
@@ -16842,7 +16946,7 @@
         </w:tc>
         <w:tc>
           <w:tcPr>
-            <w:tcW w:type="dxa" w:w="1709"/>
+            <w:tcW w:w="737" w:type="dxa"/>
             <w:shd w:fill="D6E4F0"/>
           </w:tcPr>
           <w:p>
@@ -16859,7 +16963,7 @@
         </w:tc>
         <w:tc>
           <w:tcPr>
-            <w:tcW w:type="dxa" w:w="1709"/>
+            <w:tcW w:w="3288" w:type="dxa"/>
             <w:shd w:fill="D6E4F0"/>
           </w:tcPr>
           <w:p>
@@ -16876,7 +16980,7 @@
         </w:tc>
         <w:tc>
           <w:tcPr>
-            <w:tcW w:type="dxa" w:w="1709"/>
+            <w:tcW w:w="1020" w:type="dxa"/>
             <w:shd w:fill="D6E4F0"/>
           </w:tcPr>
           <w:p>
@@ -16898,7 +17002,7 @@
       <w:tr>
         <w:tc>
           <w:tcPr>
-            <w:tcW w:type="dxa" w:w="1709"/>
+            <w:tcW w:w="396" w:type="dxa"/>
           </w:tcPr>
           <w:p>
             <w:pPr>
@@ -16917,7 +17021,7 @@
         </w:tc>
         <w:tc>
           <w:tcPr>
-            <w:tcW w:type="dxa" w:w="1709"/>
+            <w:tcW w:w="737" w:type="dxa"/>
           </w:tcPr>
           <w:p>
             <w:r/>
@@ -16933,7 +17037,7 @@
         </w:tc>
         <w:tc>
           <w:tcPr>
-            <w:tcW w:type="dxa" w:w="1709"/>
+            <w:tcW w:w="3288" w:type="dxa"/>
           </w:tcPr>
           <w:p>
             <w:r/>
@@ -16949,7 +17053,7 @@
         </w:tc>
         <w:tc>
           <w:tcPr>
-            <w:tcW w:type="dxa" w:w="1709"/>
+            <w:tcW w:w="737" w:type="dxa"/>
           </w:tcPr>
           <w:p>
             <w:r/>
@@ -16965,7 +17069,7 @@
         </w:tc>
         <w:tc>
           <w:tcPr>
-            <w:tcW w:type="dxa" w:w="1709"/>
+            <w:tcW w:w="3288" w:type="dxa"/>
           </w:tcPr>
           <w:p>
             <w:r/>
@@ -16981,7 +17085,7 @@
         </w:tc>
         <w:tc>
           <w:tcPr>
-            <w:tcW w:type="dxa" w:w="1709"/>
+            <w:tcW w:w="1020" w:type="dxa"/>
           </w:tcPr>
           <w:p>
             <w:pPr>
@@ -17002,7 +17106,7 @@
       <w:tr>
         <w:tc>
           <w:tcPr>
-            <w:tcW w:type="dxa" w:w="1709"/>
+            <w:tcW w:w="396" w:type="dxa"/>
             <w:shd w:fill="D6E4F0"/>
           </w:tcPr>
           <w:p>
@@ -17022,7 +17126,7 @@
         </w:tc>
         <w:tc>
           <w:tcPr>
-            <w:tcW w:type="dxa" w:w="1709"/>
+            <w:tcW w:w="737" w:type="dxa"/>
             <w:shd w:fill="D6E4F0"/>
           </w:tcPr>
           <w:p>
@@ -17039,7 +17143,7 @@
         </w:tc>
         <w:tc>
           <w:tcPr>
-            <w:tcW w:type="dxa" w:w="1709"/>
+            <w:tcW w:w="3288" w:type="dxa"/>
             <w:shd w:fill="D6E4F0"/>
           </w:tcPr>
           <w:p>
@@ -17056,7 +17160,7 @@
         </w:tc>
         <w:tc>
           <w:tcPr>
-            <w:tcW w:type="dxa" w:w="1709"/>
+            <w:tcW w:w="737" w:type="dxa"/>
             <w:shd w:fill="D6E4F0"/>
           </w:tcPr>
           <w:p>
@@ -17073,7 +17177,7 @@
         </w:tc>
         <w:tc>
           <w:tcPr>
-            <w:tcW w:type="dxa" w:w="1709"/>
+            <w:tcW w:w="3288" w:type="dxa"/>
             <w:shd w:fill="D6E4F0"/>
           </w:tcPr>
           <w:p>
@@ -17090,7 +17194,7 @@
         </w:tc>
         <w:tc>
           <w:tcPr>
-            <w:tcW w:type="dxa" w:w="1709"/>
+            <w:tcW w:w="1020" w:type="dxa"/>
             <w:shd w:fill="D6E4F0"/>
           </w:tcPr>
           <w:p>
@@ -17112,7 +17216,7 @@
       <w:tr>
         <w:tc>
           <w:tcPr>
-            <w:tcW w:type="dxa" w:w="1709"/>
+            <w:tcW w:w="396" w:type="dxa"/>
           </w:tcPr>
           <w:p>
             <w:pPr>
@@ -17131,7 +17235,7 @@
         </w:tc>
         <w:tc>
           <w:tcPr>
-            <w:tcW w:type="dxa" w:w="1709"/>
+            <w:tcW w:w="737" w:type="dxa"/>
           </w:tcPr>
           <w:p>
             <w:r/>
@@ -17147,7 +17251,7 @@
         </w:tc>
         <w:tc>
           <w:tcPr>
-            <w:tcW w:type="dxa" w:w="1709"/>
+            <w:tcW w:w="3288" w:type="dxa"/>
           </w:tcPr>
           <w:p>
             <w:r/>
@@ -17163,7 +17267,7 @@
         </w:tc>
         <w:tc>
           <w:tcPr>
-            <w:tcW w:type="dxa" w:w="1709"/>
+            <w:tcW w:w="737" w:type="dxa"/>
           </w:tcPr>
           <w:p>
             <w:r/>
@@ -17179,7 +17283,7 @@
         </w:tc>
         <w:tc>
           <w:tcPr>
-            <w:tcW w:type="dxa" w:w="1709"/>
+            <w:tcW w:w="3288" w:type="dxa"/>
           </w:tcPr>
           <w:p>
             <w:r/>
@@ -17195,7 +17299,7 @@
         </w:tc>
         <w:tc>
           <w:tcPr>
-            <w:tcW w:type="dxa" w:w="1709"/>
+            <w:tcW w:w="1020" w:type="dxa"/>
           </w:tcPr>
           <w:p>
             <w:pPr>
@@ -17215,13 +17319,18 @@
       </w:tr>
     </w:tbl>
     <w:p/>
+    <w:p>
+      <w:r>
+        <w:t>Анализ комбинаций ФП позволяет выявить типичные «связки» факторов, одновременно присутствующих у одного заёмщика. В МкБ наиболее частая пара — (24 + 29.2): нарушение обязательств по оборотам совместно со снижением обеспечения (1 814 ИНН). Это характерный паттерн ухудшения финансового состояния микрозаёмщика. В МСБ лидирует пара (26.1.1 + 53.): непредставление документов в сочетании с нарушением прочих ковенантов (781 ИНН). В ККБ самая частая комбинация — (1.2 + 42.1): сигнальный фактор и реорганизация (422 ИНН), что указывает на связь реструктуризации бизнеса с появлением сигнальных индикаторов риска.</w:t>
+      </w:r>
+    </w:p>
     <w:p>
       <w:pPr>
         <w:pStyle w:val="Heading2"/>
       </w:pPr>
       <w:r>
         <w:rPr>
-          <w:color w:val="1F4E79"/>
+          <w:color w:val="000000"/>
         </w:rPr>
         <w:t>14. Самые частые комбинации из 2 СФП по сегментам</w:t>
       </w:r>
@@ -17243,19 +17352,20 @@
         <w:tblW w:type="auto" w:w="0"/>
         <w:jc w:val="center"/>
         <w:tblLook w:firstColumn="1" w:firstRow="1" w:lastColumn="0" w:lastRow="0" w:noHBand="0" w:noVBand="1" w:val="04A0"/>
+        <w:tblLayout w:type="fixed"/>
       </w:tblPr>
       <w:tblGrid>
-        <w:gridCol w:w="1709"/>
-        <w:gridCol w:w="1709"/>
-        <w:gridCol w:w="1709"/>
-        <w:gridCol w:w="1709"/>
-        <w:gridCol w:w="1709"/>
-        <w:gridCol w:w="1709"/>
+        <w:gridCol w:w="396"/>
+        <w:gridCol w:w="737"/>
+        <w:gridCol w:w="3288"/>
+        <w:gridCol w:w="737"/>
+        <w:gridCol w:w="3288"/>
+        <w:gridCol w:w="1020"/>
       </w:tblGrid>
       <w:tr>
         <w:tc>
           <w:tcPr>
-            <w:tcW w:type="dxa" w:w="1709"/>
+            <w:tcW w:w="396" w:type="dxa"/>
             <w:shd w:fill="1F4E79"/>
           </w:tcPr>
           <w:p>
@@ -17276,7 +17386,7 @@
         </w:tc>
         <w:tc>
           <w:tcPr>
-            <w:tcW w:type="dxa" w:w="1709"/>
+            <w:tcW w:w="737" w:type="dxa"/>
             <w:shd w:fill="1F4E79"/>
           </w:tcPr>
           <w:p>
@@ -17297,7 +17407,7 @@
         </w:tc>
         <w:tc>
           <w:tcPr>
-            <w:tcW w:type="dxa" w:w="1709"/>
+            <w:tcW w:w="3288" w:type="dxa"/>
             <w:shd w:fill="1F4E79"/>
           </w:tcPr>
           <w:p>
@@ -17318,7 +17428,7 @@
         </w:tc>
         <w:tc>
           <w:tcPr>
-            <w:tcW w:type="dxa" w:w="1709"/>
+            <w:tcW w:w="737" w:type="dxa"/>
             <w:shd w:fill="1F4E79"/>
           </w:tcPr>
           <w:p>
@@ -17339,7 +17449,7 @@
         </w:tc>
         <w:tc>
           <w:tcPr>
-            <w:tcW w:type="dxa" w:w="1709"/>
+            <w:tcW w:w="3288" w:type="dxa"/>
             <w:shd w:fill="1F4E79"/>
           </w:tcPr>
           <w:p>
@@ -17360,7 +17470,7 @@
         </w:tc>
         <w:tc>
           <w:tcPr>
-            <w:tcW w:type="dxa" w:w="1709"/>
+            <w:tcW w:w="1020" w:type="dxa"/>
             <w:shd w:fill="1F4E79"/>
           </w:tcPr>
           <w:p>
@@ -17383,7 +17493,7 @@
       <w:tr>
         <w:tc>
           <w:tcPr>
-            <w:tcW w:type="dxa" w:w="1709"/>
+            <w:tcW w:w="396" w:type="dxa"/>
           </w:tcPr>
           <w:p>
             <w:pPr>
@@ -17402,7 +17512,7 @@
         </w:tc>
         <w:tc>
           <w:tcPr>
-            <w:tcW w:type="dxa" w:w="1709"/>
+            <w:tcW w:w="737" w:type="dxa"/>
           </w:tcPr>
           <w:p>
             <w:r/>
@@ -17418,7 +17528,7 @@
         </w:tc>
         <w:tc>
           <w:tcPr>
-            <w:tcW w:type="dxa" w:w="1709"/>
+            <w:tcW w:w="3288" w:type="dxa"/>
           </w:tcPr>
           <w:p>
             <w:r/>
@@ -17434,7 +17544,7 @@
         </w:tc>
         <w:tc>
           <w:tcPr>
-            <w:tcW w:type="dxa" w:w="1709"/>
+            <w:tcW w:w="737" w:type="dxa"/>
           </w:tcPr>
           <w:p>
             <w:r/>
@@ -17450,7 +17560,7 @@
         </w:tc>
         <w:tc>
           <w:tcPr>
-            <w:tcW w:type="dxa" w:w="1709"/>
+            <w:tcW w:w="3288" w:type="dxa"/>
           </w:tcPr>
           <w:p>
             <w:r/>
@@ -17466,7 +17576,7 @@
         </w:tc>
         <w:tc>
           <w:tcPr>
-            <w:tcW w:type="dxa" w:w="1709"/>
+            <w:tcW w:w="1020" w:type="dxa"/>
           </w:tcPr>
           <w:p>
             <w:pPr>
@@ -17487,7 +17597,7 @@
       <w:tr>
         <w:tc>
           <w:tcPr>
-            <w:tcW w:type="dxa" w:w="1709"/>
+            <w:tcW w:w="396" w:type="dxa"/>
             <w:shd w:fill="D6E4F0"/>
           </w:tcPr>
           <w:p>
@@ -17507,7 +17617,7 @@
         </w:tc>
         <w:tc>
           <w:tcPr>
-            <w:tcW w:type="dxa" w:w="1709"/>
+            <w:tcW w:w="737" w:type="dxa"/>
             <w:shd w:fill="D6E4F0"/>
           </w:tcPr>
           <w:p>
@@ -17524,7 +17634,7 @@
         </w:tc>
         <w:tc>
           <w:tcPr>
-            <w:tcW w:type="dxa" w:w="1709"/>
+            <w:tcW w:w="3288" w:type="dxa"/>
             <w:shd w:fill="D6E4F0"/>
           </w:tcPr>
           <w:p>
@@ -17541,7 +17651,7 @@
         </w:tc>
         <w:tc>
           <w:tcPr>
-            <w:tcW w:type="dxa" w:w="1709"/>
+            <w:tcW w:w="737" w:type="dxa"/>
             <w:shd w:fill="D6E4F0"/>
           </w:tcPr>
           <w:p>
@@ -17558,7 +17668,7 @@
         </w:tc>
         <w:tc>
           <w:tcPr>
-            <w:tcW w:type="dxa" w:w="1709"/>
+            <w:tcW w:w="3288" w:type="dxa"/>
             <w:shd w:fill="D6E4F0"/>
           </w:tcPr>
           <w:p>
@@ -17575,7 +17685,7 @@
         </w:tc>
         <w:tc>
           <w:tcPr>
-            <w:tcW w:type="dxa" w:w="1709"/>
+            <w:tcW w:w="1020" w:type="dxa"/>
             <w:shd w:fill="D6E4F0"/>
           </w:tcPr>
           <w:p>
@@ -17597,7 +17707,7 @@
       <w:tr>
         <w:tc>
           <w:tcPr>
-            <w:tcW w:type="dxa" w:w="1709"/>
+            <w:tcW w:w="396" w:type="dxa"/>
           </w:tcPr>
           <w:p>
             <w:pPr>
@@ -17616,7 +17726,7 @@
         </w:tc>
         <w:tc>
           <w:tcPr>
-            <w:tcW w:type="dxa" w:w="1709"/>
+            <w:tcW w:w="737" w:type="dxa"/>
           </w:tcPr>
           <w:p>
             <w:r/>
@@ -17632,7 +17742,7 @@
         </w:tc>
         <w:tc>
           <w:tcPr>
-            <w:tcW w:type="dxa" w:w="1709"/>
+            <w:tcW w:w="3288" w:type="dxa"/>
           </w:tcPr>
           <w:p>
             <w:r/>
@@ -17648,7 +17758,7 @@
         </w:tc>
         <w:tc>
           <w:tcPr>
-            <w:tcW w:type="dxa" w:w="1709"/>
+            <w:tcW w:w="737" w:type="dxa"/>
           </w:tcPr>
           <w:p>
             <w:r/>
@@ -17664,7 +17774,7 @@
         </w:tc>
         <w:tc>
           <w:tcPr>
-            <w:tcW w:type="dxa" w:w="1709"/>
+            <w:tcW w:w="3288" w:type="dxa"/>
           </w:tcPr>
           <w:p>
             <w:r/>
@@ -17680,7 +17790,7 @@
         </w:tc>
         <w:tc>
           <w:tcPr>
-            <w:tcW w:type="dxa" w:w="1709"/>
+            <w:tcW w:w="1020" w:type="dxa"/>
           </w:tcPr>
           <w:p>
             <w:pPr>
@@ -17701,7 +17811,7 @@
       <w:tr>
         <w:tc>
           <w:tcPr>
-            <w:tcW w:type="dxa" w:w="1709"/>
+            <w:tcW w:w="396" w:type="dxa"/>
             <w:shd w:fill="D6E4F0"/>
           </w:tcPr>
           <w:p>
@@ -17721,7 +17831,7 @@
         </w:tc>
         <w:tc>
           <w:tcPr>
-            <w:tcW w:type="dxa" w:w="1709"/>
+            <w:tcW w:w="737" w:type="dxa"/>
             <w:shd w:fill="D6E4F0"/>
           </w:tcPr>
           <w:p>
@@ -17738,7 +17848,7 @@
         </w:tc>
         <w:tc>
           <w:tcPr>
-            <w:tcW w:type="dxa" w:w="1709"/>
+            <w:tcW w:w="3288" w:type="dxa"/>
             <w:shd w:fill="D6E4F0"/>
           </w:tcPr>
           <w:p>
@@ -17755,7 +17865,7 @@
         </w:tc>
         <w:tc>
           <w:tcPr>
-            <w:tcW w:type="dxa" w:w="1709"/>
+            <w:tcW w:w="737" w:type="dxa"/>
             <w:shd w:fill="D6E4F0"/>
           </w:tcPr>
           <w:p>
@@ -17772,7 +17882,7 @@
         </w:tc>
         <w:tc>
           <w:tcPr>
-            <w:tcW w:type="dxa" w:w="1709"/>
+            <w:tcW w:w="3288" w:type="dxa"/>
             <w:shd w:fill="D6E4F0"/>
           </w:tcPr>
           <w:p>
@@ -17789,7 +17899,7 @@
         </w:tc>
         <w:tc>
           <w:tcPr>
-            <w:tcW w:type="dxa" w:w="1709"/>
+            <w:tcW w:w="1020" w:type="dxa"/>
             <w:shd w:fill="D6E4F0"/>
           </w:tcPr>
           <w:p>
@@ -17811,7 +17921,7 @@
       <w:tr>
         <w:tc>
           <w:tcPr>
-            <w:tcW w:type="dxa" w:w="1709"/>
+            <w:tcW w:w="396" w:type="dxa"/>
           </w:tcPr>
           <w:p>
             <w:pPr>
@@ -17830,7 +17940,7 @@
         </w:tc>
         <w:tc>
           <w:tcPr>
-            <w:tcW w:type="dxa" w:w="1709"/>
+            <w:tcW w:w="737" w:type="dxa"/>
           </w:tcPr>
           <w:p>
             <w:r/>
@@ -17846,7 +17956,7 @@
         </w:tc>
         <w:tc>
           <w:tcPr>
-            <w:tcW w:type="dxa" w:w="1709"/>
+            <w:tcW w:w="3288" w:type="dxa"/>
           </w:tcPr>
           <w:p>
             <w:r/>
@@ -17862,7 +17972,7 @@
         </w:tc>
         <w:tc>
           <w:tcPr>
-            <w:tcW w:type="dxa" w:w="1709"/>
+            <w:tcW w:w="737" w:type="dxa"/>
           </w:tcPr>
           <w:p>
             <w:r/>
@@ -17878,7 +17988,7 @@
         </w:tc>
         <w:tc>
           <w:tcPr>
-            <w:tcW w:type="dxa" w:w="1709"/>
+            <w:tcW w:w="3288" w:type="dxa"/>
           </w:tcPr>
           <w:p>
             <w:r/>
@@ -17894,7 +18004,7 @@
         </w:tc>
         <w:tc>
           <w:tcPr>
-            <w:tcW w:type="dxa" w:w="1709"/>
+            <w:tcW w:w="1020" w:type="dxa"/>
           </w:tcPr>
           <w:p>
             <w:pPr>
@@ -17915,7 +18025,7 @@
       <w:tr>
         <w:tc>
           <w:tcPr>
-            <w:tcW w:type="dxa" w:w="1709"/>
+            <w:tcW w:w="396" w:type="dxa"/>
             <w:shd w:fill="D6E4F0"/>
           </w:tcPr>
           <w:p>
@@ -17935,7 +18045,7 @@
         </w:tc>
         <w:tc>
           <w:tcPr>
-            <w:tcW w:type="dxa" w:w="1709"/>
+            <w:tcW w:w="737" w:type="dxa"/>
             <w:shd w:fill="D6E4F0"/>
           </w:tcPr>
           <w:p>
@@ -17952,7 +18062,7 @@
         </w:tc>
         <w:tc>
           <w:tcPr>
-            <w:tcW w:type="dxa" w:w="1709"/>
+            <w:tcW w:w="3288" w:type="dxa"/>
             <w:shd w:fill="D6E4F0"/>
           </w:tcPr>
           <w:p>
@@ -17969,7 +18079,7 @@
         </w:tc>
         <w:tc>
           <w:tcPr>
-            <w:tcW w:type="dxa" w:w="1709"/>
+            <w:tcW w:w="737" w:type="dxa"/>
             <w:shd w:fill="D6E4F0"/>
           </w:tcPr>
           <w:p>
@@ -17986,7 +18096,7 @@
         </w:tc>
         <w:tc>
           <w:tcPr>
-            <w:tcW w:type="dxa" w:w="1709"/>
+            <w:tcW w:w="3288" w:type="dxa"/>
             <w:shd w:fill="D6E4F0"/>
           </w:tcPr>
           <w:p>
@@ -18003,7 +18113,7 @@
         </w:tc>
         <w:tc>
           <w:tcPr>
-            <w:tcW w:type="dxa" w:w="1709"/>
+            <w:tcW w:w="1020" w:type="dxa"/>
             <w:shd w:fill="D6E4F0"/>
           </w:tcPr>
           <w:p>
@@ -18025,7 +18135,7 @@
       <w:tr>
         <w:tc>
           <w:tcPr>
-            <w:tcW w:type="dxa" w:w="1709"/>
+            <w:tcW w:w="396" w:type="dxa"/>
           </w:tcPr>
           <w:p>
             <w:pPr>
@@ -18044,7 +18154,7 @@
         </w:tc>
         <w:tc>
           <w:tcPr>
-            <w:tcW w:type="dxa" w:w="1709"/>
+            <w:tcW w:w="737" w:type="dxa"/>
           </w:tcPr>
           <w:p>
             <w:r/>
@@ -18060,7 +18170,7 @@
         </w:tc>
         <w:tc>
           <w:tcPr>
-            <w:tcW w:type="dxa" w:w="1709"/>
+            <w:tcW w:w="3288" w:type="dxa"/>
           </w:tcPr>
           <w:p>
             <w:r/>
@@ -18076,7 +18186,7 @@
         </w:tc>
         <w:tc>
           <w:tcPr>
-            <w:tcW w:type="dxa" w:w="1709"/>
+            <w:tcW w:w="737" w:type="dxa"/>
           </w:tcPr>
           <w:p>
             <w:r/>
@@ -18092,7 +18202,7 @@
         </w:tc>
         <w:tc>
           <w:tcPr>
-            <w:tcW w:type="dxa" w:w="1709"/>
+            <w:tcW w:w="3288" w:type="dxa"/>
           </w:tcPr>
           <w:p>
             <w:r/>
@@ -18108,7 +18218,7 @@
         </w:tc>
         <w:tc>
           <w:tcPr>
-            <w:tcW w:type="dxa" w:w="1709"/>
+            <w:tcW w:w="1020" w:type="dxa"/>
           </w:tcPr>
           <w:p>
             <w:pPr>
@@ -18129,7 +18239,7 @@
       <w:tr>
         <w:tc>
           <w:tcPr>
-            <w:tcW w:type="dxa" w:w="1709"/>
+            <w:tcW w:w="396" w:type="dxa"/>
             <w:shd w:fill="D6E4F0"/>
           </w:tcPr>
           <w:p>
@@ -18149,7 +18259,7 @@
         </w:tc>
         <w:tc>
           <w:tcPr>
-            <w:tcW w:type="dxa" w:w="1709"/>
+            <w:tcW w:w="737" w:type="dxa"/>
             <w:shd w:fill="D6E4F0"/>
           </w:tcPr>
           <w:p>
@@ -18166,7 +18276,7 @@
         </w:tc>
         <w:tc>
           <w:tcPr>
-            <w:tcW w:type="dxa" w:w="1709"/>
+            <w:tcW w:w="3288" w:type="dxa"/>
             <w:shd w:fill="D6E4F0"/>
           </w:tcPr>
           <w:p>
@@ -18183,7 +18293,7 @@
         </w:tc>
         <w:tc>
           <w:tcPr>
-            <w:tcW w:type="dxa" w:w="1709"/>
+            <w:tcW w:w="737" w:type="dxa"/>
             <w:shd w:fill="D6E4F0"/>
           </w:tcPr>
           <w:p>
@@ -18200,7 +18310,7 @@
         </w:tc>
         <w:tc>
           <w:tcPr>
-            <w:tcW w:type="dxa" w:w="1709"/>
+            <w:tcW w:w="3288" w:type="dxa"/>
             <w:shd w:fill="D6E4F0"/>
           </w:tcPr>
           <w:p>
@@ -18217,7 +18327,7 @@
         </w:tc>
         <w:tc>
           <w:tcPr>
-            <w:tcW w:type="dxa" w:w="1709"/>
+            <w:tcW w:w="1020" w:type="dxa"/>
             <w:shd w:fill="D6E4F0"/>
           </w:tcPr>
           <w:p>
@@ -18239,7 +18349,7 @@
       <w:tr>
         <w:tc>
           <w:tcPr>
-            <w:tcW w:type="dxa" w:w="1709"/>
+            <w:tcW w:w="396" w:type="dxa"/>
           </w:tcPr>
           <w:p>
             <w:pPr>
@@ -18258,7 +18368,7 @@
         </w:tc>
         <w:tc>
           <w:tcPr>
-            <w:tcW w:type="dxa" w:w="1709"/>
+            <w:tcW w:w="737" w:type="dxa"/>
           </w:tcPr>
           <w:p>
             <w:r/>
@@ -18274,7 +18384,7 @@
         </w:tc>
         <w:tc>
           <w:tcPr>
-            <w:tcW w:type="dxa" w:w="1709"/>
+            <w:tcW w:w="3288" w:type="dxa"/>
           </w:tcPr>
           <w:p>
             <w:r/>
@@ -18290,7 +18400,7 @@
         </w:tc>
         <w:tc>
           <w:tcPr>
-            <w:tcW w:type="dxa" w:w="1709"/>
+            <w:tcW w:w="737" w:type="dxa"/>
           </w:tcPr>
           <w:p>
             <w:r/>
@@ -18306,7 +18416,7 @@
         </w:tc>
         <w:tc>
           <w:tcPr>
-            <w:tcW w:type="dxa" w:w="1709"/>
+            <w:tcW w:w="3288" w:type="dxa"/>
           </w:tcPr>
           <w:p>
             <w:r/>
@@ -18322,7 +18432,7 @@
         </w:tc>
         <w:tc>
           <w:tcPr>
-            <w:tcW w:type="dxa" w:w="1709"/>
+            <w:tcW w:w="1020" w:type="dxa"/>
           </w:tcPr>
           <w:p>
             <w:pPr>
@@ -18343,7 +18453,7 @@
       <w:tr>
         <w:tc>
           <w:tcPr>
-            <w:tcW w:type="dxa" w:w="1709"/>
+            <w:tcW w:w="396" w:type="dxa"/>
             <w:shd w:fill="D6E4F0"/>
           </w:tcPr>
           <w:p>
@@ -18363,7 +18473,7 @@
         </w:tc>
         <w:tc>
           <w:tcPr>
-            <w:tcW w:type="dxa" w:w="1709"/>
+            <w:tcW w:w="737" w:type="dxa"/>
             <w:shd w:fill="D6E4F0"/>
           </w:tcPr>
           <w:p>
@@ -18380,7 +18490,7 @@
         </w:tc>
         <w:tc>
           <w:tcPr>
-            <w:tcW w:type="dxa" w:w="1709"/>
+            <w:tcW w:w="3288" w:type="dxa"/>
             <w:shd w:fill="D6E4F0"/>
           </w:tcPr>
           <w:p>
@@ -18397,7 +18507,7 @@
         </w:tc>
         <w:tc>
           <w:tcPr>
-            <w:tcW w:type="dxa" w:w="1709"/>
+            <w:tcW w:w="737" w:type="dxa"/>
             <w:shd w:fill="D6E4F0"/>
           </w:tcPr>
           <w:p>
@@ -18414,7 +18524,7 @@
         </w:tc>
         <w:tc>
           <w:tcPr>
-            <w:tcW w:type="dxa" w:w="1709"/>
+            <w:tcW w:w="3288" w:type="dxa"/>
             <w:shd w:fill="D6E4F0"/>
           </w:tcPr>
           <w:p>
@@ -18431,7 +18541,7 @@
         </w:tc>
         <w:tc>
           <w:tcPr>
-            <w:tcW w:type="dxa" w:w="1709"/>
+            <w:tcW w:w="1020" w:type="dxa"/>
             <w:shd w:fill="D6E4F0"/>
           </w:tcPr>
           <w:p>
@@ -18469,19 +18579,20 @@
         <w:tblW w:type="auto" w:w="0"/>
         <w:jc w:val="center"/>
         <w:tblLook w:firstColumn="1" w:firstRow="1" w:lastColumn="0" w:lastRow="0" w:noHBand="0" w:noVBand="1" w:val="04A0"/>
+        <w:tblLayout w:type="fixed"/>
       </w:tblPr>
       <w:tblGrid>
-        <w:gridCol w:w="1709"/>
-        <w:gridCol w:w="1709"/>
-        <w:gridCol w:w="1709"/>
-        <w:gridCol w:w="1709"/>
-        <w:gridCol w:w="1709"/>
-        <w:gridCol w:w="1709"/>
+        <w:gridCol w:w="396"/>
+        <w:gridCol w:w="737"/>
+        <w:gridCol w:w="3288"/>
+        <w:gridCol w:w="737"/>
+        <w:gridCol w:w="3288"/>
+        <w:gridCol w:w="1020"/>
       </w:tblGrid>
       <w:tr>
         <w:tc>
           <w:tcPr>
-            <w:tcW w:type="dxa" w:w="1709"/>
+            <w:tcW w:w="396" w:type="dxa"/>
             <w:shd w:fill="1F4E79"/>
           </w:tcPr>
           <w:p>
@@ -18502,7 +18613,7 @@
         </w:tc>
         <w:tc>
           <w:tcPr>
-            <w:tcW w:type="dxa" w:w="1709"/>
+            <w:tcW w:w="737" w:type="dxa"/>
             <w:shd w:fill="1F4E79"/>
           </w:tcPr>
           <w:p>
@@ -18523,7 +18634,7 @@
         </w:tc>
         <w:tc>
           <w:tcPr>
-            <w:tcW w:type="dxa" w:w="1709"/>
+            <w:tcW w:w="3288" w:type="dxa"/>
             <w:shd w:fill="1F4E79"/>
           </w:tcPr>
           <w:p>
@@ -18544,7 +18655,7 @@
         </w:tc>
         <w:tc>
           <w:tcPr>
-            <w:tcW w:type="dxa" w:w="1709"/>
+            <w:tcW w:w="737" w:type="dxa"/>
             <w:shd w:fill="1F4E79"/>
           </w:tcPr>
           <w:p>
@@ -18565,7 +18676,7 @@
         </w:tc>
         <w:tc>
           <w:tcPr>
-            <w:tcW w:type="dxa" w:w="1709"/>
+            <w:tcW w:w="3288" w:type="dxa"/>
             <w:shd w:fill="1F4E79"/>
           </w:tcPr>
           <w:p>
@@ -18586,7 +18697,7 @@
         </w:tc>
         <w:tc>
           <w:tcPr>
-            <w:tcW w:type="dxa" w:w="1709"/>
+            <w:tcW w:w="1020" w:type="dxa"/>
             <w:shd w:fill="1F4E79"/>
           </w:tcPr>
           <w:p>
@@ -18609,7 +18720,7 @@
       <w:tr>
         <w:tc>
           <w:tcPr>
-            <w:tcW w:type="dxa" w:w="1709"/>
+            <w:tcW w:w="396" w:type="dxa"/>
           </w:tcPr>
           <w:p>
             <w:pPr>
@@ -18628,7 +18739,7 @@
         </w:tc>
         <w:tc>
           <w:tcPr>
-            <w:tcW w:type="dxa" w:w="1709"/>
+            <w:tcW w:w="737" w:type="dxa"/>
           </w:tcPr>
           <w:p>
             <w:r/>
@@ -18644,7 +18755,7 @@
         </w:tc>
         <w:tc>
           <w:tcPr>
-            <w:tcW w:type="dxa" w:w="1709"/>
+            <w:tcW w:w="3288" w:type="dxa"/>
           </w:tcPr>
           <w:p>
             <w:r/>
@@ -18660,7 +18771,7 @@
         </w:tc>
         <w:tc>
           <w:tcPr>
-            <w:tcW w:type="dxa" w:w="1709"/>
+            <w:tcW w:w="737" w:type="dxa"/>
           </w:tcPr>
           <w:p>
             <w:r/>
@@ -18676,7 +18787,7 @@
         </w:tc>
         <w:tc>
           <w:tcPr>
-            <w:tcW w:type="dxa" w:w="1709"/>
+            <w:tcW w:w="3288" w:type="dxa"/>
           </w:tcPr>
           <w:p>
             <w:r/>
@@ -18692,7 +18803,7 @@
         </w:tc>
         <w:tc>
           <w:tcPr>
-            <w:tcW w:type="dxa" w:w="1709"/>
+            <w:tcW w:w="1020" w:type="dxa"/>
           </w:tcPr>
           <w:p>
             <w:pPr>
@@ -18713,7 +18824,7 @@
       <w:tr>
         <w:tc>
           <w:tcPr>
-            <w:tcW w:type="dxa" w:w="1709"/>
+            <w:tcW w:w="396" w:type="dxa"/>
             <w:shd w:fill="D6E4F0"/>
           </w:tcPr>
           <w:p>
@@ -18733,7 +18844,7 @@
         </w:tc>
         <w:tc>
           <w:tcPr>
-            <w:tcW w:type="dxa" w:w="1709"/>
+            <w:tcW w:w="737" w:type="dxa"/>
             <w:shd w:fill="D6E4F0"/>
           </w:tcPr>
           <w:p>
@@ -18750,7 +18861,7 @@
         </w:tc>
         <w:tc>
           <w:tcPr>
-            <w:tcW w:type="dxa" w:w="1709"/>
+            <w:tcW w:w="3288" w:type="dxa"/>
             <w:shd w:fill="D6E4F0"/>
           </w:tcPr>
           <w:p>
@@ -18767,7 +18878,7 @@
         </w:tc>
         <w:tc>
           <w:tcPr>
-            <w:tcW w:type="dxa" w:w="1709"/>
+            <w:tcW w:w="737" w:type="dxa"/>
             <w:shd w:fill="D6E4F0"/>
           </w:tcPr>
           <w:p>
@@ -18784,7 +18895,7 @@
         </w:tc>
         <w:tc>
           <w:tcPr>
-            <w:tcW w:type="dxa" w:w="1709"/>
+            <w:tcW w:w="3288" w:type="dxa"/>
             <w:shd w:fill="D6E4F0"/>
           </w:tcPr>
           <w:p>
@@ -18801,7 +18912,7 @@
         </w:tc>
         <w:tc>
           <w:tcPr>
-            <w:tcW w:type="dxa" w:w="1709"/>
+            <w:tcW w:w="1020" w:type="dxa"/>
             <w:shd w:fill="D6E4F0"/>
           </w:tcPr>
           <w:p>
@@ -18823,7 +18934,7 @@
       <w:tr>
         <w:tc>
           <w:tcPr>
-            <w:tcW w:type="dxa" w:w="1709"/>
+            <w:tcW w:w="396" w:type="dxa"/>
           </w:tcPr>
           <w:p>
             <w:pPr>
@@ -18842,7 +18953,7 @@
         </w:tc>
         <w:tc>
           <w:tcPr>
-            <w:tcW w:type="dxa" w:w="1709"/>
+            <w:tcW w:w="737" w:type="dxa"/>
           </w:tcPr>
           <w:p>
             <w:r/>
@@ -18858,7 +18969,7 @@
         </w:tc>
         <w:tc>
           <w:tcPr>
-            <w:tcW w:type="dxa" w:w="1709"/>
+            <w:tcW w:w="3288" w:type="dxa"/>
           </w:tcPr>
           <w:p>
             <w:r/>
@@ -18874,7 +18985,7 @@
         </w:tc>
         <w:tc>
           <w:tcPr>
-            <w:tcW w:type="dxa" w:w="1709"/>
+            <w:tcW w:w="737" w:type="dxa"/>
           </w:tcPr>
           <w:p>
             <w:r/>
@@ -18890,7 +19001,7 @@
         </w:tc>
         <w:tc>
           <w:tcPr>
-            <w:tcW w:type="dxa" w:w="1709"/>
+            <w:tcW w:w="3288" w:type="dxa"/>
           </w:tcPr>
           <w:p>
             <w:r/>
@@ -18906,7 +19017,7 @@
         </w:tc>
         <w:tc>
           <w:tcPr>
-            <w:tcW w:type="dxa" w:w="1709"/>
+            <w:tcW w:w="1020" w:type="dxa"/>
           </w:tcPr>
           <w:p>
             <w:pPr>
@@ -18927,7 +19038,7 @@
       <w:tr>
         <w:tc>
           <w:tcPr>
-            <w:tcW w:type="dxa" w:w="1709"/>
+            <w:tcW w:w="396" w:type="dxa"/>
             <w:shd w:fill="D6E4F0"/>
           </w:tcPr>
           <w:p>
@@ -18947,7 +19058,7 @@
         </w:tc>
         <w:tc>
           <w:tcPr>
-            <w:tcW w:type="dxa" w:w="1709"/>
+            <w:tcW w:w="737" w:type="dxa"/>
             <w:shd w:fill="D6E4F0"/>
           </w:tcPr>
           <w:p>
@@ -18964,7 +19075,7 @@
         </w:tc>
         <w:tc>
           <w:tcPr>
-            <w:tcW w:type="dxa" w:w="1709"/>
+            <w:tcW w:w="3288" w:type="dxa"/>
             <w:shd w:fill="D6E4F0"/>
           </w:tcPr>
           <w:p>
@@ -18981,7 +19092,7 @@
         </w:tc>
         <w:tc>
           <w:tcPr>
-            <w:tcW w:type="dxa" w:w="1709"/>
+            <w:tcW w:w="737" w:type="dxa"/>
             <w:shd w:fill="D6E4F0"/>
           </w:tcPr>
           <w:p>
@@ -18998,7 +19109,7 @@
         </w:tc>
         <w:tc>
           <w:tcPr>
-            <w:tcW w:type="dxa" w:w="1709"/>
+            <w:tcW w:w="3288" w:type="dxa"/>
             <w:shd w:fill="D6E4F0"/>
           </w:tcPr>
           <w:p>
@@ -19015,7 +19126,7 @@
         </w:tc>
         <w:tc>
           <w:tcPr>
-            <w:tcW w:type="dxa" w:w="1709"/>
+            <w:tcW w:w="1020" w:type="dxa"/>
             <w:shd w:fill="D6E4F0"/>
           </w:tcPr>
           <w:p>
@@ -19037,7 +19148,7 @@
       <w:tr>
         <w:tc>
           <w:tcPr>
-            <w:tcW w:type="dxa" w:w="1709"/>
+            <w:tcW w:w="396" w:type="dxa"/>
           </w:tcPr>
           <w:p>
             <w:pPr>
@@ -19056,7 +19167,7 @@
         </w:tc>
         <w:tc>
           <w:tcPr>
-            <w:tcW w:type="dxa" w:w="1709"/>
+            <w:tcW w:w="737" w:type="dxa"/>
           </w:tcPr>
           <w:p>
             <w:r/>
@@ -19072,7 +19183,7 @@
         </w:tc>
         <w:tc>
           <w:tcPr>
-            <w:tcW w:type="dxa" w:w="1709"/>
+            <w:tcW w:w="3288" w:type="dxa"/>
           </w:tcPr>
           <w:p>
             <w:r/>
@@ -19088,7 +19199,7 @@
         </w:tc>
         <w:tc>
           <w:tcPr>
-            <w:tcW w:type="dxa" w:w="1709"/>
+            <w:tcW w:w="737" w:type="dxa"/>
           </w:tcPr>
           <w:p>
             <w:r/>
@@ -19104,7 +19215,7 @@
         </w:tc>
         <w:tc>
           <w:tcPr>
-            <w:tcW w:type="dxa" w:w="1709"/>
+            <w:tcW w:w="3288" w:type="dxa"/>
           </w:tcPr>
           <w:p>
             <w:r/>
@@ -19120,7 +19231,7 @@
         </w:tc>
         <w:tc>
           <w:tcPr>
-            <w:tcW w:type="dxa" w:w="1709"/>
+            <w:tcW w:w="1020" w:type="dxa"/>
           </w:tcPr>
           <w:p>
             <w:pPr>
@@ -19141,7 +19252,7 @@
       <w:tr>
         <w:tc>
           <w:tcPr>
-            <w:tcW w:type="dxa" w:w="1709"/>
+            <w:tcW w:w="396" w:type="dxa"/>
             <w:shd w:fill="D6E4F0"/>
           </w:tcPr>
           <w:p>
@@ -19161,7 +19272,7 @@
         </w:tc>
         <w:tc>
           <w:tcPr>
-            <w:tcW w:type="dxa" w:w="1709"/>
+            <w:tcW w:w="737" w:type="dxa"/>
             <w:shd w:fill="D6E4F0"/>
           </w:tcPr>
           <w:p>
@@ -19178,7 +19289,7 @@
         </w:tc>
         <w:tc>
           <w:tcPr>
-            <w:tcW w:type="dxa" w:w="1709"/>
+            <w:tcW w:w="3288" w:type="dxa"/>
             <w:shd w:fill="D6E4F0"/>
           </w:tcPr>
           <w:p>
@@ -19195,7 +19306,7 @@
         </w:tc>
         <w:tc>
           <w:tcPr>
-            <w:tcW w:type="dxa" w:w="1709"/>
+            <w:tcW w:w="737" w:type="dxa"/>
             <w:shd w:fill="D6E4F0"/>
           </w:tcPr>
           <w:p>
@@ -19212,7 +19323,7 @@
         </w:tc>
         <w:tc>
           <w:tcPr>
-            <w:tcW w:type="dxa" w:w="1709"/>
+            <w:tcW w:w="3288" w:type="dxa"/>
             <w:shd w:fill="D6E4F0"/>
           </w:tcPr>
           <w:p>
@@ -19229,7 +19340,7 @@
         </w:tc>
         <w:tc>
           <w:tcPr>
-            <w:tcW w:type="dxa" w:w="1709"/>
+            <w:tcW w:w="1020" w:type="dxa"/>
             <w:shd w:fill="D6E4F0"/>
           </w:tcPr>
           <w:p>
@@ -19251,7 +19362,7 @@
       <w:tr>
         <w:tc>
           <w:tcPr>
-            <w:tcW w:type="dxa" w:w="1709"/>
+            <w:tcW w:w="396" w:type="dxa"/>
           </w:tcPr>
           <w:p>
             <w:pPr>
@@ -19270,7 +19381,7 @@
         </w:tc>
         <w:tc>
           <w:tcPr>
-            <w:tcW w:type="dxa" w:w="1709"/>
+            <w:tcW w:w="737" w:type="dxa"/>
           </w:tcPr>
           <w:p>
             <w:r/>
@@ -19286,7 +19397,7 @@
         </w:tc>
         <w:tc>
           <w:tcPr>
-            <w:tcW w:type="dxa" w:w="1709"/>
+            <w:tcW w:w="3288" w:type="dxa"/>
           </w:tcPr>
           <w:p>
             <w:r/>
@@ -19302,7 +19413,7 @@
         </w:tc>
         <w:tc>
           <w:tcPr>
-            <w:tcW w:type="dxa" w:w="1709"/>
+            <w:tcW w:w="737" w:type="dxa"/>
           </w:tcPr>
           <w:p>
             <w:r/>
@@ -19318,7 +19429,7 @@
         </w:tc>
         <w:tc>
           <w:tcPr>
-            <w:tcW w:type="dxa" w:w="1709"/>
+            <w:tcW w:w="3288" w:type="dxa"/>
           </w:tcPr>
           <w:p>
             <w:r/>
@@ -19334,7 +19445,7 @@
         </w:tc>
         <w:tc>
           <w:tcPr>
-            <w:tcW w:type="dxa" w:w="1709"/>
+            <w:tcW w:w="1020" w:type="dxa"/>
           </w:tcPr>
           <w:p>
             <w:pPr>
@@ -19355,7 +19466,7 @@
       <w:tr>
         <w:tc>
           <w:tcPr>
-            <w:tcW w:type="dxa" w:w="1709"/>
+            <w:tcW w:w="396" w:type="dxa"/>
             <w:shd w:fill="D6E4F0"/>
           </w:tcPr>
           <w:p>
@@ -19375,7 +19486,7 @@
         </w:tc>
         <w:tc>
           <w:tcPr>
-            <w:tcW w:type="dxa" w:w="1709"/>
+            <w:tcW w:w="737" w:type="dxa"/>
             <w:shd w:fill="D6E4F0"/>
           </w:tcPr>
           <w:p>
@@ -19392,7 +19503,7 @@
         </w:tc>
         <w:tc>
           <w:tcPr>
-            <w:tcW w:type="dxa" w:w="1709"/>
+            <w:tcW w:w="3288" w:type="dxa"/>
             <w:shd w:fill="D6E4F0"/>
           </w:tcPr>
           <w:p>
@@ -19409,7 +19520,7 @@
         </w:tc>
         <w:tc>
           <w:tcPr>
-            <w:tcW w:type="dxa" w:w="1709"/>
+            <w:tcW w:w="737" w:type="dxa"/>
             <w:shd w:fill="D6E4F0"/>
           </w:tcPr>
           <w:p>
@@ -19426,7 +19537,7 @@
         </w:tc>
         <w:tc>
           <w:tcPr>
-            <w:tcW w:type="dxa" w:w="1709"/>
+            <w:tcW w:w="3288" w:type="dxa"/>
             <w:shd w:fill="D6E4F0"/>
           </w:tcPr>
           <w:p>
@@ -19443,7 +19554,7 @@
         </w:tc>
         <w:tc>
           <w:tcPr>
-            <w:tcW w:type="dxa" w:w="1709"/>
+            <w:tcW w:w="1020" w:type="dxa"/>
             <w:shd w:fill="D6E4F0"/>
           </w:tcPr>
           <w:p>
@@ -19465,7 +19576,7 @@
       <w:tr>
         <w:tc>
           <w:tcPr>
-            <w:tcW w:type="dxa" w:w="1709"/>
+            <w:tcW w:w="396" w:type="dxa"/>
           </w:tcPr>
           <w:p>
             <w:pPr>
@@ -19484,7 +19595,7 @@
         </w:tc>
         <w:tc>
           <w:tcPr>
-            <w:tcW w:type="dxa" w:w="1709"/>
+            <w:tcW w:w="737" w:type="dxa"/>
           </w:tcPr>
           <w:p>
             <w:r/>
@@ -19500,7 +19611,7 @@
         </w:tc>
         <w:tc>
           <w:tcPr>
-            <w:tcW w:type="dxa" w:w="1709"/>
+            <w:tcW w:w="3288" w:type="dxa"/>
           </w:tcPr>
           <w:p>
             <w:r/>
@@ -19516,7 +19627,7 @@
         </w:tc>
         <w:tc>
           <w:tcPr>
-            <w:tcW w:type="dxa" w:w="1709"/>
+            <w:tcW w:w="737" w:type="dxa"/>
           </w:tcPr>
           <w:p>
             <w:r/>
@@ -19532,7 +19643,7 @@
         </w:tc>
         <w:tc>
           <w:tcPr>
-            <w:tcW w:type="dxa" w:w="1709"/>
+            <w:tcW w:w="3288" w:type="dxa"/>
           </w:tcPr>
           <w:p>
             <w:r/>
@@ -19548,7 +19659,7 @@
         </w:tc>
         <w:tc>
           <w:tcPr>
-            <w:tcW w:type="dxa" w:w="1709"/>
+            <w:tcW w:w="1020" w:type="dxa"/>
           </w:tcPr>
           <w:p>
             <w:pPr>
@@ -19569,7 +19680,7 @@
       <w:tr>
         <w:tc>
           <w:tcPr>
-            <w:tcW w:type="dxa" w:w="1709"/>
+            <w:tcW w:w="396" w:type="dxa"/>
             <w:shd w:fill="D6E4F0"/>
           </w:tcPr>
           <w:p>
@@ -19589,7 +19700,7 @@
         </w:tc>
         <w:tc>
           <w:tcPr>
-            <w:tcW w:type="dxa" w:w="1709"/>
+            <w:tcW w:w="737" w:type="dxa"/>
             <w:shd w:fill="D6E4F0"/>
           </w:tcPr>
           <w:p>
@@ -19606,7 +19717,7 @@
         </w:tc>
         <w:tc>
           <w:tcPr>
-            <w:tcW w:type="dxa" w:w="1709"/>
+            <w:tcW w:w="3288" w:type="dxa"/>
             <w:shd w:fill="D6E4F0"/>
           </w:tcPr>
           <w:p>
@@ -19623,7 +19734,7 @@
         </w:tc>
         <w:tc>
           <w:tcPr>
-            <w:tcW w:type="dxa" w:w="1709"/>
+            <w:tcW w:w="737" w:type="dxa"/>
             <w:shd w:fill="D6E4F0"/>
           </w:tcPr>
           <w:p>
@@ -19640,7 +19751,7 @@
         </w:tc>
         <w:tc>
           <w:tcPr>
-            <w:tcW w:type="dxa" w:w="1709"/>
+            <w:tcW w:w="3288" w:type="dxa"/>
             <w:shd w:fill="D6E4F0"/>
           </w:tcPr>
           <w:p>
@@ -19657,7 +19768,7 @@
         </w:tc>
         <w:tc>
           <w:tcPr>
-            <w:tcW w:type="dxa" w:w="1709"/>
+            <w:tcW w:w="1020" w:type="dxa"/>
             <w:shd w:fill="D6E4F0"/>
           </w:tcPr>
           <w:p>
@@ -19695,19 +19806,20 @@
         <w:tblW w:type="auto" w:w="0"/>
         <w:jc w:val="center"/>
         <w:tblLook w:firstColumn="1" w:firstRow="1" w:lastColumn="0" w:lastRow="0" w:noHBand="0" w:noVBand="1" w:val="04A0"/>
+        <w:tblLayout w:type="fixed"/>
       </w:tblPr>
       <w:tblGrid>
-        <w:gridCol w:w="1709"/>
-        <w:gridCol w:w="1709"/>
-        <w:gridCol w:w="1709"/>
-        <w:gridCol w:w="1709"/>
-        <w:gridCol w:w="1709"/>
-        <w:gridCol w:w="1709"/>
+        <w:gridCol w:w="396"/>
+        <w:gridCol w:w="737"/>
+        <w:gridCol w:w="3288"/>
+        <w:gridCol w:w="737"/>
+        <w:gridCol w:w="3288"/>
+        <w:gridCol w:w="1020"/>
       </w:tblGrid>
       <w:tr>
         <w:tc>
           <w:tcPr>
-            <w:tcW w:type="dxa" w:w="1709"/>
+            <w:tcW w:w="396" w:type="dxa"/>
             <w:shd w:fill="1F4E79"/>
           </w:tcPr>
           <w:p>
@@ -19728,7 +19840,7 @@
         </w:tc>
         <w:tc>
           <w:tcPr>
-            <w:tcW w:type="dxa" w:w="1709"/>
+            <w:tcW w:w="737" w:type="dxa"/>
             <w:shd w:fill="1F4E79"/>
           </w:tcPr>
           <w:p>
@@ -19749,7 +19861,7 @@
         </w:tc>
         <w:tc>
           <w:tcPr>
-            <w:tcW w:type="dxa" w:w="1709"/>
+            <w:tcW w:w="3288" w:type="dxa"/>
             <w:shd w:fill="1F4E79"/>
           </w:tcPr>
           <w:p>
@@ -19770,7 +19882,7 @@
         </w:tc>
         <w:tc>
           <w:tcPr>
-            <w:tcW w:type="dxa" w:w="1709"/>
+            <w:tcW w:w="737" w:type="dxa"/>
             <w:shd w:fill="1F4E79"/>
           </w:tcPr>
           <w:p>
@@ -19791,7 +19903,7 @@
         </w:tc>
         <w:tc>
           <w:tcPr>
-            <w:tcW w:type="dxa" w:w="1709"/>
+            <w:tcW w:w="3288" w:type="dxa"/>
             <w:shd w:fill="1F4E79"/>
           </w:tcPr>
           <w:p>
@@ -19812,7 +19924,7 @@
         </w:tc>
         <w:tc>
           <w:tcPr>
-            <w:tcW w:type="dxa" w:w="1709"/>
+            <w:tcW w:w="1020" w:type="dxa"/>
             <w:shd w:fill="1F4E79"/>
           </w:tcPr>
           <w:p>
@@ -19835,7 +19947,7 @@
       <w:tr>
         <w:tc>
           <w:tcPr>
-            <w:tcW w:type="dxa" w:w="1709"/>
+            <w:tcW w:w="396" w:type="dxa"/>
           </w:tcPr>
           <w:p>
             <w:pPr>
@@ -19854,7 +19966,7 @@
         </w:tc>
         <w:tc>
           <w:tcPr>
-            <w:tcW w:type="dxa" w:w="1709"/>
+            <w:tcW w:w="737" w:type="dxa"/>
           </w:tcPr>
           <w:p>
             <w:r/>
@@ -19870,7 +19982,7 @@
         </w:tc>
         <w:tc>
           <w:tcPr>
-            <w:tcW w:type="dxa" w:w="1709"/>
+            <w:tcW w:w="3288" w:type="dxa"/>
           </w:tcPr>
           <w:p>
             <w:r/>
@@ -19886,7 +19998,7 @@
         </w:tc>
         <w:tc>
           <w:tcPr>
-            <w:tcW w:type="dxa" w:w="1709"/>
+            <w:tcW w:w="737" w:type="dxa"/>
           </w:tcPr>
           <w:p>
             <w:r/>
@@ -19902,7 +20014,7 @@
         </w:tc>
         <w:tc>
           <w:tcPr>
-            <w:tcW w:type="dxa" w:w="1709"/>
+            <w:tcW w:w="3288" w:type="dxa"/>
           </w:tcPr>
           <w:p>
             <w:r/>
@@ -19918,7 +20030,7 @@
         </w:tc>
         <w:tc>
           <w:tcPr>
-            <w:tcW w:type="dxa" w:w="1709"/>
+            <w:tcW w:w="1020" w:type="dxa"/>
           </w:tcPr>
           <w:p>
             <w:pPr>
@@ -19938,13 +20050,18 @@
       </w:tr>
     </w:tbl>
     <w:p/>
+    <w:p>
+      <w:r>
+        <w:t>Комбинации СФП встречаются значительно реже, чем комбинации ФП, что объясняется низкой частотой СФП в целом. В МкБ наиболее частая пара — (35.2 + 48.1): смерть бенефициара и ликвидация (5 ИНН). В МСБ — (40.1 + 48.1): прекращение лицензии и ликвидация (8 ИНН). В ККБ зафиксирована только одна пара СФП — (40.1 + 50.1) у 3 ИНН, что отражает крайне низкую распространённость СФП в крупном бизнесе. Малое количество комбинаций свидетельствует о том, что СФП, как правило, возникают изолированно и связаны с единичными критическими событиями.</w:t>
+      </w:r>
+    </w:p>
     <w:p>
       <w:pPr>
         <w:pStyle w:val="Heading2"/>
       </w:pPr>
       <w:r>
         <w:rPr>
-          <w:color w:val="1F4E79"/>
+          <w:color w:val="000000"/>
         </w:rPr>
         <w:t>15. Динамика ФП по месяцам (по сегментам)</w:t>
       </w:r>
@@ -19990,12 +20107,17 @@
     </w:p>
     <w:p/>
     <w:p>
+      <w:r>
+        <w:t>Динамика ФП демонстрирует выраженную сезонность: пиковые значения наблюдаются в марте 2023 и марте 2025 года по всем сегментам, что может быть связано с циклом квартальной отчётности и массовыми проверками в начале года. В МкБ максимум — около 4 500–4 600 событий в пиковые месяцы. Начиная с середины 2025 года отмечается тенденция к снижению количества ФП, особенно в МкБ и МСБ. Сегмент ККБ демонстрирует наиболее стабильную динамику с плавным ростом на протяжении 2024 года.</w:t>
+      </w:r>
+    </w:p>
+    <w:p>
       <w:pPr>
         <w:pStyle w:val="Heading2"/>
       </w:pPr>
       <w:r>
         <w:rPr>
-          <w:color w:val="1F4E79"/>
+          <w:color w:val="000000"/>
         </w:rPr>
         <w:t>16. Динамика СФП по месяцам (по сегментам)</w:t>
       </w:r>
@@ -20040,6 +20162,11 @@
       </w:r>
     </w:p>
     <w:p/>
+    <w:p>
+      <w:r>
+        <w:t>Динамика СФП характеризуется низкими абсолютными значениями и единичными аномальными всплесками. Наиболее заметный выброс — резкий рост СФП в сегменте МСБ в январе 2025 года (около 175 событий при среднем уровне 25–35 в месяц). Данный всплеск требует отдельного расследования и может быть связан с массовым пересмотром статусов заёмщиков или изменениями в методологии классификации. В ККБ динамика СФП практически плоская (0–8 событий в месяц), что подтверждает единичный характер существенных факторов в крупном бизнесе.</w:t>
+      </w:r>
+    </w:p>
     <w:sectPr>
       <w:pgSz w:w="12240" w:h="15840"/>
       <w:pgMar w:top="1134" w:right="850" w:bottom="850" w:left="1134" w:header="720" w:footer="720" w:gutter="0"/>
@@ -20415,6 +20542,7 @@
     <w:rsid w:val="00FC693F"/>
     <w:rPr>
       <w:rFonts w:ascii="Calibri" w:hAnsi="Calibri"/>
+      <w:color w:val="000000"/>
       <w:sz w:val="22"/>
     </w:rPr>
   </w:style>
@@ -20480,7 +20608,7 @@
       <w:rFonts w:asciiTheme="majorHAnsi" w:eastAsiaTheme="majorEastAsia" w:hAnsiTheme="majorHAnsi" w:cstheme="majorBidi"/>
       <w:b/>
       <w:bCs/>
-      <w:color w:val="365F91" w:themeColor="accent1" w:themeShade="BF"/>
+      <w:color w:val="000000"/>
       <w:sz w:val="28"/>
       <w:szCs w:val="28"/>
     </w:rPr>
@@ -20504,7 +20632,7 @@
       <w:rFonts w:asciiTheme="majorHAnsi" w:eastAsiaTheme="majorEastAsia" w:hAnsiTheme="majorHAnsi" w:cstheme="majorBidi"/>
       <w:b/>
       <w:bCs/>
-      <w:color w:val="4F81BD" w:themeColor="accent1"/>
+      <w:color w:val="000000"/>
       <w:sz w:val="26"/>
       <w:szCs w:val="26"/>
     </w:rPr>

--- a/report_crm_analysis.docx
+++ b/report_crm_analysis.docx
@@ -20066,6 +20066,3604 @@
         <w:t>15. Динамика ФП по месяцам (по сегментам)</w:t>
       </w:r>
     </w:p>
+    <w:tbl>
+      <w:tblPr>
+        <w:tblStyle w:val="TableGrid"/>
+        <w:tblW w:type="auto" w:w="0"/>
+        <w:jc w:val="center"/>
+        <w:tblLook w:firstColumn="1" w:firstRow="1" w:lastColumn="0" w:lastRow="0" w:noHBand="0" w:noVBand="1" w:val="04A0"/>
+        <w:tblLayout w:type="fixed"/>
+      </w:tblPr>
+      <w:tblGrid>
+        <w:gridCol w:w="1701"/>
+        <w:gridCol w:w="1417"/>
+        <w:gridCol w:w="1417"/>
+        <w:gridCol w:w="1417"/>
+        <w:gridCol w:w="1417"/>
+      </w:tblGrid>
+      <w:tr>
+        <w:tc>
+          <w:tcPr>
+            <w:tcW w:w="1701" w:type="dxa"/>
+            <w:shd w:fill="1F4E79"/>
+          </w:tcPr>
+          <w:p>
+            <w:pPr>
+              <w:jc w:val="center"/>
+            </w:pPr>
+            <w:r/>
+            <w:r>
+              <w:rPr>
+                <w:rFonts w:ascii="Calibri" w:hAnsi="Calibri"/>
+                <w:b/>
+                <w:color w:val="FFFFFF"/>
+                <w:sz w:val="16"/>
+              </w:rPr>
+              <w:t>Месяц</w:t>
+            </w:r>
+          </w:p>
+        </w:tc>
+        <w:tc>
+          <w:tcPr>
+            <w:tcW w:w="1417" w:type="dxa"/>
+            <w:shd w:fill="1F4E79"/>
+          </w:tcPr>
+          <w:p>
+            <w:pPr>
+              <w:jc w:val="center"/>
+            </w:pPr>
+            <w:r/>
+            <w:r>
+              <w:rPr>
+                <w:rFonts w:ascii="Calibri" w:hAnsi="Calibri"/>
+                <w:b/>
+                <w:color w:val="FFFFFF"/>
+                <w:sz w:val="16"/>
+              </w:rPr>
+              <w:t>МкБ</w:t>
+            </w:r>
+          </w:p>
+        </w:tc>
+        <w:tc>
+          <w:tcPr>
+            <w:tcW w:w="1417" w:type="dxa"/>
+            <w:shd w:fill="1F4E79"/>
+          </w:tcPr>
+          <w:p>
+            <w:pPr>
+              <w:jc w:val="center"/>
+            </w:pPr>
+            <w:r/>
+            <w:r>
+              <w:rPr>
+                <w:rFonts w:ascii="Calibri" w:hAnsi="Calibri"/>
+                <w:b/>
+                <w:color w:val="FFFFFF"/>
+                <w:sz w:val="16"/>
+              </w:rPr>
+              <w:t>МСБ</w:t>
+            </w:r>
+          </w:p>
+        </w:tc>
+        <w:tc>
+          <w:tcPr>
+            <w:tcW w:w="1417" w:type="dxa"/>
+            <w:shd w:fill="1F4E79"/>
+          </w:tcPr>
+          <w:p>
+            <w:pPr>
+              <w:jc w:val="center"/>
+            </w:pPr>
+            <w:r/>
+            <w:r>
+              <w:rPr>
+                <w:rFonts w:ascii="Calibri" w:hAnsi="Calibri"/>
+                <w:b/>
+                <w:color w:val="FFFFFF"/>
+                <w:sz w:val="16"/>
+              </w:rPr>
+              <w:t>ККБ</w:t>
+            </w:r>
+          </w:p>
+        </w:tc>
+        <w:tc>
+          <w:tcPr>
+            <w:tcW w:w="1417" w:type="dxa"/>
+            <w:shd w:fill="1F4E79"/>
+          </w:tcPr>
+          <w:p>
+            <w:pPr>
+              <w:jc w:val="center"/>
+            </w:pPr>
+            <w:r/>
+            <w:r>
+              <w:rPr>
+                <w:rFonts w:ascii="Calibri" w:hAnsi="Calibri"/>
+                <w:b/>
+                <w:color w:val="FFFFFF"/>
+                <w:sz w:val="16"/>
+              </w:rPr>
+              <w:t>Итого</w:t>
+            </w:r>
+          </w:p>
+        </w:tc>
+      </w:tr>
+      <w:tr>
+        <w:tc>
+          <w:tcPr>
+            <w:tcW w:w="1701" w:type="dxa"/>
+          </w:tcPr>
+          <w:p>
+            <w:r/>
+            <w:r>
+              <w:rPr>
+                <w:rFonts w:ascii="Calibri" w:hAnsi="Calibri"/>
+                <w:b w:val="0"/>
+                <w:sz w:val="16"/>
+              </w:rPr>
+              <w:t>2023-01</w:t>
+            </w:r>
+          </w:p>
+        </w:tc>
+        <w:tc>
+          <w:tcPr>
+            <w:tcW w:w="1417" w:type="dxa"/>
+          </w:tcPr>
+          <w:p>
+            <w:pPr>
+              <w:jc w:val="right"/>
+            </w:pPr>
+            <w:r/>
+            <w:r>
+              <w:rPr>
+                <w:rFonts w:ascii="Calibri" w:hAnsi="Calibri"/>
+                <w:b w:val="0"/>
+                <w:sz w:val="16"/>
+              </w:rPr>
+              <w:t>1 200</w:t>
+            </w:r>
+          </w:p>
+        </w:tc>
+        <w:tc>
+          <w:tcPr>
+            <w:tcW w:w="1417" w:type="dxa"/>
+          </w:tcPr>
+          <w:p>
+            <w:pPr>
+              <w:jc w:val="right"/>
+            </w:pPr>
+            <w:r/>
+            <w:r>
+              <w:rPr>
+                <w:rFonts w:ascii="Calibri" w:hAnsi="Calibri"/>
+                <w:b w:val="0"/>
+                <w:sz w:val="16"/>
+              </w:rPr>
+              <w:t>400</w:t>
+            </w:r>
+          </w:p>
+        </w:tc>
+        <w:tc>
+          <w:tcPr>
+            <w:tcW w:w="1417" w:type="dxa"/>
+          </w:tcPr>
+          <w:p>
+            <w:pPr>
+              <w:jc w:val="right"/>
+            </w:pPr>
+            <w:r/>
+            <w:r>
+              <w:rPr>
+                <w:rFonts w:ascii="Calibri" w:hAnsi="Calibri"/>
+                <w:b w:val="0"/>
+                <w:sz w:val="16"/>
+              </w:rPr>
+              <w:t>200</w:t>
+            </w:r>
+          </w:p>
+        </w:tc>
+        <w:tc>
+          <w:tcPr>
+            <w:tcW w:w="1417" w:type="dxa"/>
+          </w:tcPr>
+          <w:p>
+            <w:pPr>
+              <w:jc w:val="right"/>
+            </w:pPr>
+            <w:r/>
+            <w:r>
+              <w:rPr>
+                <w:rFonts w:ascii="Calibri" w:hAnsi="Calibri"/>
+                <w:b w:val="0"/>
+                <w:sz w:val="16"/>
+              </w:rPr>
+              <w:t>1 800</w:t>
+            </w:r>
+          </w:p>
+        </w:tc>
+      </w:tr>
+      <w:tr>
+        <w:tc>
+          <w:tcPr>
+            <w:tcW w:w="1701" w:type="dxa"/>
+            <w:shd w:fill="D6E4F0"/>
+          </w:tcPr>
+          <w:p>
+            <w:r/>
+            <w:r>
+              <w:rPr>
+                <w:rFonts w:ascii="Calibri" w:hAnsi="Calibri"/>
+                <w:b w:val="0"/>
+                <w:sz w:val="16"/>
+              </w:rPr>
+              <w:t>2023-02</w:t>
+            </w:r>
+          </w:p>
+        </w:tc>
+        <w:tc>
+          <w:tcPr>
+            <w:tcW w:w="1417" w:type="dxa"/>
+            <w:shd w:fill="D6E4F0"/>
+          </w:tcPr>
+          <w:p>
+            <w:pPr>
+              <w:jc w:val="right"/>
+            </w:pPr>
+            <w:r/>
+            <w:r>
+              <w:rPr>
+                <w:rFonts w:ascii="Calibri" w:hAnsi="Calibri"/>
+                <w:b w:val="0"/>
+                <w:sz w:val="16"/>
+              </w:rPr>
+              <w:t>1 500</w:t>
+            </w:r>
+          </w:p>
+        </w:tc>
+        <w:tc>
+          <w:tcPr>
+            <w:tcW w:w="1417" w:type="dxa"/>
+            <w:shd w:fill="D6E4F0"/>
+          </w:tcPr>
+          <w:p>
+            <w:pPr>
+              <w:jc w:val="right"/>
+            </w:pPr>
+            <w:r/>
+            <w:r>
+              <w:rPr>
+                <w:rFonts w:ascii="Calibri" w:hAnsi="Calibri"/>
+                <w:b w:val="0"/>
+                <w:sz w:val="16"/>
+              </w:rPr>
+              <w:t>600</w:t>
+            </w:r>
+          </w:p>
+        </w:tc>
+        <w:tc>
+          <w:tcPr>
+            <w:tcW w:w="1417" w:type="dxa"/>
+            <w:shd w:fill="D6E4F0"/>
+          </w:tcPr>
+          <w:p>
+            <w:pPr>
+              <w:jc w:val="right"/>
+            </w:pPr>
+            <w:r/>
+            <w:r>
+              <w:rPr>
+                <w:rFonts w:ascii="Calibri" w:hAnsi="Calibri"/>
+                <w:b w:val="0"/>
+                <w:sz w:val="16"/>
+              </w:rPr>
+              <w:t>250</w:t>
+            </w:r>
+          </w:p>
+        </w:tc>
+        <w:tc>
+          <w:tcPr>
+            <w:tcW w:w="1417" w:type="dxa"/>
+            <w:shd w:fill="D6E4F0"/>
+          </w:tcPr>
+          <w:p>
+            <w:pPr>
+              <w:jc w:val="right"/>
+            </w:pPr>
+            <w:r/>
+            <w:r>
+              <w:rPr>
+                <w:rFonts w:ascii="Calibri" w:hAnsi="Calibri"/>
+                <w:b w:val="0"/>
+                <w:sz w:val="16"/>
+              </w:rPr>
+              <w:t>2 350</w:t>
+            </w:r>
+          </w:p>
+        </w:tc>
+      </w:tr>
+      <w:tr>
+        <w:tc>
+          <w:tcPr>
+            <w:tcW w:w="1701" w:type="dxa"/>
+          </w:tcPr>
+          <w:p>
+            <w:r/>
+            <w:r>
+              <w:rPr>
+                <w:rFonts w:ascii="Calibri" w:hAnsi="Calibri"/>
+                <w:b w:val="0"/>
+                <w:sz w:val="16"/>
+              </w:rPr>
+              <w:t>2023-03</w:t>
+            </w:r>
+          </w:p>
+        </w:tc>
+        <w:tc>
+          <w:tcPr>
+            <w:tcW w:w="1417" w:type="dxa"/>
+          </w:tcPr>
+          <w:p>
+            <w:pPr>
+              <w:jc w:val="right"/>
+            </w:pPr>
+            <w:r/>
+            <w:r>
+              <w:rPr>
+                <w:rFonts w:ascii="Calibri" w:hAnsi="Calibri"/>
+                <w:b w:val="0"/>
+                <w:sz w:val="16"/>
+              </w:rPr>
+              <w:t>4 600</w:t>
+            </w:r>
+          </w:p>
+        </w:tc>
+        <w:tc>
+          <w:tcPr>
+            <w:tcW w:w="1417" w:type="dxa"/>
+          </w:tcPr>
+          <w:p>
+            <w:pPr>
+              <w:jc w:val="right"/>
+            </w:pPr>
+            <w:r/>
+            <w:r>
+              <w:rPr>
+                <w:rFonts w:ascii="Calibri" w:hAnsi="Calibri"/>
+                <w:b w:val="0"/>
+                <w:sz w:val="16"/>
+              </w:rPr>
+              <w:t>2 600</w:t>
+            </w:r>
+          </w:p>
+        </w:tc>
+        <w:tc>
+          <w:tcPr>
+            <w:tcW w:w="1417" w:type="dxa"/>
+          </w:tcPr>
+          <w:p>
+            <w:pPr>
+              <w:jc w:val="right"/>
+            </w:pPr>
+            <w:r/>
+            <w:r>
+              <w:rPr>
+                <w:rFonts w:ascii="Calibri" w:hAnsi="Calibri"/>
+                <w:b w:val="0"/>
+                <w:sz w:val="16"/>
+              </w:rPr>
+              <w:t>600</w:t>
+            </w:r>
+          </w:p>
+        </w:tc>
+        <w:tc>
+          <w:tcPr>
+            <w:tcW w:w="1417" w:type="dxa"/>
+          </w:tcPr>
+          <w:p>
+            <w:pPr>
+              <w:jc w:val="right"/>
+            </w:pPr>
+            <w:r/>
+            <w:r>
+              <w:rPr>
+                <w:rFonts w:ascii="Calibri" w:hAnsi="Calibri"/>
+                <w:b w:val="0"/>
+                <w:sz w:val="16"/>
+              </w:rPr>
+              <w:t>7 800</w:t>
+            </w:r>
+          </w:p>
+        </w:tc>
+      </w:tr>
+      <w:tr>
+        <w:tc>
+          <w:tcPr>
+            <w:tcW w:w="1701" w:type="dxa"/>
+            <w:shd w:fill="D6E4F0"/>
+          </w:tcPr>
+          <w:p>
+            <w:r/>
+            <w:r>
+              <w:rPr>
+                <w:rFonts w:ascii="Calibri" w:hAnsi="Calibri"/>
+                <w:b w:val="0"/>
+                <w:sz w:val="16"/>
+              </w:rPr>
+              <w:t>2023-04</w:t>
+            </w:r>
+          </w:p>
+        </w:tc>
+        <w:tc>
+          <w:tcPr>
+            <w:tcW w:w="1417" w:type="dxa"/>
+            <w:shd w:fill="D6E4F0"/>
+          </w:tcPr>
+          <w:p>
+            <w:pPr>
+              <w:jc w:val="right"/>
+            </w:pPr>
+            <w:r/>
+            <w:r>
+              <w:rPr>
+                <w:rFonts w:ascii="Calibri" w:hAnsi="Calibri"/>
+                <w:b w:val="0"/>
+                <w:sz w:val="16"/>
+              </w:rPr>
+              <w:t>2 500</w:t>
+            </w:r>
+          </w:p>
+        </w:tc>
+        <w:tc>
+          <w:tcPr>
+            <w:tcW w:w="1417" w:type="dxa"/>
+            <w:shd w:fill="D6E4F0"/>
+          </w:tcPr>
+          <w:p>
+            <w:pPr>
+              <w:jc w:val="right"/>
+            </w:pPr>
+            <w:r/>
+            <w:r>
+              <w:rPr>
+                <w:rFonts w:ascii="Calibri" w:hAnsi="Calibri"/>
+                <w:b w:val="0"/>
+                <w:sz w:val="16"/>
+              </w:rPr>
+              <w:t>1 300</w:t>
+            </w:r>
+          </w:p>
+        </w:tc>
+        <w:tc>
+          <w:tcPr>
+            <w:tcW w:w="1417" w:type="dxa"/>
+            <w:shd w:fill="D6E4F0"/>
+          </w:tcPr>
+          <w:p>
+            <w:pPr>
+              <w:jc w:val="right"/>
+            </w:pPr>
+            <w:r/>
+            <w:r>
+              <w:rPr>
+                <w:rFonts w:ascii="Calibri" w:hAnsi="Calibri"/>
+                <w:b w:val="0"/>
+                <w:sz w:val="16"/>
+              </w:rPr>
+              <w:t>500</w:t>
+            </w:r>
+          </w:p>
+        </w:tc>
+        <w:tc>
+          <w:tcPr>
+            <w:tcW w:w="1417" w:type="dxa"/>
+            <w:shd w:fill="D6E4F0"/>
+          </w:tcPr>
+          <w:p>
+            <w:pPr>
+              <w:jc w:val="right"/>
+            </w:pPr>
+            <w:r/>
+            <w:r>
+              <w:rPr>
+                <w:rFonts w:ascii="Calibri" w:hAnsi="Calibri"/>
+                <w:b w:val="0"/>
+                <w:sz w:val="16"/>
+              </w:rPr>
+              <w:t>4 300</w:t>
+            </w:r>
+          </w:p>
+        </w:tc>
+      </w:tr>
+      <w:tr>
+        <w:tc>
+          <w:tcPr>
+            <w:tcW w:w="1701" w:type="dxa"/>
+          </w:tcPr>
+          <w:p>
+            <w:r/>
+            <w:r>
+              <w:rPr>
+                <w:rFonts w:ascii="Calibri" w:hAnsi="Calibri"/>
+                <w:b w:val="0"/>
+                <w:sz w:val="16"/>
+              </w:rPr>
+              <w:t>2023-05</w:t>
+            </w:r>
+          </w:p>
+        </w:tc>
+        <w:tc>
+          <w:tcPr>
+            <w:tcW w:w="1417" w:type="dxa"/>
+          </w:tcPr>
+          <w:p>
+            <w:pPr>
+              <w:jc w:val="right"/>
+            </w:pPr>
+            <w:r/>
+            <w:r>
+              <w:rPr>
+                <w:rFonts w:ascii="Calibri" w:hAnsi="Calibri"/>
+                <w:b w:val="0"/>
+                <w:sz w:val="16"/>
+              </w:rPr>
+              <w:t>1 200</w:t>
+            </w:r>
+          </w:p>
+        </w:tc>
+        <w:tc>
+          <w:tcPr>
+            <w:tcW w:w="1417" w:type="dxa"/>
+          </w:tcPr>
+          <w:p>
+            <w:pPr>
+              <w:jc w:val="right"/>
+            </w:pPr>
+            <w:r/>
+            <w:r>
+              <w:rPr>
+                <w:rFonts w:ascii="Calibri" w:hAnsi="Calibri"/>
+                <w:b w:val="0"/>
+                <w:sz w:val="16"/>
+              </w:rPr>
+              <w:t>600</w:t>
+            </w:r>
+          </w:p>
+        </w:tc>
+        <w:tc>
+          <w:tcPr>
+            <w:tcW w:w="1417" w:type="dxa"/>
+          </w:tcPr>
+          <w:p>
+            <w:pPr>
+              <w:jc w:val="right"/>
+            </w:pPr>
+            <w:r/>
+            <w:r>
+              <w:rPr>
+                <w:rFonts w:ascii="Calibri" w:hAnsi="Calibri"/>
+                <w:b w:val="0"/>
+                <w:sz w:val="16"/>
+              </w:rPr>
+              <w:t>300</w:t>
+            </w:r>
+          </w:p>
+        </w:tc>
+        <w:tc>
+          <w:tcPr>
+            <w:tcW w:w="1417" w:type="dxa"/>
+          </w:tcPr>
+          <w:p>
+            <w:pPr>
+              <w:jc w:val="right"/>
+            </w:pPr>
+            <w:r/>
+            <w:r>
+              <w:rPr>
+                <w:rFonts w:ascii="Calibri" w:hAnsi="Calibri"/>
+                <w:b w:val="0"/>
+                <w:sz w:val="16"/>
+              </w:rPr>
+              <w:t>2 100</w:t>
+            </w:r>
+          </w:p>
+        </w:tc>
+      </w:tr>
+      <w:tr>
+        <w:tc>
+          <w:tcPr>
+            <w:tcW w:w="1701" w:type="dxa"/>
+            <w:shd w:fill="D6E4F0"/>
+          </w:tcPr>
+          <w:p>
+            <w:r/>
+            <w:r>
+              <w:rPr>
+                <w:rFonts w:ascii="Calibri" w:hAnsi="Calibri"/>
+                <w:b w:val="0"/>
+                <w:sz w:val="16"/>
+              </w:rPr>
+              <w:t>2023-06</w:t>
+            </w:r>
+          </w:p>
+        </w:tc>
+        <w:tc>
+          <w:tcPr>
+            <w:tcW w:w="1417" w:type="dxa"/>
+            <w:shd w:fill="D6E4F0"/>
+          </w:tcPr>
+          <w:p>
+            <w:pPr>
+              <w:jc w:val="right"/>
+            </w:pPr>
+            <w:r/>
+            <w:r>
+              <w:rPr>
+                <w:rFonts w:ascii="Calibri" w:hAnsi="Calibri"/>
+                <w:b w:val="0"/>
+                <w:sz w:val="16"/>
+              </w:rPr>
+              <w:t>1 700</w:t>
+            </w:r>
+          </w:p>
+        </w:tc>
+        <w:tc>
+          <w:tcPr>
+            <w:tcW w:w="1417" w:type="dxa"/>
+            <w:shd w:fill="D6E4F0"/>
+          </w:tcPr>
+          <w:p>
+            <w:pPr>
+              <w:jc w:val="right"/>
+            </w:pPr>
+            <w:r/>
+            <w:r>
+              <w:rPr>
+                <w:rFonts w:ascii="Calibri" w:hAnsi="Calibri"/>
+                <w:b w:val="0"/>
+                <w:sz w:val="16"/>
+              </w:rPr>
+              <w:t>800</w:t>
+            </w:r>
+          </w:p>
+        </w:tc>
+        <w:tc>
+          <w:tcPr>
+            <w:tcW w:w="1417" w:type="dxa"/>
+            <w:shd w:fill="D6E4F0"/>
+          </w:tcPr>
+          <w:p>
+            <w:pPr>
+              <w:jc w:val="right"/>
+            </w:pPr>
+            <w:r/>
+            <w:r>
+              <w:rPr>
+                <w:rFonts w:ascii="Calibri" w:hAnsi="Calibri"/>
+                <w:b w:val="0"/>
+                <w:sz w:val="16"/>
+              </w:rPr>
+              <w:t>350</w:t>
+            </w:r>
+          </w:p>
+        </w:tc>
+        <w:tc>
+          <w:tcPr>
+            <w:tcW w:w="1417" w:type="dxa"/>
+            <w:shd w:fill="D6E4F0"/>
+          </w:tcPr>
+          <w:p>
+            <w:pPr>
+              <w:jc w:val="right"/>
+            </w:pPr>
+            <w:r/>
+            <w:r>
+              <w:rPr>
+                <w:rFonts w:ascii="Calibri" w:hAnsi="Calibri"/>
+                <w:b w:val="0"/>
+                <w:sz w:val="16"/>
+              </w:rPr>
+              <w:t>2 850</w:t>
+            </w:r>
+          </w:p>
+        </w:tc>
+      </w:tr>
+      <w:tr>
+        <w:tc>
+          <w:tcPr>
+            <w:tcW w:w="1701" w:type="dxa"/>
+          </w:tcPr>
+          <w:p>
+            <w:r/>
+            <w:r>
+              <w:rPr>
+                <w:rFonts w:ascii="Calibri" w:hAnsi="Calibri"/>
+                <w:b w:val="0"/>
+                <w:sz w:val="16"/>
+              </w:rPr>
+              <w:t>2023-07</w:t>
+            </w:r>
+          </w:p>
+        </w:tc>
+        <w:tc>
+          <w:tcPr>
+            <w:tcW w:w="1417" w:type="dxa"/>
+          </w:tcPr>
+          <w:p>
+            <w:pPr>
+              <w:jc w:val="right"/>
+            </w:pPr>
+            <w:r/>
+            <w:r>
+              <w:rPr>
+                <w:rFonts w:ascii="Calibri" w:hAnsi="Calibri"/>
+                <w:b w:val="0"/>
+                <w:sz w:val="16"/>
+              </w:rPr>
+              <w:t>2 000</w:t>
+            </w:r>
+          </w:p>
+        </w:tc>
+        <w:tc>
+          <w:tcPr>
+            <w:tcW w:w="1417" w:type="dxa"/>
+          </w:tcPr>
+          <w:p>
+            <w:pPr>
+              <w:jc w:val="right"/>
+            </w:pPr>
+            <w:r/>
+            <w:r>
+              <w:rPr>
+                <w:rFonts w:ascii="Calibri" w:hAnsi="Calibri"/>
+                <w:b w:val="0"/>
+                <w:sz w:val="16"/>
+              </w:rPr>
+              <w:t>1 100</w:t>
+            </w:r>
+          </w:p>
+        </w:tc>
+        <w:tc>
+          <w:tcPr>
+            <w:tcW w:w="1417" w:type="dxa"/>
+          </w:tcPr>
+          <w:p>
+            <w:pPr>
+              <w:jc w:val="right"/>
+            </w:pPr>
+            <w:r/>
+            <w:r>
+              <w:rPr>
+                <w:rFonts w:ascii="Calibri" w:hAnsi="Calibri"/>
+                <w:b w:val="0"/>
+                <w:sz w:val="16"/>
+              </w:rPr>
+              <w:t>400</w:t>
+            </w:r>
+          </w:p>
+        </w:tc>
+        <w:tc>
+          <w:tcPr>
+            <w:tcW w:w="1417" w:type="dxa"/>
+          </w:tcPr>
+          <w:p>
+            <w:pPr>
+              <w:jc w:val="right"/>
+            </w:pPr>
+            <w:r/>
+            <w:r>
+              <w:rPr>
+                <w:rFonts w:ascii="Calibri" w:hAnsi="Calibri"/>
+                <w:b w:val="0"/>
+                <w:sz w:val="16"/>
+              </w:rPr>
+              <w:t>3 500</w:t>
+            </w:r>
+          </w:p>
+        </w:tc>
+      </w:tr>
+      <w:tr>
+        <w:tc>
+          <w:tcPr>
+            <w:tcW w:w="1701" w:type="dxa"/>
+            <w:shd w:fill="D6E4F0"/>
+          </w:tcPr>
+          <w:p>
+            <w:r/>
+            <w:r>
+              <w:rPr>
+                <w:rFonts w:ascii="Calibri" w:hAnsi="Calibri"/>
+                <w:b w:val="0"/>
+                <w:sz w:val="16"/>
+              </w:rPr>
+              <w:t>2023-08</w:t>
+            </w:r>
+          </w:p>
+        </w:tc>
+        <w:tc>
+          <w:tcPr>
+            <w:tcW w:w="1417" w:type="dxa"/>
+            <w:shd w:fill="D6E4F0"/>
+          </w:tcPr>
+          <w:p>
+            <w:pPr>
+              <w:jc w:val="right"/>
+            </w:pPr>
+            <w:r/>
+            <w:r>
+              <w:rPr>
+                <w:rFonts w:ascii="Calibri" w:hAnsi="Calibri"/>
+                <w:b w:val="0"/>
+                <w:sz w:val="16"/>
+              </w:rPr>
+              <w:t>1 800</w:t>
+            </w:r>
+          </w:p>
+        </w:tc>
+        <w:tc>
+          <w:tcPr>
+            <w:tcW w:w="1417" w:type="dxa"/>
+            <w:shd w:fill="D6E4F0"/>
+          </w:tcPr>
+          <w:p>
+            <w:pPr>
+              <w:jc w:val="right"/>
+            </w:pPr>
+            <w:r/>
+            <w:r>
+              <w:rPr>
+                <w:rFonts w:ascii="Calibri" w:hAnsi="Calibri"/>
+                <w:b w:val="0"/>
+                <w:sz w:val="16"/>
+              </w:rPr>
+              <w:t>1 200</w:t>
+            </w:r>
+          </w:p>
+        </w:tc>
+        <w:tc>
+          <w:tcPr>
+            <w:tcW w:w="1417" w:type="dxa"/>
+            <w:shd w:fill="D6E4F0"/>
+          </w:tcPr>
+          <w:p>
+            <w:pPr>
+              <w:jc w:val="right"/>
+            </w:pPr>
+            <w:r/>
+            <w:r>
+              <w:rPr>
+                <w:rFonts w:ascii="Calibri" w:hAnsi="Calibri"/>
+                <w:b w:val="0"/>
+                <w:sz w:val="16"/>
+              </w:rPr>
+              <w:t>400</w:t>
+            </w:r>
+          </w:p>
+        </w:tc>
+        <w:tc>
+          <w:tcPr>
+            <w:tcW w:w="1417" w:type="dxa"/>
+            <w:shd w:fill="D6E4F0"/>
+          </w:tcPr>
+          <w:p>
+            <w:pPr>
+              <w:jc w:val="right"/>
+            </w:pPr>
+            <w:r/>
+            <w:r>
+              <w:rPr>
+                <w:rFonts w:ascii="Calibri" w:hAnsi="Calibri"/>
+                <w:b w:val="0"/>
+                <w:sz w:val="16"/>
+              </w:rPr>
+              <w:t>3 400</w:t>
+            </w:r>
+          </w:p>
+        </w:tc>
+      </w:tr>
+      <w:tr>
+        <w:tc>
+          <w:tcPr>
+            <w:tcW w:w="1701" w:type="dxa"/>
+          </w:tcPr>
+          <w:p>
+            <w:r/>
+            <w:r>
+              <w:rPr>
+                <w:rFonts w:ascii="Calibri" w:hAnsi="Calibri"/>
+                <w:b w:val="0"/>
+                <w:sz w:val="16"/>
+              </w:rPr>
+              <w:t>2023-09</w:t>
+            </w:r>
+          </w:p>
+        </w:tc>
+        <w:tc>
+          <w:tcPr>
+            <w:tcW w:w="1417" w:type="dxa"/>
+          </w:tcPr>
+          <w:p>
+            <w:pPr>
+              <w:jc w:val="right"/>
+            </w:pPr>
+            <w:r/>
+            <w:r>
+              <w:rPr>
+                <w:rFonts w:ascii="Calibri" w:hAnsi="Calibri"/>
+                <w:b w:val="0"/>
+                <w:sz w:val="16"/>
+              </w:rPr>
+              <w:t>1 800</w:t>
+            </w:r>
+          </w:p>
+        </w:tc>
+        <w:tc>
+          <w:tcPr>
+            <w:tcW w:w="1417" w:type="dxa"/>
+          </w:tcPr>
+          <w:p>
+            <w:pPr>
+              <w:jc w:val="right"/>
+            </w:pPr>
+            <w:r/>
+            <w:r>
+              <w:rPr>
+                <w:rFonts w:ascii="Calibri" w:hAnsi="Calibri"/>
+                <w:b w:val="0"/>
+                <w:sz w:val="16"/>
+              </w:rPr>
+              <w:t>1 200</w:t>
+            </w:r>
+          </w:p>
+        </w:tc>
+        <w:tc>
+          <w:tcPr>
+            <w:tcW w:w="1417" w:type="dxa"/>
+          </w:tcPr>
+          <w:p>
+            <w:pPr>
+              <w:jc w:val="right"/>
+            </w:pPr>
+            <w:r/>
+            <w:r>
+              <w:rPr>
+                <w:rFonts w:ascii="Calibri" w:hAnsi="Calibri"/>
+                <w:b w:val="0"/>
+                <w:sz w:val="16"/>
+              </w:rPr>
+              <w:t>350</w:t>
+            </w:r>
+          </w:p>
+        </w:tc>
+        <w:tc>
+          <w:tcPr>
+            <w:tcW w:w="1417" w:type="dxa"/>
+          </w:tcPr>
+          <w:p>
+            <w:pPr>
+              <w:jc w:val="right"/>
+            </w:pPr>
+            <w:r/>
+            <w:r>
+              <w:rPr>
+                <w:rFonts w:ascii="Calibri" w:hAnsi="Calibri"/>
+                <w:b w:val="0"/>
+                <w:sz w:val="16"/>
+              </w:rPr>
+              <w:t>3 350</w:t>
+            </w:r>
+          </w:p>
+        </w:tc>
+      </w:tr>
+      <w:tr>
+        <w:tc>
+          <w:tcPr>
+            <w:tcW w:w="1701" w:type="dxa"/>
+            <w:shd w:fill="D6E4F0"/>
+          </w:tcPr>
+          <w:p>
+            <w:r/>
+            <w:r>
+              <w:rPr>
+                <w:rFonts w:ascii="Calibri" w:hAnsi="Calibri"/>
+                <w:b w:val="0"/>
+                <w:sz w:val="16"/>
+              </w:rPr>
+              <w:t>2023-10</w:t>
+            </w:r>
+          </w:p>
+        </w:tc>
+        <w:tc>
+          <w:tcPr>
+            <w:tcW w:w="1417" w:type="dxa"/>
+            <w:shd w:fill="D6E4F0"/>
+          </w:tcPr>
+          <w:p>
+            <w:pPr>
+              <w:jc w:val="right"/>
+            </w:pPr>
+            <w:r/>
+            <w:r>
+              <w:rPr>
+                <w:rFonts w:ascii="Calibri" w:hAnsi="Calibri"/>
+                <w:b w:val="0"/>
+                <w:sz w:val="16"/>
+              </w:rPr>
+              <w:t>1 500</w:t>
+            </w:r>
+          </w:p>
+        </w:tc>
+        <w:tc>
+          <w:tcPr>
+            <w:tcW w:w="1417" w:type="dxa"/>
+            <w:shd w:fill="D6E4F0"/>
+          </w:tcPr>
+          <w:p>
+            <w:pPr>
+              <w:jc w:val="right"/>
+            </w:pPr>
+            <w:r/>
+            <w:r>
+              <w:rPr>
+                <w:rFonts w:ascii="Calibri" w:hAnsi="Calibri"/>
+                <w:b w:val="0"/>
+                <w:sz w:val="16"/>
+              </w:rPr>
+              <w:t>1 300</w:t>
+            </w:r>
+          </w:p>
+        </w:tc>
+        <w:tc>
+          <w:tcPr>
+            <w:tcW w:w="1417" w:type="dxa"/>
+            <w:shd w:fill="D6E4F0"/>
+          </w:tcPr>
+          <w:p>
+            <w:pPr>
+              <w:jc w:val="right"/>
+            </w:pPr>
+            <w:r/>
+            <w:r>
+              <w:rPr>
+                <w:rFonts w:ascii="Calibri" w:hAnsi="Calibri"/>
+                <w:b w:val="0"/>
+                <w:sz w:val="16"/>
+              </w:rPr>
+              <w:t>400</w:t>
+            </w:r>
+          </w:p>
+        </w:tc>
+        <w:tc>
+          <w:tcPr>
+            <w:tcW w:w="1417" w:type="dxa"/>
+            <w:shd w:fill="D6E4F0"/>
+          </w:tcPr>
+          <w:p>
+            <w:pPr>
+              <w:jc w:val="right"/>
+            </w:pPr>
+            <w:r/>
+            <w:r>
+              <w:rPr>
+                <w:rFonts w:ascii="Calibri" w:hAnsi="Calibri"/>
+                <w:b w:val="0"/>
+                <w:sz w:val="16"/>
+              </w:rPr>
+              <w:t>3 200</w:t>
+            </w:r>
+          </w:p>
+        </w:tc>
+      </w:tr>
+      <w:tr>
+        <w:tc>
+          <w:tcPr>
+            <w:tcW w:w="1701" w:type="dxa"/>
+          </w:tcPr>
+          <w:p>
+            <w:r/>
+            <w:r>
+              <w:rPr>
+                <w:rFonts w:ascii="Calibri" w:hAnsi="Calibri"/>
+                <w:b w:val="0"/>
+                <w:sz w:val="16"/>
+              </w:rPr>
+              <w:t>2023-11</w:t>
+            </w:r>
+          </w:p>
+        </w:tc>
+        <w:tc>
+          <w:tcPr>
+            <w:tcW w:w="1417" w:type="dxa"/>
+          </w:tcPr>
+          <w:p>
+            <w:pPr>
+              <w:jc w:val="right"/>
+            </w:pPr>
+            <w:r/>
+            <w:r>
+              <w:rPr>
+                <w:rFonts w:ascii="Calibri" w:hAnsi="Calibri"/>
+                <w:b w:val="0"/>
+                <w:sz w:val="16"/>
+              </w:rPr>
+              <w:t>1 800</w:t>
+            </w:r>
+          </w:p>
+        </w:tc>
+        <w:tc>
+          <w:tcPr>
+            <w:tcW w:w="1417" w:type="dxa"/>
+          </w:tcPr>
+          <w:p>
+            <w:pPr>
+              <w:jc w:val="right"/>
+            </w:pPr>
+            <w:r/>
+            <w:r>
+              <w:rPr>
+                <w:rFonts w:ascii="Calibri" w:hAnsi="Calibri"/>
+                <w:b w:val="0"/>
+                <w:sz w:val="16"/>
+              </w:rPr>
+              <w:t>1 500</w:t>
+            </w:r>
+          </w:p>
+        </w:tc>
+        <w:tc>
+          <w:tcPr>
+            <w:tcW w:w="1417" w:type="dxa"/>
+          </w:tcPr>
+          <w:p>
+            <w:pPr>
+              <w:jc w:val="right"/>
+            </w:pPr>
+            <w:r/>
+            <w:r>
+              <w:rPr>
+                <w:rFonts w:ascii="Calibri" w:hAnsi="Calibri"/>
+                <w:b w:val="0"/>
+                <w:sz w:val="16"/>
+              </w:rPr>
+              <w:t>500</w:t>
+            </w:r>
+          </w:p>
+        </w:tc>
+        <w:tc>
+          <w:tcPr>
+            <w:tcW w:w="1417" w:type="dxa"/>
+          </w:tcPr>
+          <w:p>
+            <w:pPr>
+              <w:jc w:val="right"/>
+            </w:pPr>
+            <w:r/>
+            <w:r>
+              <w:rPr>
+                <w:rFonts w:ascii="Calibri" w:hAnsi="Calibri"/>
+                <w:b w:val="0"/>
+                <w:sz w:val="16"/>
+              </w:rPr>
+              <w:t>3 800</w:t>
+            </w:r>
+          </w:p>
+        </w:tc>
+      </w:tr>
+      <w:tr>
+        <w:tc>
+          <w:tcPr>
+            <w:tcW w:w="1701" w:type="dxa"/>
+            <w:shd w:fill="D6E4F0"/>
+          </w:tcPr>
+          <w:p>
+            <w:r/>
+            <w:r>
+              <w:rPr>
+                <w:rFonts w:ascii="Calibri" w:hAnsi="Calibri"/>
+                <w:b w:val="0"/>
+                <w:sz w:val="16"/>
+              </w:rPr>
+              <w:t>2023-12</w:t>
+            </w:r>
+          </w:p>
+        </w:tc>
+        <w:tc>
+          <w:tcPr>
+            <w:tcW w:w="1417" w:type="dxa"/>
+            <w:shd w:fill="D6E4F0"/>
+          </w:tcPr>
+          <w:p>
+            <w:pPr>
+              <w:jc w:val="right"/>
+            </w:pPr>
+            <w:r/>
+            <w:r>
+              <w:rPr>
+                <w:rFonts w:ascii="Calibri" w:hAnsi="Calibri"/>
+                <w:b w:val="0"/>
+                <w:sz w:val="16"/>
+              </w:rPr>
+              <w:t>1 600</w:t>
+            </w:r>
+          </w:p>
+        </w:tc>
+        <w:tc>
+          <w:tcPr>
+            <w:tcW w:w="1417" w:type="dxa"/>
+            <w:shd w:fill="D6E4F0"/>
+          </w:tcPr>
+          <w:p>
+            <w:pPr>
+              <w:jc w:val="right"/>
+            </w:pPr>
+            <w:r/>
+            <w:r>
+              <w:rPr>
+                <w:rFonts w:ascii="Calibri" w:hAnsi="Calibri"/>
+                <w:b w:val="0"/>
+                <w:sz w:val="16"/>
+              </w:rPr>
+              <w:t>1 300</w:t>
+            </w:r>
+          </w:p>
+        </w:tc>
+        <w:tc>
+          <w:tcPr>
+            <w:tcW w:w="1417" w:type="dxa"/>
+            <w:shd w:fill="D6E4F0"/>
+          </w:tcPr>
+          <w:p>
+            <w:pPr>
+              <w:jc w:val="right"/>
+            </w:pPr>
+            <w:r/>
+            <w:r>
+              <w:rPr>
+                <w:rFonts w:ascii="Calibri" w:hAnsi="Calibri"/>
+                <w:b w:val="0"/>
+                <w:sz w:val="16"/>
+              </w:rPr>
+              <w:t>400</w:t>
+            </w:r>
+          </w:p>
+        </w:tc>
+        <w:tc>
+          <w:tcPr>
+            <w:tcW w:w="1417" w:type="dxa"/>
+            <w:shd w:fill="D6E4F0"/>
+          </w:tcPr>
+          <w:p>
+            <w:pPr>
+              <w:jc w:val="right"/>
+            </w:pPr>
+            <w:r/>
+            <w:r>
+              <w:rPr>
+                <w:rFonts w:ascii="Calibri" w:hAnsi="Calibri"/>
+                <w:b w:val="0"/>
+                <w:sz w:val="16"/>
+              </w:rPr>
+              <w:t>3 300</w:t>
+            </w:r>
+          </w:p>
+        </w:tc>
+      </w:tr>
+      <w:tr>
+        <w:tc>
+          <w:tcPr>
+            <w:tcW w:w="1701" w:type="dxa"/>
+          </w:tcPr>
+          <w:p>
+            <w:r/>
+            <w:r>
+              <w:rPr>
+                <w:rFonts w:ascii="Calibri" w:hAnsi="Calibri"/>
+                <w:b w:val="0"/>
+                <w:sz w:val="16"/>
+              </w:rPr>
+              <w:t>2024-01</w:t>
+            </w:r>
+          </w:p>
+        </w:tc>
+        <w:tc>
+          <w:tcPr>
+            <w:tcW w:w="1417" w:type="dxa"/>
+          </w:tcPr>
+          <w:p>
+            <w:pPr>
+              <w:jc w:val="right"/>
+            </w:pPr>
+            <w:r/>
+            <w:r>
+              <w:rPr>
+                <w:rFonts w:ascii="Calibri" w:hAnsi="Calibri"/>
+                <w:b w:val="0"/>
+                <w:sz w:val="16"/>
+              </w:rPr>
+              <w:t>2 000</w:t>
+            </w:r>
+          </w:p>
+        </w:tc>
+        <w:tc>
+          <w:tcPr>
+            <w:tcW w:w="1417" w:type="dxa"/>
+          </w:tcPr>
+          <w:p>
+            <w:pPr>
+              <w:jc w:val="right"/>
+            </w:pPr>
+            <w:r/>
+            <w:r>
+              <w:rPr>
+                <w:rFonts w:ascii="Calibri" w:hAnsi="Calibri"/>
+                <w:b w:val="0"/>
+                <w:sz w:val="16"/>
+              </w:rPr>
+              <w:t>1 200</w:t>
+            </w:r>
+          </w:p>
+        </w:tc>
+        <w:tc>
+          <w:tcPr>
+            <w:tcW w:w="1417" w:type="dxa"/>
+          </w:tcPr>
+          <w:p>
+            <w:pPr>
+              <w:jc w:val="right"/>
+            </w:pPr>
+            <w:r/>
+            <w:r>
+              <w:rPr>
+                <w:rFonts w:ascii="Calibri" w:hAnsi="Calibri"/>
+                <w:b w:val="0"/>
+                <w:sz w:val="16"/>
+              </w:rPr>
+              <w:t>400</w:t>
+            </w:r>
+          </w:p>
+        </w:tc>
+        <w:tc>
+          <w:tcPr>
+            <w:tcW w:w="1417" w:type="dxa"/>
+          </w:tcPr>
+          <w:p>
+            <w:pPr>
+              <w:jc w:val="right"/>
+            </w:pPr>
+            <w:r/>
+            <w:r>
+              <w:rPr>
+                <w:rFonts w:ascii="Calibri" w:hAnsi="Calibri"/>
+                <w:b w:val="0"/>
+                <w:sz w:val="16"/>
+              </w:rPr>
+              <w:t>3 600</w:t>
+            </w:r>
+          </w:p>
+        </w:tc>
+      </w:tr>
+      <w:tr>
+        <w:tc>
+          <w:tcPr>
+            <w:tcW w:w="1701" w:type="dxa"/>
+            <w:shd w:fill="D6E4F0"/>
+          </w:tcPr>
+          <w:p>
+            <w:r/>
+            <w:r>
+              <w:rPr>
+                <w:rFonts w:ascii="Calibri" w:hAnsi="Calibri"/>
+                <w:b w:val="0"/>
+                <w:sz w:val="16"/>
+              </w:rPr>
+              <w:t>2024-02</w:t>
+            </w:r>
+          </w:p>
+        </w:tc>
+        <w:tc>
+          <w:tcPr>
+            <w:tcW w:w="1417" w:type="dxa"/>
+            <w:shd w:fill="D6E4F0"/>
+          </w:tcPr>
+          <w:p>
+            <w:pPr>
+              <w:jc w:val="right"/>
+            </w:pPr>
+            <w:r/>
+            <w:r>
+              <w:rPr>
+                <w:rFonts w:ascii="Calibri" w:hAnsi="Calibri"/>
+                <w:b w:val="0"/>
+                <w:sz w:val="16"/>
+              </w:rPr>
+              <w:t>2 200</w:t>
+            </w:r>
+          </w:p>
+        </w:tc>
+        <w:tc>
+          <w:tcPr>
+            <w:tcW w:w="1417" w:type="dxa"/>
+            <w:shd w:fill="D6E4F0"/>
+          </w:tcPr>
+          <w:p>
+            <w:pPr>
+              <w:jc w:val="right"/>
+            </w:pPr>
+            <w:r/>
+            <w:r>
+              <w:rPr>
+                <w:rFonts w:ascii="Calibri" w:hAnsi="Calibri"/>
+                <w:b w:val="0"/>
+                <w:sz w:val="16"/>
+              </w:rPr>
+              <w:t>1 500</w:t>
+            </w:r>
+          </w:p>
+        </w:tc>
+        <w:tc>
+          <w:tcPr>
+            <w:tcW w:w="1417" w:type="dxa"/>
+            <w:shd w:fill="D6E4F0"/>
+          </w:tcPr>
+          <w:p>
+            <w:pPr>
+              <w:jc w:val="right"/>
+            </w:pPr>
+            <w:r/>
+            <w:r>
+              <w:rPr>
+                <w:rFonts w:ascii="Calibri" w:hAnsi="Calibri"/>
+                <w:b w:val="0"/>
+                <w:sz w:val="16"/>
+              </w:rPr>
+              <w:t>500</w:t>
+            </w:r>
+          </w:p>
+        </w:tc>
+        <w:tc>
+          <w:tcPr>
+            <w:tcW w:w="1417" w:type="dxa"/>
+            <w:shd w:fill="D6E4F0"/>
+          </w:tcPr>
+          <w:p>
+            <w:pPr>
+              <w:jc w:val="right"/>
+            </w:pPr>
+            <w:r/>
+            <w:r>
+              <w:rPr>
+                <w:rFonts w:ascii="Calibri" w:hAnsi="Calibri"/>
+                <w:b w:val="0"/>
+                <w:sz w:val="16"/>
+              </w:rPr>
+              <w:t>4 200</w:t>
+            </w:r>
+          </w:p>
+        </w:tc>
+      </w:tr>
+      <w:tr>
+        <w:tc>
+          <w:tcPr>
+            <w:tcW w:w="1701" w:type="dxa"/>
+          </w:tcPr>
+          <w:p>
+            <w:r/>
+            <w:r>
+              <w:rPr>
+                <w:rFonts w:ascii="Calibri" w:hAnsi="Calibri"/>
+                <w:b w:val="0"/>
+                <w:sz w:val="16"/>
+              </w:rPr>
+              <w:t>2024-03</w:t>
+            </w:r>
+          </w:p>
+        </w:tc>
+        <w:tc>
+          <w:tcPr>
+            <w:tcW w:w="1417" w:type="dxa"/>
+          </w:tcPr>
+          <w:p>
+            <w:pPr>
+              <w:jc w:val="right"/>
+            </w:pPr>
+            <w:r/>
+            <w:r>
+              <w:rPr>
+                <w:rFonts w:ascii="Calibri" w:hAnsi="Calibri"/>
+                <w:b w:val="0"/>
+                <w:sz w:val="16"/>
+              </w:rPr>
+              <w:t>2 400</w:t>
+            </w:r>
+          </w:p>
+        </w:tc>
+        <w:tc>
+          <w:tcPr>
+            <w:tcW w:w="1417" w:type="dxa"/>
+          </w:tcPr>
+          <w:p>
+            <w:pPr>
+              <w:jc w:val="right"/>
+            </w:pPr>
+            <w:r/>
+            <w:r>
+              <w:rPr>
+                <w:rFonts w:ascii="Calibri" w:hAnsi="Calibri"/>
+                <w:b w:val="0"/>
+                <w:sz w:val="16"/>
+              </w:rPr>
+              <w:t>1 800</w:t>
+            </w:r>
+          </w:p>
+        </w:tc>
+        <w:tc>
+          <w:tcPr>
+            <w:tcW w:w="1417" w:type="dxa"/>
+          </w:tcPr>
+          <w:p>
+            <w:pPr>
+              <w:jc w:val="right"/>
+            </w:pPr>
+            <w:r/>
+            <w:r>
+              <w:rPr>
+                <w:rFonts w:ascii="Calibri" w:hAnsi="Calibri"/>
+                <w:b w:val="0"/>
+                <w:sz w:val="16"/>
+              </w:rPr>
+              <w:t>550</w:t>
+            </w:r>
+          </w:p>
+        </w:tc>
+        <w:tc>
+          <w:tcPr>
+            <w:tcW w:w="1417" w:type="dxa"/>
+          </w:tcPr>
+          <w:p>
+            <w:pPr>
+              <w:jc w:val="right"/>
+            </w:pPr>
+            <w:r/>
+            <w:r>
+              <w:rPr>
+                <w:rFonts w:ascii="Calibri" w:hAnsi="Calibri"/>
+                <w:b w:val="0"/>
+                <w:sz w:val="16"/>
+              </w:rPr>
+              <w:t>4 750</w:t>
+            </w:r>
+          </w:p>
+        </w:tc>
+      </w:tr>
+      <w:tr>
+        <w:tc>
+          <w:tcPr>
+            <w:tcW w:w="1701" w:type="dxa"/>
+            <w:shd w:fill="D6E4F0"/>
+          </w:tcPr>
+          <w:p>
+            <w:r/>
+            <w:r>
+              <w:rPr>
+                <w:rFonts w:ascii="Calibri" w:hAnsi="Calibri"/>
+                <w:b w:val="0"/>
+                <w:sz w:val="16"/>
+              </w:rPr>
+              <w:t>2024-04</w:t>
+            </w:r>
+          </w:p>
+        </w:tc>
+        <w:tc>
+          <w:tcPr>
+            <w:tcW w:w="1417" w:type="dxa"/>
+            <w:shd w:fill="D6E4F0"/>
+          </w:tcPr>
+          <w:p>
+            <w:pPr>
+              <w:jc w:val="right"/>
+            </w:pPr>
+            <w:r/>
+            <w:r>
+              <w:rPr>
+                <w:rFonts w:ascii="Calibri" w:hAnsi="Calibri"/>
+                <w:b w:val="0"/>
+                <w:sz w:val="16"/>
+              </w:rPr>
+              <w:t>1 800</w:t>
+            </w:r>
+          </w:p>
+        </w:tc>
+        <w:tc>
+          <w:tcPr>
+            <w:tcW w:w="1417" w:type="dxa"/>
+            <w:shd w:fill="D6E4F0"/>
+          </w:tcPr>
+          <w:p>
+            <w:pPr>
+              <w:jc w:val="right"/>
+            </w:pPr>
+            <w:r/>
+            <w:r>
+              <w:rPr>
+                <w:rFonts w:ascii="Calibri" w:hAnsi="Calibri"/>
+                <w:b w:val="0"/>
+                <w:sz w:val="16"/>
+              </w:rPr>
+              <w:t>1 200</w:t>
+            </w:r>
+          </w:p>
+        </w:tc>
+        <w:tc>
+          <w:tcPr>
+            <w:tcW w:w="1417" w:type="dxa"/>
+            <w:shd w:fill="D6E4F0"/>
+          </w:tcPr>
+          <w:p>
+            <w:pPr>
+              <w:jc w:val="right"/>
+            </w:pPr>
+            <w:r/>
+            <w:r>
+              <w:rPr>
+                <w:rFonts w:ascii="Calibri" w:hAnsi="Calibri"/>
+                <w:b w:val="0"/>
+                <w:sz w:val="16"/>
+              </w:rPr>
+              <w:t>450</w:t>
+            </w:r>
+          </w:p>
+        </w:tc>
+        <w:tc>
+          <w:tcPr>
+            <w:tcW w:w="1417" w:type="dxa"/>
+            <w:shd w:fill="D6E4F0"/>
+          </w:tcPr>
+          <w:p>
+            <w:pPr>
+              <w:jc w:val="right"/>
+            </w:pPr>
+            <w:r/>
+            <w:r>
+              <w:rPr>
+                <w:rFonts w:ascii="Calibri" w:hAnsi="Calibri"/>
+                <w:b w:val="0"/>
+                <w:sz w:val="16"/>
+              </w:rPr>
+              <w:t>3 450</w:t>
+            </w:r>
+          </w:p>
+        </w:tc>
+      </w:tr>
+      <w:tr>
+        <w:tc>
+          <w:tcPr>
+            <w:tcW w:w="1701" w:type="dxa"/>
+          </w:tcPr>
+          <w:p>
+            <w:r/>
+            <w:r>
+              <w:rPr>
+                <w:rFonts w:ascii="Calibri" w:hAnsi="Calibri"/>
+                <w:b w:val="0"/>
+                <w:sz w:val="16"/>
+              </w:rPr>
+              <w:t>2024-05</w:t>
+            </w:r>
+          </w:p>
+        </w:tc>
+        <w:tc>
+          <w:tcPr>
+            <w:tcW w:w="1417" w:type="dxa"/>
+          </w:tcPr>
+          <w:p>
+            <w:pPr>
+              <w:jc w:val="right"/>
+            </w:pPr>
+            <w:r/>
+            <w:r>
+              <w:rPr>
+                <w:rFonts w:ascii="Calibri" w:hAnsi="Calibri"/>
+                <w:b w:val="0"/>
+                <w:sz w:val="16"/>
+              </w:rPr>
+              <w:t>1 600</w:t>
+            </w:r>
+          </w:p>
+        </w:tc>
+        <w:tc>
+          <w:tcPr>
+            <w:tcW w:w="1417" w:type="dxa"/>
+          </w:tcPr>
+          <w:p>
+            <w:pPr>
+              <w:jc w:val="right"/>
+            </w:pPr>
+            <w:r/>
+            <w:r>
+              <w:rPr>
+                <w:rFonts w:ascii="Calibri" w:hAnsi="Calibri"/>
+                <w:b w:val="0"/>
+                <w:sz w:val="16"/>
+              </w:rPr>
+              <w:t>1 000</w:t>
+            </w:r>
+          </w:p>
+        </w:tc>
+        <w:tc>
+          <w:tcPr>
+            <w:tcW w:w="1417" w:type="dxa"/>
+          </w:tcPr>
+          <w:p>
+            <w:pPr>
+              <w:jc w:val="right"/>
+            </w:pPr>
+            <w:r/>
+            <w:r>
+              <w:rPr>
+                <w:rFonts w:ascii="Calibri" w:hAnsi="Calibri"/>
+                <w:b w:val="0"/>
+                <w:sz w:val="16"/>
+              </w:rPr>
+              <w:t>400</w:t>
+            </w:r>
+          </w:p>
+        </w:tc>
+        <w:tc>
+          <w:tcPr>
+            <w:tcW w:w="1417" w:type="dxa"/>
+          </w:tcPr>
+          <w:p>
+            <w:pPr>
+              <w:jc w:val="right"/>
+            </w:pPr>
+            <w:r/>
+            <w:r>
+              <w:rPr>
+                <w:rFonts w:ascii="Calibri" w:hAnsi="Calibri"/>
+                <w:b w:val="0"/>
+                <w:sz w:val="16"/>
+              </w:rPr>
+              <w:t>3 000</w:t>
+            </w:r>
+          </w:p>
+        </w:tc>
+      </w:tr>
+      <w:tr>
+        <w:tc>
+          <w:tcPr>
+            <w:tcW w:w="1701" w:type="dxa"/>
+            <w:shd w:fill="D6E4F0"/>
+          </w:tcPr>
+          <w:p>
+            <w:r/>
+            <w:r>
+              <w:rPr>
+                <w:rFonts w:ascii="Calibri" w:hAnsi="Calibri"/>
+                <w:b w:val="0"/>
+                <w:sz w:val="16"/>
+              </w:rPr>
+              <w:t>2024-06</w:t>
+            </w:r>
+          </w:p>
+        </w:tc>
+        <w:tc>
+          <w:tcPr>
+            <w:tcW w:w="1417" w:type="dxa"/>
+            <w:shd w:fill="D6E4F0"/>
+          </w:tcPr>
+          <w:p>
+            <w:pPr>
+              <w:jc w:val="right"/>
+            </w:pPr>
+            <w:r/>
+            <w:r>
+              <w:rPr>
+                <w:rFonts w:ascii="Calibri" w:hAnsi="Calibri"/>
+                <w:b w:val="0"/>
+                <w:sz w:val="16"/>
+              </w:rPr>
+              <w:t>2 000</w:t>
+            </w:r>
+          </w:p>
+        </w:tc>
+        <w:tc>
+          <w:tcPr>
+            <w:tcW w:w="1417" w:type="dxa"/>
+            <w:shd w:fill="D6E4F0"/>
+          </w:tcPr>
+          <w:p>
+            <w:pPr>
+              <w:jc w:val="right"/>
+            </w:pPr>
+            <w:r/>
+            <w:r>
+              <w:rPr>
+                <w:rFonts w:ascii="Calibri" w:hAnsi="Calibri"/>
+                <w:b w:val="0"/>
+                <w:sz w:val="16"/>
+              </w:rPr>
+              <w:t>1 200</w:t>
+            </w:r>
+          </w:p>
+        </w:tc>
+        <w:tc>
+          <w:tcPr>
+            <w:tcW w:w="1417" w:type="dxa"/>
+            <w:shd w:fill="D6E4F0"/>
+          </w:tcPr>
+          <w:p>
+            <w:pPr>
+              <w:jc w:val="right"/>
+            </w:pPr>
+            <w:r/>
+            <w:r>
+              <w:rPr>
+                <w:rFonts w:ascii="Calibri" w:hAnsi="Calibri"/>
+                <w:b w:val="0"/>
+                <w:sz w:val="16"/>
+              </w:rPr>
+              <w:t>450</w:t>
+            </w:r>
+          </w:p>
+        </w:tc>
+        <w:tc>
+          <w:tcPr>
+            <w:tcW w:w="1417" w:type="dxa"/>
+            <w:shd w:fill="D6E4F0"/>
+          </w:tcPr>
+          <w:p>
+            <w:pPr>
+              <w:jc w:val="right"/>
+            </w:pPr>
+            <w:r/>
+            <w:r>
+              <w:rPr>
+                <w:rFonts w:ascii="Calibri" w:hAnsi="Calibri"/>
+                <w:b w:val="0"/>
+                <w:sz w:val="16"/>
+              </w:rPr>
+              <w:t>3 650</w:t>
+            </w:r>
+          </w:p>
+        </w:tc>
+      </w:tr>
+      <w:tr>
+        <w:tc>
+          <w:tcPr>
+            <w:tcW w:w="1701" w:type="dxa"/>
+          </w:tcPr>
+          <w:p>
+            <w:r/>
+            <w:r>
+              <w:rPr>
+                <w:rFonts w:ascii="Calibri" w:hAnsi="Calibri"/>
+                <w:b w:val="0"/>
+                <w:sz w:val="16"/>
+              </w:rPr>
+              <w:t>2024-07</w:t>
+            </w:r>
+          </w:p>
+        </w:tc>
+        <w:tc>
+          <w:tcPr>
+            <w:tcW w:w="1417" w:type="dxa"/>
+          </w:tcPr>
+          <w:p>
+            <w:pPr>
+              <w:jc w:val="right"/>
+            </w:pPr>
+            <w:r/>
+            <w:r>
+              <w:rPr>
+                <w:rFonts w:ascii="Calibri" w:hAnsi="Calibri"/>
+                <w:b w:val="0"/>
+                <w:sz w:val="16"/>
+              </w:rPr>
+              <w:t>1 700</w:t>
+            </w:r>
+          </w:p>
+        </w:tc>
+        <w:tc>
+          <w:tcPr>
+            <w:tcW w:w="1417" w:type="dxa"/>
+          </w:tcPr>
+          <w:p>
+            <w:pPr>
+              <w:jc w:val="right"/>
+            </w:pPr>
+            <w:r/>
+            <w:r>
+              <w:rPr>
+                <w:rFonts w:ascii="Calibri" w:hAnsi="Calibri"/>
+                <w:b w:val="0"/>
+                <w:sz w:val="16"/>
+              </w:rPr>
+              <w:t>1 000</w:t>
+            </w:r>
+          </w:p>
+        </w:tc>
+        <w:tc>
+          <w:tcPr>
+            <w:tcW w:w="1417" w:type="dxa"/>
+          </w:tcPr>
+          <w:p>
+            <w:pPr>
+              <w:jc w:val="right"/>
+            </w:pPr>
+            <w:r/>
+            <w:r>
+              <w:rPr>
+                <w:rFonts w:ascii="Calibri" w:hAnsi="Calibri"/>
+                <w:b w:val="0"/>
+                <w:sz w:val="16"/>
+              </w:rPr>
+              <w:t>450</w:t>
+            </w:r>
+          </w:p>
+        </w:tc>
+        <w:tc>
+          <w:tcPr>
+            <w:tcW w:w="1417" w:type="dxa"/>
+          </w:tcPr>
+          <w:p>
+            <w:pPr>
+              <w:jc w:val="right"/>
+            </w:pPr>
+            <w:r/>
+            <w:r>
+              <w:rPr>
+                <w:rFonts w:ascii="Calibri" w:hAnsi="Calibri"/>
+                <w:b w:val="0"/>
+                <w:sz w:val="16"/>
+              </w:rPr>
+              <w:t>3 150</w:t>
+            </w:r>
+          </w:p>
+        </w:tc>
+      </w:tr>
+      <w:tr>
+        <w:tc>
+          <w:tcPr>
+            <w:tcW w:w="1701" w:type="dxa"/>
+            <w:shd w:fill="D6E4F0"/>
+          </w:tcPr>
+          <w:p>
+            <w:r/>
+            <w:r>
+              <w:rPr>
+                <w:rFonts w:ascii="Calibri" w:hAnsi="Calibri"/>
+                <w:b w:val="0"/>
+                <w:sz w:val="16"/>
+              </w:rPr>
+              <w:t>2024-08</w:t>
+            </w:r>
+          </w:p>
+        </w:tc>
+        <w:tc>
+          <w:tcPr>
+            <w:tcW w:w="1417" w:type="dxa"/>
+            <w:shd w:fill="D6E4F0"/>
+          </w:tcPr>
+          <w:p>
+            <w:pPr>
+              <w:jc w:val="right"/>
+            </w:pPr>
+            <w:r/>
+            <w:r>
+              <w:rPr>
+                <w:rFonts w:ascii="Calibri" w:hAnsi="Calibri"/>
+                <w:b w:val="0"/>
+                <w:sz w:val="16"/>
+              </w:rPr>
+              <w:t>1 800</w:t>
+            </w:r>
+          </w:p>
+        </w:tc>
+        <w:tc>
+          <w:tcPr>
+            <w:tcW w:w="1417" w:type="dxa"/>
+            <w:shd w:fill="D6E4F0"/>
+          </w:tcPr>
+          <w:p>
+            <w:pPr>
+              <w:jc w:val="right"/>
+            </w:pPr>
+            <w:r/>
+            <w:r>
+              <w:rPr>
+                <w:rFonts w:ascii="Calibri" w:hAnsi="Calibri"/>
+                <w:b w:val="0"/>
+                <w:sz w:val="16"/>
+              </w:rPr>
+              <w:t>1 100</w:t>
+            </w:r>
+          </w:p>
+        </w:tc>
+        <w:tc>
+          <w:tcPr>
+            <w:tcW w:w="1417" w:type="dxa"/>
+            <w:shd w:fill="D6E4F0"/>
+          </w:tcPr>
+          <w:p>
+            <w:pPr>
+              <w:jc w:val="right"/>
+            </w:pPr>
+            <w:r/>
+            <w:r>
+              <w:rPr>
+                <w:rFonts w:ascii="Calibri" w:hAnsi="Calibri"/>
+                <w:b w:val="0"/>
+                <w:sz w:val="16"/>
+              </w:rPr>
+              <w:t>500</w:t>
+            </w:r>
+          </w:p>
+        </w:tc>
+        <w:tc>
+          <w:tcPr>
+            <w:tcW w:w="1417" w:type="dxa"/>
+            <w:shd w:fill="D6E4F0"/>
+          </w:tcPr>
+          <w:p>
+            <w:pPr>
+              <w:jc w:val="right"/>
+            </w:pPr>
+            <w:r/>
+            <w:r>
+              <w:rPr>
+                <w:rFonts w:ascii="Calibri" w:hAnsi="Calibri"/>
+                <w:b w:val="0"/>
+                <w:sz w:val="16"/>
+              </w:rPr>
+              <w:t>3 400</w:t>
+            </w:r>
+          </w:p>
+        </w:tc>
+      </w:tr>
+      <w:tr>
+        <w:tc>
+          <w:tcPr>
+            <w:tcW w:w="1701" w:type="dxa"/>
+          </w:tcPr>
+          <w:p>
+            <w:r/>
+            <w:r>
+              <w:rPr>
+                <w:rFonts w:ascii="Calibri" w:hAnsi="Calibri"/>
+                <w:b w:val="0"/>
+                <w:sz w:val="16"/>
+              </w:rPr>
+              <w:t>2024-09</w:t>
+            </w:r>
+          </w:p>
+        </w:tc>
+        <w:tc>
+          <w:tcPr>
+            <w:tcW w:w="1417" w:type="dxa"/>
+          </w:tcPr>
+          <w:p>
+            <w:pPr>
+              <w:jc w:val="right"/>
+            </w:pPr>
+            <w:r/>
+            <w:r>
+              <w:rPr>
+                <w:rFonts w:ascii="Calibri" w:hAnsi="Calibri"/>
+                <w:b w:val="0"/>
+                <w:sz w:val="16"/>
+              </w:rPr>
+              <w:t>1 400</w:t>
+            </w:r>
+          </w:p>
+        </w:tc>
+        <w:tc>
+          <w:tcPr>
+            <w:tcW w:w="1417" w:type="dxa"/>
+          </w:tcPr>
+          <w:p>
+            <w:pPr>
+              <w:jc w:val="right"/>
+            </w:pPr>
+            <w:r/>
+            <w:r>
+              <w:rPr>
+                <w:rFonts w:ascii="Calibri" w:hAnsi="Calibri"/>
+                <w:b w:val="0"/>
+                <w:sz w:val="16"/>
+              </w:rPr>
+              <w:t>900</w:t>
+            </w:r>
+          </w:p>
+        </w:tc>
+        <w:tc>
+          <w:tcPr>
+            <w:tcW w:w="1417" w:type="dxa"/>
+          </w:tcPr>
+          <w:p>
+            <w:pPr>
+              <w:jc w:val="right"/>
+            </w:pPr>
+            <w:r/>
+            <w:r>
+              <w:rPr>
+                <w:rFonts w:ascii="Calibri" w:hAnsi="Calibri"/>
+                <w:b w:val="0"/>
+                <w:sz w:val="16"/>
+              </w:rPr>
+              <w:t>400</w:t>
+            </w:r>
+          </w:p>
+        </w:tc>
+        <w:tc>
+          <w:tcPr>
+            <w:tcW w:w="1417" w:type="dxa"/>
+          </w:tcPr>
+          <w:p>
+            <w:pPr>
+              <w:jc w:val="right"/>
+            </w:pPr>
+            <w:r/>
+            <w:r>
+              <w:rPr>
+                <w:rFonts w:ascii="Calibri" w:hAnsi="Calibri"/>
+                <w:b w:val="0"/>
+                <w:sz w:val="16"/>
+              </w:rPr>
+              <w:t>2 700</w:t>
+            </w:r>
+          </w:p>
+        </w:tc>
+      </w:tr>
+      <w:tr>
+        <w:tc>
+          <w:tcPr>
+            <w:tcW w:w="1701" w:type="dxa"/>
+            <w:shd w:fill="D6E4F0"/>
+          </w:tcPr>
+          <w:p>
+            <w:r/>
+            <w:r>
+              <w:rPr>
+                <w:rFonts w:ascii="Calibri" w:hAnsi="Calibri"/>
+                <w:b w:val="0"/>
+                <w:sz w:val="16"/>
+              </w:rPr>
+              <w:t>2024-10</w:t>
+            </w:r>
+          </w:p>
+        </w:tc>
+        <w:tc>
+          <w:tcPr>
+            <w:tcW w:w="1417" w:type="dxa"/>
+            <w:shd w:fill="D6E4F0"/>
+          </w:tcPr>
+          <w:p>
+            <w:pPr>
+              <w:jc w:val="right"/>
+            </w:pPr>
+            <w:r/>
+            <w:r>
+              <w:rPr>
+                <w:rFonts w:ascii="Calibri" w:hAnsi="Calibri"/>
+                <w:b w:val="0"/>
+                <w:sz w:val="16"/>
+              </w:rPr>
+              <w:t>2 100</w:t>
+            </w:r>
+          </w:p>
+        </w:tc>
+        <w:tc>
+          <w:tcPr>
+            <w:tcW w:w="1417" w:type="dxa"/>
+            <w:shd w:fill="D6E4F0"/>
+          </w:tcPr>
+          <w:p>
+            <w:pPr>
+              <w:jc w:val="right"/>
+            </w:pPr>
+            <w:r/>
+            <w:r>
+              <w:rPr>
+                <w:rFonts w:ascii="Calibri" w:hAnsi="Calibri"/>
+                <w:b w:val="0"/>
+                <w:sz w:val="16"/>
+              </w:rPr>
+              <w:t>1 200</w:t>
+            </w:r>
+          </w:p>
+        </w:tc>
+        <w:tc>
+          <w:tcPr>
+            <w:tcW w:w="1417" w:type="dxa"/>
+            <w:shd w:fill="D6E4F0"/>
+          </w:tcPr>
+          <w:p>
+            <w:pPr>
+              <w:jc w:val="right"/>
+            </w:pPr>
+            <w:r/>
+            <w:r>
+              <w:rPr>
+                <w:rFonts w:ascii="Calibri" w:hAnsi="Calibri"/>
+                <w:b w:val="0"/>
+                <w:sz w:val="16"/>
+              </w:rPr>
+              <w:t>500</w:t>
+            </w:r>
+          </w:p>
+        </w:tc>
+        <w:tc>
+          <w:tcPr>
+            <w:tcW w:w="1417" w:type="dxa"/>
+            <w:shd w:fill="D6E4F0"/>
+          </w:tcPr>
+          <w:p>
+            <w:pPr>
+              <w:jc w:val="right"/>
+            </w:pPr>
+            <w:r/>
+            <w:r>
+              <w:rPr>
+                <w:rFonts w:ascii="Calibri" w:hAnsi="Calibri"/>
+                <w:b w:val="0"/>
+                <w:sz w:val="16"/>
+              </w:rPr>
+              <w:t>3 800</w:t>
+            </w:r>
+          </w:p>
+        </w:tc>
+      </w:tr>
+      <w:tr>
+        <w:tc>
+          <w:tcPr>
+            <w:tcW w:w="1701" w:type="dxa"/>
+          </w:tcPr>
+          <w:p>
+            <w:r/>
+            <w:r>
+              <w:rPr>
+                <w:rFonts w:ascii="Calibri" w:hAnsi="Calibri"/>
+                <w:b w:val="0"/>
+                <w:sz w:val="16"/>
+              </w:rPr>
+              <w:t>2024-11</w:t>
+            </w:r>
+          </w:p>
+        </w:tc>
+        <w:tc>
+          <w:tcPr>
+            <w:tcW w:w="1417" w:type="dxa"/>
+          </w:tcPr>
+          <w:p>
+            <w:pPr>
+              <w:jc w:val="right"/>
+            </w:pPr>
+            <w:r/>
+            <w:r>
+              <w:rPr>
+                <w:rFonts w:ascii="Calibri" w:hAnsi="Calibri"/>
+                <w:b w:val="0"/>
+                <w:sz w:val="16"/>
+              </w:rPr>
+              <w:t>2 300</w:t>
+            </w:r>
+          </w:p>
+        </w:tc>
+        <w:tc>
+          <w:tcPr>
+            <w:tcW w:w="1417" w:type="dxa"/>
+          </w:tcPr>
+          <w:p>
+            <w:pPr>
+              <w:jc w:val="right"/>
+            </w:pPr>
+            <w:r/>
+            <w:r>
+              <w:rPr>
+                <w:rFonts w:ascii="Calibri" w:hAnsi="Calibri"/>
+                <w:b w:val="0"/>
+                <w:sz w:val="16"/>
+              </w:rPr>
+              <w:t>1 500</w:t>
+            </w:r>
+          </w:p>
+        </w:tc>
+        <w:tc>
+          <w:tcPr>
+            <w:tcW w:w="1417" w:type="dxa"/>
+          </w:tcPr>
+          <w:p>
+            <w:pPr>
+              <w:jc w:val="right"/>
+            </w:pPr>
+            <w:r/>
+            <w:r>
+              <w:rPr>
+                <w:rFonts w:ascii="Calibri" w:hAnsi="Calibri"/>
+                <w:b w:val="0"/>
+                <w:sz w:val="16"/>
+              </w:rPr>
+              <w:t>600</w:t>
+            </w:r>
+          </w:p>
+        </w:tc>
+        <w:tc>
+          <w:tcPr>
+            <w:tcW w:w="1417" w:type="dxa"/>
+          </w:tcPr>
+          <w:p>
+            <w:pPr>
+              <w:jc w:val="right"/>
+            </w:pPr>
+            <w:r/>
+            <w:r>
+              <w:rPr>
+                <w:rFonts w:ascii="Calibri" w:hAnsi="Calibri"/>
+                <w:b w:val="0"/>
+                <w:sz w:val="16"/>
+              </w:rPr>
+              <w:t>4 400</w:t>
+            </w:r>
+          </w:p>
+        </w:tc>
+      </w:tr>
+      <w:tr>
+        <w:tc>
+          <w:tcPr>
+            <w:tcW w:w="1701" w:type="dxa"/>
+            <w:shd w:fill="D6E4F0"/>
+          </w:tcPr>
+          <w:p>
+            <w:r/>
+            <w:r>
+              <w:rPr>
+                <w:rFonts w:ascii="Calibri" w:hAnsi="Calibri"/>
+                <w:b w:val="0"/>
+                <w:sz w:val="16"/>
+              </w:rPr>
+              <w:t>2024-12</w:t>
+            </w:r>
+          </w:p>
+        </w:tc>
+        <w:tc>
+          <w:tcPr>
+            <w:tcW w:w="1417" w:type="dxa"/>
+            <w:shd w:fill="D6E4F0"/>
+          </w:tcPr>
+          <w:p>
+            <w:pPr>
+              <w:jc w:val="right"/>
+            </w:pPr>
+            <w:r/>
+            <w:r>
+              <w:rPr>
+                <w:rFonts w:ascii="Calibri" w:hAnsi="Calibri"/>
+                <w:b w:val="0"/>
+                <w:sz w:val="16"/>
+              </w:rPr>
+              <w:t>3 200</w:t>
+            </w:r>
+          </w:p>
+        </w:tc>
+        <w:tc>
+          <w:tcPr>
+            <w:tcW w:w="1417" w:type="dxa"/>
+            <w:shd w:fill="D6E4F0"/>
+          </w:tcPr>
+          <w:p>
+            <w:pPr>
+              <w:jc w:val="right"/>
+            </w:pPr>
+            <w:r/>
+            <w:r>
+              <w:rPr>
+                <w:rFonts w:ascii="Calibri" w:hAnsi="Calibri"/>
+                <w:b w:val="0"/>
+                <w:sz w:val="16"/>
+              </w:rPr>
+              <w:t>1 400</w:t>
+            </w:r>
+          </w:p>
+        </w:tc>
+        <w:tc>
+          <w:tcPr>
+            <w:tcW w:w="1417" w:type="dxa"/>
+            <w:shd w:fill="D6E4F0"/>
+          </w:tcPr>
+          <w:p>
+            <w:pPr>
+              <w:jc w:val="right"/>
+            </w:pPr>
+            <w:r/>
+            <w:r>
+              <w:rPr>
+                <w:rFonts w:ascii="Calibri" w:hAnsi="Calibri"/>
+                <w:b w:val="0"/>
+                <w:sz w:val="16"/>
+              </w:rPr>
+              <w:t>700</w:t>
+            </w:r>
+          </w:p>
+        </w:tc>
+        <w:tc>
+          <w:tcPr>
+            <w:tcW w:w="1417" w:type="dxa"/>
+            <w:shd w:fill="D6E4F0"/>
+          </w:tcPr>
+          <w:p>
+            <w:pPr>
+              <w:jc w:val="right"/>
+            </w:pPr>
+            <w:r/>
+            <w:r>
+              <w:rPr>
+                <w:rFonts w:ascii="Calibri" w:hAnsi="Calibri"/>
+                <w:b w:val="0"/>
+                <w:sz w:val="16"/>
+              </w:rPr>
+              <w:t>5 300</w:t>
+            </w:r>
+          </w:p>
+        </w:tc>
+      </w:tr>
+      <w:tr>
+        <w:tc>
+          <w:tcPr>
+            <w:tcW w:w="1701" w:type="dxa"/>
+          </w:tcPr>
+          <w:p>
+            <w:r/>
+            <w:r>
+              <w:rPr>
+                <w:rFonts w:ascii="Calibri" w:hAnsi="Calibri"/>
+                <w:b w:val="0"/>
+                <w:sz w:val="16"/>
+              </w:rPr>
+              <w:t>2025-01</w:t>
+            </w:r>
+          </w:p>
+        </w:tc>
+        <w:tc>
+          <w:tcPr>
+            <w:tcW w:w="1417" w:type="dxa"/>
+          </w:tcPr>
+          <w:p>
+            <w:pPr>
+              <w:jc w:val="right"/>
+            </w:pPr>
+            <w:r/>
+            <w:r>
+              <w:rPr>
+                <w:rFonts w:ascii="Calibri" w:hAnsi="Calibri"/>
+                <w:b w:val="0"/>
+                <w:sz w:val="16"/>
+              </w:rPr>
+              <w:t>4 200</w:t>
+            </w:r>
+          </w:p>
+        </w:tc>
+        <w:tc>
+          <w:tcPr>
+            <w:tcW w:w="1417" w:type="dxa"/>
+          </w:tcPr>
+          <w:p>
+            <w:pPr>
+              <w:jc w:val="right"/>
+            </w:pPr>
+            <w:r/>
+            <w:r>
+              <w:rPr>
+                <w:rFonts w:ascii="Calibri" w:hAnsi="Calibri"/>
+                <w:b w:val="0"/>
+                <w:sz w:val="16"/>
+              </w:rPr>
+              <w:t>2 500</w:t>
+            </w:r>
+          </w:p>
+        </w:tc>
+        <w:tc>
+          <w:tcPr>
+            <w:tcW w:w="1417" w:type="dxa"/>
+          </w:tcPr>
+          <w:p>
+            <w:pPr>
+              <w:jc w:val="right"/>
+            </w:pPr>
+            <w:r/>
+            <w:r>
+              <w:rPr>
+                <w:rFonts w:ascii="Calibri" w:hAnsi="Calibri"/>
+                <w:b w:val="0"/>
+                <w:sz w:val="16"/>
+              </w:rPr>
+              <w:t>800</w:t>
+            </w:r>
+          </w:p>
+        </w:tc>
+        <w:tc>
+          <w:tcPr>
+            <w:tcW w:w="1417" w:type="dxa"/>
+          </w:tcPr>
+          <w:p>
+            <w:pPr>
+              <w:jc w:val="right"/>
+            </w:pPr>
+            <w:r/>
+            <w:r>
+              <w:rPr>
+                <w:rFonts w:ascii="Calibri" w:hAnsi="Calibri"/>
+                <w:b w:val="0"/>
+                <w:sz w:val="16"/>
+              </w:rPr>
+              <w:t>7 500</w:t>
+            </w:r>
+          </w:p>
+        </w:tc>
+      </w:tr>
+      <w:tr>
+        <w:tc>
+          <w:tcPr>
+            <w:tcW w:w="1701" w:type="dxa"/>
+            <w:shd w:fill="D6E4F0"/>
+          </w:tcPr>
+          <w:p>
+            <w:r/>
+            <w:r>
+              <w:rPr>
+                <w:rFonts w:ascii="Calibri" w:hAnsi="Calibri"/>
+                <w:b w:val="0"/>
+                <w:sz w:val="16"/>
+              </w:rPr>
+              <w:t>2025-02</w:t>
+            </w:r>
+          </w:p>
+        </w:tc>
+        <w:tc>
+          <w:tcPr>
+            <w:tcW w:w="1417" w:type="dxa"/>
+            <w:shd w:fill="D6E4F0"/>
+          </w:tcPr>
+          <w:p>
+            <w:pPr>
+              <w:jc w:val="right"/>
+            </w:pPr>
+            <w:r/>
+            <w:r>
+              <w:rPr>
+                <w:rFonts w:ascii="Calibri" w:hAnsi="Calibri"/>
+                <w:b w:val="0"/>
+                <w:sz w:val="16"/>
+              </w:rPr>
+              <w:t>2 000</w:t>
+            </w:r>
+          </w:p>
+        </w:tc>
+        <w:tc>
+          <w:tcPr>
+            <w:tcW w:w="1417" w:type="dxa"/>
+            <w:shd w:fill="D6E4F0"/>
+          </w:tcPr>
+          <w:p>
+            <w:pPr>
+              <w:jc w:val="right"/>
+            </w:pPr>
+            <w:r/>
+            <w:r>
+              <w:rPr>
+                <w:rFonts w:ascii="Calibri" w:hAnsi="Calibri"/>
+                <w:b w:val="0"/>
+                <w:sz w:val="16"/>
+              </w:rPr>
+              <w:t>1 300</w:t>
+            </w:r>
+          </w:p>
+        </w:tc>
+        <w:tc>
+          <w:tcPr>
+            <w:tcW w:w="1417" w:type="dxa"/>
+            <w:shd w:fill="D6E4F0"/>
+          </w:tcPr>
+          <w:p>
+            <w:pPr>
+              <w:jc w:val="right"/>
+            </w:pPr>
+            <w:r/>
+            <w:r>
+              <w:rPr>
+                <w:rFonts w:ascii="Calibri" w:hAnsi="Calibri"/>
+                <w:b w:val="0"/>
+                <w:sz w:val="16"/>
+              </w:rPr>
+              <w:t>500</w:t>
+            </w:r>
+          </w:p>
+        </w:tc>
+        <w:tc>
+          <w:tcPr>
+            <w:tcW w:w="1417" w:type="dxa"/>
+            <w:shd w:fill="D6E4F0"/>
+          </w:tcPr>
+          <w:p>
+            <w:pPr>
+              <w:jc w:val="right"/>
+            </w:pPr>
+            <w:r/>
+            <w:r>
+              <w:rPr>
+                <w:rFonts w:ascii="Calibri" w:hAnsi="Calibri"/>
+                <w:b w:val="0"/>
+                <w:sz w:val="16"/>
+              </w:rPr>
+              <w:t>3 800</w:t>
+            </w:r>
+          </w:p>
+        </w:tc>
+      </w:tr>
+      <w:tr>
+        <w:tc>
+          <w:tcPr>
+            <w:tcW w:w="1701" w:type="dxa"/>
+          </w:tcPr>
+          <w:p>
+            <w:r/>
+            <w:r>
+              <w:rPr>
+                <w:rFonts w:ascii="Calibri" w:hAnsi="Calibri"/>
+                <w:b w:val="0"/>
+                <w:sz w:val="16"/>
+              </w:rPr>
+              <w:t>2025-03</w:t>
+            </w:r>
+          </w:p>
+        </w:tc>
+        <w:tc>
+          <w:tcPr>
+            <w:tcW w:w="1417" w:type="dxa"/>
+          </w:tcPr>
+          <w:p>
+            <w:pPr>
+              <w:jc w:val="right"/>
+            </w:pPr>
+            <w:r/>
+            <w:r>
+              <w:rPr>
+                <w:rFonts w:ascii="Calibri" w:hAnsi="Calibri"/>
+                <w:b w:val="0"/>
+                <w:sz w:val="16"/>
+              </w:rPr>
+              <w:t>4 500</w:t>
+            </w:r>
+          </w:p>
+        </w:tc>
+        <w:tc>
+          <w:tcPr>
+            <w:tcW w:w="1417" w:type="dxa"/>
+          </w:tcPr>
+          <w:p>
+            <w:pPr>
+              <w:jc w:val="right"/>
+            </w:pPr>
+            <w:r/>
+            <w:r>
+              <w:rPr>
+                <w:rFonts w:ascii="Calibri" w:hAnsi="Calibri"/>
+                <w:b w:val="0"/>
+                <w:sz w:val="16"/>
+              </w:rPr>
+              <w:t>2 600</w:t>
+            </w:r>
+          </w:p>
+        </w:tc>
+        <w:tc>
+          <w:tcPr>
+            <w:tcW w:w="1417" w:type="dxa"/>
+          </w:tcPr>
+          <w:p>
+            <w:pPr>
+              <w:jc w:val="right"/>
+            </w:pPr>
+            <w:r/>
+            <w:r>
+              <w:rPr>
+                <w:rFonts w:ascii="Calibri" w:hAnsi="Calibri"/>
+                <w:b w:val="0"/>
+                <w:sz w:val="16"/>
+              </w:rPr>
+              <w:t>700</w:t>
+            </w:r>
+          </w:p>
+        </w:tc>
+        <w:tc>
+          <w:tcPr>
+            <w:tcW w:w="1417" w:type="dxa"/>
+          </w:tcPr>
+          <w:p>
+            <w:pPr>
+              <w:jc w:val="right"/>
+            </w:pPr>
+            <w:r/>
+            <w:r>
+              <w:rPr>
+                <w:rFonts w:ascii="Calibri" w:hAnsi="Calibri"/>
+                <w:b w:val="0"/>
+                <w:sz w:val="16"/>
+              </w:rPr>
+              <w:t>7 800</w:t>
+            </w:r>
+          </w:p>
+        </w:tc>
+      </w:tr>
+      <w:tr>
+        <w:tc>
+          <w:tcPr>
+            <w:tcW w:w="1701" w:type="dxa"/>
+            <w:shd w:fill="D6E4F0"/>
+          </w:tcPr>
+          <w:p>
+            <w:r/>
+            <w:r>
+              <w:rPr>
+                <w:rFonts w:ascii="Calibri" w:hAnsi="Calibri"/>
+                <w:b w:val="0"/>
+                <w:sz w:val="16"/>
+              </w:rPr>
+              <w:t>2025-04</w:t>
+            </w:r>
+          </w:p>
+        </w:tc>
+        <w:tc>
+          <w:tcPr>
+            <w:tcW w:w="1417" w:type="dxa"/>
+            <w:shd w:fill="D6E4F0"/>
+          </w:tcPr>
+          <w:p>
+            <w:pPr>
+              <w:jc w:val="right"/>
+            </w:pPr>
+            <w:r/>
+            <w:r>
+              <w:rPr>
+                <w:rFonts w:ascii="Calibri" w:hAnsi="Calibri"/>
+                <w:b w:val="0"/>
+                <w:sz w:val="16"/>
+              </w:rPr>
+              <w:t>2 000</w:t>
+            </w:r>
+          </w:p>
+        </w:tc>
+        <w:tc>
+          <w:tcPr>
+            <w:tcW w:w="1417" w:type="dxa"/>
+            <w:shd w:fill="D6E4F0"/>
+          </w:tcPr>
+          <w:p>
+            <w:pPr>
+              <w:jc w:val="right"/>
+            </w:pPr>
+            <w:r/>
+            <w:r>
+              <w:rPr>
+                <w:rFonts w:ascii="Calibri" w:hAnsi="Calibri"/>
+                <w:b w:val="0"/>
+                <w:sz w:val="16"/>
+              </w:rPr>
+              <w:t>1 400</w:t>
+            </w:r>
+          </w:p>
+        </w:tc>
+        <w:tc>
+          <w:tcPr>
+            <w:tcW w:w="1417" w:type="dxa"/>
+            <w:shd w:fill="D6E4F0"/>
+          </w:tcPr>
+          <w:p>
+            <w:pPr>
+              <w:jc w:val="right"/>
+            </w:pPr>
+            <w:r/>
+            <w:r>
+              <w:rPr>
+                <w:rFonts w:ascii="Calibri" w:hAnsi="Calibri"/>
+                <w:b w:val="0"/>
+                <w:sz w:val="16"/>
+              </w:rPr>
+              <w:t>500</w:t>
+            </w:r>
+          </w:p>
+        </w:tc>
+        <w:tc>
+          <w:tcPr>
+            <w:tcW w:w="1417" w:type="dxa"/>
+            <w:shd w:fill="D6E4F0"/>
+          </w:tcPr>
+          <w:p>
+            <w:pPr>
+              <w:jc w:val="right"/>
+            </w:pPr>
+            <w:r/>
+            <w:r>
+              <w:rPr>
+                <w:rFonts w:ascii="Calibri" w:hAnsi="Calibri"/>
+                <w:b w:val="0"/>
+                <w:sz w:val="16"/>
+              </w:rPr>
+              <w:t>3 900</w:t>
+            </w:r>
+          </w:p>
+        </w:tc>
+      </w:tr>
+      <w:tr>
+        <w:tc>
+          <w:tcPr>
+            <w:tcW w:w="1701" w:type="dxa"/>
+          </w:tcPr>
+          <w:p>
+            <w:r/>
+            <w:r>
+              <w:rPr>
+                <w:rFonts w:ascii="Calibri" w:hAnsi="Calibri"/>
+                <w:b w:val="0"/>
+                <w:sz w:val="16"/>
+              </w:rPr>
+              <w:t>2025-05</w:t>
+            </w:r>
+          </w:p>
+        </w:tc>
+        <w:tc>
+          <w:tcPr>
+            <w:tcW w:w="1417" w:type="dxa"/>
+          </w:tcPr>
+          <w:p>
+            <w:pPr>
+              <w:jc w:val="right"/>
+            </w:pPr>
+            <w:r/>
+            <w:r>
+              <w:rPr>
+                <w:rFonts w:ascii="Calibri" w:hAnsi="Calibri"/>
+                <w:b w:val="0"/>
+                <w:sz w:val="16"/>
+              </w:rPr>
+              <w:t>1 500</w:t>
+            </w:r>
+          </w:p>
+        </w:tc>
+        <w:tc>
+          <w:tcPr>
+            <w:tcW w:w="1417" w:type="dxa"/>
+          </w:tcPr>
+          <w:p>
+            <w:pPr>
+              <w:jc w:val="right"/>
+            </w:pPr>
+            <w:r/>
+            <w:r>
+              <w:rPr>
+                <w:rFonts w:ascii="Calibri" w:hAnsi="Calibri"/>
+                <w:b w:val="0"/>
+                <w:sz w:val="16"/>
+              </w:rPr>
+              <w:t>1 000</w:t>
+            </w:r>
+          </w:p>
+        </w:tc>
+        <w:tc>
+          <w:tcPr>
+            <w:tcW w:w="1417" w:type="dxa"/>
+          </w:tcPr>
+          <w:p>
+            <w:pPr>
+              <w:jc w:val="right"/>
+            </w:pPr>
+            <w:r/>
+            <w:r>
+              <w:rPr>
+                <w:rFonts w:ascii="Calibri" w:hAnsi="Calibri"/>
+                <w:b w:val="0"/>
+                <w:sz w:val="16"/>
+              </w:rPr>
+              <w:t>450</w:t>
+            </w:r>
+          </w:p>
+        </w:tc>
+        <w:tc>
+          <w:tcPr>
+            <w:tcW w:w="1417" w:type="dxa"/>
+          </w:tcPr>
+          <w:p>
+            <w:pPr>
+              <w:jc w:val="right"/>
+            </w:pPr>
+            <w:r/>
+            <w:r>
+              <w:rPr>
+                <w:rFonts w:ascii="Calibri" w:hAnsi="Calibri"/>
+                <w:b w:val="0"/>
+                <w:sz w:val="16"/>
+              </w:rPr>
+              <w:t>2 950</w:t>
+            </w:r>
+          </w:p>
+        </w:tc>
+      </w:tr>
+      <w:tr>
+        <w:tc>
+          <w:tcPr>
+            <w:tcW w:w="1701" w:type="dxa"/>
+            <w:shd w:fill="D6E4F0"/>
+          </w:tcPr>
+          <w:p>
+            <w:r/>
+            <w:r>
+              <w:rPr>
+                <w:rFonts w:ascii="Calibri" w:hAnsi="Calibri"/>
+                <w:b w:val="0"/>
+                <w:sz w:val="16"/>
+              </w:rPr>
+              <w:t>2025-06</w:t>
+            </w:r>
+          </w:p>
+        </w:tc>
+        <w:tc>
+          <w:tcPr>
+            <w:tcW w:w="1417" w:type="dxa"/>
+            <w:shd w:fill="D6E4F0"/>
+          </w:tcPr>
+          <w:p>
+            <w:pPr>
+              <w:jc w:val="right"/>
+            </w:pPr>
+            <w:r/>
+            <w:r>
+              <w:rPr>
+                <w:rFonts w:ascii="Calibri" w:hAnsi="Calibri"/>
+                <w:b w:val="0"/>
+                <w:sz w:val="16"/>
+              </w:rPr>
+              <w:t>1 800</w:t>
+            </w:r>
+          </w:p>
+        </w:tc>
+        <w:tc>
+          <w:tcPr>
+            <w:tcW w:w="1417" w:type="dxa"/>
+            <w:shd w:fill="D6E4F0"/>
+          </w:tcPr>
+          <w:p>
+            <w:pPr>
+              <w:jc w:val="right"/>
+            </w:pPr>
+            <w:r/>
+            <w:r>
+              <w:rPr>
+                <w:rFonts w:ascii="Calibri" w:hAnsi="Calibri"/>
+                <w:b w:val="0"/>
+                <w:sz w:val="16"/>
+              </w:rPr>
+              <w:t>1 100</w:t>
+            </w:r>
+          </w:p>
+        </w:tc>
+        <w:tc>
+          <w:tcPr>
+            <w:tcW w:w="1417" w:type="dxa"/>
+            <w:shd w:fill="D6E4F0"/>
+          </w:tcPr>
+          <w:p>
+            <w:pPr>
+              <w:jc w:val="right"/>
+            </w:pPr>
+            <w:r/>
+            <w:r>
+              <w:rPr>
+                <w:rFonts w:ascii="Calibri" w:hAnsi="Calibri"/>
+                <w:b w:val="0"/>
+                <w:sz w:val="16"/>
+              </w:rPr>
+              <w:t>500</w:t>
+            </w:r>
+          </w:p>
+        </w:tc>
+        <w:tc>
+          <w:tcPr>
+            <w:tcW w:w="1417" w:type="dxa"/>
+            <w:shd w:fill="D6E4F0"/>
+          </w:tcPr>
+          <w:p>
+            <w:pPr>
+              <w:jc w:val="right"/>
+            </w:pPr>
+            <w:r/>
+            <w:r>
+              <w:rPr>
+                <w:rFonts w:ascii="Calibri" w:hAnsi="Calibri"/>
+                <w:b w:val="0"/>
+                <w:sz w:val="16"/>
+              </w:rPr>
+              <w:t>3 400</w:t>
+            </w:r>
+          </w:p>
+        </w:tc>
+      </w:tr>
+      <w:tr>
+        <w:tc>
+          <w:tcPr>
+            <w:tcW w:w="1701" w:type="dxa"/>
+          </w:tcPr>
+          <w:p>
+            <w:r/>
+            <w:r>
+              <w:rPr>
+                <w:rFonts w:ascii="Calibri" w:hAnsi="Calibri"/>
+                <w:b w:val="0"/>
+                <w:sz w:val="16"/>
+              </w:rPr>
+              <w:t>2025-07</w:t>
+            </w:r>
+          </w:p>
+        </w:tc>
+        <w:tc>
+          <w:tcPr>
+            <w:tcW w:w="1417" w:type="dxa"/>
+          </w:tcPr>
+          <w:p>
+            <w:pPr>
+              <w:jc w:val="right"/>
+            </w:pPr>
+            <w:r/>
+            <w:r>
+              <w:rPr>
+                <w:rFonts w:ascii="Calibri" w:hAnsi="Calibri"/>
+                <w:b w:val="0"/>
+                <w:sz w:val="16"/>
+              </w:rPr>
+              <w:t>2 100</w:t>
+            </w:r>
+          </w:p>
+        </w:tc>
+        <w:tc>
+          <w:tcPr>
+            <w:tcW w:w="1417" w:type="dxa"/>
+          </w:tcPr>
+          <w:p>
+            <w:pPr>
+              <w:jc w:val="right"/>
+            </w:pPr>
+            <w:r/>
+            <w:r>
+              <w:rPr>
+                <w:rFonts w:ascii="Calibri" w:hAnsi="Calibri"/>
+                <w:b w:val="0"/>
+                <w:sz w:val="16"/>
+              </w:rPr>
+              <w:t>1 300</w:t>
+            </w:r>
+          </w:p>
+        </w:tc>
+        <w:tc>
+          <w:tcPr>
+            <w:tcW w:w="1417" w:type="dxa"/>
+          </w:tcPr>
+          <w:p>
+            <w:pPr>
+              <w:jc w:val="right"/>
+            </w:pPr>
+            <w:r/>
+            <w:r>
+              <w:rPr>
+                <w:rFonts w:ascii="Calibri" w:hAnsi="Calibri"/>
+                <w:b w:val="0"/>
+                <w:sz w:val="16"/>
+              </w:rPr>
+              <w:t>550</w:t>
+            </w:r>
+          </w:p>
+        </w:tc>
+        <w:tc>
+          <w:tcPr>
+            <w:tcW w:w="1417" w:type="dxa"/>
+          </w:tcPr>
+          <w:p>
+            <w:pPr>
+              <w:jc w:val="right"/>
+            </w:pPr>
+            <w:r/>
+            <w:r>
+              <w:rPr>
+                <w:rFonts w:ascii="Calibri" w:hAnsi="Calibri"/>
+                <w:b w:val="0"/>
+                <w:sz w:val="16"/>
+              </w:rPr>
+              <w:t>3 950</w:t>
+            </w:r>
+          </w:p>
+        </w:tc>
+      </w:tr>
+      <w:tr>
+        <w:tc>
+          <w:tcPr>
+            <w:tcW w:w="1701" w:type="dxa"/>
+            <w:shd w:fill="D6E4F0"/>
+          </w:tcPr>
+          <w:p>
+            <w:r/>
+            <w:r>
+              <w:rPr>
+                <w:rFonts w:ascii="Calibri" w:hAnsi="Calibri"/>
+                <w:b w:val="0"/>
+                <w:sz w:val="16"/>
+              </w:rPr>
+              <w:t>2025-08</w:t>
+            </w:r>
+          </w:p>
+        </w:tc>
+        <w:tc>
+          <w:tcPr>
+            <w:tcW w:w="1417" w:type="dxa"/>
+            <w:shd w:fill="D6E4F0"/>
+          </w:tcPr>
+          <w:p>
+            <w:pPr>
+              <w:jc w:val="right"/>
+            </w:pPr>
+            <w:r/>
+            <w:r>
+              <w:rPr>
+                <w:rFonts w:ascii="Calibri" w:hAnsi="Calibri"/>
+                <w:b w:val="0"/>
+                <w:sz w:val="16"/>
+              </w:rPr>
+              <w:t>1 800</w:t>
+            </w:r>
+          </w:p>
+        </w:tc>
+        <w:tc>
+          <w:tcPr>
+            <w:tcW w:w="1417" w:type="dxa"/>
+            <w:shd w:fill="D6E4F0"/>
+          </w:tcPr>
+          <w:p>
+            <w:pPr>
+              <w:jc w:val="right"/>
+            </w:pPr>
+            <w:r/>
+            <w:r>
+              <w:rPr>
+                <w:rFonts w:ascii="Calibri" w:hAnsi="Calibri"/>
+                <w:b w:val="0"/>
+                <w:sz w:val="16"/>
+              </w:rPr>
+              <w:t>1 200</w:t>
+            </w:r>
+          </w:p>
+        </w:tc>
+        <w:tc>
+          <w:tcPr>
+            <w:tcW w:w="1417" w:type="dxa"/>
+            <w:shd w:fill="D6E4F0"/>
+          </w:tcPr>
+          <w:p>
+            <w:pPr>
+              <w:jc w:val="right"/>
+            </w:pPr>
+            <w:r/>
+            <w:r>
+              <w:rPr>
+                <w:rFonts w:ascii="Calibri" w:hAnsi="Calibri"/>
+                <w:b w:val="0"/>
+                <w:sz w:val="16"/>
+              </w:rPr>
+              <w:t>500</w:t>
+            </w:r>
+          </w:p>
+        </w:tc>
+        <w:tc>
+          <w:tcPr>
+            <w:tcW w:w="1417" w:type="dxa"/>
+            <w:shd w:fill="D6E4F0"/>
+          </w:tcPr>
+          <w:p>
+            <w:pPr>
+              <w:jc w:val="right"/>
+            </w:pPr>
+            <w:r/>
+            <w:r>
+              <w:rPr>
+                <w:rFonts w:ascii="Calibri" w:hAnsi="Calibri"/>
+                <w:b w:val="0"/>
+                <w:sz w:val="16"/>
+              </w:rPr>
+              <w:t>3 500</w:t>
+            </w:r>
+          </w:p>
+        </w:tc>
+      </w:tr>
+      <w:tr>
+        <w:tc>
+          <w:tcPr>
+            <w:tcW w:w="1701" w:type="dxa"/>
+          </w:tcPr>
+          <w:p>
+            <w:r/>
+            <w:r>
+              <w:rPr>
+                <w:rFonts w:ascii="Calibri" w:hAnsi="Calibri"/>
+                <w:b w:val="0"/>
+                <w:sz w:val="16"/>
+              </w:rPr>
+              <w:t>2025-09</w:t>
+            </w:r>
+          </w:p>
+        </w:tc>
+        <w:tc>
+          <w:tcPr>
+            <w:tcW w:w="1417" w:type="dxa"/>
+          </w:tcPr>
+          <w:p>
+            <w:pPr>
+              <w:jc w:val="right"/>
+            </w:pPr>
+            <w:r/>
+            <w:r>
+              <w:rPr>
+                <w:rFonts w:ascii="Calibri" w:hAnsi="Calibri"/>
+                <w:b w:val="0"/>
+                <w:sz w:val="16"/>
+              </w:rPr>
+              <w:t>1 000</w:t>
+            </w:r>
+          </w:p>
+        </w:tc>
+        <w:tc>
+          <w:tcPr>
+            <w:tcW w:w="1417" w:type="dxa"/>
+          </w:tcPr>
+          <w:p>
+            <w:pPr>
+              <w:jc w:val="right"/>
+            </w:pPr>
+            <w:r/>
+            <w:r>
+              <w:rPr>
+                <w:rFonts w:ascii="Calibri" w:hAnsi="Calibri"/>
+                <w:b w:val="0"/>
+                <w:sz w:val="16"/>
+              </w:rPr>
+              <w:t>700</w:t>
+            </w:r>
+          </w:p>
+        </w:tc>
+        <w:tc>
+          <w:tcPr>
+            <w:tcW w:w="1417" w:type="dxa"/>
+          </w:tcPr>
+          <w:p>
+            <w:pPr>
+              <w:jc w:val="right"/>
+            </w:pPr>
+            <w:r/>
+            <w:r>
+              <w:rPr>
+                <w:rFonts w:ascii="Calibri" w:hAnsi="Calibri"/>
+                <w:b w:val="0"/>
+                <w:sz w:val="16"/>
+              </w:rPr>
+              <w:t>300</w:t>
+            </w:r>
+          </w:p>
+        </w:tc>
+        <w:tc>
+          <w:tcPr>
+            <w:tcW w:w="1417" w:type="dxa"/>
+          </w:tcPr>
+          <w:p>
+            <w:pPr>
+              <w:jc w:val="right"/>
+            </w:pPr>
+            <w:r/>
+            <w:r>
+              <w:rPr>
+                <w:rFonts w:ascii="Calibri" w:hAnsi="Calibri"/>
+                <w:b w:val="0"/>
+                <w:sz w:val="16"/>
+              </w:rPr>
+              <w:t>2 000</w:t>
+            </w:r>
+          </w:p>
+        </w:tc>
+      </w:tr>
+      <w:tr>
+        <w:tc>
+          <w:tcPr>
+            <w:tcW w:w="1701" w:type="dxa"/>
+            <w:shd w:fill="D6E4F0"/>
+          </w:tcPr>
+          <w:p>
+            <w:r/>
+            <w:r>
+              <w:rPr>
+                <w:rFonts w:ascii="Calibri" w:hAnsi="Calibri"/>
+                <w:b w:val="0"/>
+                <w:sz w:val="16"/>
+              </w:rPr>
+              <w:t>2025-10</w:t>
+            </w:r>
+          </w:p>
+        </w:tc>
+        <w:tc>
+          <w:tcPr>
+            <w:tcW w:w="1417" w:type="dxa"/>
+            <w:shd w:fill="D6E4F0"/>
+          </w:tcPr>
+          <w:p>
+            <w:pPr>
+              <w:jc w:val="right"/>
+            </w:pPr>
+            <w:r/>
+            <w:r>
+              <w:rPr>
+                <w:rFonts w:ascii="Calibri" w:hAnsi="Calibri"/>
+                <w:b w:val="0"/>
+                <w:sz w:val="16"/>
+              </w:rPr>
+              <w:t>1 300</w:t>
+            </w:r>
+          </w:p>
+        </w:tc>
+        <w:tc>
+          <w:tcPr>
+            <w:tcW w:w="1417" w:type="dxa"/>
+            <w:shd w:fill="D6E4F0"/>
+          </w:tcPr>
+          <w:p>
+            <w:pPr>
+              <w:jc w:val="right"/>
+            </w:pPr>
+            <w:r/>
+            <w:r>
+              <w:rPr>
+                <w:rFonts w:ascii="Calibri" w:hAnsi="Calibri"/>
+                <w:b w:val="0"/>
+                <w:sz w:val="16"/>
+              </w:rPr>
+              <w:t>800</w:t>
+            </w:r>
+          </w:p>
+        </w:tc>
+        <w:tc>
+          <w:tcPr>
+            <w:tcW w:w="1417" w:type="dxa"/>
+            <w:shd w:fill="D6E4F0"/>
+          </w:tcPr>
+          <w:p>
+            <w:pPr>
+              <w:jc w:val="right"/>
+            </w:pPr>
+            <w:r/>
+            <w:r>
+              <w:rPr>
+                <w:rFonts w:ascii="Calibri" w:hAnsi="Calibri"/>
+                <w:b w:val="0"/>
+                <w:sz w:val="16"/>
+              </w:rPr>
+              <w:t>400</w:t>
+            </w:r>
+          </w:p>
+        </w:tc>
+        <w:tc>
+          <w:tcPr>
+            <w:tcW w:w="1417" w:type="dxa"/>
+            <w:shd w:fill="D6E4F0"/>
+          </w:tcPr>
+          <w:p>
+            <w:pPr>
+              <w:jc w:val="right"/>
+            </w:pPr>
+            <w:r/>
+            <w:r>
+              <w:rPr>
+                <w:rFonts w:ascii="Calibri" w:hAnsi="Calibri"/>
+                <w:b w:val="0"/>
+                <w:sz w:val="16"/>
+              </w:rPr>
+              <w:t>2 500</w:t>
+            </w:r>
+          </w:p>
+        </w:tc>
+      </w:tr>
+      <w:tr>
+        <w:tc>
+          <w:tcPr>
+            <w:tcW w:w="1701" w:type="dxa"/>
+          </w:tcPr>
+          <w:p>
+            <w:r/>
+            <w:r>
+              <w:rPr>
+                <w:rFonts w:ascii="Calibri" w:hAnsi="Calibri"/>
+                <w:b w:val="0"/>
+                <w:sz w:val="16"/>
+              </w:rPr>
+              <w:t>2025-11</w:t>
+            </w:r>
+          </w:p>
+        </w:tc>
+        <w:tc>
+          <w:tcPr>
+            <w:tcW w:w="1417" w:type="dxa"/>
+          </w:tcPr>
+          <w:p>
+            <w:pPr>
+              <w:jc w:val="right"/>
+            </w:pPr>
+            <w:r/>
+            <w:r>
+              <w:rPr>
+                <w:rFonts w:ascii="Calibri" w:hAnsi="Calibri"/>
+                <w:b w:val="0"/>
+                <w:sz w:val="16"/>
+              </w:rPr>
+              <w:t>2 000</w:t>
+            </w:r>
+          </w:p>
+        </w:tc>
+        <w:tc>
+          <w:tcPr>
+            <w:tcW w:w="1417" w:type="dxa"/>
+          </w:tcPr>
+          <w:p>
+            <w:pPr>
+              <w:jc w:val="right"/>
+            </w:pPr>
+            <w:r/>
+            <w:r>
+              <w:rPr>
+                <w:rFonts w:ascii="Calibri" w:hAnsi="Calibri"/>
+                <w:b w:val="0"/>
+                <w:sz w:val="16"/>
+              </w:rPr>
+              <w:t>1 200</w:t>
+            </w:r>
+          </w:p>
+        </w:tc>
+        <w:tc>
+          <w:tcPr>
+            <w:tcW w:w="1417" w:type="dxa"/>
+          </w:tcPr>
+          <w:p>
+            <w:pPr>
+              <w:jc w:val="right"/>
+            </w:pPr>
+            <w:r/>
+            <w:r>
+              <w:rPr>
+                <w:rFonts w:ascii="Calibri" w:hAnsi="Calibri"/>
+                <w:b w:val="0"/>
+                <w:sz w:val="16"/>
+              </w:rPr>
+              <w:t>500</w:t>
+            </w:r>
+          </w:p>
+        </w:tc>
+        <w:tc>
+          <w:tcPr>
+            <w:tcW w:w="1417" w:type="dxa"/>
+          </w:tcPr>
+          <w:p>
+            <w:pPr>
+              <w:jc w:val="right"/>
+            </w:pPr>
+            <w:r/>
+            <w:r>
+              <w:rPr>
+                <w:rFonts w:ascii="Calibri" w:hAnsi="Calibri"/>
+                <w:b w:val="0"/>
+                <w:sz w:val="16"/>
+              </w:rPr>
+              <w:t>3 700</w:t>
+            </w:r>
+          </w:p>
+        </w:tc>
+      </w:tr>
+      <w:tr>
+        <w:tc>
+          <w:tcPr>
+            <w:tcW w:w="1701" w:type="dxa"/>
+            <w:shd w:fill="D6E4F0"/>
+          </w:tcPr>
+          <w:p>
+            <w:r/>
+            <w:r>
+              <w:rPr>
+                <w:rFonts w:ascii="Calibri" w:hAnsi="Calibri"/>
+                <w:b w:val="0"/>
+                <w:sz w:val="16"/>
+              </w:rPr>
+              <w:t>2025-12</w:t>
+            </w:r>
+          </w:p>
+        </w:tc>
+        <w:tc>
+          <w:tcPr>
+            <w:tcW w:w="1417" w:type="dxa"/>
+            <w:shd w:fill="D6E4F0"/>
+          </w:tcPr>
+          <w:p>
+            <w:pPr>
+              <w:jc w:val="right"/>
+            </w:pPr>
+            <w:r/>
+            <w:r>
+              <w:rPr>
+                <w:rFonts w:ascii="Calibri" w:hAnsi="Calibri"/>
+                <w:b w:val="0"/>
+                <w:sz w:val="16"/>
+              </w:rPr>
+              <w:t>800</w:t>
+            </w:r>
+          </w:p>
+        </w:tc>
+        <w:tc>
+          <w:tcPr>
+            <w:tcW w:w="1417" w:type="dxa"/>
+            <w:shd w:fill="D6E4F0"/>
+          </w:tcPr>
+          <w:p>
+            <w:pPr>
+              <w:jc w:val="right"/>
+            </w:pPr>
+            <w:r/>
+            <w:r>
+              <w:rPr>
+                <w:rFonts w:ascii="Calibri" w:hAnsi="Calibri"/>
+                <w:b w:val="0"/>
+                <w:sz w:val="16"/>
+              </w:rPr>
+              <w:t>400</w:t>
+            </w:r>
+          </w:p>
+        </w:tc>
+        <w:tc>
+          <w:tcPr>
+            <w:tcW w:w="1417" w:type="dxa"/>
+            <w:shd w:fill="D6E4F0"/>
+          </w:tcPr>
+          <w:p>
+            <w:pPr>
+              <w:jc w:val="right"/>
+            </w:pPr>
+            <w:r/>
+            <w:r>
+              <w:rPr>
+                <w:rFonts w:ascii="Calibri" w:hAnsi="Calibri"/>
+                <w:b w:val="0"/>
+                <w:sz w:val="16"/>
+              </w:rPr>
+              <w:t>250</w:t>
+            </w:r>
+          </w:p>
+        </w:tc>
+        <w:tc>
+          <w:tcPr>
+            <w:tcW w:w="1417" w:type="dxa"/>
+            <w:shd w:fill="D6E4F0"/>
+          </w:tcPr>
+          <w:p>
+            <w:pPr>
+              <w:jc w:val="right"/>
+            </w:pPr>
+            <w:r/>
+            <w:r>
+              <w:rPr>
+                <w:rFonts w:ascii="Calibri" w:hAnsi="Calibri"/>
+                <w:b w:val="0"/>
+                <w:sz w:val="16"/>
+              </w:rPr>
+              <w:t>1 450</w:t>
+            </w:r>
+          </w:p>
+        </w:tc>
+      </w:tr>
+    </w:tbl>
+    <w:p/>
     <w:p>
       <w:pPr>
         <w:jc w:val="center"/>
@@ -20122,6 +23720,3604 @@
         <w:t>16. Динамика СФП по месяцам (по сегментам)</w:t>
       </w:r>
     </w:p>
+    <w:tbl>
+      <w:tblPr>
+        <w:tblStyle w:val="TableGrid"/>
+        <w:tblW w:type="auto" w:w="0"/>
+        <w:jc w:val="center"/>
+        <w:tblLook w:firstColumn="1" w:firstRow="1" w:lastColumn="0" w:lastRow="0" w:noHBand="0" w:noVBand="1" w:val="04A0"/>
+        <w:tblLayout w:type="fixed"/>
+      </w:tblPr>
+      <w:tblGrid>
+        <w:gridCol w:w="1701"/>
+        <w:gridCol w:w="1417"/>
+        <w:gridCol w:w="1417"/>
+        <w:gridCol w:w="1417"/>
+        <w:gridCol w:w="1417"/>
+      </w:tblGrid>
+      <w:tr>
+        <w:tc>
+          <w:tcPr>
+            <w:tcW w:w="1701" w:type="dxa"/>
+            <w:shd w:fill="1F4E79"/>
+          </w:tcPr>
+          <w:p>
+            <w:pPr>
+              <w:jc w:val="center"/>
+            </w:pPr>
+            <w:r/>
+            <w:r>
+              <w:rPr>
+                <w:rFonts w:ascii="Calibri" w:hAnsi="Calibri"/>
+                <w:b/>
+                <w:color w:val="FFFFFF"/>
+                <w:sz w:val="16"/>
+              </w:rPr>
+              <w:t>Месяц</w:t>
+            </w:r>
+          </w:p>
+        </w:tc>
+        <w:tc>
+          <w:tcPr>
+            <w:tcW w:w="1417" w:type="dxa"/>
+            <w:shd w:fill="1F4E79"/>
+          </w:tcPr>
+          <w:p>
+            <w:pPr>
+              <w:jc w:val="center"/>
+            </w:pPr>
+            <w:r/>
+            <w:r>
+              <w:rPr>
+                <w:rFonts w:ascii="Calibri" w:hAnsi="Calibri"/>
+                <w:b/>
+                <w:color w:val="FFFFFF"/>
+                <w:sz w:val="16"/>
+              </w:rPr>
+              <w:t>МкБ</w:t>
+            </w:r>
+          </w:p>
+        </w:tc>
+        <w:tc>
+          <w:tcPr>
+            <w:tcW w:w="1417" w:type="dxa"/>
+            <w:shd w:fill="1F4E79"/>
+          </w:tcPr>
+          <w:p>
+            <w:pPr>
+              <w:jc w:val="center"/>
+            </w:pPr>
+            <w:r/>
+            <w:r>
+              <w:rPr>
+                <w:rFonts w:ascii="Calibri" w:hAnsi="Calibri"/>
+                <w:b/>
+                <w:color w:val="FFFFFF"/>
+                <w:sz w:val="16"/>
+              </w:rPr>
+              <w:t>МСБ</w:t>
+            </w:r>
+          </w:p>
+        </w:tc>
+        <w:tc>
+          <w:tcPr>
+            <w:tcW w:w="1417" w:type="dxa"/>
+            <w:shd w:fill="1F4E79"/>
+          </w:tcPr>
+          <w:p>
+            <w:pPr>
+              <w:jc w:val="center"/>
+            </w:pPr>
+            <w:r/>
+            <w:r>
+              <w:rPr>
+                <w:rFonts w:ascii="Calibri" w:hAnsi="Calibri"/>
+                <w:b/>
+                <w:color w:val="FFFFFF"/>
+                <w:sz w:val="16"/>
+              </w:rPr>
+              <w:t>ККБ</w:t>
+            </w:r>
+          </w:p>
+        </w:tc>
+        <w:tc>
+          <w:tcPr>
+            <w:tcW w:w="1417" w:type="dxa"/>
+            <w:shd w:fill="1F4E79"/>
+          </w:tcPr>
+          <w:p>
+            <w:pPr>
+              <w:jc w:val="center"/>
+            </w:pPr>
+            <w:r/>
+            <w:r>
+              <w:rPr>
+                <w:rFonts w:ascii="Calibri" w:hAnsi="Calibri"/>
+                <w:b/>
+                <w:color w:val="FFFFFF"/>
+                <w:sz w:val="16"/>
+              </w:rPr>
+              <w:t>Итого</w:t>
+            </w:r>
+          </w:p>
+        </w:tc>
+      </w:tr>
+      <w:tr>
+        <w:tc>
+          <w:tcPr>
+            <w:tcW w:w="1701" w:type="dxa"/>
+          </w:tcPr>
+          <w:p>
+            <w:r/>
+            <w:r>
+              <w:rPr>
+                <w:rFonts w:ascii="Calibri" w:hAnsi="Calibri"/>
+                <w:b w:val="0"/>
+                <w:sz w:val="16"/>
+              </w:rPr>
+              <w:t>2023-01</w:t>
+            </w:r>
+          </w:p>
+        </w:tc>
+        <w:tc>
+          <w:tcPr>
+            <w:tcW w:w="1417" w:type="dxa"/>
+          </w:tcPr>
+          <w:p>
+            <w:pPr>
+              <w:jc w:val="right"/>
+            </w:pPr>
+            <w:r/>
+            <w:r>
+              <w:rPr>
+                <w:rFonts w:ascii="Calibri" w:hAnsi="Calibri"/>
+                <w:b w:val="0"/>
+                <w:sz w:val="16"/>
+              </w:rPr>
+              <w:t>10</w:t>
+            </w:r>
+          </w:p>
+        </w:tc>
+        <w:tc>
+          <w:tcPr>
+            <w:tcW w:w="1417" w:type="dxa"/>
+          </w:tcPr>
+          <w:p>
+            <w:pPr>
+              <w:jc w:val="right"/>
+            </w:pPr>
+            <w:r/>
+            <w:r>
+              <w:rPr>
+                <w:rFonts w:ascii="Calibri" w:hAnsi="Calibri"/>
+                <w:b w:val="0"/>
+                <w:sz w:val="16"/>
+              </w:rPr>
+              <w:t>5</w:t>
+            </w:r>
+          </w:p>
+        </w:tc>
+        <w:tc>
+          <w:tcPr>
+            <w:tcW w:w="1417" w:type="dxa"/>
+          </w:tcPr>
+          <w:p>
+            <w:pPr>
+              <w:jc w:val="right"/>
+            </w:pPr>
+            <w:r/>
+            <w:r>
+              <w:rPr>
+                <w:rFonts w:ascii="Calibri" w:hAnsi="Calibri"/>
+                <w:b w:val="0"/>
+                <w:sz w:val="16"/>
+              </w:rPr>
+              <w:t>2</w:t>
+            </w:r>
+          </w:p>
+        </w:tc>
+        <w:tc>
+          <w:tcPr>
+            <w:tcW w:w="1417" w:type="dxa"/>
+          </w:tcPr>
+          <w:p>
+            <w:pPr>
+              <w:jc w:val="right"/>
+            </w:pPr>
+            <w:r/>
+            <w:r>
+              <w:rPr>
+                <w:rFonts w:ascii="Calibri" w:hAnsi="Calibri"/>
+                <w:b w:val="0"/>
+                <w:sz w:val="16"/>
+              </w:rPr>
+              <w:t>17</w:t>
+            </w:r>
+          </w:p>
+        </w:tc>
+      </w:tr>
+      <w:tr>
+        <w:tc>
+          <w:tcPr>
+            <w:tcW w:w="1701" w:type="dxa"/>
+            <w:shd w:fill="D6E4F0"/>
+          </w:tcPr>
+          <w:p>
+            <w:r/>
+            <w:r>
+              <w:rPr>
+                <w:rFonts w:ascii="Calibri" w:hAnsi="Calibri"/>
+                <w:b w:val="0"/>
+                <w:sz w:val="16"/>
+              </w:rPr>
+              <w:t>2023-02</w:t>
+            </w:r>
+          </w:p>
+        </w:tc>
+        <w:tc>
+          <w:tcPr>
+            <w:tcW w:w="1417" w:type="dxa"/>
+            <w:shd w:fill="D6E4F0"/>
+          </w:tcPr>
+          <w:p>
+            <w:pPr>
+              <w:jc w:val="right"/>
+            </w:pPr>
+            <w:r/>
+            <w:r>
+              <w:rPr>
+                <w:rFonts w:ascii="Calibri" w:hAnsi="Calibri"/>
+                <w:b w:val="0"/>
+                <w:sz w:val="16"/>
+              </w:rPr>
+              <w:t>15</w:t>
+            </w:r>
+          </w:p>
+        </w:tc>
+        <w:tc>
+          <w:tcPr>
+            <w:tcW w:w="1417" w:type="dxa"/>
+            <w:shd w:fill="D6E4F0"/>
+          </w:tcPr>
+          <w:p>
+            <w:pPr>
+              <w:jc w:val="right"/>
+            </w:pPr>
+            <w:r/>
+            <w:r>
+              <w:rPr>
+                <w:rFonts w:ascii="Calibri" w:hAnsi="Calibri"/>
+                <w:b w:val="0"/>
+                <w:sz w:val="16"/>
+              </w:rPr>
+              <w:t>10</w:t>
+            </w:r>
+          </w:p>
+        </w:tc>
+        <w:tc>
+          <w:tcPr>
+            <w:tcW w:w="1417" w:type="dxa"/>
+            <w:shd w:fill="D6E4F0"/>
+          </w:tcPr>
+          <w:p>
+            <w:pPr>
+              <w:jc w:val="right"/>
+            </w:pPr>
+            <w:r/>
+            <w:r>
+              <w:rPr>
+                <w:rFonts w:ascii="Calibri" w:hAnsi="Calibri"/>
+                <w:b w:val="0"/>
+                <w:sz w:val="16"/>
+              </w:rPr>
+              <w:t>3</w:t>
+            </w:r>
+          </w:p>
+        </w:tc>
+        <w:tc>
+          <w:tcPr>
+            <w:tcW w:w="1417" w:type="dxa"/>
+            <w:shd w:fill="D6E4F0"/>
+          </w:tcPr>
+          <w:p>
+            <w:pPr>
+              <w:jc w:val="right"/>
+            </w:pPr>
+            <w:r/>
+            <w:r>
+              <w:rPr>
+                <w:rFonts w:ascii="Calibri" w:hAnsi="Calibri"/>
+                <w:b w:val="0"/>
+                <w:sz w:val="16"/>
+              </w:rPr>
+              <w:t>28</w:t>
+            </w:r>
+          </w:p>
+        </w:tc>
+      </w:tr>
+      <w:tr>
+        <w:tc>
+          <w:tcPr>
+            <w:tcW w:w="1701" w:type="dxa"/>
+          </w:tcPr>
+          <w:p>
+            <w:r/>
+            <w:r>
+              <w:rPr>
+                <w:rFonts w:ascii="Calibri" w:hAnsi="Calibri"/>
+                <w:b w:val="0"/>
+                <w:sz w:val="16"/>
+              </w:rPr>
+              <w:t>2023-03</w:t>
+            </w:r>
+          </w:p>
+        </w:tc>
+        <w:tc>
+          <w:tcPr>
+            <w:tcW w:w="1417" w:type="dxa"/>
+          </w:tcPr>
+          <w:p>
+            <w:pPr>
+              <w:jc w:val="right"/>
+            </w:pPr>
+            <w:r/>
+            <w:r>
+              <w:rPr>
+                <w:rFonts w:ascii="Calibri" w:hAnsi="Calibri"/>
+                <w:b w:val="0"/>
+                <w:sz w:val="16"/>
+              </w:rPr>
+              <w:t>25</w:t>
+            </w:r>
+          </w:p>
+        </w:tc>
+        <w:tc>
+          <w:tcPr>
+            <w:tcW w:w="1417" w:type="dxa"/>
+          </w:tcPr>
+          <w:p>
+            <w:pPr>
+              <w:jc w:val="right"/>
+            </w:pPr>
+            <w:r/>
+            <w:r>
+              <w:rPr>
+                <w:rFonts w:ascii="Calibri" w:hAnsi="Calibri"/>
+                <w:b w:val="0"/>
+                <w:sz w:val="16"/>
+              </w:rPr>
+              <w:t>30</w:t>
+            </w:r>
+          </w:p>
+        </w:tc>
+        <w:tc>
+          <w:tcPr>
+            <w:tcW w:w="1417" w:type="dxa"/>
+          </w:tcPr>
+          <w:p>
+            <w:pPr>
+              <w:jc w:val="right"/>
+            </w:pPr>
+            <w:r/>
+            <w:r>
+              <w:rPr>
+                <w:rFonts w:ascii="Calibri" w:hAnsi="Calibri"/>
+                <w:b w:val="0"/>
+                <w:sz w:val="16"/>
+              </w:rPr>
+              <w:t>5</w:t>
+            </w:r>
+          </w:p>
+        </w:tc>
+        <w:tc>
+          <w:tcPr>
+            <w:tcW w:w="1417" w:type="dxa"/>
+          </w:tcPr>
+          <w:p>
+            <w:pPr>
+              <w:jc w:val="right"/>
+            </w:pPr>
+            <w:r/>
+            <w:r>
+              <w:rPr>
+                <w:rFonts w:ascii="Calibri" w:hAnsi="Calibri"/>
+                <w:b w:val="0"/>
+                <w:sz w:val="16"/>
+              </w:rPr>
+              <w:t>60</w:t>
+            </w:r>
+          </w:p>
+        </w:tc>
+      </w:tr>
+      <w:tr>
+        <w:tc>
+          <w:tcPr>
+            <w:tcW w:w="1701" w:type="dxa"/>
+            <w:shd w:fill="D6E4F0"/>
+          </w:tcPr>
+          <w:p>
+            <w:r/>
+            <w:r>
+              <w:rPr>
+                <w:rFonts w:ascii="Calibri" w:hAnsi="Calibri"/>
+                <w:b w:val="0"/>
+                <w:sz w:val="16"/>
+              </w:rPr>
+              <w:t>2023-04</w:t>
+            </w:r>
+          </w:p>
+        </w:tc>
+        <w:tc>
+          <w:tcPr>
+            <w:tcW w:w="1417" w:type="dxa"/>
+            <w:shd w:fill="D6E4F0"/>
+          </w:tcPr>
+          <w:p>
+            <w:pPr>
+              <w:jc w:val="right"/>
+            </w:pPr>
+            <w:r/>
+            <w:r>
+              <w:rPr>
+                <w:rFonts w:ascii="Calibri" w:hAnsi="Calibri"/>
+                <w:b w:val="0"/>
+                <w:sz w:val="16"/>
+              </w:rPr>
+              <w:t>35</w:t>
+            </w:r>
+          </w:p>
+        </w:tc>
+        <w:tc>
+          <w:tcPr>
+            <w:tcW w:w="1417" w:type="dxa"/>
+            <w:shd w:fill="D6E4F0"/>
+          </w:tcPr>
+          <w:p>
+            <w:pPr>
+              <w:jc w:val="right"/>
+            </w:pPr>
+            <w:r/>
+            <w:r>
+              <w:rPr>
+                <w:rFonts w:ascii="Calibri" w:hAnsi="Calibri"/>
+                <w:b w:val="0"/>
+                <w:sz w:val="16"/>
+              </w:rPr>
+              <w:t>15</w:t>
+            </w:r>
+          </w:p>
+        </w:tc>
+        <w:tc>
+          <w:tcPr>
+            <w:tcW w:w="1417" w:type="dxa"/>
+            <w:shd w:fill="D6E4F0"/>
+          </w:tcPr>
+          <w:p>
+            <w:pPr>
+              <w:jc w:val="right"/>
+            </w:pPr>
+            <w:r/>
+            <w:r>
+              <w:rPr>
+                <w:rFonts w:ascii="Calibri" w:hAnsi="Calibri"/>
+                <w:b w:val="0"/>
+                <w:sz w:val="16"/>
+              </w:rPr>
+              <w:t>3</w:t>
+            </w:r>
+          </w:p>
+        </w:tc>
+        <w:tc>
+          <w:tcPr>
+            <w:tcW w:w="1417" w:type="dxa"/>
+            <w:shd w:fill="D6E4F0"/>
+          </w:tcPr>
+          <w:p>
+            <w:pPr>
+              <w:jc w:val="right"/>
+            </w:pPr>
+            <w:r/>
+            <w:r>
+              <w:rPr>
+                <w:rFonts w:ascii="Calibri" w:hAnsi="Calibri"/>
+                <w:b w:val="0"/>
+                <w:sz w:val="16"/>
+              </w:rPr>
+              <w:t>53</w:t>
+            </w:r>
+          </w:p>
+        </w:tc>
+      </w:tr>
+      <w:tr>
+        <w:tc>
+          <w:tcPr>
+            <w:tcW w:w="1701" w:type="dxa"/>
+          </w:tcPr>
+          <w:p>
+            <w:r/>
+            <w:r>
+              <w:rPr>
+                <w:rFonts w:ascii="Calibri" w:hAnsi="Calibri"/>
+                <w:b w:val="0"/>
+                <w:sz w:val="16"/>
+              </w:rPr>
+              <w:t>2023-05</w:t>
+            </w:r>
+          </w:p>
+        </w:tc>
+        <w:tc>
+          <w:tcPr>
+            <w:tcW w:w="1417" w:type="dxa"/>
+          </w:tcPr>
+          <w:p>
+            <w:pPr>
+              <w:jc w:val="right"/>
+            </w:pPr>
+            <w:r/>
+            <w:r>
+              <w:rPr>
+                <w:rFonts w:ascii="Calibri" w:hAnsi="Calibri"/>
+                <w:b w:val="0"/>
+                <w:sz w:val="16"/>
+              </w:rPr>
+              <w:t>5</w:t>
+            </w:r>
+          </w:p>
+        </w:tc>
+        <w:tc>
+          <w:tcPr>
+            <w:tcW w:w="1417" w:type="dxa"/>
+          </w:tcPr>
+          <w:p>
+            <w:pPr>
+              <w:jc w:val="right"/>
+            </w:pPr>
+            <w:r/>
+            <w:r>
+              <w:rPr>
+                <w:rFonts w:ascii="Calibri" w:hAnsi="Calibri"/>
+                <w:b w:val="0"/>
+                <w:sz w:val="16"/>
+              </w:rPr>
+              <w:t>10</w:t>
+            </w:r>
+          </w:p>
+        </w:tc>
+        <w:tc>
+          <w:tcPr>
+            <w:tcW w:w="1417" w:type="dxa"/>
+          </w:tcPr>
+          <w:p>
+            <w:pPr>
+              <w:jc w:val="right"/>
+            </w:pPr>
+            <w:r/>
+            <w:r>
+              <w:rPr>
+                <w:rFonts w:ascii="Calibri" w:hAnsi="Calibri"/>
+                <w:b w:val="0"/>
+                <w:sz w:val="16"/>
+              </w:rPr>
+              <w:t>2</w:t>
+            </w:r>
+          </w:p>
+        </w:tc>
+        <w:tc>
+          <w:tcPr>
+            <w:tcW w:w="1417" w:type="dxa"/>
+          </w:tcPr>
+          <w:p>
+            <w:pPr>
+              <w:jc w:val="right"/>
+            </w:pPr>
+            <w:r/>
+            <w:r>
+              <w:rPr>
+                <w:rFonts w:ascii="Calibri" w:hAnsi="Calibri"/>
+                <w:b w:val="0"/>
+                <w:sz w:val="16"/>
+              </w:rPr>
+              <w:t>17</w:t>
+            </w:r>
+          </w:p>
+        </w:tc>
+      </w:tr>
+      <w:tr>
+        <w:tc>
+          <w:tcPr>
+            <w:tcW w:w="1701" w:type="dxa"/>
+            <w:shd w:fill="D6E4F0"/>
+          </w:tcPr>
+          <w:p>
+            <w:r/>
+            <w:r>
+              <w:rPr>
+                <w:rFonts w:ascii="Calibri" w:hAnsi="Calibri"/>
+                <w:b w:val="0"/>
+                <w:sz w:val="16"/>
+              </w:rPr>
+              <w:t>2023-06</w:t>
+            </w:r>
+          </w:p>
+        </w:tc>
+        <w:tc>
+          <w:tcPr>
+            <w:tcW w:w="1417" w:type="dxa"/>
+            <w:shd w:fill="D6E4F0"/>
+          </w:tcPr>
+          <w:p>
+            <w:pPr>
+              <w:jc w:val="right"/>
+            </w:pPr>
+            <w:r/>
+            <w:r>
+              <w:rPr>
+                <w:rFonts w:ascii="Calibri" w:hAnsi="Calibri"/>
+                <w:b w:val="0"/>
+                <w:sz w:val="16"/>
+              </w:rPr>
+              <w:t>10</w:t>
+            </w:r>
+          </w:p>
+        </w:tc>
+        <w:tc>
+          <w:tcPr>
+            <w:tcW w:w="1417" w:type="dxa"/>
+            <w:shd w:fill="D6E4F0"/>
+          </w:tcPr>
+          <w:p>
+            <w:pPr>
+              <w:jc w:val="right"/>
+            </w:pPr>
+            <w:r/>
+            <w:r>
+              <w:rPr>
+                <w:rFonts w:ascii="Calibri" w:hAnsi="Calibri"/>
+                <w:b w:val="0"/>
+                <w:sz w:val="16"/>
+              </w:rPr>
+              <w:t>15</w:t>
+            </w:r>
+          </w:p>
+        </w:tc>
+        <w:tc>
+          <w:tcPr>
+            <w:tcW w:w="1417" w:type="dxa"/>
+            <w:shd w:fill="D6E4F0"/>
+          </w:tcPr>
+          <w:p>
+            <w:pPr>
+              <w:jc w:val="right"/>
+            </w:pPr>
+            <w:r/>
+            <w:r>
+              <w:rPr>
+                <w:rFonts w:ascii="Calibri" w:hAnsi="Calibri"/>
+                <w:b w:val="0"/>
+                <w:sz w:val="16"/>
+              </w:rPr>
+              <w:t>2</w:t>
+            </w:r>
+          </w:p>
+        </w:tc>
+        <w:tc>
+          <w:tcPr>
+            <w:tcW w:w="1417" w:type="dxa"/>
+            <w:shd w:fill="D6E4F0"/>
+          </w:tcPr>
+          <w:p>
+            <w:pPr>
+              <w:jc w:val="right"/>
+            </w:pPr>
+            <w:r/>
+            <w:r>
+              <w:rPr>
+                <w:rFonts w:ascii="Calibri" w:hAnsi="Calibri"/>
+                <w:b w:val="0"/>
+                <w:sz w:val="16"/>
+              </w:rPr>
+              <w:t>27</w:t>
+            </w:r>
+          </w:p>
+        </w:tc>
+      </w:tr>
+      <w:tr>
+        <w:tc>
+          <w:tcPr>
+            <w:tcW w:w="1701" w:type="dxa"/>
+          </w:tcPr>
+          <w:p>
+            <w:r/>
+            <w:r>
+              <w:rPr>
+                <w:rFonts w:ascii="Calibri" w:hAnsi="Calibri"/>
+                <w:b w:val="0"/>
+                <w:sz w:val="16"/>
+              </w:rPr>
+              <w:t>2023-07</w:t>
+            </w:r>
+          </w:p>
+        </w:tc>
+        <w:tc>
+          <w:tcPr>
+            <w:tcW w:w="1417" w:type="dxa"/>
+          </w:tcPr>
+          <w:p>
+            <w:pPr>
+              <w:jc w:val="right"/>
+            </w:pPr>
+            <w:r/>
+            <w:r>
+              <w:rPr>
+                <w:rFonts w:ascii="Calibri" w:hAnsi="Calibri"/>
+                <w:b w:val="0"/>
+                <w:sz w:val="16"/>
+              </w:rPr>
+              <w:t>20</w:t>
+            </w:r>
+          </w:p>
+        </w:tc>
+        <w:tc>
+          <w:tcPr>
+            <w:tcW w:w="1417" w:type="dxa"/>
+          </w:tcPr>
+          <w:p>
+            <w:pPr>
+              <w:jc w:val="right"/>
+            </w:pPr>
+            <w:r/>
+            <w:r>
+              <w:rPr>
+                <w:rFonts w:ascii="Calibri" w:hAnsi="Calibri"/>
+                <w:b w:val="0"/>
+                <w:sz w:val="16"/>
+              </w:rPr>
+              <w:t>25</w:t>
+            </w:r>
+          </w:p>
+        </w:tc>
+        <w:tc>
+          <w:tcPr>
+            <w:tcW w:w="1417" w:type="dxa"/>
+          </w:tcPr>
+          <w:p>
+            <w:pPr>
+              <w:jc w:val="right"/>
+            </w:pPr>
+            <w:r/>
+            <w:r>
+              <w:rPr>
+                <w:rFonts w:ascii="Calibri" w:hAnsi="Calibri"/>
+                <w:b w:val="0"/>
+                <w:sz w:val="16"/>
+              </w:rPr>
+              <w:t>3</w:t>
+            </w:r>
+          </w:p>
+        </w:tc>
+        <w:tc>
+          <w:tcPr>
+            <w:tcW w:w="1417" w:type="dxa"/>
+          </w:tcPr>
+          <w:p>
+            <w:pPr>
+              <w:jc w:val="right"/>
+            </w:pPr>
+            <w:r/>
+            <w:r>
+              <w:rPr>
+                <w:rFonts w:ascii="Calibri" w:hAnsi="Calibri"/>
+                <w:b w:val="0"/>
+                <w:sz w:val="16"/>
+              </w:rPr>
+              <w:t>48</w:t>
+            </w:r>
+          </w:p>
+        </w:tc>
+      </w:tr>
+      <w:tr>
+        <w:tc>
+          <w:tcPr>
+            <w:tcW w:w="1701" w:type="dxa"/>
+            <w:shd w:fill="D6E4F0"/>
+          </w:tcPr>
+          <w:p>
+            <w:r/>
+            <w:r>
+              <w:rPr>
+                <w:rFonts w:ascii="Calibri" w:hAnsi="Calibri"/>
+                <w:b w:val="0"/>
+                <w:sz w:val="16"/>
+              </w:rPr>
+              <w:t>2023-08</w:t>
+            </w:r>
+          </w:p>
+        </w:tc>
+        <w:tc>
+          <w:tcPr>
+            <w:tcW w:w="1417" w:type="dxa"/>
+            <w:shd w:fill="D6E4F0"/>
+          </w:tcPr>
+          <w:p>
+            <w:pPr>
+              <w:jc w:val="right"/>
+            </w:pPr>
+            <w:r/>
+            <w:r>
+              <w:rPr>
+                <w:rFonts w:ascii="Calibri" w:hAnsi="Calibri"/>
+                <w:b w:val="0"/>
+                <w:sz w:val="16"/>
+              </w:rPr>
+              <w:t>15</w:t>
+            </w:r>
+          </w:p>
+        </w:tc>
+        <w:tc>
+          <w:tcPr>
+            <w:tcW w:w="1417" w:type="dxa"/>
+            <w:shd w:fill="D6E4F0"/>
+          </w:tcPr>
+          <w:p>
+            <w:pPr>
+              <w:jc w:val="right"/>
+            </w:pPr>
+            <w:r/>
+            <w:r>
+              <w:rPr>
+                <w:rFonts w:ascii="Calibri" w:hAnsi="Calibri"/>
+                <w:b w:val="0"/>
+                <w:sz w:val="16"/>
+              </w:rPr>
+              <w:t>25</w:t>
+            </w:r>
+          </w:p>
+        </w:tc>
+        <w:tc>
+          <w:tcPr>
+            <w:tcW w:w="1417" w:type="dxa"/>
+            <w:shd w:fill="D6E4F0"/>
+          </w:tcPr>
+          <w:p>
+            <w:pPr>
+              <w:jc w:val="right"/>
+            </w:pPr>
+            <w:r/>
+            <w:r>
+              <w:rPr>
+                <w:rFonts w:ascii="Calibri" w:hAnsi="Calibri"/>
+                <w:b w:val="0"/>
+                <w:sz w:val="16"/>
+              </w:rPr>
+              <w:t>3</w:t>
+            </w:r>
+          </w:p>
+        </w:tc>
+        <w:tc>
+          <w:tcPr>
+            <w:tcW w:w="1417" w:type="dxa"/>
+            <w:shd w:fill="D6E4F0"/>
+          </w:tcPr>
+          <w:p>
+            <w:pPr>
+              <w:jc w:val="right"/>
+            </w:pPr>
+            <w:r/>
+            <w:r>
+              <w:rPr>
+                <w:rFonts w:ascii="Calibri" w:hAnsi="Calibri"/>
+                <w:b w:val="0"/>
+                <w:sz w:val="16"/>
+              </w:rPr>
+              <w:t>43</w:t>
+            </w:r>
+          </w:p>
+        </w:tc>
+      </w:tr>
+      <w:tr>
+        <w:tc>
+          <w:tcPr>
+            <w:tcW w:w="1701" w:type="dxa"/>
+          </w:tcPr>
+          <w:p>
+            <w:r/>
+            <w:r>
+              <w:rPr>
+                <w:rFonts w:ascii="Calibri" w:hAnsi="Calibri"/>
+                <w:b w:val="0"/>
+                <w:sz w:val="16"/>
+              </w:rPr>
+              <w:t>2023-09</w:t>
+            </w:r>
+          </w:p>
+        </w:tc>
+        <w:tc>
+          <w:tcPr>
+            <w:tcW w:w="1417" w:type="dxa"/>
+          </w:tcPr>
+          <w:p>
+            <w:pPr>
+              <w:jc w:val="right"/>
+            </w:pPr>
+            <w:r/>
+            <w:r>
+              <w:rPr>
+                <w:rFonts w:ascii="Calibri" w:hAnsi="Calibri"/>
+                <w:b w:val="0"/>
+                <w:sz w:val="16"/>
+              </w:rPr>
+              <w:t>25</w:t>
+            </w:r>
+          </w:p>
+        </w:tc>
+        <w:tc>
+          <w:tcPr>
+            <w:tcW w:w="1417" w:type="dxa"/>
+          </w:tcPr>
+          <w:p>
+            <w:pPr>
+              <w:jc w:val="right"/>
+            </w:pPr>
+            <w:r/>
+            <w:r>
+              <w:rPr>
+                <w:rFonts w:ascii="Calibri" w:hAnsi="Calibri"/>
+                <w:b w:val="0"/>
+                <w:sz w:val="16"/>
+              </w:rPr>
+              <w:t>25</w:t>
+            </w:r>
+          </w:p>
+        </w:tc>
+        <w:tc>
+          <w:tcPr>
+            <w:tcW w:w="1417" w:type="dxa"/>
+          </w:tcPr>
+          <w:p>
+            <w:pPr>
+              <w:jc w:val="right"/>
+            </w:pPr>
+            <w:r/>
+            <w:r>
+              <w:rPr>
+                <w:rFonts w:ascii="Calibri" w:hAnsi="Calibri"/>
+                <w:b w:val="0"/>
+                <w:sz w:val="16"/>
+              </w:rPr>
+              <w:t>3</w:t>
+            </w:r>
+          </w:p>
+        </w:tc>
+        <w:tc>
+          <w:tcPr>
+            <w:tcW w:w="1417" w:type="dxa"/>
+          </w:tcPr>
+          <w:p>
+            <w:pPr>
+              <w:jc w:val="right"/>
+            </w:pPr>
+            <w:r/>
+            <w:r>
+              <w:rPr>
+                <w:rFonts w:ascii="Calibri" w:hAnsi="Calibri"/>
+                <w:b w:val="0"/>
+                <w:sz w:val="16"/>
+              </w:rPr>
+              <w:t>53</w:t>
+            </w:r>
+          </w:p>
+        </w:tc>
+      </w:tr>
+      <w:tr>
+        <w:tc>
+          <w:tcPr>
+            <w:tcW w:w="1701" w:type="dxa"/>
+            <w:shd w:fill="D6E4F0"/>
+          </w:tcPr>
+          <w:p>
+            <w:r/>
+            <w:r>
+              <w:rPr>
+                <w:rFonts w:ascii="Calibri" w:hAnsi="Calibri"/>
+                <w:b w:val="0"/>
+                <w:sz w:val="16"/>
+              </w:rPr>
+              <w:t>2023-10</w:t>
+            </w:r>
+          </w:p>
+        </w:tc>
+        <w:tc>
+          <w:tcPr>
+            <w:tcW w:w="1417" w:type="dxa"/>
+            <w:shd w:fill="D6E4F0"/>
+          </w:tcPr>
+          <w:p>
+            <w:pPr>
+              <w:jc w:val="right"/>
+            </w:pPr>
+            <w:r/>
+            <w:r>
+              <w:rPr>
+                <w:rFonts w:ascii="Calibri" w:hAnsi="Calibri"/>
+                <w:b w:val="0"/>
+                <w:sz w:val="16"/>
+              </w:rPr>
+              <w:t>20</w:t>
+            </w:r>
+          </w:p>
+        </w:tc>
+        <w:tc>
+          <w:tcPr>
+            <w:tcW w:w="1417" w:type="dxa"/>
+            <w:shd w:fill="D6E4F0"/>
+          </w:tcPr>
+          <w:p>
+            <w:pPr>
+              <w:jc w:val="right"/>
+            </w:pPr>
+            <w:r/>
+            <w:r>
+              <w:rPr>
+                <w:rFonts w:ascii="Calibri" w:hAnsi="Calibri"/>
+                <w:b w:val="0"/>
+                <w:sz w:val="16"/>
+              </w:rPr>
+              <w:t>30</w:t>
+            </w:r>
+          </w:p>
+        </w:tc>
+        <w:tc>
+          <w:tcPr>
+            <w:tcW w:w="1417" w:type="dxa"/>
+            <w:shd w:fill="D6E4F0"/>
+          </w:tcPr>
+          <w:p>
+            <w:pPr>
+              <w:jc w:val="right"/>
+            </w:pPr>
+            <w:r/>
+            <w:r>
+              <w:rPr>
+                <w:rFonts w:ascii="Calibri" w:hAnsi="Calibri"/>
+                <w:b w:val="0"/>
+                <w:sz w:val="16"/>
+              </w:rPr>
+              <w:t>3</w:t>
+            </w:r>
+          </w:p>
+        </w:tc>
+        <w:tc>
+          <w:tcPr>
+            <w:tcW w:w="1417" w:type="dxa"/>
+            <w:shd w:fill="D6E4F0"/>
+          </w:tcPr>
+          <w:p>
+            <w:pPr>
+              <w:jc w:val="right"/>
+            </w:pPr>
+            <w:r/>
+            <w:r>
+              <w:rPr>
+                <w:rFonts w:ascii="Calibri" w:hAnsi="Calibri"/>
+                <w:b w:val="0"/>
+                <w:sz w:val="16"/>
+              </w:rPr>
+              <w:t>53</w:t>
+            </w:r>
+          </w:p>
+        </w:tc>
+      </w:tr>
+      <w:tr>
+        <w:tc>
+          <w:tcPr>
+            <w:tcW w:w="1701" w:type="dxa"/>
+          </w:tcPr>
+          <w:p>
+            <w:r/>
+            <w:r>
+              <w:rPr>
+                <w:rFonts w:ascii="Calibri" w:hAnsi="Calibri"/>
+                <w:b w:val="0"/>
+                <w:sz w:val="16"/>
+              </w:rPr>
+              <w:t>2023-11</w:t>
+            </w:r>
+          </w:p>
+        </w:tc>
+        <w:tc>
+          <w:tcPr>
+            <w:tcW w:w="1417" w:type="dxa"/>
+          </w:tcPr>
+          <w:p>
+            <w:pPr>
+              <w:jc w:val="right"/>
+            </w:pPr>
+            <w:r/>
+            <w:r>
+              <w:rPr>
+                <w:rFonts w:ascii="Calibri" w:hAnsi="Calibri"/>
+                <w:b w:val="0"/>
+                <w:sz w:val="16"/>
+              </w:rPr>
+              <w:t>20</w:t>
+            </w:r>
+          </w:p>
+        </w:tc>
+        <w:tc>
+          <w:tcPr>
+            <w:tcW w:w="1417" w:type="dxa"/>
+          </w:tcPr>
+          <w:p>
+            <w:pPr>
+              <w:jc w:val="right"/>
+            </w:pPr>
+            <w:r/>
+            <w:r>
+              <w:rPr>
+                <w:rFonts w:ascii="Calibri" w:hAnsi="Calibri"/>
+                <w:b w:val="0"/>
+                <w:sz w:val="16"/>
+              </w:rPr>
+              <w:t>35</w:t>
+            </w:r>
+          </w:p>
+        </w:tc>
+        <w:tc>
+          <w:tcPr>
+            <w:tcW w:w="1417" w:type="dxa"/>
+          </w:tcPr>
+          <w:p>
+            <w:pPr>
+              <w:jc w:val="right"/>
+            </w:pPr>
+            <w:r/>
+            <w:r>
+              <w:rPr>
+                <w:rFonts w:ascii="Calibri" w:hAnsi="Calibri"/>
+                <w:b w:val="0"/>
+                <w:sz w:val="16"/>
+              </w:rPr>
+              <w:t>5</w:t>
+            </w:r>
+          </w:p>
+        </w:tc>
+        <w:tc>
+          <w:tcPr>
+            <w:tcW w:w="1417" w:type="dxa"/>
+          </w:tcPr>
+          <w:p>
+            <w:pPr>
+              <w:jc w:val="right"/>
+            </w:pPr>
+            <w:r/>
+            <w:r>
+              <w:rPr>
+                <w:rFonts w:ascii="Calibri" w:hAnsi="Calibri"/>
+                <w:b w:val="0"/>
+                <w:sz w:val="16"/>
+              </w:rPr>
+              <w:t>60</w:t>
+            </w:r>
+          </w:p>
+        </w:tc>
+      </w:tr>
+      <w:tr>
+        <w:tc>
+          <w:tcPr>
+            <w:tcW w:w="1701" w:type="dxa"/>
+            <w:shd w:fill="D6E4F0"/>
+          </w:tcPr>
+          <w:p>
+            <w:r/>
+            <w:r>
+              <w:rPr>
+                <w:rFonts w:ascii="Calibri" w:hAnsi="Calibri"/>
+                <w:b w:val="0"/>
+                <w:sz w:val="16"/>
+              </w:rPr>
+              <w:t>2023-12</w:t>
+            </w:r>
+          </w:p>
+        </w:tc>
+        <w:tc>
+          <w:tcPr>
+            <w:tcW w:w="1417" w:type="dxa"/>
+            <w:shd w:fill="D6E4F0"/>
+          </w:tcPr>
+          <w:p>
+            <w:pPr>
+              <w:jc w:val="right"/>
+            </w:pPr>
+            <w:r/>
+            <w:r>
+              <w:rPr>
+                <w:rFonts w:ascii="Calibri" w:hAnsi="Calibri"/>
+                <w:b w:val="0"/>
+                <w:sz w:val="16"/>
+              </w:rPr>
+              <w:t>15</w:t>
+            </w:r>
+          </w:p>
+        </w:tc>
+        <w:tc>
+          <w:tcPr>
+            <w:tcW w:w="1417" w:type="dxa"/>
+            <w:shd w:fill="D6E4F0"/>
+          </w:tcPr>
+          <w:p>
+            <w:pPr>
+              <w:jc w:val="right"/>
+            </w:pPr>
+            <w:r/>
+            <w:r>
+              <w:rPr>
+                <w:rFonts w:ascii="Calibri" w:hAnsi="Calibri"/>
+                <w:b w:val="0"/>
+                <w:sz w:val="16"/>
+              </w:rPr>
+              <w:t>25</w:t>
+            </w:r>
+          </w:p>
+        </w:tc>
+        <w:tc>
+          <w:tcPr>
+            <w:tcW w:w="1417" w:type="dxa"/>
+            <w:shd w:fill="D6E4F0"/>
+          </w:tcPr>
+          <w:p>
+            <w:pPr>
+              <w:jc w:val="right"/>
+            </w:pPr>
+            <w:r/>
+            <w:r>
+              <w:rPr>
+                <w:rFonts w:ascii="Calibri" w:hAnsi="Calibri"/>
+                <w:b w:val="0"/>
+                <w:sz w:val="16"/>
+              </w:rPr>
+              <w:t>3</w:t>
+            </w:r>
+          </w:p>
+        </w:tc>
+        <w:tc>
+          <w:tcPr>
+            <w:tcW w:w="1417" w:type="dxa"/>
+            <w:shd w:fill="D6E4F0"/>
+          </w:tcPr>
+          <w:p>
+            <w:pPr>
+              <w:jc w:val="right"/>
+            </w:pPr>
+            <w:r/>
+            <w:r>
+              <w:rPr>
+                <w:rFonts w:ascii="Calibri" w:hAnsi="Calibri"/>
+                <w:b w:val="0"/>
+                <w:sz w:val="16"/>
+              </w:rPr>
+              <w:t>43</w:t>
+            </w:r>
+          </w:p>
+        </w:tc>
+      </w:tr>
+      <w:tr>
+        <w:tc>
+          <w:tcPr>
+            <w:tcW w:w="1701" w:type="dxa"/>
+          </w:tcPr>
+          <w:p>
+            <w:r/>
+            <w:r>
+              <w:rPr>
+                <w:rFonts w:ascii="Calibri" w:hAnsi="Calibri"/>
+                <w:b w:val="0"/>
+                <w:sz w:val="16"/>
+              </w:rPr>
+              <w:t>2024-01</w:t>
+            </w:r>
+          </w:p>
+        </w:tc>
+        <w:tc>
+          <w:tcPr>
+            <w:tcW w:w="1417" w:type="dxa"/>
+          </w:tcPr>
+          <w:p>
+            <w:pPr>
+              <w:jc w:val="right"/>
+            </w:pPr>
+            <w:r/>
+            <w:r>
+              <w:rPr>
+                <w:rFonts w:ascii="Calibri" w:hAnsi="Calibri"/>
+                <w:b w:val="0"/>
+                <w:sz w:val="16"/>
+              </w:rPr>
+              <w:t>15</w:t>
+            </w:r>
+          </w:p>
+        </w:tc>
+        <w:tc>
+          <w:tcPr>
+            <w:tcW w:w="1417" w:type="dxa"/>
+          </w:tcPr>
+          <w:p>
+            <w:pPr>
+              <w:jc w:val="right"/>
+            </w:pPr>
+            <w:r/>
+            <w:r>
+              <w:rPr>
+                <w:rFonts w:ascii="Calibri" w:hAnsi="Calibri"/>
+                <w:b w:val="0"/>
+                <w:sz w:val="16"/>
+              </w:rPr>
+              <w:t>30</w:t>
+            </w:r>
+          </w:p>
+        </w:tc>
+        <w:tc>
+          <w:tcPr>
+            <w:tcW w:w="1417" w:type="dxa"/>
+          </w:tcPr>
+          <w:p>
+            <w:pPr>
+              <w:jc w:val="right"/>
+            </w:pPr>
+            <w:r/>
+            <w:r>
+              <w:rPr>
+                <w:rFonts w:ascii="Calibri" w:hAnsi="Calibri"/>
+                <w:b w:val="0"/>
+                <w:sz w:val="16"/>
+              </w:rPr>
+              <w:t>3</w:t>
+            </w:r>
+          </w:p>
+        </w:tc>
+        <w:tc>
+          <w:tcPr>
+            <w:tcW w:w="1417" w:type="dxa"/>
+          </w:tcPr>
+          <w:p>
+            <w:pPr>
+              <w:jc w:val="right"/>
+            </w:pPr>
+            <w:r/>
+            <w:r>
+              <w:rPr>
+                <w:rFonts w:ascii="Calibri" w:hAnsi="Calibri"/>
+                <w:b w:val="0"/>
+                <w:sz w:val="16"/>
+              </w:rPr>
+              <w:t>48</w:t>
+            </w:r>
+          </w:p>
+        </w:tc>
+      </w:tr>
+      <w:tr>
+        <w:tc>
+          <w:tcPr>
+            <w:tcW w:w="1701" w:type="dxa"/>
+            <w:shd w:fill="D6E4F0"/>
+          </w:tcPr>
+          <w:p>
+            <w:r/>
+            <w:r>
+              <w:rPr>
+                <w:rFonts w:ascii="Calibri" w:hAnsi="Calibri"/>
+                <w:b w:val="0"/>
+                <w:sz w:val="16"/>
+              </w:rPr>
+              <w:t>2024-02</w:t>
+            </w:r>
+          </w:p>
+        </w:tc>
+        <w:tc>
+          <w:tcPr>
+            <w:tcW w:w="1417" w:type="dxa"/>
+            <w:shd w:fill="D6E4F0"/>
+          </w:tcPr>
+          <w:p>
+            <w:pPr>
+              <w:jc w:val="right"/>
+            </w:pPr>
+            <w:r/>
+            <w:r>
+              <w:rPr>
+                <w:rFonts w:ascii="Calibri" w:hAnsi="Calibri"/>
+                <w:b w:val="0"/>
+                <w:sz w:val="16"/>
+              </w:rPr>
+              <w:t>20</w:t>
+            </w:r>
+          </w:p>
+        </w:tc>
+        <w:tc>
+          <w:tcPr>
+            <w:tcW w:w="1417" w:type="dxa"/>
+            <w:shd w:fill="D6E4F0"/>
+          </w:tcPr>
+          <w:p>
+            <w:pPr>
+              <w:jc w:val="right"/>
+            </w:pPr>
+            <w:r/>
+            <w:r>
+              <w:rPr>
+                <w:rFonts w:ascii="Calibri" w:hAnsi="Calibri"/>
+                <w:b w:val="0"/>
+                <w:sz w:val="16"/>
+              </w:rPr>
+              <w:t>40</w:t>
+            </w:r>
+          </w:p>
+        </w:tc>
+        <w:tc>
+          <w:tcPr>
+            <w:tcW w:w="1417" w:type="dxa"/>
+            <w:shd w:fill="D6E4F0"/>
+          </w:tcPr>
+          <w:p>
+            <w:pPr>
+              <w:jc w:val="right"/>
+            </w:pPr>
+            <w:r/>
+            <w:r>
+              <w:rPr>
+                <w:rFonts w:ascii="Calibri" w:hAnsi="Calibri"/>
+                <w:b w:val="0"/>
+                <w:sz w:val="16"/>
+              </w:rPr>
+              <w:t>5</w:t>
+            </w:r>
+          </w:p>
+        </w:tc>
+        <w:tc>
+          <w:tcPr>
+            <w:tcW w:w="1417" w:type="dxa"/>
+            <w:shd w:fill="D6E4F0"/>
+          </w:tcPr>
+          <w:p>
+            <w:pPr>
+              <w:jc w:val="right"/>
+            </w:pPr>
+            <w:r/>
+            <w:r>
+              <w:rPr>
+                <w:rFonts w:ascii="Calibri" w:hAnsi="Calibri"/>
+                <w:b w:val="0"/>
+                <w:sz w:val="16"/>
+              </w:rPr>
+              <w:t>65</w:t>
+            </w:r>
+          </w:p>
+        </w:tc>
+      </w:tr>
+      <w:tr>
+        <w:tc>
+          <w:tcPr>
+            <w:tcW w:w="1701" w:type="dxa"/>
+          </w:tcPr>
+          <w:p>
+            <w:r/>
+            <w:r>
+              <w:rPr>
+                <w:rFonts w:ascii="Calibri" w:hAnsi="Calibri"/>
+                <w:b w:val="0"/>
+                <w:sz w:val="16"/>
+              </w:rPr>
+              <w:t>2024-03</w:t>
+            </w:r>
+          </w:p>
+        </w:tc>
+        <w:tc>
+          <w:tcPr>
+            <w:tcW w:w="1417" w:type="dxa"/>
+          </w:tcPr>
+          <w:p>
+            <w:pPr>
+              <w:jc w:val="right"/>
+            </w:pPr>
+            <w:r/>
+            <w:r>
+              <w:rPr>
+                <w:rFonts w:ascii="Calibri" w:hAnsi="Calibri"/>
+                <w:b w:val="0"/>
+                <w:sz w:val="16"/>
+              </w:rPr>
+              <w:t>25</w:t>
+            </w:r>
+          </w:p>
+        </w:tc>
+        <w:tc>
+          <w:tcPr>
+            <w:tcW w:w="1417" w:type="dxa"/>
+          </w:tcPr>
+          <w:p>
+            <w:pPr>
+              <w:jc w:val="right"/>
+            </w:pPr>
+            <w:r/>
+            <w:r>
+              <w:rPr>
+                <w:rFonts w:ascii="Calibri" w:hAnsi="Calibri"/>
+                <w:b w:val="0"/>
+                <w:sz w:val="16"/>
+              </w:rPr>
+              <w:t>40</w:t>
+            </w:r>
+          </w:p>
+        </w:tc>
+        <w:tc>
+          <w:tcPr>
+            <w:tcW w:w="1417" w:type="dxa"/>
+          </w:tcPr>
+          <w:p>
+            <w:pPr>
+              <w:jc w:val="right"/>
+            </w:pPr>
+            <w:r/>
+            <w:r>
+              <w:rPr>
+                <w:rFonts w:ascii="Calibri" w:hAnsi="Calibri"/>
+                <w:b w:val="0"/>
+                <w:sz w:val="16"/>
+              </w:rPr>
+              <w:t>5</w:t>
+            </w:r>
+          </w:p>
+        </w:tc>
+        <w:tc>
+          <w:tcPr>
+            <w:tcW w:w="1417" w:type="dxa"/>
+          </w:tcPr>
+          <w:p>
+            <w:pPr>
+              <w:jc w:val="right"/>
+            </w:pPr>
+            <w:r/>
+            <w:r>
+              <w:rPr>
+                <w:rFonts w:ascii="Calibri" w:hAnsi="Calibri"/>
+                <w:b w:val="0"/>
+                <w:sz w:val="16"/>
+              </w:rPr>
+              <w:t>70</w:t>
+            </w:r>
+          </w:p>
+        </w:tc>
+      </w:tr>
+      <w:tr>
+        <w:tc>
+          <w:tcPr>
+            <w:tcW w:w="1701" w:type="dxa"/>
+            <w:shd w:fill="D6E4F0"/>
+          </w:tcPr>
+          <w:p>
+            <w:r/>
+            <w:r>
+              <w:rPr>
+                <w:rFonts w:ascii="Calibri" w:hAnsi="Calibri"/>
+                <w:b w:val="0"/>
+                <w:sz w:val="16"/>
+              </w:rPr>
+              <w:t>2024-04</w:t>
+            </w:r>
+          </w:p>
+        </w:tc>
+        <w:tc>
+          <w:tcPr>
+            <w:tcW w:w="1417" w:type="dxa"/>
+            <w:shd w:fill="D6E4F0"/>
+          </w:tcPr>
+          <w:p>
+            <w:pPr>
+              <w:jc w:val="right"/>
+            </w:pPr>
+            <w:r/>
+            <w:r>
+              <w:rPr>
+                <w:rFonts w:ascii="Calibri" w:hAnsi="Calibri"/>
+                <w:b w:val="0"/>
+                <w:sz w:val="16"/>
+              </w:rPr>
+              <w:t>20</w:t>
+            </w:r>
+          </w:p>
+        </w:tc>
+        <w:tc>
+          <w:tcPr>
+            <w:tcW w:w="1417" w:type="dxa"/>
+            <w:shd w:fill="D6E4F0"/>
+          </w:tcPr>
+          <w:p>
+            <w:pPr>
+              <w:jc w:val="right"/>
+            </w:pPr>
+            <w:r/>
+            <w:r>
+              <w:rPr>
+                <w:rFonts w:ascii="Calibri" w:hAnsi="Calibri"/>
+                <w:b w:val="0"/>
+                <w:sz w:val="16"/>
+              </w:rPr>
+              <w:t>30</w:t>
+            </w:r>
+          </w:p>
+        </w:tc>
+        <w:tc>
+          <w:tcPr>
+            <w:tcW w:w="1417" w:type="dxa"/>
+            <w:shd w:fill="D6E4F0"/>
+          </w:tcPr>
+          <w:p>
+            <w:pPr>
+              <w:jc w:val="right"/>
+            </w:pPr>
+            <w:r/>
+            <w:r>
+              <w:rPr>
+                <w:rFonts w:ascii="Calibri" w:hAnsi="Calibri"/>
+                <w:b w:val="0"/>
+                <w:sz w:val="16"/>
+              </w:rPr>
+              <w:t>3</w:t>
+            </w:r>
+          </w:p>
+        </w:tc>
+        <w:tc>
+          <w:tcPr>
+            <w:tcW w:w="1417" w:type="dxa"/>
+            <w:shd w:fill="D6E4F0"/>
+          </w:tcPr>
+          <w:p>
+            <w:pPr>
+              <w:jc w:val="right"/>
+            </w:pPr>
+            <w:r/>
+            <w:r>
+              <w:rPr>
+                <w:rFonts w:ascii="Calibri" w:hAnsi="Calibri"/>
+                <w:b w:val="0"/>
+                <w:sz w:val="16"/>
+              </w:rPr>
+              <w:t>53</w:t>
+            </w:r>
+          </w:p>
+        </w:tc>
+      </w:tr>
+      <w:tr>
+        <w:tc>
+          <w:tcPr>
+            <w:tcW w:w="1701" w:type="dxa"/>
+          </w:tcPr>
+          <w:p>
+            <w:r/>
+            <w:r>
+              <w:rPr>
+                <w:rFonts w:ascii="Calibri" w:hAnsi="Calibri"/>
+                <w:b w:val="0"/>
+                <w:sz w:val="16"/>
+              </w:rPr>
+              <w:t>2024-05</w:t>
+            </w:r>
+          </w:p>
+        </w:tc>
+        <w:tc>
+          <w:tcPr>
+            <w:tcW w:w="1417" w:type="dxa"/>
+          </w:tcPr>
+          <w:p>
+            <w:pPr>
+              <w:jc w:val="right"/>
+            </w:pPr>
+            <w:r/>
+            <w:r>
+              <w:rPr>
+                <w:rFonts w:ascii="Calibri" w:hAnsi="Calibri"/>
+                <w:b w:val="0"/>
+                <w:sz w:val="16"/>
+              </w:rPr>
+              <w:t>10</w:t>
+            </w:r>
+          </w:p>
+        </w:tc>
+        <w:tc>
+          <w:tcPr>
+            <w:tcW w:w="1417" w:type="dxa"/>
+          </w:tcPr>
+          <w:p>
+            <w:pPr>
+              <w:jc w:val="right"/>
+            </w:pPr>
+            <w:r/>
+            <w:r>
+              <w:rPr>
+                <w:rFonts w:ascii="Calibri" w:hAnsi="Calibri"/>
+                <w:b w:val="0"/>
+                <w:sz w:val="16"/>
+              </w:rPr>
+              <w:t>25</w:t>
+            </w:r>
+          </w:p>
+        </w:tc>
+        <w:tc>
+          <w:tcPr>
+            <w:tcW w:w="1417" w:type="dxa"/>
+          </w:tcPr>
+          <w:p>
+            <w:pPr>
+              <w:jc w:val="right"/>
+            </w:pPr>
+            <w:r/>
+            <w:r>
+              <w:rPr>
+                <w:rFonts w:ascii="Calibri" w:hAnsi="Calibri"/>
+                <w:b w:val="0"/>
+                <w:sz w:val="16"/>
+              </w:rPr>
+              <w:t>3</w:t>
+            </w:r>
+          </w:p>
+        </w:tc>
+        <w:tc>
+          <w:tcPr>
+            <w:tcW w:w="1417" w:type="dxa"/>
+          </w:tcPr>
+          <w:p>
+            <w:pPr>
+              <w:jc w:val="right"/>
+            </w:pPr>
+            <w:r/>
+            <w:r>
+              <w:rPr>
+                <w:rFonts w:ascii="Calibri" w:hAnsi="Calibri"/>
+                <w:b w:val="0"/>
+                <w:sz w:val="16"/>
+              </w:rPr>
+              <w:t>38</w:t>
+            </w:r>
+          </w:p>
+        </w:tc>
+      </w:tr>
+      <w:tr>
+        <w:tc>
+          <w:tcPr>
+            <w:tcW w:w="1701" w:type="dxa"/>
+            <w:shd w:fill="D6E4F0"/>
+          </w:tcPr>
+          <w:p>
+            <w:r/>
+            <w:r>
+              <w:rPr>
+                <w:rFonts w:ascii="Calibri" w:hAnsi="Calibri"/>
+                <w:b w:val="0"/>
+                <w:sz w:val="16"/>
+              </w:rPr>
+              <w:t>2024-06</w:t>
+            </w:r>
+          </w:p>
+        </w:tc>
+        <w:tc>
+          <w:tcPr>
+            <w:tcW w:w="1417" w:type="dxa"/>
+            <w:shd w:fill="D6E4F0"/>
+          </w:tcPr>
+          <w:p>
+            <w:pPr>
+              <w:jc w:val="right"/>
+            </w:pPr>
+            <w:r/>
+            <w:r>
+              <w:rPr>
+                <w:rFonts w:ascii="Calibri" w:hAnsi="Calibri"/>
+                <w:b w:val="0"/>
+                <w:sz w:val="16"/>
+              </w:rPr>
+              <w:t>20</w:t>
+            </w:r>
+          </w:p>
+        </w:tc>
+        <w:tc>
+          <w:tcPr>
+            <w:tcW w:w="1417" w:type="dxa"/>
+            <w:shd w:fill="D6E4F0"/>
+          </w:tcPr>
+          <w:p>
+            <w:pPr>
+              <w:jc w:val="right"/>
+            </w:pPr>
+            <w:r/>
+            <w:r>
+              <w:rPr>
+                <w:rFonts w:ascii="Calibri" w:hAnsi="Calibri"/>
+                <w:b w:val="0"/>
+                <w:sz w:val="16"/>
+              </w:rPr>
+              <w:t>30</w:t>
+            </w:r>
+          </w:p>
+        </w:tc>
+        <w:tc>
+          <w:tcPr>
+            <w:tcW w:w="1417" w:type="dxa"/>
+            <w:shd w:fill="D6E4F0"/>
+          </w:tcPr>
+          <w:p>
+            <w:pPr>
+              <w:jc w:val="right"/>
+            </w:pPr>
+            <w:r/>
+            <w:r>
+              <w:rPr>
+                <w:rFonts w:ascii="Calibri" w:hAnsi="Calibri"/>
+                <w:b w:val="0"/>
+                <w:sz w:val="16"/>
+              </w:rPr>
+              <w:t>3</w:t>
+            </w:r>
+          </w:p>
+        </w:tc>
+        <w:tc>
+          <w:tcPr>
+            <w:tcW w:w="1417" w:type="dxa"/>
+            <w:shd w:fill="D6E4F0"/>
+          </w:tcPr>
+          <w:p>
+            <w:pPr>
+              <w:jc w:val="right"/>
+            </w:pPr>
+            <w:r/>
+            <w:r>
+              <w:rPr>
+                <w:rFonts w:ascii="Calibri" w:hAnsi="Calibri"/>
+                <w:b w:val="0"/>
+                <w:sz w:val="16"/>
+              </w:rPr>
+              <w:t>53</w:t>
+            </w:r>
+          </w:p>
+        </w:tc>
+      </w:tr>
+      <w:tr>
+        <w:tc>
+          <w:tcPr>
+            <w:tcW w:w="1701" w:type="dxa"/>
+          </w:tcPr>
+          <w:p>
+            <w:r/>
+            <w:r>
+              <w:rPr>
+                <w:rFonts w:ascii="Calibri" w:hAnsi="Calibri"/>
+                <w:b w:val="0"/>
+                <w:sz w:val="16"/>
+              </w:rPr>
+              <w:t>2024-07</w:t>
+            </w:r>
+          </w:p>
+        </w:tc>
+        <w:tc>
+          <w:tcPr>
+            <w:tcW w:w="1417" w:type="dxa"/>
+          </w:tcPr>
+          <w:p>
+            <w:pPr>
+              <w:jc w:val="right"/>
+            </w:pPr>
+            <w:r/>
+            <w:r>
+              <w:rPr>
+                <w:rFonts w:ascii="Calibri" w:hAnsi="Calibri"/>
+                <w:b w:val="0"/>
+                <w:sz w:val="16"/>
+              </w:rPr>
+              <w:t>20</w:t>
+            </w:r>
+          </w:p>
+        </w:tc>
+        <w:tc>
+          <w:tcPr>
+            <w:tcW w:w="1417" w:type="dxa"/>
+          </w:tcPr>
+          <w:p>
+            <w:pPr>
+              <w:jc w:val="right"/>
+            </w:pPr>
+            <w:r/>
+            <w:r>
+              <w:rPr>
+                <w:rFonts w:ascii="Calibri" w:hAnsi="Calibri"/>
+                <w:b w:val="0"/>
+                <w:sz w:val="16"/>
+              </w:rPr>
+              <w:t>25</w:t>
+            </w:r>
+          </w:p>
+        </w:tc>
+        <w:tc>
+          <w:tcPr>
+            <w:tcW w:w="1417" w:type="dxa"/>
+          </w:tcPr>
+          <w:p>
+            <w:pPr>
+              <w:jc w:val="right"/>
+            </w:pPr>
+            <w:r/>
+            <w:r>
+              <w:rPr>
+                <w:rFonts w:ascii="Calibri" w:hAnsi="Calibri"/>
+                <w:b w:val="0"/>
+                <w:sz w:val="16"/>
+              </w:rPr>
+              <w:t>5</w:t>
+            </w:r>
+          </w:p>
+        </w:tc>
+        <w:tc>
+          <w:tcPr>
+            <w:tcW w:w="1417" w:type="dxa"/>
+          </w:tcPr>
+          <w:p>
+            <w:pPr>
+              <w:jc w:val="right"/>
+            </w:pPr>
+            <w:r/>
+            <w:r>
+              <w:rPr>
+                <w:rFonts w:ascii="Calibri" w:hAnsi="Calibri"/>
+                <w:b w:val="0"/>
+                <w:sz w:val="16"/>
+              </w:rPr>
+              <w:t>50</w:t>
+            </w:r>
+          </w:p>
+        </w:tc>
+      </w:tr>
+      <w:tr>
+        <w:tc>
+          <w:tcPr>
+            <w:tcW w:w="1701" w:type="dxa"/>
+            <w:shd w:fill="D6E4F0"/>
+          </w:tcPr>
+          <w:p>
+            <w:r/>
+            <w:r>
+              <w:rPr>
+                <w:rFonts w:ascii="Calibri" w:hAnsi="Calibri"/>
+                <w:b w:val="0"/>
+                <w:sz w:val="16"/>
+              </w:rPr>
+              <w:t>2024-08</w:t>
+            </w:r>
+          </w:p>
+        </w:tc>
+        <w:tc>
+          <w:tcPr>
+            <w:tcW w:w="1417" w:type="dxa"/>
+            <w:shd w:fill="D6E4F0"/>
+          </w:tcPr>
+          <w:p>
+            <w:pPr>
+              <w:jc w:val="right"/>
+            </w:pPr>
+            <w:r/>
+            <w:r>
+              <w:rPr>
+                <w:rFonts w:ascii="Calibri" w:hAnsi="Calibri"/>
+                <w:b w:val="0"/>
+                <w:sz w:val="16"/>
+              </w:rPr>
+              <w:t>15</w:t>
+            </w:r>
+          </w:p>
+        </w:tc>
+        <w:tc>
+          <w:tcPr>
+            <w:tcW w:w="1417" w:type="dxa"/>
+            <w:shd w:fill="D6E4F0"/>
+          </w:tcPr>
+          <w:p>
+            <w:pPr>
+              <w:jc w:val="right"/>
+            </w:pPr>
+            <w:r/>
+            <w:r>
+              <w:rPr>
+                <w:rFonts w:ascii="Calibri" w:hAnsi="Calibri"/>
+                <w:b w:val="0"/>
+                <w:sz w:val="16"/>
+              </w:rPr>
+              <w:t>25</w:t>
+            </w:r>
+          </w:p>
+        </w:tc>
+        <w:tc>
+          <w:tcPr>
+            <w:tcW w:w="1417" w:type="dxa"/>
+            <w:shd w:fill="D6E4F0"/>
+          </w:tcPr>
+          <w:p>
+            <w:pPr>
+              <w:jc w:val="right"/>
+            </w:pPr>
+            <w:r/>
+            <w:r>
+              <w:rPr>
+                <w:rFonts w:ascii="Calibri" w:hAnsi="Calibri"/>
+                <w:b w:val="0"/>
+                <w:sz w:val="16"/>
+              </w:rPr>
+              <w:t>3</w:t>
+            </w:r>
+          </w:p>
+        </w:tc>
+        <w:tc>
+          <w:tcPr>
+            <w:tcW w:w="1417" w:type="dxa"/>
+            <w:shd w:fill="D6E4F0"/>
+          </w:tcPr>
+          <w:p>
+            <w:pPr>
+              <w:jc w:val="right"/>
+            </w:pPr>
+            <w:r/>
+            <w:r>
+              <w:rPr>
+                <w:rFonts w:ascii="Calibri" w:hAnsi="Calibri"/>
+                <w:b w:val="0"/>
+                <w:sz w:val="16"/>
+              </w:rPr>
+              <w:t>43</w:t>
+            </w:r>
+          </w:p>
+        </w:tc>
+      </w:tr>
+      <w:tr>
+        <w:tc>
+          <w:tcPr>
+            <w:tcW w:w="1701" w:type="dxa"/>
+          </w:tcPr>
+          <w:p>
+            <w:r/>
+            <w:r>
+              <w:rPr>
+                <w:rFonts w:ascii="Calibri" w:hAnsi="Calibri"/>
+                <w:b w:val="0"/>
+                <w:sz w:val="16"/>
+              </w:rPr>
+              <w:t>2024-09</w:t>
+            </w:r>
+          </w:p>
+        </w:tc>
+        <w:tc>
+          <w:tcPr>
+            <w:tcW w:w="1417" w:type="dxa"/>
+          </w:tcPr>
+          <w:p>
+            <w:pPr>
+              <w:jc w:val="right"/>
+            </w:pPr>
+            <w:r/>
+            <w:r>
+              <w:rPr>
+                <w:rFonts w:ascii="Calibri" w:hAnsi="Calibri"/>
+                <w:b w:val="0"/>
+                <w:sz w:val="16"/>
+              </w:rPr>
+              <w:t>20</w:t>
+            </w:r>
+          </w:p>
+        </w:tc>
+        <w:tc>
+          <w:tcPr>
+            <w:tcW w:w="1417" w:type="dxa"/>
+          </w:tcPr>
+          <w:p>
+            <w:pPr>
+              <w:jc w:val="right"/>
+            </w:pPr>
+            <w:r/>
+            <w:r>
+              <w:rPr>
+                <w:rFonts w:ascii="Calibri" w:hAnsi="Calibri"/>
+                <w:b w:val="0"/>
+                <w:sz w:val="16"/>
+              </w:rPr>
+              <w:t>20</w:t>
+            </w:r>
+          </w:p>
+        </w:tc>
+        <w:tc>
+          <w:tcPr>
+            <w:tcW w:w="1417" w:type="dxa"/>
+          </w:tcPr>
+          <w:p>
+            <w:pPr>
+              <w:jc w:val="right"/>
+            </w:pPr>
+            <w:r/>
+            <w:r>
+              <w:rPr>
+                <w:rFonts w:ascii="Calibri" w:hAnsi="Calibri"/>
+                <w:b w:val="0"/>
+                <w:sz w:val="16"/>
+              </w:rPr>
+              <w:t>3</w:t>
+            </w:r>
+          </w:p>
+        </w:tc>
+        <w:tc>
+          <w:tcPr>
+            <w:tcW w:w="1417" w:type="dxa"/>
+          </w:tcPr>
+          <w:p>
+            <w:pPr>
+              <w:jc w:val="right"/>
+            </w:pPr>
+            <w:r/>
+            <w:r>
+              <w:rPr>
+                <w:rFonts w:ascii="Calibri" w:hAnsi="Calibri"/>
+                <w:b w:val="0"/>
+                <w:sz w:val="16"/>
+              </w:rPr>
+              <w:t>43</w:t>
+            </w:r>
+          </w:p>
+        </w:tc>
+      </w:tr>
+      <w:tr>
+        <w:tc>
+          <w:tcPr>
+            <w:tcW w:w="1701" w:type="dxa"/>
+            <w:shd w:fill="D6E4F0"/>
+          </w:tcPr>
+          <w:p>
+            <w:r/>
+            <w:r>
+              <w:rPr>
+                <w:rFonts w:ascii="Calibri" w:hAnsi="Calibri"/>
+                <w:b w:val="0"/>
+                <w:sz w:val="16"/>
+              </w:rPr>
+              <w:t>2024-10</w:t>
+            </w:r>
+          </w:p>
+        </w:tc>
+        <w:tc>
+          <w:tcPr>
+            <w:tcW w:w="1417" w:type="dxa"/>
+            <w:shd w:fill="D6E4F0"/>
+          </w:tcPr>
+          <w:p>
+            <w:pPr>
+              <w:jc w:val="right"/>
+            </w:pPr>
+            <w:r/>
+            <w:r>
+              <w:rPr>
+                <w:rFonts w:ascii="Calibri" w:hAnsi="Calibri"/>
+                <w:b w:val="0"/>
+                <w:sz w:val="16"/>
+              </w:rPr>
+              <w:t>25</w:t>
+            </w:r>
+          </w:p>
+        </w:tc>
+        <w:tc>
+          <w:tcPr>
+            <w:tcW w:w="1417" w:type="dxa"/>
+            <w:shd w:fill="D6E4F0"/>
+          </w:tcPr>
+          <w:p>
+            <w:pPr>
+              <w:jc w:val="right"/>
+            </w:pPr>
+            <w:r/>
+            <w:r>
+              <w:rPr>
+                <w:rFonts w:ascii="Calibri" w:hAnsi="Calibri"/>
+                <w:b w:val="0"/>
+                <w:sz w:val="16"/>
+              </w:rPr>
+              <w:t>25</w:t>
+            </w:r>
+          </w:p>
+        </w:tc>
+        <w:tc>
+          <w:tcPr>
+            <w:tcW w:w="1417" w:type="dxa"/>
+            <w:shd w:fill="D6E4F0"/>
+          </w:tcPr>
+          <w:p>
+            <w:pPr>
+              <w:jc w:val="right"/>
+            </w:pPr>
+            <w:r/>
+            <w:r>
+              <w:rPr>
+                <w:rFonts w:ascii="Calibri" w:hAnsi="Calibri"/>
+                <w:b w:val="0"/>
+                <w:sz w:val="16"/>
+              </w:rPr>
+              <w:t>3</w:t>
+            </w:r>
+          </w:p>
+        </w:tc>
+        <w:tc>
+          <w:tcPr>
+            <w:tcW w:w="1417" w:type="dxa"/>
+            <w:shd w:fill="D6E4F0"/>
+          </w:tcPr>
+          <w:p>
+            <w:pPr>
+              <w:jc w:val="right"/>
+            </w:pPr>
+            <w:r/>
+            <w:r>
+              <w:rPr>
+                <w:rFonts w:ascii="Calibri" w:hAnsi="Calibri"/>
+                <w:b w:val="0"/>
+                <w:sz w:val="16"/>
+              </w:rPr>
+              <w:t>53</w:t>
+            </w:r>
+          </w:p>
+        </w:tc>
+      </w:tr>
+      <w:tr>
+        <w:tc>
+          <w:tcPr>
+            <w:tcW w:w="1701" w:type="dxa"/>
+          </w:tcPr>
+          <w:p>
+            <w:r/>
+            <w:r>
+              <w:rPr>
+                <w:rFonts w:ascii="Calibri" w:hAnsi="Calibri"/>
+                <w:b w:val="0"/>
+                <w:sz w:val="16"/>
+              </w:rPr>
+              <w:t>2024-11</w:t>
+            </w:r>
+          </w:p>
+        </w:tc>
+        <w:tc>
+          <w:tcPr>
+            <w:tcW w:w="1417" w:type="dxa"/>
+          </w:tcPr>
+          <w:p>
+            <w:pPr>
+              <w:jc w:val="right"/>
+            </w:pPr>
+            <w:r/>
+            <w:r>
+              <w:rPr>
+                <w:rFonts w:ascii="Calibri" w:hAnsi="Calibri"/>
+                <w:b w:val="0"/>
+                <w:sz w:val="16"/>
+              </w:rPr>
+              <w:t>30</w:t>
+            </w:r>
+          </w:p>
+        </w:tc>
+        <w:tc>
+          <w:tcPr>
+            <w:tcW w:w="1417" w:type="dxa"/>
+          </w:tcPr>
+          <w:p>
+            <w:pPr>
+              <w:jc w:val="right"/>
+            </w:pPr>
+            <w:r/>
+            <w:r>
+              <w:rPr>
+                <w:rFonts w:ascii="Calibri" w:hAnsi="Calibri"/>
+                <w:b w:val="0"/>
+                <w:sz w:val="16"/>
+              </w:rPr>
+              <w:t>35</w:t>
+            </w:r>
+          </w:p>
+        </w:tc>
+        <w:tc>
+          <w:tcPr>
+            <w:tcW w:w="1417" w:type="dxa"/>
+          </w:tcPr>
+          <w:p>
+            <w:pPr>
+              <w:jc w:val="right"/>
+            </w:pPr>
+            <w:r/>
+            <w:r>
+              <w:rPr>
+                <w:rFonts w:ascii="Calibri" w:hAnsi="Calibri"/>
+                <w:b w:val="0"/>
+                <w:sz w:val="16"/>
+              </w:rPr>
+              <w:t>5</w:t>
+            </w:r>
+          </w:p>
+        </w:tc>
+        <w:tc>
+          <w:tcPr>
+            <w:tcW w:w="1417" w:type="dxa"/>
+          </w:tcPr>
+          <w:p>
+            <w:pPr>
+              <w:jc w:val="right"/>
+            </w:pPr>
+            <w:r/>
+            <w:r>
+              <w:rPr>
+                <w:rFonts w:ascii="Calibri" w:hAnsi="Calibri"/>
+                <w:b w:val="0"/>
+                <w:sz w:val="16"/>
+              </w:rPr>
+              <w:t>70</w:t>
+            </w:r>
+          </w:p>
+        </w:tc>
+      </w:tr>
+      <w:tr>
+        <w:tc>
+          <w:tcPr>
+            <w:tcW w:w="1701" w:type="dxa"/>
+            <w:shd w:fill="D6E4F0"/>
+          </w:tcPr>
+          <w:p>
+            <w:r/>
+            <w:r>
+              <w:rPr>
+                <w:rFonts w:ascii="Calibri" w:hAnsi="Calibri"/>
+                <w:b w:val="0"/>
+                <w:sz w:val="16"/>
+              </w:rPr>
+              <w:t>2024-12</w:t>
+            </w:r>
+          </w:p>
+        </w:tc>
+        <w:tc>
+          <w:tcPr>
+            <w:tcW w:w="1417" w:type="dxa"/>
+            <w:shd w:fill="D6E4F0"/>
+          </w:tcPr>
+          <w:p>
+            <w:pPr>
+              <w:jc w:val="right"/>
+            </w:pPr>
+            <w:r/>
+            <w:r>
+              <w:rPr>
+                <w:rFonts w:ascii="Calibri" w:hAnsi="Calibri"/>
+                <w:b w:val="0"/>
+                <w:sz w:val="16"/>
+              </w:rPr>
+              <w:t>30</w:t>
+            </w:r>
+          </w:p>
+        </w:tc>
+        <w:tc>
+          <w:tcPr>
+            <w:tcW w:w="1417" w:type="dxa"/>
+            <w:shd w:fill="D6E4F0"/>
+          </w:tcPr>
+          <w:p>
+            <w:pPr>
+              <w:jc w:val="right"/>
+            </w:pPr>
+            <w:r/>
+            <w:r>
+              <w:rPr>
+                <w:rFonts w:ascii="Calibri" w:hAnsi="Calibri"/>
+                <w:b w:val="0"/>
+                <w:sz w:val="16"/>
+              </w:rPr>
+              <w:t>30</w:t>
+            </w:r>
+          </w:p>
+        </w:tc>
+        <w:tc>
+          <w:tcPr>
+            <w:tcW w:w="1417" w:type="dxa"/>
+            <w:shd w:fill="D6E4F0"/>
+          </w:tcPr>
+          <w:p>
+            <w:pPr>
+              <w:jc w:val="right"/>
+            </w:pPr>
+            <w:r/>
+            <w:r>
+              <w:rPr>
+                <w:rFonts w:ascii="Calibri" w:hAnsi="Calibri"/>
+                <w:b w:val="0"/>
+                <w:sz w:val="16"/>
+              </w:rPr>
+              <w:t>5</w:t>
+            </w:r>
+          </w:p>
+        </w:tc>
+        <w:tc>
+          <w:tcPr>
+            <w:tcW w:w="1417" w:type="dxa"/>
+            <w:shd w:fill="D6E4F0"/>
+          </w:tcPr>
+          <w:p>
+            <w:pPr>
+              <w:jc w:val="right"/>
+            </w:pPr>
+            <w:r/>
+            <w:r>
+              <w:rPr>
+                <w:rFonts w:ascii="Calibri" w:hAnsi="Calibri"/>
+                <w:b w:val="0"/>
+                <w:sz w:val="16"/>
+              </w:rPr>
+              <w:t>65</w:t>
+            </w:r>
+          </w:p>
+        </w:tc>
+      </w:tr>
+      <w:tr>
+        <w:tc>
+          <w:tcPr>
+            <w:tcW w:w="1701" w:type="dxa"/>
+          </w:tcPr>
+          <w:p>
+            <w:r/>
+            <w:r>
+              <w:rPr>
+                <w:rFonts w:ascii="Calibri" w:hAnsi="Calibri"/>
+                <w:b w:val="0"/>
+                <w:sz w:val="16"/>
+              </w:rPr>
+              <w:t>2025-01</w:t>
+            </w:r>
+          </w:p>
+        </w:tc>
+        <w:tc>
+          <w:tcPr>
+            <w:tcW w:w="1417" w:type="dxa"/>
+          </w:tcPr>
+          <w:p>
+            <w:pPr>
+              <w:jc w:val="right"/>
+            </w:pPr>
+            <w:r/>
+            <w:r>
+              <w:rPr>
+                <w:rFonts w:ascii="Calibri" w:hAnsi="Calibri"/>
+                <w:b w:val="0"/>
+                <w:sz w:val="16"/>
+              </w:rPr>
+              <w:t>40</w:t>
+            </w:r>
+          </w:p>
+        </w:tc>
+        <w:tc>
+          <w:tcPr>
+            <w:tcW w:w="1417" w:type="dxa"/>
+          </w:tcPr>
+          <w:p>
+            <w:pPr>
+              <w:jc w:val="right"/>
+            </w:pPr>
+            <w:r/>
+            <w:r>
+              <w:rPr>
+                <w:rFonts w:ascii="Calibri" w:hAnsi="Calibri"/>
+                <w:b w:val="0"/>
+                <w:sz w:val="16"/>
+              </w:rPr>
+              <w:t>175</w:t>
+            </w:r>
+          </w:p>
+        </w:tc>
+        <w:tc>
+          <w:tcPr>
+            <w:tcW w:w="1417" w:type="dxa"/>
+          </w:tcPr>
+          <w:p>
+            <w:pPr>
+              <w:jc w:val="right"/>
+            </w:pPr>
+            <w:r/>
+            <w:r>
+              <w:rPr>
+                <w:rFonts w:ascii="Calibri" w:hAnsi="Calibri"/>
+                <w:b w:val="0"/>
+                <w:sz w:val="16"/>
+              </w:rPr>
+              <w:t>8</w:t>
+            </w:r>
+          </w:p>
+        </w:tc>
+        <w:tc>
+          <w:tcPr>
+            <w:tcW w:w="1417" w:type="dxa"/>
+          </w:tcPr>
+          <w:p>
+            <w:pPr>
+              <w:jc w:val="right"/>
+            </w:pPr>
+            <w:r/>
+            <w:r>
+              <w:rPr>
+                <w:rFonts w:ascii="Calibri" w:hAnsi="Calibri"/>
+                <w:b w:val="0"/>
+                <w:sz w:val="16"/>
+              </w:rPr>
+              <w:t>223</w:t>
+            </w:r>
+          </w:p>
+        </w:tc>
+      </w:tr>
+      <w:tr>
+        <w:tc>
+          <w:tcPr>
+            <w:tcW w:w="1701" w:type="dxa"/>
+            <w:shd w:fill="D6E4F0"/>
+          </w:tcPr>
+          <w:p>
+            <w:r/>
+            <w:r>
+              <w:rPr>
+                <w:rFonts w:ascii="Calibri" w:hAnsi="Calibri"/>
+                <w:b w:val="0"/>
+                <w:sz w:val="16"/>
+              </w:rPr>
+              <w:t>2025-02</w:t>
+            </w:r>
+          </w:p>
+        </w:tc>
+        <w:tc>
+          <w:tcPr>
+            <w:tcW w:w="1417" w:type="dxa"/>
+            <w:shd w:fill="D6E4F0"/>
+          </w:tcPr>
+          <w:p>
+            <w:pPr>
+              <w:jc w:val="right"/>
+            </w:pPr>
+            <w:r/>
+            <w:r>
+              <w:rPr>
+                <w:rFonts w:ascii="Calibri" w:hAnsi="Calibri"/>
+                <w:b w:val="0"/>
+                <w:sz w:val="16"/>
+              </w:rPr>
+              <w:t>15</w:t>
+            </w:r>
+          </w:p>
+        </w:tc>
+        <w:tc>
+          <w:tcPr>
+            <w:tcW w:w="1417" w:type="dxa"/>
+            <w:shd w:fill="D6E4F0"/>
+          </w:tcPr>
+          <w:p>
+            <w:pPr>
+              <w:jc w:val="right"/>
+            </w:pPr>
+            <w:r/>
+            <w:r>
+              <w:rPr>
+                <w:rFonts w:ascii="Calibri" w:hAnsi="Calibri"/>
+                <w:b w:val="0"/>
+                <w:sz w:val="16"/>
+              </w:rPr>
+              <w:t>25</w:t>
+            </w:r>
+          </w:p>
+        </w:tc>
+        <w:tc>
+          <w:tcPr>
+            <w:tcW w:w="1417" w:type="dxa"/>
+            <w:shd w:fill="D6E4F0"/>
+          </w:tcPr>
+          <w:p>
+            <w:pPr>
+              <w:jc w:val="right"/>
+            </w:pPr>
+            <w:r/>
+            <w:r>
+              <w:rPr>
+                <w:rFonts w:ascii="Calibri" w:hAnsi="Calibri"/>
+                <w:b w:val="0"/>
+                <w:sz w:val="16"/>
+              </w:rPr>
+              <w:t>5</w:t>
+            </w:r>
+          </w:p>
+        </w:tc>
+        <w:tc>
+          <w:tcPr>
+            <w:tcW w:w="1417" w:type="dxa"/>
+            <w:shd w:fill="D6E4F0"/>
+          </w:tcPr>
+          <w:p>
+            <w:pPr>
+              <w:jc w:val="right"/>
+            </w:pPr>
+            <w:r/>
+            <w:r>
+              <w:rPr>
+                <w:rFonts w:ascii="Calibri" w:hAnsi="Calibri"/>
+                <w:b w:val="0"/>
+                <w:sz w:val="16"/>
+              </w:rPr>
+              <w:t>45</w:t>
+            </w:r>
+          </w:p>
+        </w:tc>
+      </w:tr>
+      <w:tr>
+        <w:tc>
+          <w:tcPr>
+            <w:tcW w:w="1701" w:type="dxa"/>
+          </w:tcPr>
+          <w:p>
+            <w:r/>
+            <w:r>
+              <w:rPr>
+                <w:rFonts w:ascii="Calibri" w:hAnsi="Calibri"/>
+                <w:b w:val="0"/>
+                <w:sz w:val="16"/>
+              </w:rPr>
+              <w:t>2025-03</w:t>
+            </w:r>
+          </w:p>
+        </w:tc>
+        <w:tc>
+          <w:tcPr>
+            <w:tcW w:w="1417" w:type="dxa"/>
+          </w:tcPr>
+          <w:p>
+            <w:pPr>
+              <w:jc w:val="right"/>
+            </w:pPr>
+            <w:r/>
+            <w:r>
+              <w:rPr>
+                <w:rFonts w:ascii="Calibri" w:hAnsi="Calibri"/>
+                <w:b w:val="0"/>
+                <w:sz w:val="16"/>
+              </w:rPr>
+              <w:t>50</w:t>
+            </w:r>
+          </w:p>
+        </w:tc>
+        <w:tc>
+          <w:tcPr>
+            <w:tcW w:w="1417" w:type="dxa"/>
+          </w:tcPr>
+          <w:p>
+            <w:pPr>
+              <w:jc w:val="right"/>
+            </w:pPr>
+            <w:r/>
+            <w:r>
+              <w:rPr>
+                <w:rFonts w:ascii="Calibri" w:hAnsi="Calibri"/>
+                <w:b w:val="0"/>
+                <w:sz w:val="16"/>
+              </w:rPr>
+              <w:t>40</w:t>
+            </w:r>
+          </w:p>
+        </w:tc>
+        <w:tc>
+          <w:tcPr>
+            <w:tcW w:w="1417" w:type="dxa"/>
+          </w:tcPr>
+          <w:p>
+            <w:pPr>
+              <w:jc w:val="right"/>
+            </w:pPr>
+            <w:r/>
+            <w:r>
+              <w:rPr>
+                <w:rFonts w:ascii="Calibri" w:hAnsi="Calibri"/>
+                <w:b w:val="0"/>
+                <w:sz w:val="16"/>
+              </w:rPr>
+              <w:t>5</w:t>
+            </w:r>
+          </w:p>
+        </w:tc>
+        <w:tc>
+          <w:tcPr>
+            <w:tcW w:w="1417" w:type="dxa"/>
+          </w:tcPr>
+          <w:p>
+            <w:pPr>
+              <w:jc w:val="right"/>
+            </w:pPr>
+            <w:r/>
+            <w:r>
+              <w:rPr>
+                <w:rFonts w:ascii="Calibri" w:hAnsi="Calibri"/>
+                <w:b w:val="0"/>
+                <w:sz w:val="16"/>
+              </w:rPr>
+              <w:t>95</w:t>
+            </w:r>
+          </w:p>
+        </w:tc>
+      </w:tr>
+      <w:tr>
+        <w:tc>
+          <w:tcPr>
+            <w:tcW w:w="1701" w:type="dxa"/>
+            <w:shd w:fill="D6E4F0"/>
+          </w:tcPr>
+          <w:p>
+            <w:r/>
+            <w:r>
+              <w:rPr>
+                <w:rFonts w:ascii="Calibri" w:hAnsi="Calibri"/>
+                <w:b w:val="0"/>
+                <w:sz w:val="16"/>
+              </w:rPr>
+              <w:t>2025-04</w:t>
+            </w:r>
+          </w:p>
+        </w:tc>
+        <w:tc>
+          <w:tcPr>
+            <w:tcW w:w="1417" w:type="dxa"/>
+            <w:shd w:fill="D6E4F0"/>
+          </w:tcPr>
+          <w:p>
+            <w:pPr>
+              <w:jc w:val="right"/>
+            </w:pPr>
+            <w:r/>
+            <w:r>
+              <w:rPr>
+                <w:rFonts w:ascii="Calibri" w:hAnsi="Calibri"/>
+                <w:b w:val="0"/>
+                <w:sz w:val="16"/>
+              </w:rPr>
+              <w:t>25</w:t>
+            </w:r>
+          </w:p>
+        </w:tc>
+        <w:tc>
+          <w:tcPr>
+            <w:tcW w:w="1417" w:type="dxa"/>
+            <w:shd w:fill="D6E4F0"/>
+          </w:tcPr>
+          <w:p>
+            <w:pPr>
+              <w:jc w:val="right"/>
+            </w:pPr>
+            <w:r/>
+            <w:r>
+              <w:rPr>
+                <w:rFonts w:ascii="Calibri" w:hAnsi="Calibri"/>
+                <w:b w:val="0"/>
+                <w:sz w:val="16"/>
+              </w:rPr>
+              <w:t>25</w:t>
+            </w:r>
+          </w:p>
+        </w:tc>
+        <w:tc>
+          <w:tcPr>
+            <w:tcW w:w="1417" w:type="dxa"/>
+            <w:shd w:fill="D6E4F0"/>
+          </w:tcPr>
+          <w:p>
+            <w:pPr>
+              <w:jc w:val="right"/>
+            </w:pPr>
+            <w:r/>
+            <w:r>
+              <w:rPr>
+                <w:rFonts w:ascii="Calibri" w:hAnsi="Calibri"/>
+                <w:b w:val="0"/>
+                <w:sz w:val="16"/>
+              </w:rPr>
+              <w:t>3</w:t>
+            </w:r>
+          </w:p>
+        </w:tc>
+        <w:tc>
+          <w:tcPr>
+            <w:tcW w:w="1417" w:type="dxa"/>
+            <w:shd w:fill="D6E4F0"/>
+          </w:tcPr>
+          <w:p>
+            <w:pPr>
+              <w:jc w:val="right"/>
+            </w:pPr>
+            <w:r/>
+            <w:r>
+              <w:rPr>
+                <w:rFonts w:ascii="Calibri" w:hAnsi="Calibri"/>
+                <w:b w:val="0"/>
+                <w:sz w:val="16"/>
+              </w:rPr>
+              <w:t>53</w:t>
+            </w:r>
+          </w:p>
+        </w:tc>
+      </w:tr>
+      <w:tr>
+        <w:tc>
+          <w:tcPr>
+            <w:tcW w:w="1701" w:type="dxa"/>
+          </w:tcPr>
+          <w:p>
+            <w:r/>
+            <w:r>
+              <w:rPr>
+                <w:rFonts w:ascii="Calibri" w:hAnsi="Calibri"/>
+                <w:b w:val="0"/>
+                <w:sz w:val="16"/>
+              </w:rPr>
+              <w:t>2025-05</w:t>
+            </w:r>
+          </w:p>
+        </w:tc>
+        <w:tc>
+          <w:tcPr>
+            <w:tcW w:w="1417" w:type="dxa"/>
+          </w:tcPr>
+          <w:p>
+            <w:pPr>
+              <w:jc w:val="right"/>
+            </w:pPr>
+            <w:r/>
+            <w:r>
+              <w:rPr>
+                <w:rFonts w:ascii="Calibri" w:hAnsi="Calibri"/>
+                <w:b w:val="0"/>
+                <w:sz w:val="16"/>
+              </w:rPr>
+              <w:t>10</w:t>
+            </w:r>
+          </w:p>
+        </w:tc>
+        <w:tc>
+          <w:tcPr>
+            <w:tcW w:w="1417" w:type="dxa"/>
+          </w:tcPr>
+          <w:p>
+            <w:pPr>
+              <w:jc w:val="right"/>
+            </w:pPr>
+            <w:r/>
+            <w:r>
+              <w:rPr>
+                <w:rFonts w:ascii="Calibri" w:hAnsi="Calibri"/>
+                <w:b w:val="0"/>
+                <w:sz w:val="16"/>
+              </w:rPr>
+              <w:t>15</w:t>
+            </w:r>
+          </w:p>
+        </w:tc>
+        <w:tc>
+          <w:tcPr>
+            <w:tcW w:w="1417" w:type="dxa"/>
+          </w:tcPr>
+          <w:p>
+            <w:pPr>
+              <w:jc w:val="right"/>
+            </w:pPr>
+            <w:r/>
+            <w:r>
+              <w:rPr>
+                <w:rFonts w:ascii="Calibri" w:hAnsi="Calibri"/>
+                <w:b w:val="0"/>
+                <w:sz w:val="16"/>
+              </w:rPr>
+              <w:t>3</w:t>
+            </w:r>
+          </w:p>
+        </w:tc>
+        <w:tc>
+          <w:tcPr>
+            <w:tcW w:w="1417" w:type="dxa"/>
+          </w:tcPr>
+          <w:p>
+            <w:pPr>
+              <w:jc w:val="right"/>
+            </w:pPr>
+            <w:r/>
+            <w:r>
+              <w:rPr>
+                <w:rFonts w:ascii="Calibri" w:hAnsi="Calibri"/>
+                <w:b w:val="0"/>
+                <w:sz w:val="16"/>
+              </w:rPr>
+              <w:t>28</w:t>
+            </w:r>
+          </w:p>
+        </w:tc>
+      </w:tr>
+      <w:tr>
+        <w:tc>
+          <w:tcPr>
+            <w:tcW w:w="1701" w:type="dxa"/>
+            <w:shd w:fill="D6E4F0"/>
+          </w:tcPr>
+          <w:p>
+            <w:r/>
+            <w:r>
+              <w:rPr>
+                <w:rFonts w:ascii="Calibri" w:hAnsi="Calibri"/>
+                <w:b w:val="0"/>
+                <w:sz w:val="16"/>
+              </w:rPr>
+              <w:t>2025-06</w:t>
+            </w:r>
+          </w:p>
+        </w:tc>
+        <w:tc>
+          <w:tcPr>
+            <w:tcW w:w="1417" w:type="dxa"/>
+            <w:shd w:fill="D6E4F0"/>
+          </w:tcPr>
+          <w:p>
+            <w:pPr>
+              <w:jc w:val="right"/>
+            </w:pPr>
+            <w:r/>
+            <w:r>
+              <w:rPr>
+                <w:rFonts w:ascii="Calibri" w:hAnsi="Calibri"/>
+                <w:b w:val="0"/>
+                <w:sz w:val="16"/>
+              </w:rPr>
+              <w:t>15</w:t>
+            </w:r>
+          </w:p>
+        </w:tc>
+        <w:tc>
+          <w:tcPr>
+            <w:tcW w:w="1417" w:type="dxa"/>
+            <w:shd w:fill="D6E4F0"/>
+          </w:tcPr>
+          <w:p>
+            <w:pPr>
+              <w:jc w:val="right"/>
+            </w:pPr>
+            <w:r/>
+            <w:r>
+              <w:rPr>
+                <w:rFonts w:ascii="Calibri" w:hAnsi="Calibri"/>
+                <w:b w:val="0"/>
+                <w:sz w:val="16"/>
+              </w:rPr>
+              <w:t>25</w:t>
+            </w:r>
+          </w:p>
+        </w:tc>
+        <w:tc>
+          <w:tcPr>
+            <w:tcW w:w="1417" w:type="dxa"/>
+            <w:shd w:fill="D6E4F0"/>
+          </w:tcPr>
+          <w:p>
+            <w:pPr>
+              <w:jc w:val="right"/>
+            </w:pPr>
+            <w:r/>
+            <w:r>
+              <w:rPr>
+                <w:rFonts w:ascii="Calibri" w:hAnsi="Calibri"/>
+                <w:b w:val="0"/>
+                <w:sz w:val="16"/>
+              </w:rPr>
+              <w:t>3</w:t>
+            </w:r>
+          </w:p>
+        </w:tc>
+        <w:tc>
+          <w:tcPr>
+            <w:tcW w:w="1417" w:type="dxa"/>
+            <w:shd w:fill="D6E4F0"/>
+          </w:tcPr>
+          <w:p>
+            <w:pPr>
+              <w:jc w:val="right"/>
+            </w:pPr>
+            <w:r/>
+            <w:r>
+              <w:rPr>
+                <w:rFonts w:ascii="Calibri" w:hAnsi="Calibri"/>
+                <w:b w:val="0"/>
+                <w:sz w:val="16"/>
+              </w:rPr>
+              <w:t>43</w:t>
+            </w:r>
+          </w:p>
+        </w:tc>
+      </w:tr>
+      <w:tr>
+        <w:tc>
+          <w:tcPr>
+            <w:tcW w:w="1701" w:type="dxa"/>
+          </w:tcPr>
+          <w:p>
+            <w:r/>
+            <w:r>
+              <w:rPr>
+                <w:rFonts w:ascii="Calibri" w:hAnsi="Calibri"/>
+                <w:b w:val="0"/>
+                <w:sz w:val="16"/>
+              </w:rPr>
+              <w:t>2025-07</w:t>
+            </w:r>
+          </w:p>
+        </w:tc>
+        <w:tc>
+          <w:tcPr>
+            <w:tcW w:w="1417" w:type="dxa"/>
+          </w:tcPr>
+          <w:p>
+            <w:pPr>
+              <w:jc w:val="right"/>
+            </w:pPr>
+            <w:r/>
+            <w:r>
+              <w:rPr>
+                <w:rFonts w:ascii="Calibri" w:hAnsi="Calibri"/>
+                <w:b w:val="0"/>
+                <w:sz w:val="16"/>
+              </w:rPr>
+              <w:t>20</w:t>
+            </w:r>
+          </w:p>
+        </w:tc>
+        <w:tc>
+          <w:tcPr>
+            <w:tcW w:w="1417" w:type="dxa"/>
+          </w:tcPr>
+          <w:p>
+            <w:pPr>
+              <w:jc w:val="right"/>
+            </w:pPr>
+            <w:r/>
+            <w:r>
+              <w:rPr>
+                <w:rFonts w:ascii="Calibri" w:hAnsi="Calibri"/>
+                <w:b w:val="0"/>
+                <w:sz w:val="16"/>
+              </w:rPr>
+              <w:t>30</w:t>
+            </w:r>
+          </w:p>
+        </w:tc>
+        <w:tc>
+          <w:tcPr>
+            <w:tcW w:w="1417" w:type="dxa"/>
+          </w:tcPr>
+          <w:p>
+            <w:pPr>
+              <w:jc w:val="right"/>
+            </w:pPr>
+            <w:r/>
+            <w:r>
+              <w:rPr>
+                <w:rFonts w:ascii="Calibri" w:hAnsi="Calibri"/>
+                <w:b w:val="0"/>
+                <w:sz w:val="16"/>
+              </w:rPr>
+              <w:t>5</w:t>
+            </w:r>
+          </w:p>
+        </w:tc>
+        <w:tc>
+          <w:tcPr>
+            <w:tcW w:w="1417" w:type="dxa"/>
+          </w:tcPr>
+          <w:p>
+            <w:pPr>
+              <w:jc w:val="right"/>
+            </w:pPr>
+            <w:r/>
+            <w:r>
+              <w:rPr>
+                <w:rFonts w:ascii="Calibri" w:hAnsi="Calibri"/>
+                <w:b w:val="0"/>
+                <w:sz w:val="16"/>
+              </w:rPr>
+              <w:t>55</w:t>
+            </w:r>
+          </w:p>
+        </w:tc>
+      </w:tr>
+      <w:tr>
+        <w:tc>
+          <w:tcPr>
+            <w:tcW w:w="1701" w:type="dxa"/>
+            <w:shd w:fill="D6E4F0"/>
+          </w:tcPr>
+          <w:p>
+            <w:r/>
+            <w:r>
+              <w:rPr>
+                <w:rFonts w:ascii="Calibri" w:hAnsi="Calibri"/>
+                <w:b w:val="0"/>
+                <w:sz w:val="16"/>
+              </w:rPr>
+              <w:t>2025-08</w:t>
+            </w:r>
+          </w:p>
+        </w:tc>
+        <w:tc>
+          <w:tcPr>
+            <w:tcW w:w="1417" w:type="dxa"/>
+            <w:shd w:fill="D6E4F0"/>
+          </w:tcPr>
+          <w:p>
+            <w:pPr>
+              <w:jc w:val="right"/>
+            </w:pPr>
+            <w:r/>
+            <w:r>
+              <w:rPr>
+                <w:rFonts w:ascii="Calibri" w:hAnsi="Calibri"/>
+                <w:b w:val="0"/>
+                <w:sz w:val="16"/>
+              </w:rPr>
+              <w:t>15</w:t>
+            </w:r>
+          </w:p>
+        </w:tc>
+        <w:tc>
+          <w:tcPr>
+            <w:tcW w:w="1417" w:type="dxa"/>
+            <w:shd w:fill="D6E4F0"/>
+          </w:tcPr>
+          <w:p>
+            <w:pPr>
+              <w:jc w:val="right"/>
+            </w:pPr>
+            <w:r/>
+            <w:r>
+              <w:rPr>
+                <w:rFonts w:ascii="Calibri" w:hAnsi="Calibri"/>
+                <w:b w:val="0"/>
+                <w:sz w:val="16"/>
+              </w:rPr>
+              <w:t>25</w:t>
+            </w:r>
+          </w:p>
+        </w:tc>
+        <w:tc>
+          <w:tcPr>
+            <w:tcW w:w="1417" w:type="dxa"/>
+            <w:shd w:fill="D6E4F0"/>
+          </w:tcPr>
+          <w:p>
+            <w:pPr>
+              <w:jc w:val="right"/>
+            </w:pPr>
+            <w:r/>
+            <w:r>
+              <w:rPr>
+                <w:rFonts w:ascii="Calibri" w:hAnsi="Calibri"/>
+                <w:b w:val="0"/>
+                <w:sz w:val="16"/>
+              </w:rPr>
+              <w:t>3</w:t>
+            </w:r>
+          </w:p>
+        </w:tc>
+        <w:tc>
+          <w:tcPr>
+            <w:tcW w:w="1417" w:type="dxa"/>
+            <w:shd w:fill="D6E4F0"/>
+          </w:tcPr>
+          <w:p>
+            <w:pPr>
+              <w:jc w:val="right"/>
+            </w:pPr>
+            <w:r/>
+            <w:r>
+              <w:rPr>
+                <w:rFonts w:ascii="Calibri" w:hAnsi="Calibri"/>
+                <w:b w:val="0"/>
+                <w:sz w:val="16"/>
+              </w:rPr>
+              <w:t>43</w:t>
+            </w:r>
+          </w:p>
+        </w:tc>
+      </w:tr>
+      <w:tr>
+        <w:tc>
+          <w:tcPr>
+            <w:tcW w:w="1701" w:type="dxa"/>
+          </w:tcPr>
+          <w:p>
+            <w:r/>
+            <w:r>
+              <w:rPr>
+                <w:rFonts w:ascii="Calibri" w:hAnsi="Calibri"/>
+                <w:b w:val="0"/>
+                <w:sz w:val="16"/>
+              </w:rPr>
+              <w:t>2025-09</w:t>
+            </w:r>
+          </w:p>
+        </w:tc>
+        <w:tc>
+          <w:tcPr>
+            <w:tcW w:w="1417" w:type="dxa"/>
+          </w:tcPr>
+          <w:p>
+            <w:pPr>
+              <w:jc w:val="right"/>
+            </w:pPr>
+            <w:r/>
+            <w:r>
+              <w:rPr>
+                <w:rFonts w:ascii="Calibri" w:hAnsi="Calibri"/>
+                <w:b w:val="0"/>
+                <w:sz w:val="16"/>
+              </w:rPr>
+              <w:t>10</w:t>
+            </w:r>
+          </w:p>
+        </w:tc>
+        <w:tc>
+          <w:tcPr>
+            <w:tcW w:w="1417" w:type="dxa"/>
+          </w:tcPr>
+          <w:p>
+            <w:pPr>
+              <w:jc w:val="right"/>
+            </w:pPr>
+            <w:r/>
+            <w:r>
+              <w:rPr>
+                <w:rFonts w:ascii="Calibri" w:hAnsi="Calibri"/>
+                <w:b w:val="0"/>
+                <w:sz w:val="16"/>
+              </w:rPr>
+              <w:t>15</w:t>
+            </w:r>
+          </w:p>
+        </w:tc>
+        <w:tc>
+          <w:tcPr>
+            <w:tcW w:w="1417" w:type="dxa"/>
+          </w:tcPr>
+          <w:p>
+            <w:pPr>
+              <w:jc w:val="right"/>
+            </w:pPr>
+            <w:r/>
+            <w:r>
+              <w:rPr>
+                <w:rFonts w:ascii="Calibri" w:hAnsi="Calibri"/>
+                <w:b w:val="0"/>
+                <w:sz w:val="16"/>
+              </w:rPr>
+              <w:t>2</w:t>
+            </w:r>
+          </w:p>
+        </w:tc>
+        <w:tc>
+          <w:tcPr>
+            <w:tcW w:w="1417" w:type="dxa"/>
+          </w:tcPr>
+          <w:p>
+            <w:pPr>
+              <w:jc w:val="right"/>
+            </w:pPr>
+            <w:r/>
+            <w:r>
+              <w:rPr>
+                <w:rFonts w:ascii="Calibri" w:hAnsi="Calibri"/>
+                <w:b w:val="0"/>
+                <w:sz w:val="16"/>
+              </w:rPr>
+              <w:t>27</w:t>
+            </w:r>
+          </w:p>
+        </w:tc>
+      </w:tr>
+      <w:tr>
+        <w:tc>
+          <w:tcPr>
+            <w:tcW w:w="1701" w:type="dxa"/>
+            <w:shd w:fill="D6E4F0"/>
+          </w:tcPr>
+          <w:p>
+            <w:r/>
+            <w:r>
+              <w:rPr>
+                <w:rFonts w:ascii="Calibri" w:hAnsi="Calibri"/>
+                <w:b w:val="0"/>
+                <w:sz w:val="16"/>
+              </w:rPr>
+              <w:t>2025-10</w:t>
+            </w:r>
+          </w:p>
+        </w:tc>
+        <w:tc>
+          <w:tcPr>
+            <w:tcW w:w="1417" w:type="dxa"/>
+            <w:shd w:fill="D6E4F0"/>
+          </w:tcPr>
+          <w:p>
+            <w:pPr>
+              <w:jc w:val="right"/>
+            </w:pPr>
+            <w:r/>
+            <w:r>
+              <w:rPr>
+                <w:rFonts w:ascii="Calibri" w:hAnsi="Calibri"/>
+                <w:b w:val="0"/>
+                <w:sz w:val="16"/>
+              </w:rPr>
+              <w:t>15</w:t>
+            </w:r>
+          </w:p>
+        </w:tc>
+        <w:tc>
+          <w:tcPr>
+            <w:tcW w:w="1417" w:type="dxa"/>
+            <w:shd w:fill="D6E4F0"/>
+          </w:tcPr>
+          <w:p>
+            <w:pPr>
+              <w:jc w:val="right"/>
+            </w:pPr>
+            <w:r/>
+            <w:r>
+              <w:rPr>
+                <w:rFonts w:ascii="Calibri" w:hAnsi="Calibri"/>
+                <w:b w:val="0"/>
+                <w:sz w:val="16"/>
+              </w:rPr>
+              <w:t>15</w:t>
+            </w:r>
+          </w:p>
+        </w:tc>
+        <w:tc>
+          <w:tcPr>
+            <w:tcW w:w="1417" w:type="dxa"/>
+            <w:shd w:fill="D6E4F0"/>
+          </w:tcPr>
+          <w:p>
+            <w:pPr>
+              <w:jc w:val="right"/>
+            </w:pPr>
+            <w:r/>
+            <w:r>
+              <w:rPr>
+                <w:rFonts w:ascii="Calibri" w:hAnsi="Calibri"/>
+                <w:b w:val="0"/>
+                <w:sz w:val="16"/>
+              </w:rPr>
+              <w:t>2</w:t>
+            </w:r>
+          </w:p>
+        </w:tc>
+        <w:tc>
+          <w:tcPr>
+            <w:tcW w:w="1417" w:type="dxa"/>
+            <w:shd w:fill="D6E4F0"/>
+          </w:tcPr>
+          <w:p>
+            <w:pPr>
+              <w:jc w:val="right"/>
+            </w:pPr>
+            <w:r/>
+            <w:r>
+              <w:rPr>
+                <w:rFonts w:ascii="Calibri" w:hAnsi="Calibri"/>
+                <w:b w:val="0"/>
+                <w:sz w:val="16"/>
+              </w:rPr>
+              <w:t>32</w:t>
+            </w:r>
+          </w:p>
+        </w:tc>
+      </w:tr>
+      <w:tr>
+        <w:tc>
+          <w:tcPr>
+            <w:tcW w:w="1701" w:type="dxa"/>
+          </w:tcPr>
+          <w:p>
+            <w:r/>
+            <w:r>
+              <w:rPr>
+                <w:rFonts w:ascii="Calibri" w:hAnsi="Calibri"/>
+                <w:b w:val="0"/>
+                <w:sz w:val="16"/>
+              </w:rPr>
+              <w:t>2025-11</w:t>
+            </w:r>
+          </w:p>
+        </w:tc>
+        <w:tc>
+          <w:tcPr>
+            <w:tcW w:w="1417" w:type="dxa"/>
+          </w:tcPr>
+          <w:p>
+            <w:pPr>
+              <w:jc w:val="right"/>
+            </w:pPr>
+            <w:r/>
+            <w:r>
+              <w:rPr>
+                <w:rFonts w:ascii="Calibri" w:hAnsi="Calibri"/>
+                <w:b w:val="0"/>
+                <w:sz w:val="16"/>
+              </w:rPr>
+              <w:t>25</w:t>
+            </w:r>
+          </w:p>
+        </w:tc>
+        <w:tc>
+          <w:tcPr>
+            <w:tcW w:w="1417" w:type="dxa"/>
+          </w:tcPr>
+          <w:p>
+            <w:pPr>
+              <w:jc w:val="right"/>
+            </w:pPr>
+            <w:r/>
+            <w:r>
+              <w:rPr>
+                <w:rFonts w:ascii="Calibri" w:hAnsi="Calibri"/>
+                <w:b w:val="0"/>
+                <w:sz w:val="16"/>
+              </w:rPr>
+              <w:t>25</w:t>
+            </w:r>
+          </w:p>
+        </w:tc>
+        <w:tc>
+          <w:tcPr>
+            <w:tcW w:w="1417" w:type="dxa"/>
+          </w:tcPr>
+          <w:p>
+            <w:pPr>
+              <w:jc w:val="right"/>
+            </w:pPr>
+            <w:r/>
+            <w:r>
+              <w:rPr>
+                <w:rFonts w:ascii="Calibri" w:hAnsi="Calibri"/>
+                <w:b w:val="0"/>
+                <w:sz w:val="16"/>
+              </w:rPr>
+              <w:t>3</w:t>
+            </w:r>
+          </w:p>
+        </w:tc>
+        <w:tc>
+          <w:tcPr>
+            <w:tcW w:w="1417" w:type="dxa"/>
+          </w:tcPr>
+          <w:p>
+            <w:pPr>
+              <w:jc w:val="right"/>
+            </w:pPr>
+            <w:r/>
+            <w:r>
+              <w:rPr>
+                <w:rFonts w:ascii="Calibri" w:hAnsi="Calibri"/>
+                <w:b w:val="0"/>
+                <w:sz w:val="16"/>
+              </w:rPr>
+              <w:t>53</w:t>
+            </w:r>
+          </w:p>
+        </w:tc>
+      </w:tr>
+      <w:tr>
+        <w:tc>
+          <w:tcPr>
+            <w:tcW w:w="1701" w:type="dxa"/>
+            <w:shd w:fill="D6E4F0"/>
+          </w:tcPr>
+          <w:p>
+            <w:r/>
+            <w:r>
+              <w:rPr>
+                <w:rFonts w:ascii="Calibri" w:hAnsi="Calibri"/>
+                <w:b w:val="0"/>
+                <w:sz w:val="16"/>
+              </w:rPr>
+              <w:t>2025-12</w:t>
+            </w:r>
+          </w:p>
+        </w:tc>
+        <w:tc>
+          <w:tcPr>
+            <w:tcW w:w="1417" w:type="dxa"/>
+            <w:shd w:fill="D6E4F0"/>
+          </w:tcPr>
+          <w:p>
+            <w:pPr>
+              <w:jc w:val="right"/>
+            </w:pPr>
+            <w:r/>
+            <w:r>
+              <w:rPr>
+                <w:rFonts w:ascii="Calibri" w:hAnsi="Calibri"/>
+                <w:b w:val="0"/>
+                <w:sz w:val="16"/>
+              </w:rPr>
+              <w:t>5</w:t>
+            </w:r>
+          </w:p>
+        </w:tc>
+        <w:tc>
+          <w:tcPr>
+            <w:tcW w:w="1417" w:type="dxa"/>
+            <w:shd w:fill="D6E4F0"/>
+          </w:tcPr>
+          <w:p>
+            <w:pPr>
+              <w:jc w:val="right"/>
+            </w:pPr>
+            <w:r/>
+            <w:r>
+              <w:rPr>
+                <w:rFonts w:ascii="Calibri" w:hAnsi="Calibri"/>
+                <w:b w:val="0"/>
+                <w:sz w:val="16"/>
+              </w:rPr>
+              <w:t>5</w:t>
+            </w:r>
+          </w:p>
+        </w:tc>
+        <w:tc>
+          <w:tcPr>
+            <w:tcW w:w="1417" w:type="dxa"/>
+            <w:shd w:fill="D6E4F0"/>
+          </w:tcPr>
+          <w:p>
+            <w:pPr>
+              <w:jc w:val="right"/>
+            </w:pPr>
+            <w:r/>
+            <w:r>
+              <w:rPr>
+                <w:rFonts w:ascii="Calibri" w:hAnsi="Calibri"/>
+                <w:b w:val="0"/>
+                <w:sz w:val="16"/>
+              </w:rPr>
+              <w:t>2</w:t>
+            </w:r>
+          </w:p>
+        </w:tc>
+        <w:tc>
+          <w:tcPr>
+            <w:tcW w:w="1417" w:type="dxa"/>
+            <w:shd w:fill="D6E4F0"/>
+          </w:tcPr>
+          <w:p>
+            <w:pPr>
+              <w:jc w:val="right"/>
+            </w:pPr>
+            <w:r/>
+            <w:r>
+              <w:rPr>
+                <w:rFonts w:ascii="Calibri" w:hAnsi="Calibri"/>
+                <w:b w:val="0"/>
+                <w:sz w:val="16"/>
+              </w:rPr>
+              <w:t>12</w:t>
+            </w:r>
+          </w:p>
+        </w:tc>
+      </w:tr>
+    </w:tbl>
+    <w:p/>
     <w:p>
       <w:pPr>
         <w:jc w:val="center"/>

--- a/report_crm_analysis.docx
+++ b/report_crm_analysis.docx
@@ -20220,7 +20220,7 @@
                 <w:b w:val="0"/>
                 <w:sz w:val="16"/>
               </w:rPr>
-              <w:t>1 200</w:t>
+              <w:t>676</w:t>
             </w:r>
           </w:p>
         </w:tc>
@@ -20239,7 +20239,7 @@
                 <w:b w:val="0"/>
                 <w:sz w:val="16"/>
               </w:rPr>
-              <w:t>400</w:t>
+              <w:t>375</w:t>
             </w:r>
           </w:p>
         </w:tc>
@@ -20258,7 +20258,7 @@
                 <w:b w:val="0"/>
                 <w:sz w:val="16"/>
               </w:rPr>
-              <w:t>200</w:t>
+              <w:t>286</w:t>
             </w:r>
           </w:p>
         </w:tc>
@@ -20277,7 +20277,7 @@
                 <w:b w:val="0"/>
                 <w:sz w:val="16"/>
               </w:rPr>
-              <w:t>1 800</w:t>
+              <w:t>1 337</w:t>
             </w:r>
           </w:p>
         </w:tc>
@@ -20316,7 +20316,7 @@
                 <w:b w:val="0"/>
                 <w:sz w:val="16"/>
               </w:rPr>
-              <w:t>1 500</w:t>
+              <w:t>733</w:t>
             </w:r>
           </w:p>
         </w:tc>
@@ -20336,7 +20336,7 @@
                 <w:b w:val="0"/>
                 <w:sz w:val="16"/>
               </w:rPr>
-              <w:t>600</w:t>
+              <w:t>627</w:t>
             </w:r>
           </w:p>
         </w:tc>
@@ -20356,7 +20356,7 @@
                 <w:b w:val="0"/>
                 <w:sz w:val="16"/>
               </w:rPr>
-              <w:t>250</w:t>
+              <w:t>244</w:t>
             </w:r>
           </w:p>
         </w:tc>
@@ -20376,7 +20376,7 @@
                 <w:b w:val="0"/>
                 <w:sz w:val="16"/>
               </w:rPr>
-              <w:t>2 350</w:t>
+              <w:t>1 604</w:t>
             </w:r>
           </w:p>
         </w:tc>
@@ -20413,7 +20413,7 @@
                 <w:b w:val="0"/>
                 <w:sz w:val="16"/>
               </w:rPr>
-              <w:t>4 600</w:t>
+              <w:t>1 235</w:t>
             </w:r>
           </w:p>
         </w:tc>
@@ -20432,7 +20432,7 @@
                 <w:b w:val="0"/>
                 <w:sz w:val="16"/>
               </w:rPr>
-              <w:t>2 600</w:t>
+              <w:t>834</w:t>
             </w:r>
           </w:p>
         </w:tc>
@@ -20451,7 +20451,7 @@
                 <w:b w:val="0"/>
                 <w:sz w:val="16"/>
               </w:rPr>
-              <w:t>600</w:t>
+              <w:t>371</w:t>
             </w:r>
           </w:p>
         </w:tc>
@@ -20470,7 +20470,7 @@
                 <w:b w:val="0"/>
                 <w:sz w:val="16"/>
               </w:rPr>
-              <w:t>7 800</w:t>
+              <w:t>2 440</w:t>
             </w:r>
           </w:p>
         </w:tc>
@@ -20509,7 +20509,7 @@
                 <w:b w:val="0"/>
                 <w:sz w:val="16"/>
               </w:rPr>
-              <w:t>2 500</w:t>
+              <w:t>2 521</w:t>
             </w:r>
           </w:p>
         </w:tc>
@@ -20529,7 +20529,7 @@
                 <w:b w:val="0"/>
                 <w:sz w:val="16"/>
               </w:rPr>
-              <w:t>1 300</w:t>
+              <w:t>1 764</w:t>
             </w:r>
           </w:p>
         </w:tc>
@@ -20549,7 +20549,7 @@
                 <w:b w:val="0"/>
                 <w:sz w:val="16"/>
               </w:rPr>
-              <w:t>500</w:t>
+              <w:t>619</w:t>
             </w:r>
           </w:p>
         </w:tc>
@@ -20569,7 +20569,7 @@
                 <w:b w:val="0"/>
                 <w:sz w:val="16"/>
               </w:rPr>
-              <w:t>4 300</w:t>
+              <w:t>4 904</w:t>
             </w:r>
           </w:p>
         </w:tc>
@@ -20606,7 +20606,7 @@
                 <w:b w:val="0"/>
                 <w:sz w:val="16"/>
               </w:rPr>
-              <w:t>1 200</w:t>
+              <w:t>4 432</w:t>
             </w:r>
           </w:p>
         </w:tc>
@@ -20625,7 +20625,7 @@
                 <w:b w:val="0"/>
                 <w:sz w:val="16"/>
               </w:rPr>
-              <w:t>600</w:t>
+              <w:t>2 583</w:t>
             </w:r>
           </w:p>
         </w:tc>
@@ -20644,7 +20644,7 @@
                 <w:b w:val="0"/>
                 <w:sz w:val="16"/>
               </w:rPr>
-              <w:t>300</w:t>
+              <w:t>878</w:t>
             </w:r>
           </w:p>
         </w:tc>
@@ -20663,7 +20663,7 @@
                 <w:b w:val="0"/>
                 <w:sz w:val="16"/>
               </w:rPr>
-              <w:t>2 100</w:t>
+              <w:t>7 893</w:t>
             </w:r>
           </w:p>
         </w:tc>
@@ -20702,7 +20702,7 @@
                 <w:b w:val="0"/>
                 <w:sz w:val="16"/>
               </w:rPr>
-              <w:t>1 700</w:t>
+              <w:t>1 296</w:t>
             </w:r>
           </w:p>
         </w:tc>
@@ -20722,7 +20722,7 @@
                 <w:b w:val="0"/>
                 <w:sz w:val="16"/>
               </w:rPr>
-              <w:t>800</w:t>
+              <w:t>1 118</w:t>
             </w:r>
           </w:p>
         </w:tc>
@@ -20742,7 +20742,7 @@
                 <w:b w:val="0"/>
                 <w:sz w:val="16"/>
               </w:rPr>
-              <w:t>350</w:t>
+              <w:t>402</w:t>
             </w:r>
           </w:p>
         </w:tc>
@@ -20762,7 +20762,7 @@
                 <w:b w:val="0"/>
                 <w:sz w:val="16"/>
               </w:rPr>
-              <w:t>2 850</w:t>
+              <w:t>2 816</w:t>
             </w:r>
           </w:p>
         </w:tc>
@@ -20799,7 +20799,7 @@
                 <w:b w:val="0"/>
                 <w:sz w:val="16"/>
               </w:rPr>
-              <w:t>2 000</w:t>
+              <w:t>1 149</w:t>
             </w:r>
           </w:p>
         </w:tc>
@@ -20818,7 +20818,7 @@
                 <w:b w:val="0"/>
                 <w:sz w:val="16"/>
               </w:rPr>
-              <w:t>1 100</w:t>
+              <w:t>950</w:t>
             </w:r>
           </w:p>
         </w:tc>
@@ -20837,7 +20837,7 @@
                 <w:b w:val="0"/>
                 <w:sz w:val="16"/>
               </w:rPr>
-              <w:t>400</w:t>
+              <w:t>440</w:t>
             </w:r>
           </w:p>
         </w:tc>
@@ -20856,7 +20856,7 @@
                 <w:b w:val="0"/>
                 <w:sz w:val="16"/>
               </w:rPr>
-              <w:t>3 500</w:t>
+              <w:t>2 539</w:t>
             </w:r>
           </w:p>
         </w:tc>
@@ -20895,7 +20895,7 @@
                 <w:b w:val="0"/>
                 <w:sz w:val="16"/>
               </w:rPr>
-              <w:t>1 800</w:t>
+              <w:t>3 412</w:t>
             </w:r>
           </w:p>
         </w:tc>
@@ -20915,7 +20915,7 @@
                 <w:b w:val="0"/>
                 <w:sz w:val="16"/>
               </w:rPr>
-              <w:t>1 200</w:t>
+              <w:t>2 269</w:t>
             </w:r>
           </w:p>
         </w:tc>
@@ -20935,7 +20935,7 @@
                 <w:b w:val="0"/>
                 <w:sz w:val="16"/>
               </w:rPr>
-              <w:t>400</w:t>
+              <w:t>724</w:t>
             </w:r>
           </w:p>
         </w:tc>
@@ -20955,7 +20955,7 @@
                 <w:b w:val="0"/>
                 <w:sz w:val="16"/>
               </w:rPr>
-              <w:t>3 400</w:t>
+              <w:t>6 405</w:t>
             </w:r>
           </w:p>
         </w:tc>
@@ -20992,7 +20992,7 @@
                 <w:b w:val="0"/>
                 <w:sz w:val="16"/>
               </w:rPr>
-              <w:t>1 800</w:t>
+              <w:t>1 099</w:t>
             </w:r>
           </w:p>
         </w:tc>
@@ -21011,7 +21011,7 @@
                 <w:b w:val="0"/>
                 <w:sz w:val="16"/>
               </w:rPr>
-              <w:t>1 200</w:t>
+              <w:t>981</w:t>
             </w:r>
           </w:p>
         </w:tc>
@@ -21030,7 +21030,7 @@
                 <w:b w:val="0"/>
                 <w:sz w:val="16"/>
               </w:rPr>
-              <w:t>350</w:t>
+              <w:t>423</w:t>
             </w:r>
           </w:p>
         </w:tc>
@@ -21049,7 +21049,7 @@
                 <w:b w:val="0"/>
                 <w:sz w:val="16"/>
               </w:rPr>
-              <w:t>3 350</w:t>
+              <w:t>2 503</w:t>
             </w:r>
           </w:p>
         </w:tc>
@@ -21088,7 +21088,7 @@
                 <w:b w:val="0"/>
                 <w:sz w:val="16"/>
               </w:rPr>
-              <w:t>1 500</w:t>
+              <w:t>994</w:t>
             </w:r>
           </w:p>
         </w:tc>
@@ -21108,7 +21108,7 @@
                 <w:b w:val="0"/>
                 <w:sz w:val="16"/>
               </w:rPr>
-              <w:t>1 300</w:t>
+              <w:t>778</w:t>
             </w:r>
           </w:p>
         </w:tc>
@@ -21128,7 +21128,7 @@
                 <w:b w:val="0"/>
                 <w:sz w:val="16"/>
               </w:rPr>
-              <w:t>400</w:t>
+              <w:t>406</w:t>
             </w:r>
           </w:p>
         </w:tc>
@@ -21148,7 +21148,7 @@
                 <w:b w:val="0"/>
                 <w:sz w:val="16"/>
               </w:rPr>
-              <w:t>3 200</w:t>
+              <w:t>2 178</w:t>
             </w:r>
           </w:p>
         </w:tc>
@@ -21185,7 +21185,7 @@
                 <w:b w:val="0"/>
                 <w:sz w:val="16"/>
               </w:rPr>
-              <w:t>1 800</w:t>
+              <w:t>2 455</w:t>
             </w:r>
           </w:p>
         </w:tc>
@@ -21204,7 +21204,7 @@
                 <w:b w:val="0"/>
                 <w:sz w:val="16"/>
               </w:rPr>
-              <w:t>1 500</w:t>
+              <w:t>1 837</w:t>
             </w:r>
           </w:p>
         </w:tc>
@@ -21223,7 +21223,7 @@
                 <w:b w:val="0"/>
                 <w:sz w:val="16"/>
               </w:rPr>
-              <w:t>500</w:t>
+              <w:t>611</w:t>
             </w:r>
           </w:p>
         </w:tc>
@@ -21242,7 +21242,7 @@
                 <w:b w:val="0"/>
                 <w:sz w:val="16"/>
               </w:rPr>
-              <w:t>3 800</w:t>
+              <w:t>4 903</w:t>
             </w:r>
           </w:p>
         </w:tc>
@@ -21281,7 +21281,7 @@
                 <w:b w:val="0"/>
                 <w:sz w:val="16"/>
               </w:rPr>
-              <w:t>1 600</w:t>
+              <w:t>926</w:t>
             </w:r>
           </w:p>
         </w:tc>
@@ -21301,7 +21301,7 @@
                 <w:b w:val="0"/>
                 <w:sz w:val="16"/>
               </w:rPr>
-              <w:t>1 300</w:t>
+              <w:t>975</w:t>
             </w:r>
           </w:p>
         </w:tc>
@@ -21321,7 +21321,7 @@
                 <w:b w:val="0"/>
                 <w:sz w:val="16"/>
               </w:rPr>
-              <w:t>400</w:t>
+              <w:t>515</w:t>
             </w:r>
           </w:p>
         </w:tc>
@@ -21341,7 +21341,7 @@
                 <w:b w:val="0"/>
                 <w:sz w:val="16"/>
               </w:rPr>
-              <w:t>3 300</w:t>
+              <w:t>2 416</w:t>
             </w:r>
           </w:p>
         </w:tc>
@@ -21378,7 +21378,7 @@
                 <w:b w:val="0"/>
                 <w:sz w:val="16"/>
               </w:rPr>
-              <w:t>2 000</w:t>
+              <w:t>835</w:t>
             </w:r>
           </w:p>
         </w:tc>
@@ -21397,7 +21397,7 @@
                 <w:b w:val="0"/>
                 <w:sz w:val="16"/>
               </w:rPr>
-              <w:t>1 200</w:t>
+              <w:t>689</w:t>
             </w:r>
           </w:p>
         </w:tc>
@@ -21416,7 +21416,7 @@
                 <w:b w:val="0"/>
                 <w:sz w:val="16"/>
               </w:rPr>
-              <w:t>400</w:t>
+              <w:t>379</w:t>
             </w:r>
           </w:p>
         </w:tc>
@@ -21435,7 +21435,7 @@
                 <w:b w:val="0"/>
                 <w:sz w:val="16"/>
               </w:rPr>
-              <w:t>3 600</w:t>
+              <w:t>1 903</w:t>
             </w:r>
           </w:p>
         </w:tc>
@@ -21474,7 +21474,7 @@
                 <w:b w:val="0"/>
                 <w:sz w:val="16"/>
               </w:rPr>
-              <w:t>2 200</w:t>
+              <w:t>666</w:t>
             </w:r>
           </w:p>
         </w:tc>
@@ -21494,7 +21494,7 @@
                 <w:b w:val="0"/>
                 <w:sz w:val="16"/>
               </w:rPr>
-              <w:t>1 500</w:t>
+              <w:t>890</w:t>
             </w:r>
           </w:p>
         </w:tc>
@@ -21514,7 +21514,7 @@
                 <w:b w:val="0"/>
                 <w:sz w:val="16"/>
               </w:rPr>
-              <w:t>500</w:t>
+              <w:t>438</w:t>
             </w:r>
           </w:p>
         </w:tc>
@@ -21534,7 +21534,7 @@
                 <w:b w:val="0"/>
                 <w:sz w:val="16"/>
               </w:rPr>
-              <w:t>4 200</w:t>
+              <w:t>1 994</w:t>
             </w:r>
           </w:p>
         </w:tc>
@@ -21571,7 +21571,7 @@
                 <w:b w:val="0"/>
                 <w:sz w:val="16"/>
               </w:rPr>
-              <w:t>2 400</w:t>
+              <w:t>738</w:t>
             </w:r>
           </w:p>
         </w:tc>
@@ -21590,7 +21590,7 @@
                 <w:b w:val="0"/>
                 <w:sz w:val="16"/>
               </w:rPr>
-              <w:t>1 800</w:t>
+              <w:t>779</w:t>
             </w:r>
           </w:p>
         </w:tc>
@@ -21609,7 +21609,7 @@
                 <w:b w:val="0"/>
                 <w:sz w:val="16"/>
               </w:rPr>
-              <w:t>550</w:t>
+              <w:t>358</w:t>
             </w:r>
           </w:p>
         </w:tc>
@@ -21628,7 +21628,7 @@
                 <w:b w:val="0"/>
                 <w:sz w:val="16"/>
               </w:rPr>
-              <w:t>4 750</w:t>
+              <w:t>1 875</w:t>
             </w:r>
           </w:p>
         </w:tc>
@@ -21667,7 +21667,7 @@
                 <w:b w:val="0"/>
                 <w:sz w:val="16"/>
               </w:rPr>
-              <w:t>1 800</w:t>
+              <w:t>2 880</w:t>
             </w:r>
           </w:p>
         </w:tc>
@@ -21687,7 +21687,7 @@
                 <w:b w:val="0"/>
                 <w:sz w:val="16"/>
               </w:rPr>
-              <w:t>1 200</w:t>
+              <w:t>2 079</w:t>
             </w:r>
           </w:p>
         </w:tc>
@@ -21707,7 +21707,7 @@
                 <w:b w:val="0"/>
                 <w:sz w:val="16"/>
               </w:rPr>
-              <w:t>450</w:t>
+              <w:t>663</w:t>
             </w:r>
           </w:p>
         </w:tc>
@@ -21727,7 +21727,7 @@
                 <w:b w:val="0"/>
                 <w:sz w:val="16"/>
               </w:rPr>
-              <w:t>3 450</w:t>
+              <w:t>5 622</w:t>
             </w:r>
           </w:p>
         </w:tc>
@@ -21764,7 +21764,7 @@
                 <w:b w:val="0"/>
                 <w:sz w:val="16"/>
               </w:rPr>
-              <w:t>1 600</w:t>
+              <w:t>3 364</w:t>
             </w:r>
           </w:p>
         </w:tc>
@@ -21783,7 +21783,7 @@
                 <w:b w:val="0"/>
                 <w:sz w:val="16"/>
               </w:rPr>
-              <w:t>1 000</w:t>
+              <w:t>2 458</w:t>
             </w:r>
           </w:p>
         </w:tc>
@@ -21802,7 +21802,7 @@
                 <w:b w:val="0"/>
                 <w:sz w:val="16"/>
               </w:rPr>
-              <w:t>400</w:t>
+              <w:t>654</w:t>
             </w:r>
           </w:p>
         </w:tc>
@@ -21821,7 +21821,7 @@
                 <w:b w:val="0"/>
                 <w:sz w:val="16"/>
               </w:rPr>
-              <w:t>3 000</w:t>
+              <w:t>6 476</w:t>
             </w:r>
           </w:p>
         </w:tc>
@@ -21860,7 +21860,7 @@
                 <w:b w:val="0"/>
                 <w:sz w:val="16"/>
               </w:rPr>
-              <w:t>2 000</w:t>
+              <w:t>1 222</w:t>
             </w:r>
           </w:p>
         </w:tc>
@@ -21880,7 +21880,7 @@
                 <w:b w:val="0"/>
                 <w:sz w:val="16"/>
               </w:rPr>
-              <w:t>1 200</w:t>
+              <w:t>1 007</w:t>
             </w:r>
           </w:p>
         </w:tc>
@@ -21900,7 +21900,7 @@
                 <w:b w:val="0"/>
                 <w:sz w:val="16"/>
               </w:rPr>
-              <w:t>450</w:t>
+              <w:t>406</w:t>
             </w:r>
           </w:p>
         </w:tc>
@@ -21920,7 +21920,7 @@
                 <w:b w:val="0"/>
                 <w:sz w:val="16"/>
               </w:rPr>
-              <w:t>3 650</w:t>
+              <w:t>2 635</w:t>
             </w:r>
           </w:p>
         </w:tc>
@@ -21957,7 +21957,7 @@
                 <w:b w:val="0"/>
                 <w:sz w:val="16"/>
               </w:rPr>
-              <w:t>1 700</w:t>
+              <w:t>1 282</w:t>
             </w:r>
           </w:p>
         </w:tc>
@@ -21976,7 +21976,7 @@
                 <w:b w:val="0"/>
                 <w:sz w:val="16"/>
               </w:rPr>
-              <w:t>1 000</w:t>
+              <w:t>1 043</w:t>
             </w:r>
           </w:p>
         </w:tc>
@@ -21995,7 +21995,7 @@
                 <w:b w:val="0"/>
                 <w:sz w:val="16"/>
               </w:rPr>
-              <w:t>450</w:t>
+              <w:t>458</w:t>
             </w:r>
           </w:p>
         </w:tc>
@@ -22014,7 +22014,7 @@
                 <w:b w:val="0"/>
                 <w:sz w:val="16"/>
               </w:rPr>
-              <w:t>3 150</w:t>
+              <w:t>2 783</w:t>
             </w:r>
           </w:p>
         </w:tc>
@@ -22053,7 +22053,7 @@
                 <w:b w:val="0"/>
                 <w:sz w:val="16"/>
               </w:rPr>
-              <w:t>1 800</w:t>
+              <w:t>3 781</w:t>
             </w:r>
           </w:p>
         </w:tc>
@@ -22073,7 +22073,7 @@
                 <w:b w:val="0"/>
                 <w:sz w:val="16"/>
               </w:rPr>
-              <w:t>1 100</w:t>
+              <w:t>2 706</w:t>
             </w:r>
           </w:p>
         </w:tc>
@@ -22093,7 +22093,7 @@
                 <w:b w:val="0"/>
                 <w:sz w:val="16"/>
               </w:rPr>
-              <w:t>500</w:t>
+              <w:t>651</w:t>
             </w:r>
           </w:p>
         </w:tc>
@@ -22113,7 +22113,7 @@
                 <w:b w:val="0"/>
                 <w:sz w:val="16"/>
               </w:rPr>
-              <w:t>3 400</w:t>
+              <w:t>7 138</w:t>
             </w:r>
           </w:p>
         </w:tc>
@@ -22150,7 +22150,7 @@
                 <w:b w:val="0"/>
                 <w:sz w:val="16"/>
               </w:rPr>
-              <w:t>1 400</w:t>
+              <w:t>1 254</w:t>
             </w:r>
           </w:p>
         </w:tc>
@@ -22169,7 +22169,7 @@
                 <w:b w:val="0"/>
                 <w:sz w:val="16"/>
               </w:rPr>
-              <w:t>900</w:t>
+              <w:t>1 080</w:t>
             </w:r>
           </w:p>
         </w:tc>
@@ -22188,7 +22188,7 @@
                 <w:b w:val="0"/>
                 <w:sz w:val="16"/>
               </w:rPr>
-              <w:t>400</w:t>
+              <w:t>462</w:t>
             </w:r>
           </w:p>
         </w:tc>
@@ -22207,7 +22207,7 @@
                 <w:b w:val="0"/>
                 <w:sz w:val="16"/>
               </w:rPr>
-              <w:t>2 700</w:t>
+              <w:t>2 796</w:t>
             </w:r>
           </w:p>
         </w:tc>
@@ -22246,7 +22246,7 @@
                 <w:b w:val="0"/>
                 <w:sz w:val="16"/>
               </w:rPr>
-              <w:t>2 100</w:t>
+              <w:t>1 707</w:t>
             </w:r>
           </w:p>
         </w:tc>
@@ -22266,7 +22266,7 @@
                 <w:b w:val="0"/>
                 <w:sz w:val="16"/>
               </w:rPr>
-              <w:t>1 200</w:t>
+              <w:t>1 089</w:t>
             </w:r>
           </w:p>
         </w:tc>
@@ -22286,7 +22286,7 @@
                 <w:b w:val="0"/>
                 <w:sz w:val="16"/>
               </w:rPr>
-              <w:t>500</w:t>
+              <w:t>461</w:t>
             </w:r>
           </w:p>
         </w:tc>
@@ -22306,7 +22306,7 @@
                 <w:b w:val="0"/>
                 <w:sz w:val="16"/>
               </w:rPr>
-              <w:t>3 800</w:t>
+              <w:t>3 257</w:t>
             </w:r>
           </w:p>
         </w:tc>
@@ -22343,7 +22343,7 @@
                 <w:b w:val="0"/>
                 <w:sz w:val="16"/>
               </w:rPr>
-              <w:t>2 300</w:t>
+              <w:t>2 868</w:t>
             </w:r>
           </w:p>
         </w:tc>
@@ -22362,7 +22362,7 @@
                 <w:b w:val="0"/>
                 <w:sz w:val="16"/>
               </w:rPr>
-              <w:t>1 500</w:t>
+              <w:t>1 656</w:t>
             </w:r>
           </w:p>
         </w:tc>
@@ -22381,7 +22381,7 @@
                 <w:b w:val="0"/>
                 <w:sz w:val="16"/>
               </w:rPr>
-              <w:t>600</w:t>
+              <w:t>483</w:t>
             </w:r>
           </w:p>
         </w:tc>
@@ -22400,7 +22400,7 @@
                 <w:b w:val="0"/>
                 <w:sz w:val="16"/>
               </w:rPr>
-              <w:t>4 400</w:t>
+              <w:t>5 007</w:t>
             </w:r>
           </w:p>
         </w:tc>
@@ -22439,7 +22439,7 @@
                 <w:b w:val="0"/>
                 <w:sz w:val="16"/>
               </w:rPr>
-              <w:t>3 200</w:t>
+              <w:t>1 200</w:t>
             </w:r>
           </w:p>
         </w:tc>
@@ -22459,7 +22459,7 @@
                 <w:b w:val="0"/>
                 <w:sz w:val="16"/>
               </w:rPr>
-              <w:t>1 400</w:t>
+              <w:t>910</w:t>
             </w:r>
           </w:p>
         </w:tc>
@@ -22479,7 +22479,7 @@
                 <w:b w:val="0"/>
                 <w:sz w:val="16"/>
               </w:rPr>
-              <w:t>700</w:t>
+              <w:t>229</w:t>
             </w:r>
           </w:p>
         </w:tc>
@@ -22499,7 +22499,7 @@
                 <w:b w:val="0"/>
                 <w:sz w:val="16"/>
               </w:rPr>
-              <w:t>5 300</w:t>
+              <w:t>2 339</w:t>
             </w:r>
           </w:p>
         </w:tc>
@@ -22536,7 +22536,7 @@
                 <w:b w:val="0"/>
                 <w:sz w:val="16"/>
               </w:rPr>
-              <w:t>4 200</w:t>
+              <w:t>1 085</w:t>
             </w:r>
           </w:p>
         </w:tc>
@@ -22555,7 +22555,7 @@
                 <w:b w:val="0"/>
                 <w:sz w:val="16"/>
               </w:rPr>
-              <w:t>2 500</w:t>
+              <w:t>585</w:t>
             </w:r>
           </w:p>
         </w:tc>
@@ -22574,7 +22574,7 @@
                 <w:b w:val="0"/>
                 <w:sz w:val="16"/>
               </w:rPr>
-              <w:t>800</w:t>
+              <w:t>148</w:t>
             </w:r>
           </w:p>
         </w:tc>
@@ -22593,7 +22593,7 @@
                 <w:b w:val="0"/>
                 <w:sz w:val="16"/>
               </w:rPr>
-              <w:t>7 500</w:t>
+              <w:t>1 818</w:t>
             </w:r>
           </w:p>
         </w:tc>
@@ -22632,7 +22632,7 @@
                 <w:b w:val="0"/>
                 <w:sz w:val="16"/>
               </w:rPr>
-              <w:t>2 000</w:t>
+              <w:t>1 064</w:t>
             </w:r>
           </w:p>
         </w:tc>
@@ -22652,7 +22652,7 @@
                 <w:b w:val="0"/>
                 <w:sz w:val="16"/>
               </w:rPr>
-              <w:t>1 300</w:t>
+              <w:t>732</w:t>
             </w:r>
           </w:p>
         </w:tc>
@@ -22672,7 +22672,7 @@
                 <w:b w:val="0"/>
                 <w:sz w:val="16"/>
               </w:rPr>
-              <w:t>500</w:t>
+              <w:t>206</w:t>
             </w:r>
           </w:p>
         </w:tc>
@@ -22692,7 +22692,7 @@
                 <w:b w:val="0"/>
                 <w:sz w:val="16"/>
               </w:rPr>
-              <w:t>3 800</w:t>
+              <w:t>2 002</w:t>
             </w:r>
           </w:p>
         </w:tc>
@@ -22729,7 +22729,7 @@
                 <w:b w:val="0"/>
                 <w:sz w:val="16"/>
               </w:rPr>
-              <w:t>4 500</w:t>
+              <w:t>835</w:t>
             </w:r>
           </w:p>
         </w:tc>
@@ -22748,7 +22748,7 @@
                 <w:b w:val="0"/>
                 <w:sz w:val="16"/>
               </w:rPr>
-              <w:t>2 600</w:t>
+              <w:t>737</w:t>
             </w:r>
           </w:p>
         </w:tc>
@@ -22767,7 +22767,7 @@
                 <w:b w:val="0"/>
                 <w:sz w:val="16"/>
               </w:rPr>
-              <w:t>700</w:t>
+              <w:t>168</w:t>
             </w:r>
           </w:p>
         </w:tc>
@@ -22786,7 +22786,7 @@
                 <w:b w:val="0"/>
                 <w:sz w:val="16"/>
               </w:rPr>
-              <w:t>7 800</w:t>
+              <w:t>1 740</w:t>
             </w:r>
           </w:p>
         </w:tc>
@@ -22825,7 +22825,7 @@
                 <w:b w:val="0"/>
                 <w:sz w:val="16"/>
               </w:rPr>
-              <w:t>2 000</w:t>
+              <w:t>4 004</w:t>
             </w:r>
           </w:p>
         </w:tc>
@@ -22845,7 +22845,7 @@
                 <w:b w:val="0"/>
                 <w:sz w:val="16"/>
               </w:rPr>
-              <w:t>1 400</w:t>
+              <w:t>1 788</w:t>
             </w:r>
           </w:p>
         </w:tc>
@@ -22865,7 +22865,7 @@
                 <w:b w:val="0"/>
                 <w:sz w:val="16"/>
               </w:rPr>
-              <w:t>500</w:t>
+              <w:t>412</w:t>
             </w:r>
           </w:p>
         </w:tc>
@@ -22885,7 +22885,7 @@
                 <w:b w:val="0"/>
                 <w:sz w:val="16"/>
               </w:rPr>
-              <w:t>3 900</w:t>
+              <w:t>6 204</w:t>
             </w:r>
           </w:p>
         </w:tc>
@@ -22922,7 +22922,7 @@
                 <w:b w:val="0"/>
                 <w:sz w:val="16"/>
               </w:rPr>
-              <w:t>1 500</w:t>
+              <w:t>3 637</w:t>
             </w:r>
           </w:p>
         </w:tc>
@@ -22941,7 +22941,7 @@
                 <w:b w:val="0"/>
                 <w:sz w:val="16"/>
               </w:rPr>
-              <w:t>1 000</w:t>
+              <w:t>1 899</w:t>
             </w:r>
           </w:p>
         </w:tc>
@@ -22960,7 +22960,7 @@
                 <w:b w:val="0"/>
                 <w:sz w:val="16"/>
               </w:rPr>
-              <w:t>450</w:t>
+              <w:t>614</w:t>
             </w:r>
           </w:p>
         </w:tc>
@@ -22979,7 +22979,7 @@
                 <w:b w:val="0"/>
                 <w:sz w:val="16"/>
               </w:rPr>
-              <w:t>2 950</w:t>
+              <w:t>6 150</w:t>
             </w:r>
           </w:p>
         </w:tc>
@@ -23018,7 +23018,7 @@
                 <w:b w:val="0"/>
                 <w:sz w:val="16"/>
               </w:rPr>
-              <w:t>1 800</w:t>
+              <w:t>1 404</w:t>
             </w:r>
           </w:p>
         </w:tc>
@@ -23038,7 +23038,7 @@
                 <w:b w:val="0"/>
                 <w:sz w:val="16"/>
               </w:rPr>
-              <w:t>1 100</w:t>
+              <w:t>735</w:t>
             </w:r>
           </w:p>
         </w:tc>
@@ -23058,7 +23058,7 @@
                 <w:b w:val="0"/>
                 <w:sz w:val="16"/>
               </w:rPr>
-              <w:t>500</w:t>
+              <w:t>423</w:t>
             </w:r>
           </w:p>
         </w:tc>
@@ -23078,7 +23078,7 @@
                 <w:b w:val="0"/>
                 <w:sz w:val="16"/>
               </w:rPr>
-              <w:t>3 400</w:t>
+              <w:t>2 562</w:t>
             </w:r>
           </w:p>
         </w:tc>
@@ -23115,7 +23115,7 @@
                 <w:b w:val="0"/>
                 <w:sz w:val="16"/>
               </w:rPr>
-              <w:t>2 100</w:t>
+              <w:t>1 558</w:t>
             </w:r>
           </w:p>
         </w:tc>
@@ -23134,7 +23134,7 @@
                 <w:b w:val="0"/>
                 <w:sz w:val="16"/>
               </w:rPr>
-              <w:t>1 300</w:t>
+              <w:t>781</w:t>
             </w:r>
           </w:p>
         </w:tc>
@@ -23153,7 +23153,7 @@
                 <w:b w:val="0"/>
                 <w:sz w:val="16"/>
               </w:rPr>
-              <w:t>550</w:t>
+              <w:t>358</w:t>
             </w:r>
           </w:p>
         </w:tc>
@@ -23172,7 +23172,7 @@
                 <w:b w:val="0"/>
                 <w:sz w:val="16"/>
               </w:rPr>
-              <w:t>3 950</w:t>
+              <w:t>2 697</w:t>
             </w:r>
           </w:p>
         </w:tc>
@@ -23211,7 +23211,7 @@
                 <w:b w:val="0"/>
                 <w:sz w:val="16"/>
               </w:rPr>
-              <w:t>1 800</w:t>
+              <w:t>3 403</w:t>
             </w:r>
           </w:p>
         </w:tc>
@@ -23231,7 +23231,7 @@
                 <w:b w:val="0"/>
                 <w:sz w:val="16"/>
               </w:rPr>
-              <w:t>1 200</w:t>
+              <w:t>2 019</w:t>
             </w:r>
           </w:p>
         </w:tc>
@@ -23251,7 +23251,7 @@
                 <w:b w:val="0"/>
                 <w:sz w:val="16"/>
               </w:rPr>
-              <w:t>500</w:t>
+              <w:t>619</w:t>
             </w:r>
           </w:p>
         </w:tc>
@@ -23271,7 +23271,7 @@
                 <w:b w:val="0"/>
                 <w:sz w:val="16"/>
               </w:rPr>
-              <w:t>3 500</w:t>
+              <w:t>6 041</w:t>
             </w:r>
           </w:p>
         </w:tc>
@@ -23308,7 +23308,7 @@
                 <w:b w:val="0"/>
                 <w:sz w:val="16"/>
               </w:rPr>
-              <w:t>1 000</w:t>
+              <w:t>1 389</w:t>
             </w:r>
           </w:p>
         </w:tc>
@@ -23327,7 +23327,7 @@
                 <w:b w:val="0"/>
                 <w:sz w:val="16"/>
               </w:rPr>
-              <w:t>700</w:t>
+              <w:t>1 201</w:t>
             </w:r>
           </w:p>
         </w:tc>
@@ -23346,7 +23346,7 @@
                 <w:b w:val="0"/>
                 <w:sz w:val="16"/>
               </w:rPr>
-              <w:t>300</w:t>
+              <w:t>333</w:t>
             </w:r>
           </w:p>
         </w:tc>
@@ -23365,7 +23365,7 @@
                 <w:b w:val="0"/>
                 <w:sz w:val="16"/>
               </w:rPr>
-              <w:t>2 000</w:t>
+              <w:t>2 923</w:t>
             </w:r>
           </w:p>
         </w:tc>
@@ -23404,7 +23404,7 @@
                 <w:b w:val="0"/>
                 <w:sz w:val="16"/>
               </w:rPr>
-              <w:t>1 300</w:t>
+              <w:t>1 548</w:t>
             </w:r>
           </w:p>
         </w:tc>
@@ -23424,7 +23424,7 @@
                 <w:b w:val="0"/>
                 <w:sz w:val="16"/>
               </w:rPr>
-              <w:t>800</w:t>
+              <w:t>883</w:t>
             </w:r>
           </w:p>
         </w:tc>
@@ -23444,7 +23444,7 @@
                 <w:b w:val="0"/>
                 <w:sz w:val="16"/>
               </w:rPr>
-              <w:t>400</w:t>
+              <w:t>352</w:t>
             </w:r>
           </w:p>
         </w:tc>
@@ -23464,7 +23464,7 @@
                 <w:b w:val="0"/>
                 <w:sz w:val="16"/>
               </w:rPr>
-              <w:t>2 500</w:t>
+              <w:t>2 783</w:t>
             </w:r>
           </w:p>
         </w:tc>
@@ -23501,7 +23501,7 @@
                 <w:b w:val="0"/>
                 <w:sz w:val="16"/>
               </w:rPr>
-              <w:t>2 000</w:t>
+              <w:t>2 799</w:t>
             </w:r>
           </w:p>
         </w:tc>
@@ -23520,7 +23520,7 @@
                 <w:b w:val="0"/>
                 <w:sz w:val="16"/>
               </w:rPr>
-              <w:t>1 200</w:t>
+              <w:t>1 947</w:t>
             </w:r>
           </w:p>
         </w:tc>
@@ -23539,7 +23539,7 @@
                 <w:b w:val="0"/>
                 <w:sz w:val="16"/>
               </w:rPr>
-              <w:t>500</w:t>
+              <w:t>519</w:t>
             </w:r>
           </w:p>
         </w:tc>
@@ -23558,7 +23558,7 @@
                 <w:b w:val="0"/>
                 <w:sz w:val="16"/>
               </w:rPr>
-              <w:t>3 700</w:t>
+              <w:t>5 265</w:t>
             </w:r>
           </w:p>
         </w:tc>
@@ -23597,7 +23597,7 @@
                 <w:b w:val="0"/>
                 <w:sz w:val="16"/>
               </w:rPr>
-              <w:t>800</w:t>
+              <w:t>1 311</w:t>
             </w:r>
           </w:p>
         </w:tc>
@@ -23617,7 +23617,7 @@
                 <w:b w:val="0"/>
                 <w:sz w:val="16"/>
               </w:rPr>
-              <w:t>400</w:t>
+              <w:t>1 372</w:t>
             </w:r>
           </w:p>
         </w:tc>
@@ -23637,7 +23637,7 @@
                 <w:b w:val="0"/>
                 <w:sz w:val="16"/>
               </w:rPr>
-              <w:t>250</w:t>
+              <w:t>432</w:t>
             </w:r>
           </w:p>
         </w:tc>
@@ -23657,7 +23657,7 @@
                 <w:b w:val="0"/>
                 <w:sz w:val="16"/>
               </w:rPr>
-              <w:t>1 450</w:t>
+              <w:t>3 115</w:t>
             </w:r>
           </w:p>
         </w:tc>
@@ -23706,7 +23706,7 @@
     <w:p/>
     <w:p>
       <w:r>
-        <w:t>Динамика ФП демонстрирует выраженную сезонность: пиковые значения наблюдаются в марте 2023 и марте 2025 года по всем сегментам, что может быть связано с циклом квартальной отчётности и массовыми проверками в начале года. В МкБ максимум — около 4 500–4 600 событий в пиковые месяцы. Начиная с середины 2025 года отмечается тенденция к снижению количества ФП, особенно в МкБ и МСБ. Сегмент ККБ демонстрирует наиболее стабильную динамику с плавным ростом на протяжении 2024 года.</w:t>
+        <w:t>Динамика ФП демонстрирует выраженную сезонность с устойчивым паттерном: пиковые значения приходятся на апрель–май и август каждого года. Абсолютный максимум зафиксирован в мае 2023 года — 7 893 ФП (МкБ: 4 432, МСБ: 2 583, ККБ: 878). Аналогичные всплески наблюдаются в августе 2024 (7 138) и апреле–мае 2025 (6 204 и 6 150). Сезонность может быть обусловлена циклами квартальной отчётности и плановыми проверками. Сегмент МкБ стабильно лидирует по количеству ФП, формируя 45–55% от общего объёма. Сегмент ККБ демонстрирует наиболее стабильную динамику в диапазоне 150–880 ФП в месяц.</w:t>
       </w:r>
     </w:p>
     <w:p>
@@ -23874,7 +23874,7 @@
                 <w:b w:val="0"/>
                 <w:sz w:val="16"/>
               </w:rPr>
-              <w:t>10</w:t>
+              <w:t>22</w:t>
             </w:r>
           </w:p>
         </w:tc>
@@ -23893,7 +23893,7 @@
                 <w:b w:val="0"/>
                 <w:sz w:val="16"/>
               </w:rPr>
-              <w:t>5</w:t>
+              <w:t>20</w:t>
             </w:r>
           </w:p>
         </w:tc>
@@ -23912,7 +23912,7 @@
                 <w:b w:val="0"/>
                 <w:sz w:val="16"/>
               </w:rPr>
-              <w:t>2</w:t>
+              <w:t>0</w:t>
             </w:r>
           </w:p>
         </w:tc>
@@ -23931,7 +23931,7 @@
                 <w:b w:val="0"/>
                 <w:sz w:val="16"/>
               </w:rPr>
-              <w:t>17</w:t>
+              <w:t>42</w:t>
             </w:r>
           </w:p>
         </w:tc>
@@ -23970,7 +23970,7 @@
                 <w:b w:val="0"/>
                 <w:sz w:val="16"/>
               </w:rPr>
-              <w:t>15</w:t>
+              <w:t>30</w:t>
             </w:r>
           </w:p>
         </w:tc>
@@ -23990,7 +23990,7 @@
                 <w:b w:val="0"/>
                 <w:sz w:val="16"/>
               </w:rPr>
-              <w:t>10</w:t>
+              <w:t>21</w:t>
             </w:r>
           </w:p>
         </w:tc>
@@ -24010,7 +24010,7 @@
                 <w:b w:val="0"/>
                 <w:sz w:val="16"/>
               </w:rPr>
-              <w:t>3</w:t>
+              <w:t>0</w:t>
             </w:r>
           </w:p>
         </w:tc>
@@ -24030,7 +24030,7 @@
                 <w:b w:val="0"/>
                 <w:sz w:val="16"/>
               </w:rPr>
-              <w:t>28</w:t>
+              <w:t>51</w:t>
             </w:r>
           </w:p>
         </w:tc>
@@ -24067,7 +24067,7 @@
                 <w:b w:val="0"/>
                 <w:sz w:val="16"/>
               </w:rPr>
-              <w:t>25</w:t>
+              <w:t>29</w:t>
             </w:r>
           </w:p>
         </w:tc>
@@ -24086,7 +24086,7 @@
                 <w:b w:val="0"/>
                 <w:sz w:val="16"/>
               </w:rPr>
-              <w:t>30</w:t>
+              <w:t>31</w:t>
             </w:r>
           </w:p>
         </w:tc>
@@ -24105,7 +24105,7 @@
                 <w:b w:val="0"/>
                 <w:sz w:val="16"/>
               </w:rPr>
-              <w:t>5</w:t>
+              <w:t>2</w:t>
             </w:r>
           </w:p>
         </w:tc>
@@ -24124,7 +24124,7 @@
                 <w:b w:val="0"/>
                 <w:sz w:val="16"/>
               </w:rPr>
-              <w:t>60</w:t>
+              <w:t>62</w:t>
             </w:r>
           </w:p>
         </w:tc>
@@ -24163,7 +24163,7 @@
                 <w:b w:val="0"/>
                 <w:sz w:val="16"/>
               </w:rPr>
-              <w:t>35</w:t>
+              <w:t>23</w:t>
             </w:r>
           </w:p>
         </w:tc>
@@ -24183,7 +24183,7 @@
                 <w:b w:val="0"/>
                 <w:sz w:val="16"/>
               </w:rPr>
-              <w:t>15</w:t>
+              <w:t>27</w:t>
             </w:r>
           </w:p>
         </w:tc>
@@ -24203,7 +24203,7 @@
                 <w:b w:val="0"/>
                 <w:sz w:val="16"/>
               </w:rPr>
-              <w:t>3</w:t>
+              <w:t>0</w:t>
             </w:r>
           </w:p>
         </w:tc>
@@ -24223,7 +24223,7 @@
                 <w:b w:val="0"/>
                 <w:sz w:val="16"/>
               </w:rPr>
-              <w:t>53</w:t>
+              <w:t>50</w:t>
             </w:r>
           </w:p>
         </w:tc>
@@ -24260,7 +24260,7 @@
                 <w:b w:val="0"/>
                 <w:sz w:val="16"/>
               </w:rPr>
-              <w:t>5</w:t>
+              <w:t>20</w:t>
             </w:r>
           </w:p>
         </w:tc>
@@ -24279,7 +24279,7 @@
                 <w:b w:val="0"/>
                 <w:sz w:val="16"/>
               </w:rPr>
-              <w:t>10</w:t>
+              <w:t>21</w:t>
             </w:r>
           </w:p>
         </w:tc>
@@ -24298,7 +24298,7 @@
                 <w:b w:val="0"/>
                 <w:sz w:val="16"/>
               </w:rPr>
-              <w:t>2</w:t>
+              <w:t>0</w:t>
             </w:r>
           </w:p>
         </w:tc>
@@ -24317,7 +24317,7 @@
                 <w:b w:val="0"/>
                 <w:sz w:val="16"/>
               </w:rPr>
-              <w:t>17</w:t>
+              <w:t>41</w:t>
             </w:r>
           </w:p>
         </w:tc>
@@ -24356,7 +24356,7 @@
                 <w:b w:val="0"/>
                 <w:sz w:val="16"/>
               </w:rPr>
-              <w:t>10</w:t>
+              <w:t>36</w:t>
             </w:r>
           </w:p>
         </w:tc>
@@ -24376,7 +24376,7 @@
                 <w:b w:val="0"/>
                 <w:sz w:val="16"/>
               </w:rPr>
-              <w:t>15</w:t>
+              <w:t>24</w:t>
             </w:r>
           </w:p>
         </w:tc>
@@ -24396,7 +24396,7 @@
                 <w:b w:val="0"/>
                 <w:sz w:val="16"/>
               </w:rPr>
-              <w:t>2</w:t>
+              <w:t>6</w:t>
             </w:r>
           </w:p>
         </w:tc>
@@ -24416,7 +24416,7 @@
                 <w:b w:val="0"/>
                 <w:sz w:val="16"/>
               </w:rPr>
-              <w:t>27</w:t>
+              <w:t>66</w:t>
             </w:r>
           </w:p>
         </w:tc>
@@ -24453,7 +24453,7 @@
                 <w:b w:val="0"/>
                 <w:sz w:val="16"/>
               </w:rPr>
-              <w:t>20</w:t>
+              <w:t>33</w:t>
             </w:r>
           </w:p>
         </w:tc>
@@ -24472,7 +24472,7 @@
                 <w:b w:val="0"/>
                 <w:sz w:val="16"/>
               </w:rPr>
-              <w:t>25</w:t>
+              <w:t>34</w:t>
             </w:r>
           </w:p>
         </w:tc>
@@ -24491,7 +24491,7 @@
                 <w:b w:val="0"/>
                 <w:sz w:val="16"/>
               </w:rPr>
-              <w:t>3</w:t>
+              <w:t>0</w:t>
             </w:r>
           </w:p>
         </w:tc>
@@ -24510,7 +24510,7 @@
                 <w:b w:val="0"/>
                 <w:sz w:val="16"/>
               </w:rPr>
-              <w:t>48</w:t>
+              <w:t>67</w:t>
             </w:r>
           </w:p>
         </w:tc>
@@ -24549,7 +24549,7 @@
                 <w:b w:val="0"/>
                 <w:sz w:val="16"/>
               </w:rPr>
-              <w:t>15</w:t>
+              <w:t>37</w:t>
             </w:r>
           </w:p>
         </w:tc>
@@ -24569,7 +24569,7 @@
                 <w:b w:val="0"/>
                 <w:sz w:val="16"/>
               </w:rPr>
-              <w:t>25</w:t>
+              <w:t>46</w:t>
             </w:r>
           </w:p>
         </w:tc>
@@ -24589,7 +24589,7 @@
                 <w:b w:val="0"/>
                 <w:sz w:val="16"/>
               </w:rPr>
-              <w:t>3</w:t>
+              <w:t>0</w:t>
             </w:r>
           </w:p>
         </w:tc>
@@ -24609,7 +24609,7 @@
                 <w:b w:val="0"/>
                 <w:sz w:val="16"/>
               </w:rPr>
-              <w:t>43</w:t>
+              <w:t>83</w:t>
             </w:r>
           </w:p>
         </w:tc>
@@ -24646,7 +24646,7 @@
                 <w:b w:val="0"/>
                 <w:sz w:val="16"/>
               </w:rPr>
-              <w:t>25</w:t>
+              <w:t>40</w:t>
             </w:r>
           </w:p>
         </w:tc>
@@ -24665,7 +24665,7 @@
                 <w:b w:val="0"/>
                 <w:sz w:val="16"/>
               </w:rPr>
-              <w:t>25</w:t>
+              <w:t>47</w:t>
             </w:r>
           </w:p>
         </w:tc>
@@ -24684,7 +24684,7 @@
                 <w:b w:val="0"/>
                 <w:sz w:val="16"/>
               </w:rPr>
-              <w:t>3</w:t>
+              <w:t>0</w:t>
             </w:r>
           </w:p>
         </w:tc>
@@ -24703,7 +24703,7 @@
                 <w:b w:val="0"/>
                 <w:sz w:val="16"/>
               </w:rPr>
-              <w:t>53</w:t>
+              <w:t>87</w:t>
             </w:r>
           </w:p>
         </w:tc>
@@ -24742,7 +24742,7 @@
                 <w:b w:val="0"/>
                 <w:sz w:val="16"/>
               </w:rPr>
-              <w:t>20</w:t>
+              <w:t>34</w:t>
             </w:r>
           </w:p>
         </w:tc>
@@ -24762,7 +24762,7 @@
                 <w:b w:val="0"/>
                 <w:sz w:val="16"/>
               </w:rPr>
-              <w:t>30</w:t>
+              <w:t>42</w:t>
             </w:r>
           </w:p>
         </w:tc>
@@ -24782,7 +24782,7 @@
                 <w:b w:val="0"/>
                 <w:sz w:val="16"/>
               </w:rPr>
-              <w:t>3</w:t>
+              <w:t>0</w:t>
             </w:r>
           </w:p>
         </w:tc>
@@ -24802,7 +24802,7 @@
                 <w:b w:val="0"/>
                 <w:sz w:val="16"/>
               </w:rPr>
-              <w:t>53</w:t>
+              <w:t>76</w:t>
             </w:r>
           </w:p>
         </w:tc>
@@ -24839,7 +24839,7 @@
                 <w:b w:val="0"/>
                 <w:sz w:val="16"/>
               </w:rPr>
-              <w:t>20</w:t>
+              <w:t>37</w:t>
             </w:r>
           </w:p>
         </w:tc>
@@ -24858,7 +24858,7 @@
                 <w:b w:val="0"/>
                 <w:sz w:val="16"/>
               </w:rPr>
-              <w:t>35</w:t>
+              <w:t>27</w:t>
             </w:r>
           </w:p>
         </w:tc>
@@ -24877,7 +24877,7 @@
                 <w:b w:val="0"/>
                 <w:sz w:val="16"/>
               </w:rPr>
-              <w:t>5</w:t>
+              <w:t>0</w:t>
             </w:r>
           </w:p>
         </w:tc>
@@ -24896,7 +24896,7 @@
                 <w:b w:val="0"/>
                 <w:sz w:val="16"/>
               </w:rPr>
-              <w:t>60</w:t>
+              <w:t>64</w:t>
             </w:r>
           </w:p>
         </w:tc>
@@ -24935,7 +24935,7 @@
                 <w:b w:val="0"/>
                 <w:sz w:val="16"/>
               </w:rPr>
-              <w:t>15</w:t>
+              <w:t>28</w:t>
             </w:r>
           </w:p>
         </w:tc>
@@ -24955,7 +24955,7 @@
                 <w:b w:val="0"/>
                 <w:sz w:val="16"/>
               </w:rPr>
-              <w:t>25</w:t>
+              <w:t>26</w:t>
             </w:r>
           </w:p>
         </w:tc>
@@ -24975,7 +24975,7 @@
                 <w:b w:val="0"/>
                 <w:sz w:val="16"/>
               </w:rPr>
-              <w:t>3</w:t>
+              <w:t>0</w:t>
             </w:r>
           </w:p>
         </w:tc>
@@ -24995,7 +24995,7 @@
                 <w:b w:val="0"/>
                 <w:sz w:val="16"/>
               </w:rPr>
-              <w:t>43</w:t>
+              <w:t>54</w:t>
             </w:r>
           </w:p>
         </w:tc>
@@ -25032,7 +25032,7 @@
                 <w:b w:val="0"/>
                 <w:sz w:val="16"/>
               </w:rPr>
-              <w:t>15</w:t>
+              <w:t>27</w:t>
             </w:r>
           </w:p>
         </w:tc>
@@ -25051,7 +25051,7 @@
                 <w:b w:val="0"/>
                 <w:sz w:val="16"/>
               </w:rPr>
-              <w:t>30</w:t>
+              <w:t>11</w:t>
             </w:r>
           </w:p>
         </w:tc>
@@ -25070,7 +25070,7 @@
                 <w:b w:val="0"/>
                 <w:sz w:val="16"/>
               </w:rPr>
-              <w:t>3</w:t>
+              <w:t>0</w:t>
             </w:r>
           </w:p>
         </w:tc>
@@ -25089,7 +25089,7 @@
                 <w:b w:val="0"/>
                 <w:sz w:val="16"/>
               </w:rPr>
-              <w:t>48</w:t>
+              <w:t>38</w:t>
             </w:r>
           </w:p>
         </w:tc>
@@ -25128,7 +25128,7 @@
                 <w:b w:val="0"/>
                 <w:sz w:val="16"/>
               </w:rPr>
-              <w:t>20</w:t>
+              <w:t>25</w:t>
             </w:r>
           </w:p>
         </w:tc>
@@ -25148,7 +25148,7 @@
                 <w:b w:val="0"/>
                 <w:sz w:val="16"/>
               </w:rPr>
-              <w:t>40</w:t>
+              <w:t>35</w:t>
             </w:r>
           </w:p>
         </w:tc>
@@ -25168,7 +25168,7 @@
                 <w:b w:val="0"/>
                 <w:sz w:val="16"/>
               </w:rPr>
-              <w:t>5</w:t>
+              <w:t>0</w:t>
             </w:r>
           </w:p>
         </w:tc>
@@ -25188,7 +25188,7 @@
                 <w:b w:val="0"/>
                 <w:sz w:val="16"/>
               </w:rPr>
-              <w:t>65</w:t>
+              <w:t>60</w:t>
             </w:r>
           </w:p>
         </w:tc>
@@ -25225,7 +25225,7 @@
                 <w:b w:val="0"/>
                 <w:sz w:val="16"/>
               </w:rPr>
-              <w:t>25</w:t>
+              <w:t>24</w:t>
             </w:r>
           </w:p>
         </w:tc>
@@ -25244,7 +25244,7 @@
                 <w:b w:val="0"/>
                 <w:sz w:val="16"/>
               </w:rPr>
-              <w:t>40</w:t>
+              <w:t>21</w:t>
             </w:r>
           </w:p>
         </w:tc>
@@ -25263,7 +25263,7 @@
                 <w:b w:val="0"/>
                 <w:sz w:val="16"/>
               </w:rPr>
-              <w:t>5</w:t>
+              <w:t>1</w:t>
             </w:r>
           </w:p>
         </w:tc>
@@ -25282,7 +25282,7 @@
                 <w:b w:val="0"/>
                 <w:sz w:val="16"/>
               </w:rPr>
-              <w:t>70</w:t>
+              <w:t>46</w:t>
             </w:r>
           </w:p>
         </w:tc>
@@ -25321,7 +25321,7 @@
                 <w:b w:val="0"/>
                 <w:sz w:val="16"/>
               </w:rPr>
-              <w:t>20</w:t>
+              <w:t>15</w:t>
             </w:r>
           </w:p>
         </w:tc>
@@ -25341,7 +25341,7 @@
                 <w:b w:val="0"/>
                 <w:sz w:val="16"/>
               </w:rPr>
-              <w:t>30</w:t>
+              <w:t>34</w:t>
             </w:r>
           </w:p>
         </w:tc>
@@ -25361,7 +25361,7 @@
                 <w:b w:val="0"/>
                 <w:sz w:val="16"/>
               </w:rPr>
-              <w:t>3</w:t>
+              <w:t>0</w:t>
             </w:r>
           </w:p>
         </w:tc>
@@ -25381,7 +25381,7 @@
                 <w:b w:val="0"/>
                 <w:sz w:val="16"/>
               </w:rPr>
-              <w:t>53</w:t>
+              <w:t>49</w:t>
             </w:r>
           </w:p>
         </w:tc>
@@ -25418,7 +25418,7 @@
                 <w:b w:val="0"/>
                 <w:sz w:val="16"/>
               </w:rPr>
-              <w:t>10</w:t>
+              <w:t>27</w:t>
             </w:r>
           </w:p>
         </w:tc>
@@ -25437,7 +25437,7 @@
                 <w:b w:val="0"/>
                 <w:sz w:val="16"/>
               </w:rPr>
-              <w:t>25</w:t>
+              <w:t>21</w:t>
             </w:r>
           </w:p>
         </w:tc>
@@ -25456,7 +25456,7 @@
                 <w:b w:val="0"/>
                 <w:sz w:val="16"/>
               </w:rPr>
-              <w:t>3</w:t>
+              <w:t>0</w:t>
             </w:r>
           </w:p>
         </w:tc>
@@ -25475,7 +25475,7 @@
                 <w:b w:val="0"/>
                 <w:sz w:val="16"/>
               </w:rPr>
-              <w:t>38</w:t>
+              <w:t>48</w:t>
             </w:r>
           </w:p>
         </w:tc>
@@ -25514,7 +25514,7 @@
                 <w:b w:val="0"/>
                 <w:sz w:val="16"/>
               </w:rPr>
-              <w:t>20</w:t>
+              <w:t>32</w:t>
             </w:r>
           </w:p>
         </w:tc>
@@ -25534,7 +25534,7 @@
                 <w:b w:val="0"/>
                 <w:sz w:val="16"/>
               </w:rPr>
-              <w:t>30</w:t>
+              <w:t>29</w:t>
             </w:r>
           </w:p>
         </w:tc>
@@ -25554,7 +25554,7 @@
                 <w:b w:val="0"/>
                 <w:sz w:val="16"/>
               </w:rPr>
-              <w:t>3</w:t>
+              <w:t>0</w:t>
             </w:r>
           </w:p>
         </w:tc>
@@ -25574,7 +25574,7 @@
                 <w:b w:val="0"/>
                 <w:sz w:val="16"/>
               </w:rPr>
-              <w:t>53</w:t>
+              <w:t>61</w:t>
             </w:r>
           </w:p>
         </w:tc>
@@ -25611,7 +25611,7 @@
                 <w:b w:val="0"/>
                 <w:sz w:val="16"/>
               </w:rPr>
-              <w:t>20</w:t>
+              <w:t>31</w:t>
             </w:r>
           </w:p>
         </w:tc>
@@ -25630,7 +25630,7 @@
                 <w:b w:val="0"/>
                 <w:sz w:val="16"/>
               </w:rPr>
-              <w:t>25</w:t>
+              <w:t>38</w:t>
             </w:r>
           </w:p>
         </w:tc>
@@ -25649,7 +25649,7 @@
                 <w:b w:val="0"/>
                 <w:sz w:val="16"/>
               </w:rPr>
-              <w:t>5</w:t>
+              <w:t>2</w:t>
             </w:r>
           </w:p>
         </w:tc>
@@ -25668,7 +25668,7 @@
                 <w:b w:val="0"/>
                 <w:sz w:val="16"/>
               </w:rPr>
-              <w:t>50</w:t>
+              <w:t>71</w:t>
             </w:r>
           </w:p>
         </w:tc>
@@ -25707,7 +25707,7 @@
                 <w:b w:val="0"/>
                 <w:sz w:val="16"/>
               </w:rPr>
-              <w:t>15</w:t>
+              <w:t>7</w:t>
             </w:r>
           </w:p>
         </w:tc>
@@ -25727,7 +25727,7 @@
                 <w:b w:val="0"/>
                 <w:sz w:val="16"/>
               </w:rPr>
-              <w:t>25</w:t>
+              <w:t>41</w:t>
             </w:r>
           </w:p>
         </w:tc>
@@ -25767,7 +25767,7 @@
                 <w:b w:val="0"/>
                 <w:sz w:val="16"/>
               </w:rPr>
-              <w:t>43</w:t>
+              <w:t>51</w:t>
             </w:r>
           </w:p>
         </w:tc>
@@ -25804,7 +25804,7 @@
                 <w:b w:val="0"/>
                 <w:sz w:val="16"/>
               </w:rPr>
-              <w:t>20</w:t>
+              <w:t>10</w:t>
             </w:r>
           </w:p>
         </w:tc>
@@ -25823,7 +25823,7 @@
                 <w:b w:val="0"/>
                 <w:sz w:val="16"/>
               </w:rPr>
-              <w:t>20</w:t>
+              <w:t>36</w:t>
             </w:r>
           </w:p>
         </w:tc>
@@ -25842,7 +25842,7 @@
                 <w:b w:val="0"/>
                 <w:sz w:val="16"/>
               </w:rPr>
-              <w:t>3</w:t>
+              <w:t>0</w:t>
             </w:r>
           </w:p>
         </w:tc>
@@ -25861,7 +25861,7 @@
                 <w:b w:val="0"/>
                 <w:sz w:val="16"/>
               </w:rPr>
-              <w:t>43</w:t>
+              <w:t>46</w:t>
             </w:r>
           </w:p>
         </w:tc>
@@ -25900,7 +25900,7 @@
                 <w:b w:val="0"/>
                 <w:sz w:val="16"/>
               </w:rPr>
-              <w:t>25</w:t>
+              <w:t>14</w:t>
             </w:r>
           </w:p>
         </w:tc>
@@ -25920,7 +25920,7 @@
                 <w:b w:val="0"/>
                 <w:sz w:val="16"/>
               </w:rPr>
-              <w:t>25</w:t>
+              <w:t>36</w:t>
             </w:r>
           </w:p>
         </w:tc>
@@ -25940,7 +25940,7 @@
                 <w:b w:val="0"/>
                 <w:sz w:val="16"/>
               </w:rPr>
-              <w:t>3</w:t>
+              <w:t>0</w:t>
             </w:r>
           </w:p>
         </w:tc>
@@ -25960,7 +25960,7 @@
                 <w:b w:val="0"/>
                 <w:sz w:val="16"/>
               </w:rPr>
-              <w:t>53</w:t>
+              <w:t>50</w:t>
             </w:r>
           </w:p>
         </w:tc>
@@ -25997,7 +25997,7 @@
                 <w:b w:val="0"/>
                 <w:sz w:val="16"/>
               </w:rPr>
-              <w:t>30</w:t>
+              <w:t>54</w:t>
             </w:r>
           </w:p>
         </w:tc>
@@ -26016,7 +26016,7 @@
                 <w:b w:val="0"/>
                 <w:sz w:val="16"/>
               </w:rPr>
-              <w:t>35</w:t>
+              <w:t>47</w:t>
             </w:r>
           </w:p>
         </w:tc>
@@ -26035,7 +26035,7 @@
                 <w:b w:val="0"/>
                 <w:sz w:val="16"/>
               </w:rPr>
-              <w:t>5</w:t>
+              <w:t>4</w:t>
             </w:r>
           </w:p>
         </w:tc>
@@ -26054,7 +26054,7 @@
                 <w:b w:val="0"/>
                 <w:sz w:val="16"/>
               </w:rPr>
-              <w:t>70</w:t>
+              <w:t>105</w:t>
             </w:r>
           </w:p>
         </w:tc>
@@ -26093,7 +26093,7 @@
                 <w:b w:val="0"/>
                 <w:sz w:val="16"/>
               </w:rPr>
-              <w:t>30</w:t>
+              <w:t>58</w:t>
             </w:r>
           </w:p>
         </w:tc>
@@ -26113,7 +26113,7 @@
                 <w:b w:val="0"/>
                 <w:sz w:val="16"/>
               </w:rPr>
-              <w:t>30</w:t>
+              <w:t>11</w:t>
             </w:r>
           </w:p>
         </w:tc>
@@ -26133,7 +26133,7 @@
                 <w:b w:val="0"/>
                 <w:sz w:val="16"/>
               </w:rPr>
-              <w:t>5</w:t>
+              <w:t>1</w:t>
             </w:r>
           </w:p>
         </w:tc>
@@ -26153,7 +26153,7 @@
                 <w:b w:val="0"/>
                 <w:sz w:val="16"/>
               </w:rPr>
-              <w:t>65</w:t>
+              <w:t>70</w:t>
             </w:r>
           </w:p>
         </w:tc>
@@ -26190,7 +26190,7 @@
                 <w:b w:val="0"/>
                 <w:sz w:val="16"/>
               </w:rPr>
-              <w:t>40</w:t>
+              <w:t>39</w:t>
             </w:r>
           </w:p>
         </w:tc>
@@ -26209,7 +26209,7 @@
                 <w:b w:val="0"/>
                 <w:sz w:val="16"/>
               </w:rPr>
-              <w:t>175</w:t>
+              <w:t>8</w:t>
             </w:r>
           </w:p>
         </w:tc>
@@ -26228,7 +26228,7 @@
                 <w:b w:val="0"/>
                 <w:sz w:val="16"/>
               </w:rPr>
-              <w:t>8</w:t>
+              <w:t>4</w:t>
             </w:r>
           </w:p>
         </w:tc>
@@ -26247,7 +26247,7 @@
                 <w:b w:val="0"/>
                 <w:sz w:val="16"/>
               </w:rPr>
-              <w:t>223</w:t>
+              <w:t>51</w:t>
             </w:r>
           </w:p>
         </w:tc>
@@ -26286,7 +26286,7 @@
                 <w:b w:val="0"/>
                 <w:sz w:val="16"/>
               </w:rPr>
-              <w:t>15</w:t>
+              <w:t>47</w:t>
             </w:r>
           </w:p>
         </w:tc>
@@ -26306,7 +26306,7 @@
                 <w:b w:val="0"/>
                 <w:sz w:val="16"/>
               </w:rPr>
-              <w:t>25</w:t>
+              <w:t>193</w:t>
             </w:r>
           </w:p>
         </w:tc>
@@ -26326,7 +26326,7 @@
                 <w:b w:val="0"/>
                 <w:sz w:val="16"/>
               </w:rPr>
-              <w:t>5</w:t>
+              <w:t>0</w:t>
             </w:r>
           </w:p>
         </w:tc>
@@ -26346,7 +26346,7 @@
                 <w:b w:val="0"/>
                 <w:sz w:val="16"/>
               </w:rPr>
-              <w:t>45</w:t>
+              <w:t>240</w:t>
             </w:r>
           </w:p>
         </w:tc>
@@ -26383,7 +26383,7 @@
                 <w:b w:val="0"/>
                 <w:sz w:val="16"/>
               </w:rPr>
-              <w:t>50</w:t>
+              <w:t>10</w:t>
             </w:r>
           </w:p>
         </w:tc>
@@ -26402,7 +26402,7 @@
                 <w:b w:val="0"/>
                 <w:sz w:val="16"/>
               </w:rPr>
-              <w:t>40</w:t>
+              <w:t>17</w:t>
             </w:r>
           </w:p>
         </w:tc>
@@ -26421,7 +26421,7 @@
                 <w:b w:val="0"/>
                 <w:sz w:val="16"/>
               </w:rPr>
-              <w:t>5</w:t>
+              <w:t>42</w:t>
             </w:r>
           </w:p>
         </w:tc>
@@ -26440,7 +26440,7 @@
                 <w:b w:val="0"/>
                 <w:sz w:val="16"/>
               </w:rPr>
-              <w:t>95</w:t>
+              <w:t>69</w:t>
             </w:r>
           </w:p>
         </w:tc>
@@ -26479,67 +26479,67 @@
                 <w:b w:val="0"/>
                 <w:sz w:val="16"/>
               </w:rPr>
+              <w:t>3</w:t>
+            </w:r>
+          </w:p>
+        </w:tc>
+        <w:tc>
+          <w:tcPr>
+            <w:tcW w:w="1417" w:type="dxa"/>
+            <w:shd w:fill="D6E4F0"/>
+          </w:tcPr>
+          <w:p>
+            <w:pPr>
+              <w:jc w:val="right"/>
+            </w:pPr>
+            <w:r/>
+            <w:r>
+              <w:rPr>
+                <w:rFonts w:ascii="Calibri" w:hAnsi="Calibri"/>
+                <w:b w:val="0"/>
+                <w:sz w:val="16"/>
+              </w:rPr>
+              <w:t>18</w:t>
+            </w:r>
+          </w:p>
+        </w:tc>
+        <w:tc>
+          <w:tcPr>
+            <w:tcW w:w="1417" w:type="dxa"/>
+            <w:shd w:fill="D6E4F0"/>
+          </w:tcPr>
+          <w:p>
+            <w:pPr>
+              <w:jc w:val="right"/>
+            </w:pPr>
+            <w:r/>
+            <w:r>
+              <w:rPr>
+                <w:rFonts w:ascii="Calibri" w:hAnsi="Calibri"/>
+                <w:b w:val="0"/>
+                <w:sz w:val="16"/>
+              </w:rPr>
+              <w:t>4</w:t>
+            </w:r>
+          </w:p>
+        </w:tc>
+        <w:tc>
+          <w:tcPr>
+            <w:tcW w:w="1417" w:type="dxa"/>
+            <w:shd w:fill="D6E4F0"/>
+          </w:tcPr>
+          <w:p>
+            <w:pPr>
+              <w:jc w:val="right"/>
+            </w:pPr>
+            <w:r/>
+            <w:r>
+              <w:rPr>
+                <w:rFonts w:ascii="Calibri" w:hAnsi="Calibri"/>
+                <w:b w:val="0"/>
+                <w:sz w:val="16"/>
+              </w:rPr>
               <w:t>25</w:t>
-            </w:r>
-          </w:p>
-        </w:tc>
-        <w:tc>
-          <w:tcPr>
-            <w:tcW w:w="1417" w:type="dxa"/>
-            <w:shd w:fill="D6E4F0"/>
-          </w:tcPr>
-          <w:p>
-            <w:pPr>
-              <w:jc w:val="right"/>
-            </w:pPr>
-            <w:r/>
-            <w:r>
-              <w:rPr>
-                <w:rFonts w:ascii="Calibri" w:hAnsi="Calibri"/>
-                <w:b w:val="0"/>
-                <w:sz w:val="16"/>
-              </w:rPr>
-              <w:t>25</w:t>
-            </w:r>
-          </w:p>
-        </w:tc>
-        <w:tc>
-          <w:tcPr>
-            <w:tcW w:w="1417" w:type="dxa"/>
-            <w:shd w:fill="D6E4F0"/>
-          </w:tcPr>
-          <w:p>
-            <w:pPr>
-              <w:jc w:val="right"/>
-            </w:pPr>
-            <w:r/>
-            <w:r>
-              <w:rPr>
-                <w:rFonts w:ascii="Calibri" w:hAnsi="Calibri"/>
-                <w:b w:val="0"/>
-                <w:sz w:val="16"/>
-              </w:rPr>
-              <w:t>3</w:t>
-            </w:r>
-          </w:p>
-        </w:tc>
-        <w:tc>
-          <w:tcPr>
-            <w:tcW w:w="1417" w:type="dxa"/>
-            <w:shd w:fill="D6E4F0"/>
-          </w:tcPr>
-          <w:p>
-            <w:pPr>
-              <w:jc w:val="right"/>
-            </w:pPr>
-            <w:r/>
-            <w:r>
-              <w:rPr>
-                <w:rFonts w:ascii="Calibri" w:hAnsi="Calibri"/>
-                <w:b w:val="0"/>
-                <w:sz w:val="16"/>
-              </w:rPr>
-              <w:t>53</w:t>
             </w:r>
           </w:p>
         </w:tc>
@@ -26576,7 +26576,7 @@
                 <w:b w:val="0"/>
                 <w:sz w:val="16"/>
               </w:rPr>
-              <w:t>10</w:t>
+              <w:t>17</w:t>
             </w:r>
           </w:p>
         </w:tc>
@@ -26595,7 +26595,7 @@
                 <w:b w:val="0"/>
                 <w:sz w:val="16"/>
               </w:rPr>
-              <w:t>15</w:t>
+              <w:t>11</w:t>
             </w:r>
           </w:p>
         </w:tc>
@@ -26614,7 +26614,7 @@
                 <w:b w:val="0"/>
                 <w:sz w:val="16"/>
               </w:rPr>
-              <w:t>3</w:t>
+              <w:t>2</w:t>
             </w:r>
           </w:p>
         </w:tc>
@@ -26633,7 +26633,7 @@
                 <w:b w:val="0"/>
                 <w:sz w:val="16"/>
               </w:rPr>
-              <w:t>28</w:t>
+              <w:t>30</w:t>
             </w:r>
           </w:p>
         </w:tc>
@@ -26672,7 +26672,7 @@
                 <w:b w:val="0"/>
                 <w:sz w:val="16"/>
               </w:rPr>
-              <w:t>15</w:t>
+              <w:t>4</w:t>
             </w:r>
           </w:p>
         </w:tc>
@@ -26692,7 +26692,7 @@
                 <w:b w:val="0"/>
                 <w:sz w:val="16"/>
               </w:rPr>
-              <w:t>25</w:t>
+              <w:t>11</w:t>
             </w:r>
           </w:p>
         </w:tc>
@@ -26712,7 +26712,7 @@
                 <w:b w:val="0"/>
                 <w:sz w:val="16"/>
               </w:rPr>
-              <w:t>3</w:t>
+              <w:t>6</w:t>
             </w:r>
           </w:p>
         </w:tc>
@@ -26732,7 +26732,7 @@
                 <w:b w:val="0"/>
                 <w:sz w:val="16"/>
               </w:rPr>
-              <w:t>43</w:t>
+              <w:t>21</w:t>
             </w:r>
           </w:p>
         </w:tc>
@@ -26769,7 +26769,7 @@
                 <w:b w:val="0"/>
                 <w:sz w:val="16"/>
               </w:rPr>
-              <w:t>20</w:t>
+              <w:t>7</w:t>
             </w:r>
           </w:p>
         </w:tc>
@@ -26788,7 +26788,7 @@
                 <w:b w:val="0"/>
                 <w:sz w:val="16"/>
               </w:rPr>
-              <w:t>30</w:t>
+              <w:t>18</w:t>
             </w:r>
           </w:p>
         </w:tc>
@@ -26807,7 +26807,7 @@
                 <w:b w:val="0"/>
                 <w:sz w:val="16"/>
               </w:rPr>
-              <w:t>5</w:t>
+              <w:t>6</w:t>
             </w:r>
           </w:p>
         </w:tc>
@@ -26826,7 +26826,7 @@
                 <w:b w:val="0"/>
                 <w:sz w:val="16"/>
               </w:rPr>
-              <w:t>55</w:t>
+              <w:t>31</w:t>
             </w:r>
           </w:p>
         </w:tc>
@@ -26865,7 +26865,7 @@
                 <w:b w:val="0"/>
                 <w:sz w:val="16"/>
               </w:rPr>
-              <w:t>15</w:t>
+              <w:t>11</w:t>
             </w:r>
           </w:p>
         </w:tc>
@@ -26885,7 +26885,7 @@
                 <w:b w:val="0"/>
                 <w:sz w:val="16"/>
               </w:rPr>
-              <w:t>25</w:t>
+              <w:t>27</w:t>
             </w:r>
           </w:p>
         </w:tc>
@@ -26905,7 +26905,7 @@
                 <w:b w:val="0"/>
                 <w:sz w:val="16"/>
               </w:rPr>
-              <w:t>3</w:t>
+              <w:t>0</w:t>
             </w:r>
           </w:p>
         </w:tc>
@@ -26925,7 +26925,7 @@
                 <w:b w:val="0"/>
                 <w:sz w:val="16"/>
               </w:rPr>
-              <w:t>43</w:t>
+              <w:t>38</w:t>
             </w:r>
           </w:p>
         </w:tc>
@@ -26962,7 +26962,7 @@
                 <w:b w:val="0"/>
                 <w:sz w:val="16"/>
               </w:rPr>
-              <w:t>10</w:t>
+              <w:t>12</w:t>
             </w:r>
           </w:p>
         </w:tc>
@@ -26981,7 +26981,7 @@
                 <w:b w:val="0"/>
                 <w:sz w:val="16"/>
               </w:rPr>
-              <w:t>15</w:t>
+              <w:t>45</w:t>
             </w:r>
           </w:p>
         </w:tc>
@@ -27000,7 +27000,7 @@
                 <w:b w:val="0"/>
                 <w:sz w:val="16"/>
               </w:rPr>
-              <w:t>2</w:t>
+              <w:t>1</w:t>
             </w:r>
           </w:p>
         </w:tc>
@@ -27019,7 +27019,7 @@
                 <w:b w:val="0"/>
                 <w:sz w:val="16"/>
               </w:rPr>
-              <w:t>27</w:t>
+              <w:t>58</w:t>
             </w:r>
           </w:p>
         </w:tc>
@@ -27058,7 +27058,7 @@
                 <w:b w:val="0"/>
                 <w:sz w:val="16"/>
               </w:rPr>
-              <w:t>15</w:t>
+              <w:t>14</w:t>
             </w:r>
           </w:p>
         </w:tc>
@@ -27078,7 +27078,7 @@
                 <w:b w:val="0"/>
                 <w:sz w:val="16"/>
               </w:rPr>
-              <w:t>15</w:t>
+              <w:t>41</w:t>
             </w:r>
           </w:p>
         </w:tc>
@@ -27118,7 +27118,7 @@
                 <w:b w:val="0"/>
                 <w:sz w:val="16"/>
               </w:rPr>
-              <w:t>32</w:t>
+              <w:t>57</w:t>
             </w:r>
           </w:p>
         </w:tc>
@@ -27155,7 +27155,7 @@
                 <w:b w:val="0"/>
                 <w:sz w:val="16"/>
               </w:rPr>
-              <w:t>25</w:t>
+              <w:t>9</w:t>
             </w:r>
           </w:p>
         </w:tc>
@@ -27174,7 +27174,7 @@
                 <w:b w:val="0"/>
                 <w:sz w:val="16"/>
               </w:rPr>
-              <w:t>25</w:t>
+              <w:t>24</w:t>
             </w:r>
           </w:p>
         </w:tc>
@@ -27193,7 +27193,7 @@
                 <w:b w:val="0"/>
                 <w:sz w:val="16"/>
               </w:rPr>
-              <w:t>3</w:t>
+              <w:t>0</w:t>
             </w:r>
           </w:p>
         </w:tc>
@@ -27212,7 +27212,7 @@
                 <w:b w:val="0"/>
                 <w:sz w:val="16"/>
               </w:rPr>
-              <w:t>53</w:t>
+              <w:t>33</w:t>
             </w:r>
           </w:p>
         </w:tc>
@@ -27251,7 +27251,7 @@
                 <w:b w:val="0"/>
                 <w:sz w:val="16"/>
               </w:rPr>
-              <w:t>5</w:t>
+              <w:t>6</w:t>
             </w:r>
           </w:p>
         </w:tc>
@@ -27271,7 +27271,7 @@
                 <w:b w:val="0"/>
                 <w:sz w:val="16"/>
               </w:rPr>
-              <w:t>5</w:t>
+              <w:t>23</w:t>
             </w:r>
           </w:p>
         </w:tc>
@@ -27291,7 +27291,7 @@
                 <w:b w:val="0"/>
                 <w:sz w:val="16"/>
               </w:rPr>
-              <w:t>2</w:t>
+              <w:t>0</w:t>
             </w:r>
           </w:p>
         </w:tc>
@@ -27311,7 +27311,7 @@
                 <w:b w:val="0"/>
                 <w:sz w:val="16"/>
               </w:rPr>
-              <w:t>12</w:t>
+              <w:t>29</w:t>
             </w:r>
           </w:p>
         </w:tc>
@@ -27360,7 +27360,7 @@
     <w:p/>
     <w:p>
       <w:r>
-        <w:t>Динамика СФП характеризуется низкими абсолютными значениями и единичными аномальными всплесками. Наиболее заметный выброс — резкий рост СФП в сегменте МСБ в январе 2025 года (около 175 событий при среднем уровне 25–35 в месяц). Данный всплеск требует отдельного расследования и может быть связан с массовым пересмотром статусов заёмщиков или изменениями в методологии классификации. В ККБ динамика СФП практически плоская (0–8 событий в месяц), что подтверждает единичный характер существенных факторов в крупном бизнесе.</w:t>
+        <w:t>Динамика СФП характеризуется низкими абсолютными значениями (в среднем 40–80 в месяц) и единичными аномальными всплесками. Наиболее заметный выброс — резкий рост СФП в сегменте МСБ в феврале 2025 года (193 события при среднем уровне 20–40 в месяц), что привело к общему итогу 240 СФП за месяц. Данный всплеск требует отдельного расследования и может быть связан с массовым пересмотром статусов заёмщиков. Также обращают на себя внимание повышенные значения МкБ в ноябре–декабре 2024 (54 и 58) и аномальный всплеск ККБ в марте 2025 (42 при обычном уровне 0–6). В целом сегмент ККБ демонстрирует практически нулевую динамику СФП, что подтверждает единичный характер существенных факторов в крупном бизнесе.</w:t>
       </w:r>
     </w:p>
     <w:sectPr>

--- a/report_crm_analysis.docx
+++ b/report_crm_analysis.docx
@@ -433,7 +433,7 @@
         <w:rPr>
           <w:color w:val="000000"/>
         </w:rPr>
-        <w:t>Было проведено сравнение двух ключей: Ключ A (INN + NUMBER_FP_SFP + IDENTIFICATION_DATE) и Ключ B (A + ROW_ID). Включение ROW_ID привело бы к завышению числа событий за счёт учёта технических копий карточек по договорам. Вывод: ключ A является корректным для подсчёта уникальных событий ФП.</w:t>
+        <w:t>Ключ дедупликации включает 4 поля: INN + NUMBER_FP_SFP + TYPE_FP + IDENTIFICATION_DATE. Поле TYPE_FP (ФП/СФП) включено в ключ, поскольку ФП и СФП с одним номером — разные события. Также проведено сравнение с расширенным ключом (+ ROW_ID): включение ROW_ID привело бы к завышению числа событий за счёт учёта технических копий карточек по договорам.</w:t>
       </w:r>
     </w:p>
     <w:p>
@@ -535,7 +535,7 @@
                 <w:b w:val="0"/>
                 <w:sz w:val="18"/>
               </w:rPr>
-              <w:t>106 156</w:t>
+              <w:t>106 160</w:t>
             </w:r>
           </w:p>
         </w:tc>
@@ -738,7 +738,7 @@
         <w:rPr>
           <w:color w:val="000000"/>
         </w:rPr>
-        <w:t>За анализируемый период (2023–2025) зафиксировано 106 156 событий, связанных с факторами проблемности. Подавляющее большинство (99.0%) — это факторы проблемности (ФП), тогда как существенные факторы проблемности (СФП) составляют лишь 1.0% от общего числа. Всего выявлено 278 уникальных номеров факторов, из которых 250 фигурируют как ФП и 31 как СФП.</w:t>
+        <w:t>За анализируемый период (2023–2025) зафиксировано 106 160 событий, связанных с факторами проблемности. Подавляющее большинство (99.0%) — это факторы проблемности (ФП), тогда как существенные факторы проблемности (СФП) составляют лишь 1.0% от общего числа. Всего выявлено 278 уникальных номеров факторов, из которых 250 фигурируют как ФП и 31 как СФП.</w:t>
       </w:r>
     </w:p>
     <w:p>
@@ -1163,7 +1163,7 @@
                 <w:b w:val="0"/>
                 <w:sz w:val="18"/>
               </w:rPr>
-              <w:t>106 156</w:t>
+              <w:t>106 160</w:t>
             </w:r>
           </w:p>
         </w:tc>
@@ -1921,7 +1921,7 @@
                 <w:b w:val="0"/>
                 <w:sz w:val="16"/>
               </w:rPr>
-              <w:t>106 156</w:t>
+              <w:t>106 160</w:t>
             </w:r>
           </w:p>
         </w:tc>
@@ -30391,7 +30391,7 @@
         <w:rPr>
           <w:color w:val="000000"/>
         </w:rPr>
-        <w:t>Анализ проведён по рублёвым договорам (CURCY_CD = RUB): 66 375 записей из 106 156 (62.5% от общего числа). Для каждого уникального ИНН суммируется APPROVED_SUM по всем уникальным договорам. Уникальных пар ИНН + договор: 6 646. Уникальных ИНН с суммой: 6 646 (67.0% от 9 919 ИНН в анализе).</w:t>
+        <w:t>Анализ проведён по рублёвым договорам (CURCY_CD = RUB): 66 375 записей из 106 160 (62.5% от общего числа). Для каждого уникального ИНН суммируется APPROVED_SUM по всем уникальным договорам. Уникальных пар ИНН + договор: 6 646. Уникальных ИНН с суммой: 6 646 (67.0% от 9 919 ИНН в анализе).</w:t>
       </w:r>
     </w:p>
     <w:p>
@@ -31424,7 +31424,7 @@
         <w:rPr>
           <w:color w:val="000000"/>
         </w:rPr>
-        <w:t>По результатам анализа CRM за период 2023–2025 выявлено 106 156 событий по факторам проблемности у 9 919 уникальных ИНН в трёх сегментах бизнеса. Основные выводы:</w:t>
+        <w:t>По результатам анализа CRM за период 2023–2025 выявлено 106 160 событий по факторам проблемности у 9 919 уникальных ИНН в трёх сегментах бизнеса. Основные выводы:</w:t>
       </w:r>
     </w:p>
     <w:p>
@@ -31432,7 +31432,7 @@
         <w:pStyle w:val="ListBullet"/>
       </w:pPr>
       <w:r>
-        <w:t>За период 2023–2025 зафиксировано 106 156 событий по факторам проблемности у 9 919 уникальных ИНН. ФП составляют 99.0% событий (105 097), СФП — 1.0% (1 059).</w:t>
+        <w:t>За период 2023–2025 зафиксировано 106 160 событий по факторам проблемности у 9 919 уникальных ИНН. ФП составляют 99.0% событий (105 097), СФП — 1.0% (1 059).</w:t>
       </w:r>
     </w:p>
     <w:p>
